--- a/downloads/teacher/ai-2-week-11.docx
+++ b/downloads/teacher/ai-2-week-11.docx
@@ -2848,6 +2848,396 @@
         <w:t>Group the recommender’s related reviews, editions or repeated-user examples according to its intended evaluation claim.</w:t>
       </w:r>
     </w:p>
+    <w:p>
+      <w:pPr>
+        <w:pStyle w:val="Heading1"/>
+      </w:pPr>
+      <w:r>
+        <w:t>07. Prepare, teach and assess</w:t>
+      </w:r>
+    </w:p>
+    <w:p>
+      <w:r>
+        <w:t>Teaching target: Choose a split unit that matches the intended prediction claim</w:t>
+      </w:r>
+    </w:p>
+    <w:p>
+      <w:r>
+        <w:t>Prepare the labelled worked-case picture, the matching workbook, fictional input cards and a place for individual responses. No paid AI account is required for the paper reasoning activities.</w:t>
+      </w:r>
+    </w:p>
+    <w:tbl>
+      <w:tblPr>
+        <w:tblStyle w:val="LightShading-Accent1"/>
+        <w:tblW w:type="auto" w:w="0"/>
+        <w:tblLook w:firstColumn="1" w:firstRow="1" w:lastColumn="0" w:lastRow="0" w:noHBand="0" w:noVBand="1" w:val="04A0"/>
+      </w:tblPr>
+      <w:tblGrid>
+        <w:gridCol w:w="3408"/>
+        <w:gridCol w:w="3408"/>
+        <w:gridCol w:w="3408"/>
+      </w:tblGrid>
+      <w:tr>
+        <w:trPr>
+          <w:tblHeader/>
+        </w:trPr>
+        <w:tc>
+          <w:tcPr>
+            <w:tcW w:type="dxa" w:w="3408"/>
+          </w:tcPr>
+          <w:p>
+            <w:r>
+              <w:t>Session</w:t>
+            </w:r>
+          </w:p>
+        </w:tc>
+        <w:tc>
+          <w:tcPr>
+            <w:tcW w:type="dxa" w:w="3408"/>
+          </w:tcPr>
+          <w:p>
+            <w:r>
+              <w:t>Plan</w:t>
+            </w:r>
+          </w:p>
+        </w:tc>
+        <w:tc>
+          <w:tcPr>
+            <w:tcW w:type="dxa" w:w="3408"/>
+          </w:tcPr>
+          <w:p>
+            <w:r>
+              <w:t>Resources</w:t>
+            </w:r>
+          </w:p>
+        </w:tc>
+      </w:tr>
+      <w:tr>
+        <w:tc>
+          <w:tcPr>
+            <w:tcW w:type="dxa" w:w="3408"/>
+          </w:tcPr>
+          <w:p>
+            <w:r>
+              <w:t>Session 1 · Understand · 45 min</w:t>
+            </w:r>
+          </w:p>
+        </w:tc>
+        <w:tc>
+          <w:tcPr>
+            <w:tcW w:type="dxa" w:w="3408"/>
+          </w:tcPr>
+          <w:p>
+            <w:r>
+              <w:t>0–7: recall and prerequisite; 7–15: inspect the concrete case and predict; 15–30: teacher models the worked trace; 30–40: learners explain a step using the text and visual; 40–45: check the core idea.</w:t>
+            </w:r>
+          </w:p>
+        </w:tc>
+        <w:tc>
+          <w:tcPr>
+            <w:tcW w:type="dxa" w:w="3408"/>
+          </w:tcPr>
+          <w:p>
+            <w:r>
+              <w:t>Sections 1–6; record the brief recall in the workbook.</w:t>
+            </w:r>
+          </w:p>
+        </w:tc>
+      </w:tr>
+      <w:tr>
+        <w:tc>
+          <w:tcPr>
+            <w:tcW w:type="dxa" w:w="3408"/>
+          </w:tcPr>
+          <w:p>
+            <w:r>
+              <w:t>Session 2 · Practise · 45 min</w:t>
+            </w:r>
+          </w:p>
+        </w:tc>
+        <w:tc>
+          <w:tcPr>
+            <w:tcW w:type="dxa" w:w="3408"/>
+          </w:tcPr>
+          <w:p>
+            <w:r>
+              <w:t>0–5: retrieve the procedure; 5–15: W2 completion practice; 15–23: explain and check with a partner; 23–30: each learner answers the misconception check; 30–40: targeted reteaching or a harder variation; 40–45: prepare the investigation.</w:t>
+            </w:r>
+          </w:p>
+        </w:tc>
+        <w:tc>
+          <w:tcPr>
+            <w:tcW w:type="dxa" w:w="3408"/>
+          </w:tcPr>
+          <w:p>
+            <w:r>
+              <w:t>Sections 7–10; use the matching workbook W2 and misconception check.</w:t>
+            </w:r>
+          </w:p>
+        </w:tc>
+      </w:tr>
+      <w:tr>
+        <w:tc>
+          <w:tcPr>
+            <w:tcW w:type="dxa" w:w="3408"/>
+          </w:tcPr>
+          <w:p>
+            <w:r>
+              <w:t>Session 3 · Investigate and transfer · 45 min</w:t>
+            </w:r>
+          </w:p>
+        </w:tc>
+        <w:tc>
+          <w:tcPr>
+            <w:tcW w:type="dxa" w:w="3408"/>
+          </w:tcPr>
+          <w:p>
+            <w:r>
+              <w:t>0–5: retrieve the decision rule; 5–20: investigate or trace; 20–30: start the independent case; 30–38: connect the project; 38–43: act on feedback; 43–45: plan the return check.</w:t>
+            </w:r>
+          </w:p>
+        </w:tc>
+        <w:tc>
+          <w:tcPr>
+            <w:tcW w:type="dxa" w:w="3408"/>
+          </w:tcPr>
+          <w:p>
+            <w:r>
+              <w:t>Sections 9 and 11–14. Give extra time to finish the full task set; use Section 15 when the week includes a coding lab.</w:t>
+            </w:r>
+          </w:p>
+        </w:tc>
+      </w:tr>
+    </w:tbl>
+    <w:p>
+      <w:r>
+        <w:t>Before class, solve the supported practice: For the worked A through F plan, give training, validation and test counts first in groups and then in rows. Interpret [] from the code and state one problem it cannot detect.</w:t>
+      </w:r>
+    </w:p>
+    <w:p>
+      <w:r>
+        <w:t>Reasoned practice answer: Group counts are 3,1,2; row counts are 6,2,4. The empty list means no trip ID overlaps between any pair of the listed sets. The code cannot detect wrong metadata, an omitted frame, a disguised duplicate or an outcome feature.</w:t>
+      </w:r>
+    </w:p>
+    <w:p>
+      <w:r>
+        <w:t>Check every learner before discussion: Use the worked case for Splits and related examples. Proposed explanation: “Different row IDs mean independent examples”. Decide whether this explanation is supported. Point to the step or supplied fact that decides; explain your repair if needed.</w:t>
+      </w:r>
+    </w:p>
+    <w:p>
+      <w:r>
+        <w:t>Misconception repair: Different frames may share a trip or source. Choose group metadata based on the claim and verify it against the source.</w:t>
+      </w:r>
+    </w:p>
+    <w:p>
+      <w:r>
+        <w:t>Support: read the exact case aloud, enlarge the labelled picture, supply input cards and model only the first deciding step. Accept a spoken explanation or drawing; retain the reasoning goal.</w:t>
+      </w:r>
+    </w:p>
+    <w:p>
+      <w:r>
+        <w:t>Extension: Give A2 a new filename without changing the book it depicts. Require a prediction and a reason before comparing. Expected result: Its group is still A; the original related examples still cross the split. Reason: Renaming a row does not remove the relationship between scans.</w:t>
+      </w:r>
+    </w:p>
+    <w:p>
+      <w:r>
+        <w:t>Independent assessment: withhold the reserved answer until the learner has attempted the new case. Record support separately from correctness.</w:t>
+      </w:r>
+    </w:p>
+    <w:tbl>
+      <w:tblPr>
+        <w:tblStyle w:val="LightShading-Accent1"/>
+        <w:tblW w:type="auto" w:w="0"/>
+        <w:tblLook w:firstColumn="1" w:firstRow="1" w:lastColumn="0" w:lastRow="0" w:noHBand="0" w:noVBand="1" w:val="04A0"/>
+      </w:tblPr>
+      <w:tblGrid>
+        <w:gridCol w:w="2556"/>
+        <w:gridCol w:w="2556"/>
+        <w:gridCol w:w="2556"/>
+        <w:gridCol w:w="2556"/>
+      </w:tblGrid>
+      <w:tr>
+        <w:trPr>
+          <w:tblHeader/>
+        </w:trPr>
+        <w:tc>
+          <w:tcPr>
+            <w:tcW w:type="dxa" w:w="2556"/>
+          </w:tcPr>
+          <w:p>
+            <w:r>
+              <w:t>Criterion</w:t>
+            </w:r>
+          </w:p>
+        </w:tc>
+        <w:tc>
+          <w:tcPr>
+            <w:tcW w:type="dxa" w:w="2556"/>
+          </w:tcPr>
+          <w:p>
+            <w:r>
+              <w:t>Not yet</w:t>
+            </w:r>
+          </w:p>
+        </w:tc>
+        <w:tc>
+          <w:tcPr>
+            <w:tcW w:type="dxa" w:w="2556"/>
+          </w:tcPr>
+          <w:p>
+            <w:r>
+              <w:t>With support</w:t>
+            </w:r>
+          </w:p>
+        </w:tc>
+        <w:tc>
+          <w:tcPr>
+            <w:tcW w:type="dxa" w:w="2556"/>
+          </w:tcPr>
+          <w:p>
+            <w:r>
+              <w:t>Independent</w:t>
+            </w:r>
+          </w:p>
+        </w:tc>
+      </w:tr>
+      <w:tr>
+        <w:tc>
+          <w:tcPr>
+            <w:tcW w:type="dxa" w:w="2556"/>
+          </w:tcPr>
+          <w:p>
+            <w:r>
+              <w:t>Explanation</w:t>
+            </w:r>
+          </w:p>
+        </w:tc>
+        <w:tc>
+          <w:tcPr>
+            <w:tcW w:type="dxa" w:w="2556"/>
+          </w:tcPr>
+          <w:p>
+            <w:r>
+              <w:t>Names an answer without a deciding fact</w:t>
+            </w:r>
+          </w:p>
+        </w:tc>
+        <w:tc>
+          <w:tcPr>
+            <w:tcW w:type="dxa" w:w="2556"/>
+          </w:tcPr>
+          <w:p>
+            <w:r>
+              <w:t>Uses a hint to link fact and decision</w:t>
+            </w:r>
+          </w:p>
+        </w:tc>
+        <w:tc>
+          <w:tcPr>
+            <w:tcW w:type="dxa" w:w="2556"/>
+          </w:tcPr>
+          <w:p>
+            <w:r>
+              <w:t>Explains the deciding fact in own words</w:t>
+            </w:r>
+          </w:p>
+        </w:tc>
+      </w:tr>
+      <w:tr>
+        <w:tc>
+          <w:tcPr>
+            <w:tcW w:type="dxa" w:w="2556"/>
+          </w:tcPr>
+          <w:p>
+            <w:r>
+              <w:t>Trace or test</w:t>
+            </w:r>
+          </w:p>
+        </w:tc>
+        <w:tc>
+          <w:tcPr>
+            <w:tcW w:type="dxa" w:w="2556"/>
+          </w:tcPr>
+          <w:p>
+            <w:r>
+              <w:t>Cannot connect input and result</w:t>
+            </w:r>
+          </w:p>
+        </w:tc>
+        <w:tc>
+          <w:tcPr>
+            <w:tcW w:type="dxa" w:w="2556"/>
+          </w:tcPr>
+          <w:p>
+            <w:r>
+              <w:t>Completes steps with prompts</w:t>
+            </w:r>
+          </w:p>
+        </w:tc>
+        <w:tc>
+          <w:tcPr>
+            <w:tcW w:type="dxa" w:w="2556"/>
+          </w:tcPr>
+          <w:p>
+            <w:r>
+              <w:t>Traces or tests a changed case accurately</w:t>
+            </w:r>
+          </w:p>
+        </w:tc>
+      </w:tr>
+      <w:tr>
+        <w:tc>
+          <w:tcPr>
+            <w:tcW w:type="dxa" w:w="2556"/>
+          </w:tcPr>
+          <w:p>
+            <w:r>
+              <w:t>Limits and revision</w:t>
+            </w:r>
+          </w:p>
+        </w:tc>
+        <w:tc>
+          <w:tcPr>
+            <w:tcW w:type="dxa" w:w="2556"/>
+          </w:tcPr>
+          <w:p>
+            <w:r>
+              <w:t>Claims more than evidence supports</w:t>
+            </w:r>
+          </w:p>
+        </w:tc>
+        <w:tc>
+          <w:tcPr>
+            <w:tcW w:type="dxa" w:w="2556"/>
+          </w:tcPr>
+          <w:p>
+            <w:r>
+              <w:t>Names a limit after a prompt</w:t>
+            </w:r>
+          </w:p>
+        </w:tc>
+        <w:tc>
+          <w:tcPr>
+            <w:tcW w:type="dxa" w:w="2556"/>
+          </w:tcPr>
+          <w:p>
+            <w:r>
+              <w:t>States a defensible limit and useful next test</w:t>
+            </w:r>
+          </w:p>
+        </w:tc>
+      </w:tr>
+    </w:tbl>
+    <w:p>
+      <w:r>
+        <w:t>Project checkpoint: Make a transparent first version. Keep a trace of how one input becomes an output; explain the rule or learned component.</w:t>
+      </w:r>
+    </w:p>
+    <w:p>
+      <w:r>
+        <w:t>Use the weekly teacher answer for topic-specific reasoning. A saved progress tick is an activity record; judge mastery from the learner’s explanation and evidence.</w:t>
+      </w:r>
+    </w:p>
     <w:sectPr>
       <w:pgSz w:w="12240" w:h="15840"/>
       <w:pgMar w:top="936" w:right="1008" w:bottom="936" w:left="1008" w:header="720" w:footer="720" w:gutter="0"/>

--- a/downloads/teacher/ai-2-week-11.docx
+++ b/downloads/teacher/ai-2-week-11.docx
@@ -3238,6 +3238,39 @@
         <w:t>Use the weekly teacher answer for topic-specific reasoning. A saved progress tick is an activity record; judge mastery from the learner’s explanation and evidence.</w:t>
       </w:r>
     </w:p>
+    <w:p>
+      <w:pPr>
+        <w:pStyle w:val="Heading1"/>
+      </w:pPr>
+      <w:r>
+        <w:t>08. Use feedback, labs and repair paths</w:t>
+      </w:r>
+    </w:p>
+    <w:p>
+      <w:r>
+        <w:t>Use the two formative questions as supported practice, not as independent mastery scores. Discuss the deciding evidence rather than accepting a guessed selection.</w:t>
+      </w:r>
+    </w:p>
+    <w:p>
+      <w:r>
+        <w:t>The feedback comes from the reviewed public worked case. Do not reveal the separately reserved independent teacher answer until the learner has attempted that case.</w:t>
+      </w:r>
+    </w:p>
+    <w:p>
+      <w:r>
+        <w:t>Ask students to predict before running code. Preserve errors and actual outputs; collect a changed test and an explanation. The branch-boundary and indexing lessons deliberately include failure cases.</w:t>
+      </w:r>
+    </w:p>
+    <w:p>
+      <w:r>
+        <w:t>Use the earlier worked-explanation links to address a specific missing building block, then return to the current question. Adapt this suggestion after observing the learner; it is not an automatic diagnosis.</w:t>
+      </w:r>
+    </w:p>
+    <w:p>
+      <w:r>
+        <w:t>Collect the completed-work portfolio as evidence. Record support separately from correctness, and assess explanation, trace/test and limitations. Progress ticks and quiz selections alone do not establish mastery.</w:t>
+      </w:r>
+    </w:p>
     <w:sectPr>
       <w:pgSz w:w="12240" w:h="15840"/>
       <w:pgMar w:top="936" w:right="1008" w:bottom="936" w:left="1008" w:header="720" w:footer="720" w:gutter="0"/>

--- a/downloads/teacher/ai-2-week-11.docx
+++ b/downloads/teacher/ai-2-week-11.docx
@@ -29,6 +29,11 @@
       </w:r>
     </w:p>
     <w:p>
+      <w:r>
+        <w:t>Prepare Training and Testing: check the target, prerequisites, resources and adaptable teaching schedule.</w:t>
+      </w:r>
+    </w:p>
+    <w:p>
       <w:pPr>
         <w:pStyle w:val="Heading3"/>
       </w:pPr>
@@ -37,8 +42,26 @@
       </w:r>
     </w:p>
     <w:p>
-      <w:r>
-        <w:t>Primary target: Choose a split unit that matches the intended prediction claim</w:t>
+      <w:pPr>
+        <w:spacing w:line="336" w:lineRule="auto" w:after="180"/>
+      </w:pPr>
+      <w:r>
+        <w:rPr>
+          <w:b w:val="0"/>
+        </w:rPr>
+        <w:t xml:space="preserve">Primary target: Choose a split unit that matches the intended </w:t>
+      </w:r>
+      <w:r>
+        <w:rPr>
+          <w:b/>
+        </w:rPr>
+        <w:t>prediction</w:t>
+      </w:r>
+      <w:r>
+        <w:rPr>
+          <w:b w:val="0"/>
+        </w:rPr>
+        <w:t xml:space="preserve"> claim</w:t>
       </w:r>
     </w:p>
     <w:tbl>
@@ -185,12 +208,47 @@
       </w:tr>
     </w:tbl>
     <w:p>
-      <w:r>
-        <w:t>This is a starting allocation of 135 minutes, not a validated duration. Preserve all named topics. Schedule extra time for connected examples, the full investigation, independent cases and project building. Repeated copies of a case share one recorded attempt; they are not new evidence.</w:t>
-      </w:r>
-    </w:p>
-    <w:p>
-      <w:r>
+      <w:pPr>
+        <w:spacing w:line="336" w:lineRule="auto" w:after="180"/>
+      </w:pPr>
+      <w:r>
+        <w:rPr>
+          <w:b w:val="0"/>
+        </w:rPr>
+        <w:t>This is a starting allocation of 135 minutes, not a validated duration. Preserve all named topics. Schedule extra time for connected examples, the full investigation, independent cases and project building.</w:t>
+      </w:r>
+    </w:p>
+    <w:p>
+      <w:pPr>
+        <w:spacing w:line="336" w:lineRule="auto" w:after="180"/>
+      </w:pPr>
+      <w:r>
+        <w:rPr>
+          <w:b w:val="0"/>
+        </w:rPr>
+        <w:t xml:space="preserve">Repeated copies of a case share one recorded attempt; they are not new </w:t>
+      </w:r>
+      <w:r>
+        <w:rPr>
+          <w:b/>
+        </w:rPr>
+        <w:t>evidence</w:t>
+      </w:r>
+      <w:r>
+        <w:rPr>
+          <w:b w:val="0"/>
+        </w:rPr>
+        <w:t>.</w:t>
+      </w:r>
+    </w:p>
+    <w:p>
+      <w:pPr>
+        <w:spacing w:line="336" w:lineRule="auto" w:after="180"/>
+      </w:pPr>
+      <w:r>
+        <w:rPr>
+          <w:b w:val="0"/>
+        </w:rPr>
         <w:t>Case exposure check: this source example appears in ai-2/11, ai-4/8. Reuse a familiar case for recall or modelling; verify that the case used to assess transfer has not already received feedback.</w:t>
       </w:r>
     </w:p>
@@ -211,18 +269,112 @@
       </w:r>
     </w:p>
     <w:p>
-      <w:r>
+      <w:pPr>
+        <w:spacing w:line="336" w:lineRule="auto" w:after="180"/>
+      </w:pPr>
+      <w:r>
+        <w:rPr>
+          <w:b w:val="0"/>
+        </w:rPr>
         <w:t>Without opening the old lesson, explain one key idea from Human Classifier Simulation. Give an example and a mistake that the idea helps you avoid.</w:t>
       </w:r>
     </w:p>
     <w:p>
-      <w:r>
-        <w:t>Look for: Construct a classifier with a stated input format, selected rule and recorded output</w:t>
-      </w:r>
-    </w:p>
-    <w:p>
-      <w:r>
-        <w:t>Reference example, not the only acceptable wording: Require a present height, unit cm, a whole number and range 1 through 10 inclusive. For example, 7 cm is accepted; blank is missing, 60 mm has the wrong unit and 11 cm is outside the range. Fractional values such as 4.5 cm also fail. The contract defines accepted inputs; it does not list only the fitting records or establish prediction correctness.</w:t>
+      <w:pPr>
+        <w:spacing w:line="336" w:lineRule="auto" w:after="180"/>
+      </w:pPr>
+      <w:r>
+        <w:rPr>
+          <w:b w:val="0"/>
+        </w:rPr>
+        <w:t xml:space="preserve">Look for: Construct a classifier with a stated </w:t>
+      </w:r>
+      <w:r>
+        <w:rPr>
+          <w:b/>
+        </w:rPr>
+        <w:t>input</w:t>
+      </w:r>
+      <w:r>
+        <w:rPr>
+          <w:b w:val="0"/>
+        </w:rPr>
+        <w:t xml:space="preserve"> format, selected rule and recorded </w:t>
+      </w:r>
+      <w:r>
+        <w:rPr>
+          <w:b/>
+        </w:rPr>
+        <w:t>output</w:t>
+      </w:r>
+    </w:p>
+    <w:p>
+      <w:pPr>
+        <w:spacing w:line="336" w:lineRule="auto" w:after="180"/>
+      </w:pPr>
+      <w:r>
+        <w:rPr>
+          <w:b w:val="0"/>
+        </w:rPr>
+        <w:t>Reference example, not the only acceptable wording: Require a present height, unit cm, a whole number and range 1 through 10 inclusive.</w:t>
+      </w:r>
+    </w:p>
+    <w:p>
+      <w:pPr>
+        <w:spacing w:line="336" w:lineRule="auto" w:after="180"/>
+      </w:pPr>
+      <w:r>
+        <w:rPr>
+          <w:b w:val="0"/>
+        </w:rPr>
+        <w:t>For example, 7 cm is accepted; blank is missing, 60 mm has the wrong unit and 11 cm is outside the range. Fractional values such as 4.5 cm also fail.</w:t>
+      </w:r>
+    </w:p>
+    <w:p>
+      <w:pPr>
+        <w:spacing w:line="336" w:lineRule="auto" w:after="180"/>
+      </w:pPr>
+      <w:r>
+        <w:rPr>
+          <w:b w:val="0"/>
+        </w:rPr>
+        <w:t xml:space="preserve">The contract defines accepted </w:t>
+      </w:r>
+      <w:r>
+        <w:rPr>
+          <w:b/>
+        </w:rPr>
+        <w:t>input</w:t>
+      </w:r>
+      <w:r>
+        <w:rPr>
+          <w:b w:val="0"/>
+        </w:rPr>
+        <w:t xml:space="preserve">s; it does not list only the </w:t>
+      </w:r>
+      <w:r>
+        <w:rPr>
+          <w:b/>
+        </w:rPr>
+        <w:t>fitting</w:t>
+      </w:r>
+      <w:r>
+        <w:rPr>
+          <w:b w:val="0"/>
+        </w:rPr>
+        <w:t xml:space="preserve"> records or establish </w:t>
+      </w:r>
+      <w:r>
+        <w:rPr>
+          <w:b/>
+        </w:rPr>
+        <w:t>prediction</w:t>
+      </w:r>
+      <w:r>
+        <w:rPr>
+          <w:b w:val="0"/>
+        </w:rPr>
+        <w:t xml:space="preserve"> correctness.</w:t>
       </w:r>
     </w:p>
     <w:p>
@@ -234,18 +386,59 @@
       </w:r>
     </w:p>
     <w:p>
-      <w:r>
+      <w:pPr>
+        <w:spacing w:line="336" w:lineRule="auto" w:after="180"/>
+      </w:pPr>
+      <w:r>
+        <w:rPr>
+          <w:b w:val="0"/>
+        </w:rPr>
         <w:t>Without opening the old lesson, explain one key idea from Operational Labels. Give an example and a mistake that the idea helps you avoid.</w:t>
       </w:r>
     </w:p>
     <w:p>
-      <w:r>
-        <w:t>Look for: Apply a category definition using explicit evidence and boundary rules</w:t>
-      </w:r>
-    </w:p>
-    <w:p>
-      <w:r>
-        <w:t>Reference example, not the only acceptable wording: In order: ready because both known fields pass; revise because 31 exceeds 30; review because the known day passes but the room is unknown; revise because the known day failure has priority over the unknown room. Equality at 30 is accepted.</w:t>
+      <w:pPr>
+        <w:spacing w:line="336" w:lineRule="auto" w:after="180"/>
+      </w:pPr>
+      <w:r>
+        <w:rPr>
+          <w:b w:val="0"/>
+        </w:rPr>
+        <w:t xml:space="preserve">Look for: Apply a category definition using explicit </w:t>
+      </w:r>
+      <w:r>
+        <w:rPr>
+          <w:b/>
+        </w:rPr>
+        <w:t>evidence</w:t>
+      </w:r>
+      <w:r>
+        <w:rPr>
+          <w:b w:val="0"/>
+        </w:rPr>
+        <w:t xml:space="preserve"> and boundary rules</w:t>
+      </w:r>
+    </w:p>
+    <w:p>
+      <w:pPr>
+        <w:spacing w:line="336" w:lineRule="auto" w:after="180"/>
+      </w:pPr>
+      <w:r>
+        <w:rPr>
+          <w:b w:val="0"/>
+        </w:rPr>
+        <w:t>Reference example, not the only acceptable wording: In order: ready because both known fields pass; revise because 31 exceeds 30; review because the known day passes but the room is unknown; revise because the known day failure has priority over the unknown room.</w:t>
+      </w:r>
+    </w:p>
+    <w:p>
+      <w:pPr>
+        <w:spacing w:line="336" w:lineRule="auto" w:after="180"/>
+      </w:pPr>
+      <w:r>
+        <w:rPr>
+          <w:b w:val="0"/>
+        </w:rPr>
+        <w:t>Equality at 30 is accepted.</w:t>
       </w:r>
     </w:p>
     <w:p>
@@ -257,22 +450,46 @@
       </w:r>
     </w:p>
     <w:p>
-      <w:r>
+      <w:pPr>
+        <w:spacing w:line="336" w:lineRule="auto" w:after="180"/>
+      </w:pPr>
+      <w:r>
+        <w:rPr>
+          <w:b w:val="0"/>
+        </w:rPr>
         <w:t>Without opening the old lesson, explain one key idea from Loops and Stopping. Give an example and a mistake that the idea helps you avoid.</w:t>
       </w:r>
     </w:p>
     <w:p>
-      <w:r>
+      <w:pPr>
+        <w:spacing w:line="336" w:lineRule="auto" w:after="180"/>
+      </w:pPr>
+      <w:r>
+        <w:rPr>
+          <w:b w:val="0"/>
+        </w:rPr>
         <w:t>Look for: Trace variable values before and after each loop iteration</w:t>
       </w:r>
     </w:p>
     <w:p>
-      <w:r>
+      <w:pPr>
+        <w:spacing w:line="336" w:lineRule="auto" w:after="180"/>
+      </w:pPr>
+      <w:r>
+        <w:rPr>
+          <w:b w:val="0"/>
+        </w:rPr>
         <w:t>Reference example, not the only acceptable wording: 2, 3 and 4; the stop value is excluded. The body runs three times.</w:t>
       </w:r>
     </w:p>
     <w:p>
-      <w:r>
+      <w:pPr>
+        <w:spacing w:line="336" w:lineRule="auto" w:after="180"/>
+      </w:pPr>
+      <w:r>
+        <w:rPr>
+          <w:b w:val="0"/>
+        </w:rPr>
         <w:t>Use the student module and workbook section with this exact week title. The worked case, independent question and answers below form one aligned lesson sequence.</w:t>
       </w:r>
     </w:p>
@@ -285,8 +502,26 @@
       </w:r>
     </w:p>
     <w:p>
-      <w:r>
-        <w:t>A team tests five rule versions on the same ten books and chooses the highest score. It calls the final score an unbiased unseen test result. Explain the issue and revise the evaluation plan.</w:t>
+      <w:pPr>
+        <w:spacing w:line="336" w:lineRule="auto" w:after="180"/>
+      </w:pPr>
+      <w:r>
+        <w:rPr>
+          <w:b w:val="0"/>
+        </w:rPr>
+        <w:t xml:space="preserve">A team tests five rule versions on the same ten books and chooses the highest score. It calls the final score an unbiased </w:t>
+      </w:r>
+      <w:r>
+        <w:rPr>
+          <w:b/>
+        </w:rPr>
+        <w:t>unseen</w:t>
+      </w:r>
+      <w:r>
+        <w:rPr>
+          <w:b w:val="0"/>
+        </w:rPr>
+        <w:t xml:space="preserve"> test result. Explain the issue and revise the evaluation plan.</w:t>
       </w:r>
     </w:p>
     <w:p>
@@ -298,8 +533,38 @@
       </w:r>
     </w:p>
     <w:p>
-      <w:r>
-        <w:t>The test set estimates performance on unseen cases.</w:t>
+      <w:pPr>
+        <w:spacing w:line="336" w:lineRule="auto" w:after="180"/>
+      </w:pPr>
+      <w:r>
+        <w:rPr>
+          <w:b w:val="0"/>
+        </w:rPr>
+        <w:t xml:space="preserve">The </w:t>
+      </w:r>
+      <w:r>
+        <w:rPr>
+          <w:b/>
+        </w:rPr>
+        <w:t>test set</w:t>
+      </w:r>
+      <w:r>
+        <w:rPr>
+          <w:b w:val="0"/>
+        </w:rPr>
+        <w:t xml:space="preserve"> estimates performance on </w:t>
+      </w:r>
+      <w:r>
+        <w:rPr>
+          <w:b/>
+        </w:rPr>
+        <w:t>unseen</w:t>
+      </w:r>
+      <w:r>
+        <w:rPr>
+          <w:b w:val="0"/>
+        </w:rPr>
+        <w:t xml:space="preserve"> cases.</w:t>
       </w:r>
     </w:p>
     <w:tbl>
@@ -435,12 +700,38 @@
       </w:r>
     </w:p>
     <w:p>
-      <w:r>
+      <w:pPr>
+        <w:spacing w:line="336" w:lineRule="auto" w:after="180"/>
+      </w:pPr>
+      <w:r>
+        <w:rPr>
+          <w:b w:val="0"/>
+        </w:rPr>
         <w:t>Use the supplied scenario, student illustrations and blank paper. For numeric work, offer counters or a calculator after learners show the setup. Fictional records are supplied; personal data and paid accounts are unnecessary.</w:t>
       </w:r>
     </w:p>
     <w:p>
-      <w:r>
+      <w:pPr>
+        <w:pStyle w:val="Heading3"/>
+      </w:pPr>
+      <w:r>
+        <w:t>Alternative compact allocation</w:t>
+      </w:r>
+    </w:p>
+    <w:p>
+      <w:r>
+        <w:t>This compact option is not the full-week schedule. Use the main teaching cycle and allow extra sessions for the investigation, independent work and project.</w:t>
+      </w:r>
+    </w:p>
+    <w:p>
+      <w:pPr>
+        <w:spacing w:line="336" w:lineRule="auto" w:after="180"/>
+        <w:shd w:fill="F1F6F8"/>
+      </w:pPr>
+      <w:r>
+        <w:rPr>
+          <w:b w:val="0"/>
+        </w:rPr>
         <w:t>Allow 80 minutes: recall 8; explanation 12; worked demonstration 15; guided practice 20; independent assessment 15; project and reflection 10. Extend the lab into a second session when needed.</w:t>
       </w:r>
     </w:p>
@@ -453,8 +744,37 @@
       </w:r>
     </w:p>
     <w:p>
-      <w:r>
-        <w:t>Teach two 45-minute sessions with fictional frame cards. Focus on the evaluation goal and unit of separation before percentages. The worked plan separates trips for an intended new-trip claim on a familiar route. It neither trains a model nor establishes performance. Distinguish frames, groups and sets, and retain Week 5 label-rule and review records.</w:t>
+      <w:pPr>
+        <w:spacing w:line="336" w:lineRule="auto" w:after="180"/>
+      </w:pPr>
+      <w:r>
+        <w:rPr>
+          <w:b w:val="0"/>
+        </w:rPr>
+        <w:t>Teach two 45-minute sessions with fictional frame cards. Focus on the evaluation goal and unit of separation before percentages. The worked plan separates trips for an intended new-trip claim on a familiar route.</w:t>
+      </w:r>
+    </w:p>
+    <w:p>
+      <w:pPr>
+        <w:spacing w:line="336" w:lineRule="auto" w:after="180"/>
+      </w:pPr>
+      <w:r>
+        <w:rPr>
+          <w:b w:val="0"/>
+        </w:rPr>
+        <w:t xml:space="preserve">It neither trains a model nor establishes performance. Distinguish frames, </w:t>
+      </w:r>
+      <w:r>
+        <w:rPr>
+          <w:b/>
+        </w:rPr>
+        <w:t>group</w:t>
+      </w:r>
+      <w:r>
+        <w:rPr>
+          <w:b w:val="0"/>
+        </w:rPr>
+        <w:t>s and sets, and retain Week 5 label-rule and review records.</w:t>
       </w:r>
     </w:p>
     <w:p>
@@ -466,27 +786,81 @@
       </w:r>
     </w:p>
     <w:p>
-      <w:r>
-        <w:t>They can share the same mistake or use an unclear rule. Agreement counts matching labels; correctness requires checking the rule and evidence.</w:t>
-      </w:r>
-    </w:p>
-    <w:p>
-      <w:r>
+      <w:pPr>
+        <w:spacing w:line="336" w:lineRule="auto" w:after="180"/>
+      </w:pPr>
+      <w:r>
+        <w:rPr>
+          <w:b w:val="0"/>
+        </w:rPr>
+        <w:t xml:space="preserve">They can share the same mistake or use an unclear rule. Agreement counts matching labels; correctness requires checking the rule and </w:t>
+      </w:r>
+      <w:r>
+        <w:rPr>
+          <w:b/>
+        </w:rPr>
+        <w:t>evidence</w:t>
+      </w:r>
+      <w:r>
+        <w:rPr>
+          <w:b w:val="0"/>
+        </w:rPr>
+        <w:t>.</w:t>
+      </w:r>
+    </w:p>
+    <w:p>
+      <w:pPr>
+        <w:spacing w:line="336" w:lineRule="auto" w:after="180"/>
+      </w:pPr>
+      <w:r>
+        <w:rPr>
+          <w:b w:val="0"/>
+        </w:rPr>
         <w:t>Printed lesson and workbook</w:t>
       </w:r>
     </w:p>
     <w:p>
-      <w:r>
+      <w:pPr>
+        <w:spacing w:line="336" w:lineRule="auto" w:after="180"/>
+      </w:pPr>
+      <w:r>
+        <w:rPr>
+          <w:b w:val="0"/>
+        </w:rPr>
         <w:t>Twelve frame cards A1 A2 A3 B1 B2 C1 D1 D2 E1 E2 F1 F2</w:t>
       </w:r>
     </w:p>
     <w:p>
-      <w:r>
-        <w:t>Three trays or paper areas named training validation and test</w:t>
-      </w:r>
-    </w:p>
-    <w:p>
-      <w:r>
+      <w:pPr>
+        <w:spacing w:line="336" w:lineRule="auto" w:after="180"/>
+      </w:pPr>
+      <w:r>
+        <w:rPr>
+          <w:b w:val="0"/>
+        </w:rPr>
+        <w:t xml:space="preserve">Three trays or paper areas named </w:t>
+      </w:r>
+      <w:r>
+        <w:rPr>
+          <w:b/>
+        </w:rPr>
+        <w:t>training</w:t>
+      </w:r>
+      <w:r>
+        <w:rPr>
+          <w:b w:val="0"/>
+        </w:rPr>
+        <w:t xml:space="preserve"> validation and test</w:t>
+      </w:r>
+    </w:p>
+    <w:p>
+      <w:pPr>
+        <w:spacing w:line="336" w:lineRule="auto" w:after="180"/>
+      </w:pPr>
+      <w:r>
+        <w:rPr>
+          <w:b w:val="0"/>
+        </w:rPr>
         <w:t>Optional Python 3 editor with no extra packages</w:t>
       </w:r>
     </w:p>
@@ -499,12 +873,48 @@
       </w:r>
     </w:p>
     <w:p>
-      <w:r>
-        <w:t>By the end, I can split related records by group when evaluation concerns new groups.</w:t>
-      </w:r>
-    </w:p>
-    <w:p>
-      <w:r>
+      <w:pPr>
+        <w:spacing w:line="336" w:lineRule="auto" w:after="180"/>
+      </w:pPr>
+      <w:r>
+        <w:rPr>
+          <w:b w:val="0"/>
+        </w:rPr>
+        <w:t xml:space="preserve">By the end, I can split related records by </w:t>
+      </w:r>
+      <w:r>
+        <w:rPr>
+          <w:b/>
+        </w:rPr>
+        <w:t>group</w:t>
+      </w:r>
+      <w:r>
+        <w:rPr>
+          <w:b w:val="0"/>
+        </w:rPr>
+        <w:t xml:space="preserve"> when evaluation concerns new </w:t>
+      </w:r>
+      <w:r>
+        <w:rPr>
+          <w:b/>
+        </w:rPr>
+        <w:t>group</w:t>
+      </w:r>
+      <w:r>
+        <w:rPr>
+          <w:b w:val="0"/>
+        </w:rPr>
+        <w:t>s.</w:t>
+      </w:r>
+    </w:p>
+    <w:p>
+      <w:pPr>
+        <w:spacing w:line="336" w:lineRule="auto" w:after="180"/>
+      </w:pPr>
+      <w:r>
+        <w:rPr>
+          <w:b w:val="0"/>
+        </w:rPr>
         <w:t>This added worked case illustrates the week’s main idea. Retain all original and connected topics; schedule its practice within the teaching cycle.</w:t>
       </w:r>
     </w:p>
@@ -517,61 +927,179 @@
       </w:r>
     </w:p>
     <w:p>
+      <w:r>
+        <w:t>Model Training and Testing using the supplied case, labelled mechanism and reasoning. Make the scope of each conclusion explicit.</w:t>
+      </w:r>
+    </w:p>
+    <w:p>
+      <w:pPr>
+        <w:spacing w:line="336" w:lineRule="auto" w:after="180"/>
+      </w:pPr>
+      <w:r>
+        <w:rPr>
+          <w:b/>
+        </w:rPr>
+        <w:t>Input</w:t>
+      </w:r>
+      <w:r>
+        <w:rPr>
+          <w:b w:val="0"/>
+        </w:rPr>
+        <w:t xml:space="preserve"> → </w:t>
+      </w:r>
+      <w:r>
+        <w:rPr>
+          <w:b/>
+        </w:rPr>
+        <w:t>Process</w:t>
+      </w:r>
+      <w:r>
+        <w:rPr>
+          <w:b w:val="0"/>
+        </w:rPr>
+        <w:t xml:space="preserve"> → </w:t>
+      </w:r>
+      <w:r>
+        <w:rPr>
+          <w:b/>
+        </w:rPr>
+        <w:t>Output</w:t>
+      </w:r>
+    </w:p>
+    <w:p>
+      <w:pPr>
+        <w:spacing w:line="336" w:lineRule="auto" w:after="180"/>
+      </w:pPr>
+      <w:r>
+        <w:rPr>
+          <w:b w:val="0"/>
+        </w:rPr>
+        <w:t>Trace the information. At each stage, ask what changed and how you could test it.</w:t>
+      </w:r>
+    </w:p>
+    <w:p>
+      <w:pPr>
+        <w:spacing w:line="336" w:lineRule="auto" w:after="180"/>
+      </w:pPr>
+      <w:r>
+        <w:rPr>
+          <w:b w:val="0"/>
+        </w:rPr>
+        <w:t>Which stage could fail even when the other two are correct? Explain:</w:t>
+      </w:r>
+    </w:p>
+    <w:p>
+      <w:pPr>
+        <w:spacing w:line="336" w:lineRule="auto" w:after="180"/>
+      </w:pPr>
+      <w:r>
+        <w:rPr>
+          <w:b w:val="0"/>
+        </w:rPr>
+        <w:t xml:space="preserve">Predict first. Then check each step. A correct answer without visible reasoning is incomplete </w:t>
+      </w:r>
+      <w:r>
+        <w:rPr>
+          <w:b/>
+        </w:rPr>
+        <w:t>evidence</w:t>
+      </w:r>
+      <w:r>
+        <w:rPr>
+          <w:b w:val="0"/>
+        </w:rPr>
+        <w:t>.</w:t>
+      </w:r>
+    </w:p>
+    <w:p>
+      <w:pPr>
+        <w:spacing w:line="336" w:lineRule="auto" w:after="180"/>
+        <w:shd w:fill="F4F9FC"/>
+      </w:pPr>
+      <w:r>
+        <w:rPr>
+          <w:b w:val="0"/>
+        </w:rPr>
+        <w:t>1. 20 cards: seal 5 as test cases first.</w:t>
+      </w:r>
+    </w:p>
+    <w:p>
+      <w:pPr>
+        <w:spacing w:line="336" w:lineRule="auto" w:after="180"/>
+        <w:shd w:fill="F4F9FC"/>
+      </w:pPr>
+      <w:r>
+        <w:rPr>
+          <w:b w:val="0"/>
+        </w:rPr>
+        <w:t>2. Design the rule using only the remaining 15.</w:t>
+      </w:r>
+    </w:p>
+    <w:p>
+      <w:pPr>
+        <w:spacing w:line="336" w:lineRule="auto" w:after="180"/>
+        <w:shd w:fill="F4F9FC"/>
+      </w:pPr>
+      <w:r>
+        <w:rPr>
+          <w:b w:val="0"/>
+        </w:rPr>
+        <w:t>3. Freeze the rule before opening the test cards.</w:t>
+      </w:r>
+    </w:p>
+    <w:p>
+      <w:pPr>
+        <w:spacing w:line="336" w:lineRule="auto" w:after="180"/>
+        <w:shd w:fill="F4F9FC"/>
+      </w:pPr>
+      <w:r>
+        <w:rPr>
+          <w:b w:val="0"/>
+        </w:rPr>
+        <w:t>4. If a test label guided a change, it is no longer a fair final test.</w:t>
+      </w:r>
+    </w:p>
+    <w:p>
+      <w:pPr>
+        <w:spacing w:line="336" w:lineRule="auto" w:after="180"/>
+      </w:pPr>
+      <w:r>
+        <w:rPr>
+          <w:b w:val="0"/>
+        </w:rPr>
+        <w:t>Recalculate, retrace, or restate the reasoning in your own representation:</w:t>
+      </w:r>
+    </w:p>
+    <w:p>
+      <w:pPr>
+        <w:spacing w:line="336" w:lineRule="auto" w:after="180"/>
+        <w:shd w:fill="F5F1FB"/>
+      </w:pPr>
+      <w:r>
+        <w:rPr>
+          <w:b w:val="0"/>
+        </w:rPr>
+        <w:t xml:space="preserve">CHECK Did the </w:t>
+      </w:r>
+      <w:r>
+        <w:rPr>
+          <w:b/>
+        </w:rPr>
+        <w:t>evidence</w:t>
+      </w:r>
+      <w:r>
+        <w:rPr>
+          <w:b w:val="0"/>
+        </w:rPr>
+        <w:t xml:space="preserve"> answer the exact question? Did the total, path, or source record stay consistent?</w:t>
+      </w:r>
+    </w:p>
+    <w:p>
       <w:pPr>
         <w:pStyle w:val="Heading3"/>
       </w:pPr>
       <w:r>
-        <w:t>Explain the mechanism</w:t>
-      </w:r>
-    </w:p>
-    <w:p>
-      <w:r>
-        <w:t>Input → Process → Output</w:t>
-      </w:r>
-    </w:p>
-    <w:p>
-      <w:r>
-        <w:t>Trace the information. At each stage, ask what changed and how you could test it.</w:t>
-      </w:r>
-    </w:p>
-    <w:p>
-      <w:r>
-        <w:t>Which stage could fail even when the other two are correct? Explain:</w:t>
-      </w:r>
-    </w:p>
-    <w:p>
-      <w:r>
-        <w:t>Predict first. Then check each step. A correct answer without visible reasoning is incomplete evidence.</w:t>
-      </w:r>
-    </w:p>
-    <w:p>
-      <w:r>
-        <w:t>1. 20 cards: seal 5 as test cases first.</w:t>
-      </w:r>
-    </w:p>
-    <w:p>
-      <w:r>
-        <w:t>2. Design the rule using only the remaining 15.</w:t>
-      </w:r>
-    </w:p>
-    <w:p>
-      <w:r>
-        <w:t>3. Freeze the rule before opening the test cards.</w:t>
-      </w:r>
-    </w:p>
-    <w:p>
-      <w:r>
-        <w:t>4. If a test label guided a change, it is no longer a fair final test.</w:t>
-      </w:r>
-    </w:p>
-    <w:p>
-      <w:r>
-        <w:t>Recalculate, retrace, or restate the reasoning in your own representation:</w:t>
-      </w:r>
-    </w:p>
-    <w:p>
-      <w:r>
-        <w:t>CHECK Did the evidence answer the exact question? Did the total, path, or source record stay consistent?</w:t>
+        <w:t>Concrete teaching case</w:t>
       </w:r>
     </w:p>
     <w:p>
@@ -579,17 +1107,43 @@
         <w:pStyle w:val="Heading3"/>
       </w:pPr>
       <w:r>
-        <w:t>Concrete teaching case</w:t>
-      </w:r>
-    </w:p>
-    <w:p>
-      <w:r>
+        <w:t>The teaching case</w:t>
+      </w:r>
+    </w:p>
+    <w:p>
+      <w:pPr>
+        <w:spacing w:line="336" w:lineRule="auto" w:after="180"/>
+        <w:shd w:fill="F1F6FC"/>
+      </w:pPr>
+      <w:r>
+        <w:rPr>
+          <w:b w:val="0"/>
+        </w:rPr>
         <w:t>A rule is developed and evaluated using the same books A–H.</w:t>
       </w:r>
     </w:p>
     <w:p>
-      <w:r>
-        <w:t>Why does this not establish unseen performance?</w:t>
+      <w:pPr>
+        <w:spacing w:line="336" w:lineRule="auto" w:after="180"/>
+        <w:shd w:fill="F5F1FB"/>
+      </w:pPr>
+      <w:r>
+        <w:rPr>
+          <w:b w:val="0"/>
+        </w:rPr>
+        <w:t xml:space="preserve">Why does this not establish </w:t>
+      </w:r>
+      <w:r>
+        <w:rPr>
+          <w:b/>
+        </w:rPr>
+        <w:t>unseen</w:t>
+      </w:r>
+      <w:r>
+        <w:rPr>
+          <w:b w:val="0"/>
+        </w:rPr>
+        <w:t xml:space="preserve"> performance?</w:t>
       </w:r>
     </w:p>
     <w:p>
@@ -601,7 +1155,22 @@
       </w:r>
     </w:p>
     <w:p>
-      <w:r>
+      <w:pPr>
+        <w:pStyle w:val="Heading3"/>
+      </w:pPr>
+      <w:r>
+        <w:t>Why the result follows</w:t>
+      </w:r>
+    </w:p>
+    <w:p>
+      <w:pPr>
+        <w:spacing w:line="336" w:lineRule="auto" w:after="180"/>
+        <w:shd w:fill="F1F6FC"/>
+      </w:pPr>
+      <w:r>
+        <w:rPr>
+          <w:b w:val="0"/>
+        </w:rPr>
         <w:t>Those cases influenced the rule. Reserve different labelled books that do not influence construction or revision.</w:t>
       </w:r>
     </w:p>
@@ -614,33 +1183,297 @@
       </w:r>
     </w:p>
     <w:p>
-      <w:r>
-        <w:t>A model may seem successful when its test examples closely resemble examples it already learned from. Imagine several pictures taken seconds apart during one robot trip. They have different picture IDs but share a route, lighting and objects. This week you will assign entire trips to separate sets and explain what the resulting evaluation could measure. No model is fitted in this lesson.</w:t>
-      </w:r>
-    </w:p>
-    <w:p>
-      <w:r>
-        <w:t>Our invented twelve-row dataset contains frame descriptions from six trips. Each row is one frame; the group is its trip ID. The proposed claim concerns new trips on the same practice route under similar conditions. We therefore keep all frames from a trip in one set. To claim success on new routes, grouping only by trip would not be enough.</w:t>
-      </w:r>
-    </w:p>
-    <w:p>
-      <w:r>
-        <w:t>This small fictional assignment is for learning split design, not evidence of real performance. Each frame belongs to one group and one set. Store frame and trip IDs as metadata for auditing; do not assume an ID is an appropriate prediction input.</w:t>
-      </w:r>
-    </w:p>
-    <w:p>
-      <w:r>
-        <w:t>Training data fits the model. Validation data helps compare choices such as candidate rules. Keep the test set for a final check after those choices are fixed. A learner who repeatedly changes the model after seeing test results has used that set for development; its score is no longer an untouched final check.</w:t>
-      </w:r>
-    </w:p>
-    <w:p>
-      <w:r>
-        <w:t>The first line of output is []: no trip ID is shared between any pair of sets. The second is 3 1 2: training, validation and test contain three, one and two trip groups. The symbol &amp; finds shared values and | combines sets. These are group counts, not frame counts.</w:t>
-      </w:r>
-    </w:p>
-    <w:p>
-      <w:r>
-        <w:t>This audit assumes the lists correctly describe every frame assignment. It cannot find an omitted frame, a wrong trip ID, a copied image with a different ID or a feature containing the answer. Check the assignment table and source records too.</w:t>
+      <w:pPr>
+        <w:pStyle w:val="Heading3"/>
+      </w:pPr>
+      <w:r>
+        <w:t>Explain the added worked example · 1</w:t>
+      </w:r>
+    </w:p>
+    <w:p>
+      <w:pPr>
+        <w:spacing w:line="336" w:lineRule="auto" w:after="180"/>
+      </w:pPr>
+      <w:r>
+        <w:rPr>
+          <w:b w:val="0"/>
+        </w:rPr>
+        <w:t>A model may seem successful when its test examples closely resemble examples it already learned from. Imagine several pictures taken seconds apart during one robot trip.</w:t>
+      </w:r>
+    </w:p>
+    <w:p>
+      <w:pPr>
+        <w:spacing w:line="336" w:lineRule="auto" w:after="180"/>
+      </w:pPr>
+      <w:r>
+        <w:rPr>
+          <w:b w:val="0"/>
+        </w:rPr>
+        <w:t>They have different picture IDs but share a route, lighting and objects. This week you will assign entire trips to separate sets and explain what the resulting evaluation could measure. No model is fitted in this lesson.</w:t>
+      </w:r>
+    </w:p>
+    <w:p>
+      <w:pPr>
+        <w:pStyle w:val="Heading3"/>
+      </w:pPr>
+      <w:r>
+        <w:t>Explain the added worked example · 2</w:t>
+      </w:r>
+    </w:p>
+    <w:p>
+      <w:pPr>
+        <w:spacing w:line="336" w:lineRule="auto" w:after="180"/>
+      </w:pPr>
+      <w:r>
+        <w:rPr>
+          <w:b w:val="0"/>
+        </w:rPr>
+        <w:t xml:space="preserve">Our invented twelve-row dataset contains frame descriptions from six trips. Each row is one frame; the </w:t>
+      </w:r>
+      <w:r>
+        <w:rPr>
+          <w:b/>
+        </w:rPr>
+        <w:t>group</w:t>
+      </w:r>
+      <w:r>
+        <w:rPr>
+          <w:b w:val="0"/>
+        </w:rPr>
+        <w:t xml:space="preserve"> is its trip ID. The proposed claim concerns new trips on the same practice route under similar conditions.</w:t>
+      </w:r>
+    </w:p>
+    <w:p>
+      <w:pPr>
+        <w:spacing w:line="336" w:lineRule="auto" w:after="180"/>
+      </w:pPr>
+      <w:r>
+        <w:rPr>
+          <w:b w:val="0"/>
+        </w:rPr>
+        <w:t xml:space="preserve">We therefore keep all frames from a trip in one set. To claim success on new routes, </w:t>
+      </w:r>
+      <w:r>
+        <w:rPr>
+          <w:b/>
+        </w:rPr>
+        <w:t>group</w:t>
+      </w:r>
+      <w:r>
+        <w:rPr>
+          <w:b w:val="0"/>
+        </w:rPr>
+        <w:t>ing only by trip would not be enough.</w:t>
+      </w:r>
+    </w:p>
+    <w:p>
+      <w:pPr>
+        <w:spacing w:line="336" w:lineRule="auto" w:after="180"/>
+      </w:pPr>
+      <w:r>
+        <w:rPr>
+          <w:b w:val="0"/>
+        </w:rPr>
+        <w:t xml:space="preserve">This small fictional assignment is for learning split design, not </w:t>
+      </w:r>
+      <w:r>
+        <w:rPr>
+          <w:b/>
+        </w:rPr>
+        <w:t>evidence</w:t>
+      </w:r>
+      <w:r>
+        <w:rPr>
+          <w:b w:val="0"/>
+        </w:rPr>
+        <w:t xml:space="preserve"> of real performance. Each frame belongs to one </w:t>
+      </w:r>
+      <w:r>
+        <w:rPr>
+          <w:b/>
+        </w:rPr>
+        <w:t>group</w:t>
+      </w:r>
+      <w:r>
+        <w:rPr>
+          <w:b w:val="0"/>
+        </w:rPr>
+        <w:t xml:space="preserve"> and one set.</w:t>
+      </w:r>
+    </w:p>
+    <w:p>
+      <w:pPr>
+        <w:spacing w:line="336" w:lineRule="auto" w:after="180"/>
+      </w:pPr>
+      <w:r>
+        <w:rPr>
+          <w:b w:val="0"/>
+        </w:rPr>
+        <w:t xml:space="preserve">Store frame and trip IDs as metadata for auditing; do not assume an ID is an appropriate </w:t>
+      </w:r>
+      <w:r>
+        <w:rPr>
+          <w:b/>
+        </w:rPr>
+        <w:t>prediction</w:t>
+      </w:r>
+      <w:r>
+        <w:rPr>
+          <w:b w:val="0"/>
+        </w:rPr>
+        <w:t xml:space="preserve"> </w:t>
+      </w:r>
+      <w:r>
+        <w:rPr>
+          <w:b/>
+        </w:rPr>
+        <w:t>input</w:t>
+      </w:r>
+      <w:r>
+        <w:rPr>
+          <w:b w:val="0"/>
+        </w:rPr>
+        <w:t>.</w:t>
+      </w:r>
+    </w:p>
+    <w:p>
+      <w:pPr>
+        <w:pStyle w:val="Heading3"/>
+      </w:pPr>
+      <w:r>
+        <w:t>Explain the added worked example · 3</w:t>
+      </w:r>
+    </w:p>
+    <w:p>
+      <w:pPr>
+        <w:spacing w:line="336" w:lineRule="auto" w:after="180"/>
+      </w:pPr>
+      <w:r>
+        <w:rPr>
+          <w:b/>
+        </w:rPr>
+        <w:t>Training</w:t>
+      </w:r>
+      <w:r>
+        <w:rPr>
+          <w:b w:val="0"/>
+        </w:rPr>
+        <w:t xml:space="preserve"> data fits the model. Validation data helps compare choices such as candidate rules. Keep the </w:t>
+      </w:r>
+      <w:r>
+        <w:rPr>
+          <w:b/>
+        </w:rPr>
+        <w:t>test set</w:t>
+      </w:r>
+      <w:r>
+        <w:rPr>
+          <w:b w:val="0"/>
+        </w:rPr>
+        <w:t xml:space="preserve"> for a final check after those choices are fixed.</w:t>
+      </w:r>
+    </w:p>
+    <w:p>
+      <w:pPr>
+        <w:spacing w:line="336" w:lineRule="auto" w:after="180"/>
+      </w:pPr>
+      <w:r>
+        <w:rPr>
+          <w:b w:val="0"/>
+        </w:rPr>
+        <w:t>A learner who repeatedly changes the model after seeing test results has used that set for development; its score is no longer an untouched final check.</w:t>
+      </w:r>
+    </w:p>
+    <w:p>
+      <w:pPr>
+        <w:spacing w:line="336" w:lineRule="auto" w:after="180"/>
+      </w:pPr>
+      <w:r>
+        <w:rPr>
+          <w:b w:val="0"/>
+        </w:rPr>
+        <w:t xml:space="preserve">The first line of </w:t>
+      </w:r>
+      <w:r>
+        <w:rPr>
+          <w:b/>
+        </w:rPr>
+        <w:t>output</w:t>
+      </w:r>
+      <w:r>
+        <w:rPr>
+          <w:b w:val="0"/>
+        </w:rPr>
+        <w:t xml:space="preserve"> is []: no trip ID is shared between any pair of sets. The second is 3 1 2: </w:t>
+      </w:r>
+      <w:r>
+        <w:rPr>
+          <w:b/>
+        </w:rPr>
+        <w:t>training</w:t>
+      </w:r>
+      <w:r>
+        <w:rPr>
+          <w:b w:val="0"/>
+        </w:rPr>
+        <w:t xml:space="preserve">, validation and test contain three, one and two trip </w:t>
+      </w:r>
+      <w:r>
+        <w:rPr>
+          <w:b/>
+        </w:rPr>
+        <w:t>group</w:t>
+      </w:r>
+      <w:r>
+        <w:rPr>
+          <w:b w:val="0"/>
+        </w:rPr>
+        <w:t>s. The symbol &amp; finds shared values and | combines sets.</w:t>
+      </w:r>
+    </w:p>
+    <w:p>
+      <w:pPr>
+        <w:spacing w:line="336" w:lineRule="auto" w:after="180"/>
+      </w:pPr>
+      <w:r>
+        <w:rPr>
+          <w:b w:val="0"/>
+        </w:rPr>
+        <w:t xml:space="preserve">These are </w:t>
+      </w:r>
+      <w:r>
+        <w:rPr>
+          <w:b/>
+        </w:rPr>
+        <w:t>group</w:t>
+      </w:r>
+      <w:r>
+        <w:rPr>
+          <w:b w:val="0"/>
+        </w:rPr>
+        <w:t xml:space="preserve"> counts, not frame counts.</w:t>
+      </w:r>
+    </w:p>
+    <w:p>
+      <w:pPr>
+        <w:spacing w:line="336" w:lineRule="auto" w:after="180"/>
+      </w:pPr>
+      <w:r>
+        <w:rPr>
+          <w:b w:val="0"/>
+        </w:rPr>
+        <w:t>This audit assumes the lists correctly describe every frame assignment. It cannot find an omitted frame, a wrong trip ID, a copied image with a different ID or a feature containing the answer.</w:t>
+      </w:r>
+    </w:p>
+    <w:p>
+      <w:pPr>
+        <w:spacing w:line="336" w:lineRule="auto" w:after="180"/>
+      </w:pPr>
+      <w:r>
+        <w:rPr>
+          <w:b w:val="0"/>
+        </w:rPr>
+        <w:t>Check the assignment table and source records too.</w:t>
       </w:r>
     </w:p>
     <w:p>
@@ -784,18 +1617,37 @@
       </w:r>
     </w:p>
     <w:p>
-      <w:r>
-        <w:t>Use the complete worked example below before asking learners to complete W2. Reveal a small part, invite a prediction, then explain the deciding step. These teacher notes contain solutions; do not reveal the independent case answer during modelling.</w:t>
-      </w:r>
-    </w:p>
-    <w:p>
-      <w:r>
-        <w:t>Suppose A1 and A2 are in training while A3 is in test. The frame IDs differ, but A appears in both sets. Shuffling the rows does not remove this relationship. For our new-trip claim, move all A frames to one chosen role and record the revised assignment before evaluating a model. Do not copy A3 into both roles.</w:t>
-      </w:r>
-    </w:p>
-    <w:p>
-      <w:r>
-        <w:t>Audit that every source frame occurs exactly once, no group crosses roles and the assigned counts sum to the source count. In our worked plan the row counts are six training, two validation and four test: twelve total. A fixed random seed can reproduce a random split, but it cannot make a flawed grouping choice fair.</w:t>
+      <w:pPr>
+        <w:spacing w:line="336" w:lineRule="auto" w:after="180"/>
+      </w:pPr>
+      <w:r>
+        <w:rPr>
+          <w:b w:val="0"/>
+        </w:rPr>
+        <w:t xml:space="preserve">Use the complete worked example below before asking learners to complete W2. Reveal a small part, invite a </w:t>
+      </w:r>
+      <w:r>
+        <w:rPr>
+          <w:b/>
+        </w:rPr>
+        <w:t>prediction</w:t>
+      </w:r>
+      <w:r>
+        <w:rPr>
+          <w:b w:val="0"/>
+        </w:rPr>
+        <w:t>, then explain the deciding step.</w:t>
+      </w:r>
+    </w:p>
+    <w:p>
+      <w:pPr>
+        <w:spacing w:line="336" w:lineRule="auto" w:after="180"/>
+      </w:pPr>
+      <w:r>
+        <w:rPr>
+          <w:b w:val="0"/>
+        </w:rPr>
+        <w:t>These teacher notes contain solutions; do not reveal the independent case answer during modelling.</w:t>
       </w:r>
     </w:p>
     <w:p>
@@ -803,6 +1655,114 @@
         <w:pStyle w:val="Heading3"/>
       </w:pPr>
       <w:r>
+        <w:t>Model the reasoning aloud · 4</w:t>
+      </w:r>
+    </w:p>
+    <w:p>
+      <w:pPr>
+        <w:spacing w:line="336" w:lineRule="auto" w:after="180"/>
+      </w:pPr>
+      <w:r>
+        <w:rPr>
+          <w:b w:val="0"/>
+        </w:rPr>
+        <w:t xml:space="preserve">Suppose A1 and A2 are in </w:t>
+      </w:r>
+      <w:r>
+        <w:rPr>
+          <w:b/>
+        </w:rPr>
+        <w:t>training</w:t>
+      </w:r>
+      <w:r>
+        <w:rPr>
+          <w:b w:val="0"/>
+        </w:rPr>
+        <w:t xml:space="preserve"> while A3 is in test. The frame IDs differ, but A appears in both sets. Shuffling the rows does not remove this relationship.</w:t>
+      </w:r>
+    </w:p>
+    <w:p>
+      <w:pPr>
+        <w:spacing w:line="336" w:lineRule="auto" w:after="180"/>
+      </w:pPr>
+      <w:r>
+        <w:rPr>
+          <w:b w:val="0"/>
+        </w:rPr>
+        <w:t>For our new-trip claim, move all A frames to one chosen role and record the revised assignment before evaluating a model. Do not copy A3 into both roles.</w:t>
+      </w:r>
+    </w:p>
+    <w:p>
+      <w:pPr>
+        <w:pStyle w:val="Heading3"/>
+      </w:pPr>
+      <w:r>
+        <w:t>Model the reasoning aloud · 5</w:t>
+      </w:r>
+    </w:p>
+    <w:p>
+      <w:pPr>
+        <w:spacing w:line="336" w:lineRule="auto" w:after="180"/>
+      </w:pPr>
+      <w:r>
+        <w:rPr>
+          <w:b w:val="0"/>
+        </w:rPr>
+        <w:t xml:space="preserve">Audit that every source frame occurs exactly once, no </w:t>
+      </w:r>
+      <w:r>
+        <w:rPr>
+          <w:b/>
+        </w:rPr>
+        <w:t>group</w:t>
+      </w:r>
+      <w:r>
+        <w:rPr>
+          <w:b w:val="0"/>
+        </w:rPr>
+        <w:t xml:space="preserve"> crosses roles and the assigned counts sum to the source count. In our worked plan the row counts are six </w:t>
+      </w:r>
+      <w:r>
+        <w:rPr>
+          <w:b/>
+        </w:rPr>
+        <w:t>training</w:t>
+      </w:r>
+      <w:r>
+        <w:rPr>
+          <w:b w:val="0"/>
+        </w:rPr>
+        <w:t>, two validation and four test: twelve total.</w:t>
+      </w:r>
+    </w:p>
+    <w:p>
+      <w:pPr>
+        <w:spacing w:line="336" w:lineRule="auto" w:after="180"/>
+      </w:pPr>
+      <w:r>
+        <w:rPr>
+          <w:b w:val="0"/>
+        </w:rPr>
+        <w:t xml:space="preserve">A fixed random seed can reproduce a random split, but it cannot make a flawed </w:t>
+      </w:r>
+      <w:r>
+        <w:rPr>
+          <w:b/>
+        </w:rPr>
+        <w:t>group</w:t>
+      </w:r>
+      <w:r>
+        <w:rPr>
+          <w:b w:val="0"/>
+        </w:rPr>
+        <w:t>ing choice fair.</w:t>
+      </w:r>
+    </w:p>
+    <w:p>
+      <w:pPr>
+        <w:pStyle w:val="Heading3"/>
+      </w:pPr>
+      <w:r>
         <w:t>A learner moves D2 from validation to training but leaves D1 in validation. Give the new row counts and shared trip ID. Explain why different frame IDs and a fixed seed do not repair the overlap.</w:t>
       </w:r>
     </w:p>
@@ -832,8 +1792,69 @@
       </w:r>
     </w:p>
     <w:p>
-      <w:r>
-        <w:t>A split record names the prediction goal, source version, group definition, exact assignments, row and group counts, date and any random method or seed used. For this hand-assigned example, record that there was no random sampling. Keep label-rule versions and unresolved review statuses traceable as in Week 5.</w:t>
+      <w:pPr>
+        <w:pStyle w:val="Heading3"/>
+      </w:pPr>
+      <w:r>
+        <w:t>Model the reasoning aloud · 6</w:t>
+      </w:r>
+    </w:p>
+    <w:p>
+      <w:pPr>
+        <w:spacing w:line="336" w:lineRule="auto" w:after="180"/>
+      </w:pPr>
+      <w:r>
+        <w:rPr>
+          <w:b w:val="0"/>
+        </w:rPr>
+        <w:t xml:space="preserve">A split record names the </w:t>
+      </w:r>
+      <w:r>
+        <w:rPr>
+          <w:b/>
+        </w:rPr>
+        <w:t>prediction</w:t>
+      </w:r>
+      <w:r>
+        <w:rPr>
+          <w:b w:val="0"/>
+        </w:rPr>
+        <w:t xml:space="preserve"> goal, source version, </w:t>
+      </w:r>
+      <w:r>
+        <w:rPr>
+          <w:b/>
+        </w:rPr>
+        <w:t>group</w:t>
+      </w:r>
+      <w:r>
+        <w:rPr>
+          <w:b w:val="0"/>
+        </w:rPr>
+        <w:t xml:space="preserve"> definition, exact assignments, row and </w:t>
+      </w:r>
+      <w:r>
+        <w:rPr>
+          <w:b/>
+        </w:rPr>
+        <w:t>group</w:t>
+      </w:r>
+      <w:r>
+        <w:rPr>
+          <w:b w:val="0"/>
+        </w:rPr>
+        <w:t xml:space="preserve"> counts, date and any random method or seed used.</w:t>
+      </w:r>
+    </w:p>
+    <w:p>
+      <w:pPr>
+        <w:spacing w:line="336" w:lineRule="auto" w:after="180"/>
+      </w:pPr>
+      <w:r>
+        <w:rPr>
+          <w:b w:val="0"/>
+        </w:rPr>
+        <w:t>For this hand-assigned example, record that there was no random sampling. Keep label-rule versions and unresolved review statuses traceable as in Week 5.</w:t>
       </w:r>
     </w:p>
     <w:tbl>
@@ -939,7 +1960,13 @@
       </w:tr>
     </w:tbl>
     <w:p>
-      <w:r>
+      <w:pPr>
+        <w:spacing w:line="336" w:lineRule="auto" w:after="180"/>
+      </w:pPr>
+      <w:r>
+        <w:rPr>
+          <w:b w:val="0"/>
+        </w:rPr>
         <w:t>Use the diagram and verbal explanation together. Ask learners to match a sentence to a specific visual step; do not assign learners fixed visual or auditory learning styles.</w:t>
       </w:r>
     </w:p>
@@ -952,8 +1979,26 @@
       </w:r>
     </w:p>
     <w:p>
-      <w:r>
-        <w:t>A fictional catalogue model learns from scans of book covers and will face previously unseen books.</w:t>
+      <w:pPr>
+        <w:spacing w:line="336" w:lineRule="auto" w:after="180"/>
+      </w:pPr>
+      <w:r>
+        <w:rPr>
+          <w:b w:val="0"/>
+        </w:rPr>
+        <w:t xml:space="preserve">A fictional catalogue model learns from scans of book covers and will face previously </w:t>
+      </w:r>
+      <w:r>
+        <w:rPr>
+          <w:b/>
+        </w:rPr>
+        <w:t>unseen</w:t>
+      </w:r>
+      <w:r>
+        <w:rPr>
+          <w:b w:val="0"/>
+        </w:rPr>
+        <w:t xml:space="preserve"> books.</w:t>
       </w:r>
     </w:p>
     <w:p>
@@ -965,13 +2010,55 @@
       </w:r>
     </w:p>
     <w:p>
-      <w:r>
+      <w:pPr>
+        <w:pStyle w:val="Heading3"/>
+      </w:pPr>
+      <w:r>
+        <w:t>Supplied facts</w:t>
+      </w:r>
+    </w:p>
+    <w:p>
+      <w:pPr>
+        <w:spacing w:line="336" w:lineRule="auto" w:after="180"/>
+        <w:shd w:fill="F1F6FC"/>
+      </w:pPr>
+      <w:r>
+        <w:rPr>
+          <w:b w:val="0"/>
+        </w:rPr>
         <w:t>Book A has scans A1,A2; B has B1,B2; C has C1,C2; D has D1,D2.</w:t>
       </w:r>
     </w:p>
     <w:p>
-      <w:r>
-        <w:t>Proposed training A1,B1,C1; validation A2,D1; test B2,C2,D2.</w:t>
+      <w:pPr>
+        <w:pStyle w:val="Heading3"/>
+      </w:pPr>
+      <w:r>
+        <w:t>Supplied facts</w:t>
+      </w:r>
+    </w:p>
+    <w:p>
+      <w:pPr>
+        <w:spacing w:line="336" w:lineRule="auto" w:after="180"/>
+        <w:shd w:fill="F1F6FC"/>
+      </w:pPr>
+      <w:r>
+        <w:rPr>
+          <w:b w:val="0"/>
+        </w:rPr>
+        <w:t xml:space="preserve">Proposed </w:t>
+      </w:r>
+      <w:r>
+        <w:rPr>
+          <w:b/>
+        </w:rPr>
+        <w:t>training</w:t>
+      </w:r>
+      <w:r>
+        <w:rPr>
+          <w:b w:val="0"/>
+        </w:rPr>
+        <w:t xml:space="preserve"> A1,B1,C1; validation A2,D1; test B2,C2,D2.</w:t>
       </w:r>
     </w:p>
     <w:p>
@@ -1156,43 +2243,184 @@
       </w:r>
     </w:p>
     <w:p>
-      <w:r>
-        <w:t>Different scan IDs do not make examples independent books. A model may recognise repeated cover details from another view. Grouping by book matches the intended claim about new books and makes the split inspectable. The repaired split has four training, two validation and two test scans, but only two, one and one books respectively.</w:t>
-      </w:r>
-    </w:p>
-    <w:p>
       <w:pPr>
         <w:pStyle w:val="Heading3"/>
       </w:pPr>
       <w:r>
+        <w:t>Why the result follows</w:t>
+      </w:r>
+    </w:p>
+    <w:p>
+      <w:pPr>
+        <w:spacing w:line="336" w:lineRule="auto" w:after="180"/>
+        <w:shd w:fill="F1F6FC"/>
+      </w:pPr>
+      <w:r>
+        <w:rPr>
+          <w:b w:val="0"/>
+        </w:rPr>
+        <w:t xml:space="preserve">Different scan IDs do not make examples independent books. A model may recognise repeated cover details from another view. </w:t>
+      </w:r>
+      <w:r>
+        <w:rPr>
+          <w:b/>
+        </w:rPr>
+        <w:t>Group</w:t>
+      </w:r>
+      <w:r>
+        <w:rPr>
+          <w:b w:val="0"/>
+        </w:rPr>
+        <w:t>ing by book matches the intended claim about new books and makes the split inspectable.</w:t>
+      </w:r>
+    </w:p>
+    <w:p>
+      <w:pPr>
+        <w:spacing w:line="336" w:lineRule="auto" w:after="180"/>
+        <w:shd w:fill="F1F6FC"/>
+      </w:pPr>
+      <w:r>
+        <w:rPr>
+          <w:b w:val="0"/>
+        </w:rPr>
+        <w:t xml:space="preserve">The repaired split has four </w:t>
+      </w:r>
+      <w:r>
+        <w:rPr>
+          <w:b/>
+        </w:rPr>
+        <w:t>training</w:t>
+      </w:r>
+      <w:r>
+        <w:rPr>
+          <w:b w:val="0"/>
+        </w:rPr>
+        <w:t>, two validation and two test scans, but only two, one and one books respectively.</w:t>
+      </w:r>
+    </w:p>
+    <w:p>
+      <w:pPr>
+        <w:pStyle w:val="Heading3"/>
+      </w:pPr>
+      <w:r>
         <w:t>What this example does not establish</w:t>
       </w:r>
     </w:p>
     <w:p>
-      <w:r>
-        <w:t>One validation book and one test book provide very limited diversity even though no groups overlap.</w:t>
-      </w:r>
-    </w:p>
-    <w:p>
       <w:pPr>
         <w:pStyle w:val="Heading3"/>
       </w:pPr>
       <w:r>
+        <w:t>Keep the stated limit</w:t>
+      </w:r>
+    </w:p>
+    <w:p>
+      <w:pPr>
+        <w:spacing w:line="336" w:lineRule="auto" w:after="180"/>
+        <w:shd w:fill="FFF5E6"/>
+      </w:pPr>
+      <w:r>
+        <w:rPr>
+          <w:b w:val="0"/>
+        </w:rPr>
+        <w:t xml:space="preserve">One validation book and one test book provide very limited diversity even though no </w:t>
+      </w:r>
+      <w:r>
+        <w:rPr>
+          <w:b/>
+        </w:rPr>
+        <w:t>group</w:t>
+      </w:r>
+      <w:r>
+        <w:rPr>
+          <w:b w:val="0"/>
+        </w:rPr>
+        <w:t>s overlap.</w:t>
+      </w:r>
+    </w:p>
+    <w:p>
+      <w:pPr>
+        <w:pStyle w:val="Heading3"/>
+      </w:pPr>
+      <w:r>
         <w:t>Change one thing in the pictured case</w:t>
       </w:r>
     </w:p>
     <w:p>
-      <w:r>
+      <w:pPr>
+        <w:pStyle w:val="Heading3"/>
+      </w:pPr>
+      <w:r>
+        <w:t>Change one thing</w:t>
+      </w:r>
+    </w:p>
+    <w:p>
+      <w:pPr>
+        <w:spacing w:line="336" w:lineRule="auto" w:after="180"/>
+        <w:shd w:fill="F5F1FB"/>
+      </w:pPr>
+      <w:r>
+        <w:rPr>
+          <w:b w:val="0"/>
+        </w:rPr>
         <w:t>Change: Give A2 a new filename without changing the book it depicts.</w:t>
       </w:r>
     </w:p>
     <w:p>
-      <w:r>
-        <w:t>Prediction: Its group is still A; the original related examples still cross the split.</w:t>
-      </w:r>
-    </w:p>
-    <w:p>
-      <w:r>
+      <w:pPr>
+        <w:pStyle w:val="Heading3"/>
+      </w:pPr>
+      <w:r>
+        <w:t>Predicted result</w:t>
+      </w:r>
+    </w:p>
+    <w:p>
+      <w:pPr>
+        <w:spacing w:line="336" w:lineRule="auto" w:after="180"/>
+        <w:shd w:fill="F1F6FC"/>
+      </w:pPr>
+      <w:r>
+        <w:rPr>
+          <w:b/>
+        </w:rPr>
+        <w:t>Prediction</w:t>
+      </w:r>
+      <w:r>
+        <w:rPr>
+          <w:b w:val="0"/>
+        </w:rPr>
+        <w:t xml:space="preserve">: Its </w:t>
+      </w:r>
+      <w:r>
+        <w:rPr>
+          <w:b/>
+        </w:rPr>
+        <w:t>group</w:t>
+      </w:r>
+      <w:r>
+        <w:rPr>
+          <w:b w:val="0"/>
+        </w:rPr>
+        <w:t xml:space="preserve"> is still A; the original related examples still cross the split.</w:t>
+      </w:r>
+    </w:p>
+    <w:p>
+      <w:pPr>
+        <w:pStyle w:val="Heading3"/>
+      </w:pPr>
+      <w:r>
+        <w:t>Why the result follows</w:t>
+      </w:r>
+    </w:p>
+    <w:p>
+      <w:pPr>
+        <w:spacing w:line="336" w:lineRule="auto" w:after="180"/>
+        <w:shd w:fill="F1F6FC"/>
+      </w:pPr>
+      <w:r>
+        <w:rPr>
+          <w:b w:val="0"/>
+        </w:rPr>
         <w:t>Reason: Renaming a row does not remove the relationship between scans.</w:t>
       </w:r>
     </w:p>
@@ -1205,8 +2433,57 @@
       </w:r>
     </w:p>
     <w:p>
-      <w:r>
-        <w:t>Cover the result. Ask learners to name the inputs and predict the next step. Uncover one step, connect the icon to the actual procedure, and explain its evidence. Then change the supplied condition and compare. The picture is a representation; it does not document execution of a real AI model.</w:t>
+      <w:pPr>
+        <w:pStyle w:val="Heading3"/>
+      </w:pPr>
+      <w:r>
+        <w:t>Ask while showing the picture · 7</w:t>
+      </w:r>
+    </w:p>
+    <w:p>
+      <w:pPr>
+        <w:spacing w:line="336" w:lineRule="auto" w:after="180"/>
+      </w:pPr>
+      <w:r>
+        <w:rPr>
+          <w:b w:val="0"/>
+        </w:rPr>
+        <w:t xml:space="preserve">Cover the result. Ask learners to name the </w:t>
+      </w:r>
+      <w:r>
+        <w:rPr>
+          <w:b/>
+        </w:rPr>
+        <w:t>input</w:t>
+      </w:r>
+      <w:r>
+        <w:rPr>
+          <w:b w:val="0"/>
+        </w:rPr>
+        <w:t xml:space="preserve">s and predict the next step. Uncover one step, connect the icon to the actual procedure, and explain its </w:t>
+      </w:r>
+      <w:r>
+        <w:rPr>
+          <w:b/>
+        </w:rPr>
+        <w:t>evidence</w:t>
+      </w:r>
+      <w:r>
+        <w:rPr>
+          <w:b w:val="0"/>
+        </w:rPr>
+        <w:t>. Then change the supplied condition and compare.</w:t>
+      </w:r>
+    </w:p>
+    <w:p>
+      <w:pPr>
+        <w:spacing w:line="336" w:lineRule="auto" w:after="180"/>
+      </w:pPr>
+      <w:r>
+        <w:rPr>
+          <w:b w:val="0"/>
+        </w:rPr>
+        <w:t>The picture is a representation; it does not document execution of a real AI model.</w:t>
       </w:r>
     </w:p>
     <w:p>
@@ -1218,11 +2495,16 @@
       </w:r>
     </w:p>
     <w:p>
+      <w:r>
+        <w:t>Demonstrate Training and Testing, reduce support deliberately and check individual reasoning before discussing answers.</w:t>
+      </w:r>
+    </w:p>
+    <w:p>
       <w:pPr>
         <w:pStyle w:val="Heading3"/>
       </w:pPr>
       <w:r>
-        <w:t>Demonstrate and guide practice</w:t>
+        <w:t>Board sequence</w:t>
       </w:r>
     </w:p>
     <w:p>
@@ -1230,55 +2512,197 @@
         <w:pStyle w:val="Heading3"/>
       </w:pPr>
       <w:r>
-        <w:t>Board sequence</w:t>
-      </w:r>
-    </w:p>
-    <w:p>
-      <w:r>
+        <w:t>1. Put the facts on the board</w:t>
+      </w:r>
+    </w:p>
+    <w:p>
+      <w:pPr>
+        <w:spacing w:line="336" w:lineRule="auto" w:after="180"/>
+        <w:shd w:fill="F4F9FC"/>
+      </w:pPr>
+      <w:r>
+        <w:rPr>
+          <w:b w:val="0"/>
+        </w:rPr>
         <w:t>Write the given facts: A rule is developed and evaluated using the same books A–H.</w:t>
       </w:r>
     </w:p>
     <w:p>
-      <w:r>
-        <w:t>Write the question to explain: Why does this not establish unseen performance?</w:t>
-      </w:r>
-    </w:p>
-    <w:p>
-      <w:r>
-        <w:t>Reveal after predictions: Those cases influenced the rule. Reserve different labelled books that do not influence construction or revision.</w:t>
-      </w:r>
-    </w:p>
-    <w:p>
-      <w:r>
-        <w:t>Keep for an independent attempt: You tune a rule using cards 1 to 8 and test it on cards 9 and 10. After seeing card 9's error you change the rule. Is card 9 still untouched test evidence?</w:t>
-      </w:r>
-    </w:p>
-    <w:p>
       <w:pPr>
         <w:pStyle w:val="Heading3"/>
       </w:pPr>
       <w:r>
+        <w:t>2. State the decision to explain</w:t>
+      </w:r>
+    </w:p>
+    <w:p>
+      <w:pPr>
+        <w:spacing w:line="336" w:lineRule="auto" w:after="180"/>
+        <w:shd w:fill="F5F1FB"/>
+      </w:pPr>
+      <w:r>
+        <w:rPr>
+          <w:b w:val="0"/>
+        </w:rPr>
+        <w:t xml:space="preserve">Write the question to explain: Why does this not establish </w:t>
+      </w:r>
+      <w:r>
+        <w:rPr>
+          <w:b/>
+        </w:rPr>
+        <w:t>unseen</w:t>
+      </w:r>
+      <w:r>
+        <w:rPr>
+          <w:b w:val="0"/>
+        </w:rPr>
+        <w:t xml:space="preserve"> performance?</w:t>
+      </w:r>
+    </w:p>
+    <w:p>
+      <w:pPr>
+        <w:pStyle w:val="Heading3"/>
+      </w:pPr>
+      <w:r>
+        <w:t>3. Reveal the worked reasoning</w:t>
+      </w:r>
+    </w:p>
+    <w:p>
+      <w:pPr>
+        <w:spacing w:line="336" w:lineRule="auto" w:after="180"/>
+        <w:shd w:fill="F1F6FC"/>
+      </w:pPr>
+      <w:r>
+        <w:rPr>
+          <w:b w:val="0"/>
+        </w:rPr>
+        <w:t xml:space="preserve">Reveal after </w:t>
+      </w:r>
+      <w:r>
+        <w:rPr>
+          <w:b/>
+        </w:rPr>
+        <w:t>prediction</w:t>
+      </w:r>
+      <w:r>
+        <w:rPr>
+          <w:b w:val="0"/>
+        </w:rPr>
+        <w:t>s: Those cases influenced the rule. Reserve different labelled books that do not influence construction or revision.</w:t>
+      </w:r>
+    </w:p>
+    <w:p>
+      <w:pPr>
+        <w:pStyle w:val="Heading3"/>
+      </w:pPr>
+      <w:r>
+        <w:t>Hold back the independent task</w:t>
+      </w:r>
+    </w:p>
+    <w:p>
+      <w:pPr>
+        <w:spacing w:line="336" w:lineRule="auto" w:after="180"/>
+        <w:shd w:fill="F5F1FB"/>
+      </w:pPr>
+      <w:r>
+        <w:rPr>
+          <w:b w:val="0"/>
+        </w:rPr>
+        <w:t xml:space="preserve">Keep for an independent attempt: You tune a rule using cards 1 to 8 and test it on cards 9 and 10. After seeing card 9's error you change the rule. Is card 9 still untouched test </w:t>
+      </w:r>
+      <w:r>
+        <w:rPr>
+          <w:b/>
+        </w:rPr>
+        <w:t>evidence</w:t>
+      </w:r>
+      <w:r>
+        <w:rPr>
+          <w:b w:val="0"/>
+        </w:rPr>
+        <w:t>?</w:t>
+      </w:r>
+    </w:p>
+    <w:p>
+      <w:pPr>
+        <w:pStyle w:val="Heading3"/>
+      </w:pPr>
+      <w:r>
         <w:t>Classroom dialogue</w:t>
       </w:r>
     </w:p>
     <w:p>
-      <w:r>
+      <w:pPr>
+        <w:pStyle w:val="Heading3"/>
+      </w:pPr>
+      <w:r>
+        <w:t>Ask the class</w:t>
+      </w:r>
+    </w:p>
+    <w:p>
+      <w:pPr>
+        <w:spacing w:line="336" w:lineRule="auto" w:after="180"/>
+        <w:shd w:fill="F5F1FB"/>
+      </w:pPr>
+      <w:r>
+        <w:rPr>
+          <w:b w:val="0"/>
+        </w:rPr>
         <w:t>Ask: Which facts are given, and which would we have to assume? Learners mark relevant details before discussing answers.</w:t>
       </w:r>
     </w:p>
     <w:p>
-      <w:r>
+      <w:pPr>
+        <w:pStyle w:val="Heading3"/>
+      </w:pPr>
+      <w:r>
+        <w:t>Language to model</w:t>
+      </w:r>
+    </w:p>
+    <w:p>
+      <w:pPr>
+        <w:spacing w:line="336" w:lineRule="auto" w:after="180"/>
+        <w:shd w:fill="F1F6F8"/>
+      </w:pPr>
+      <w:r>
+        <w:rPr>
+          <w:b w:val="0"/>
+        </w:rPr>
         <w:t>Say: Predict first. Show the rule, information path or calculation that would produce the result. A correct guess is not yet an explanation.</w:t>
       </w:r>
     </w:p>
     <w:p>
-      <w:r>
+      <w:pPr>
+        <w:spacing w:line="336" w:lineRule="auto" w:after="180"/>
+      </w:pPr>
+      <w:r>
+        <w:rPr>
+          <w:b w:val="0"/>
+        </w:rPr>
         <w:t>Reveal reasoning one step at a time. Explain why a tempting alternative fails. Write units and denominators for arithmetic, trace conditions for decisions, and identify supporting sources for claims.</w:t>
       </w:r>
     </w:p>
     <w:p>
-      <w:r>
-        <w:t>In pairs, one learner solves while the other checks evidence; exchange roles. Remove the worked answer before independent assessment.</w:t>
+      <w:pPr>
+        <w:spacing w:line="336" w:lineRule="auto" w:after="180"/>
+      </w:pPr>
+      <w:r>
+        <w:rPr>
+          <w:b w:val="0"/>
+        </w:rPr>
+        <w:t xml:space="preserve">In pairs, one learner solves while the other checks </w:t>
+      </w:r>
+      <w:r>
+        <w:rPr>
+          <w:b/>
+        </w:rPr>
+        <w:t>evidence</w:t>
+      </w:r>
+      <w:r>
+        <w:rPr>
+          <w:b w:val="0"/>
+        </w:rPr>
+        <w:t>; exchange roles. Remove the worked answer before independent assessment.</w:t>
       </w:r>
     </w:p>
     <w:p>
@@ -1290,8 +2714,72 @@
       </w:r>
     </w:p>
     <w:p>
-      <w:r>
-        <w:t>Guided: the row counts become 7 training, 1 validation and 4 test. D is shared by training and validation because D1 and D2 are related frames from one trip. Unique frame IDs and a seed do not remove the shared trip. Return D2 to validation to recover the worked plan. Exit: separate trip IDs on one route do not test unseen routes. Hold out whole routes with all their trips, and collect enough routes and relevant conditions for the intended evaluation.</w:t>
+      <w:pPr>
+        <w:spacing w:line="336" w:lineRule="auto" w:after="180"/>
+      </w:pPr>
+      <w:r>
+        <w:rPr>
+          <w:b w:val="0"/>
+        </w:rPr>
+        <w:t xml:space="preserve">Guided: the row counts become 7 </w:t>
+      </w:r>
+      <w:r>
+        <w:rPr>
+          <w:b/>
+        </w:rPr>
+        <w:t>training</w:t>
+      </w:r>
+      <w:r>
+        <w:rPr>
+          <w:b w:val="0"/>
+        </w:rPr>
+        <w:t xml:space="preserve">, 1 validation and 4 test. D is shared by </w:t>
+      </w:r>
+      <w:r>
+        <w:rPr>
+          <w:b/>
+        </w:rPr>
+        <w:t>training</w:t>
+      </w:r>
+      <w:r>
+        <w:rPr>
+          <w:b w:val="0"/>
+        </w:rPr>
+        <w:t xml:space="preserve"> and validation because D1 and D2 are related frames from one trip. Unique frame IDs and a seed do not remove the shared trip.</w:t>
+      </w:r>
+    </w:p>
+    <w:p>
+      <w:pPr>
+        <w:spacing w:line="336" w:lineRule="auto" w:after="180"/>
+      </w:pPr>
+      <w:r>
+        <w:rPr>
+          <w:b w:val="0"/>
+        </w:rPr>
+        <w:t xml:space="preserve">Return D2 to validation to recover the worked plan. Exit: separate trip IDs on one route do not test </w:t>
+      </w:r>
+      <w:r>
+        <w:rPr>
+          <w:b/>
+        </w:rPr>
+        <w:t>unseen</w:t>
+      </w:r>
+      <w:r>
+        <w:rPr>
+          <w:b w:val="0"/>
+        </w:rPr>
+        <w:t xml:space="preserve"> routes.</w:t>
+      </w:r>
+    </w:p>
+    <w:p>
+      <w:pPr>
+        <w:spacing w:line="336" w:lineRule="auto" w:after="180"/>
+      </w:pPr>
+      <w:r>
+        <w:rPr>
+          <w:b w:val="0"/>
+        </w:rPr>
+        <w:t>Hold out whole routes with all their trips, and collect enough routes and relevant conditions for the intended evaluation.</w:t>
       </w:r>
     </w:p>
     <w:p>
@@ -1523,41 +3011,155 @@
       </w:r>
     </w:p>
     <w:p>
-      <w:r>
-        <w:t>Completion task: For the worked A through F plan, give training, validation and test counts first in groups and then in rows. Interpret [] from the code and state one problem it cannot detect.</w:t>
-      </w:r>
-    </w:p>
-    <w:p>
-      <w:r>
-        <w:t>Teacher check: Group counts are 3,1,2; row counts are 6,2,4. The empty list means no trip ID overlaps between any pair of the listed sets. The code cannot detect wrong metadata, an omitted frame, a disguised duplicate or an outcome feature.</w:t>
-      </w:r>
-    </w:p>
-    <w:p>
-      <w:r>
-        <w:t>Start by identifying the given inputs together. Leave the intermediate steps blank. If needed, model one step, then withdraw that help on the next step. Move to a full trace only when the partial trace is understood. For partners, alternate explainer and checker; collect a response from every learner before discussion.</w:t>
-      </w:r>
-    </w:p>
-    <w:p>
       <w:pPr>
         <w:pStyle w:val="Heading3"/>
       </w:pPr>
       <w:r>
+        <w:t>Completion practice</w:t>
+      </w:r>
+    </w:p>
+    <w:p>
+      <w:pPr>
+        <w:spacing w:line="336" w:lineRule="auto" w:after="180"/>
+        <w:shd w:fill="F5F1FB"/>
+      </w:pPr>
+      <w:r>
+        <w:rPr>
+          <w:b w:val="0"/>
+        </w:rPr>
+        <w:t xml:space="preserve">Completion task: For the worked A through F plan, give </w:t>
+      </w:r>
+      <w:r>
+        <w:rPr>
+          <w:b/>
+        </w:rPr>
+        <w:t>training</w:t>
+      </w:r>
+      <w:r>
+        <w:rPr>
+          <w:b w:val="0"/>
+        </w:rPr>
+        <w:t xml:space="preserve">, validation and test counts first in </w:t>
+      </w:r>
+      <w:r>
+        <w:rPr>
+          <w:b/>
+        </w:rPr>
+        <w:t>group</w:t>
+      </w:r>
+      <w:r>
+        <w:rPr>
+          <w:b w:val="0"/>
+        </w:rPr>
+        <w:t>s and then in rows. Interpret [] from the code and state one problem it cannot detect.</w:t>
+      </w:r>
+    </w:p>
+    <w:p>
+      <w:pPr>
+        <w:pStyle w:val="Heading3"/>
+      </w:pPr>
+      <w:r>
+        <w:t>Reasoning to listen for</w:t>
+      </w:r>
+    </w:p>
+    <w:p>
+      <w:pPr>
+        <w:spacing w:line="336" w:lineRule="auto" w:after="180"/>
+        <w:shd w:fill="F1F6FC"/>
+      </w:pPr>
+      <w:r>
+        <w:rPr>
+          <w:b w:val="0"/>
+        </w:rPr>
+        <w:t xml:space="preserve">Teacher check: </w:t>
+      </w:r>
+      <w:r>
+        <w:rPr>
+          <w:b/>
+        </w:rPr>
+        <w:t>Group</w:t>
+      </w:r>
+      <w:r>
+        <w:rPr>
+          <w:b w:val="0"/>
+        </w:rPr>
+        <w:t xml:space="preserve"> counts are 3,1,2; row counts are 6,2,4. The empty list means no trip ID overlaps between any pair of the listed sets.</w:t>
+      </w:r>
+    </w:p>
+    <w:p>
+      <w:pPr>
+        <w:spacing w:line="336" w:lineRule="auto" w:after="180"/>
+        <w:shd w:fill="F1F6FC"/>
+      </w:pPr>
+      <w:r>
+        <w:rPr>
+          <w:b w:val="0"/>
+        </w:rPr>
+        <w:t>The code cannot detect wrong metadata, an omitted frame, a disguised duplicate or an outcome feature.</w:t>
+      </w:r>
+    </w:p>
+    <w:p>
+      <w:pPr>
+        <w:spacing w:line="336" w:lineRule="auto" w:after="180"/>
+      </w:pPr>
+      <w:r>
+        <w:rPr>
+          <w:b w:val="0"/>
+        </w:rPr>
+        <w:t xml:space="preserve">Start by identifying the given </w:t>
+      </w:r>
+      <w:r>
+        <w:rPr>
+          <w:b/>
+        </w:rPr>
+        <w:t>input</w:t>
+      </w:r>
+      <w:r>
+        <w:rPr>
+          <w:b w:val="0"/>
+        </w:rPr>
+        <w:t>s together. Leave the intermediate steps blank. If needed, model one step, then withdraw that help on the next step. Move to a full trace only when the partial trace is understood.</w:t>
+      </w:r>
+    </w:p>
+    <w:p>
+      <w:pPr>
+        <w:spacing w:line="336" w:lineRule="auto" w:after="180"/>
+      </w:pPr>
+      <w:r>
+        <w:rPr>
+          <w:b w:val="0"/>
+        </w:rPr>
+        <w:t>For partners, alternate explainer and checker; collect a response from every learner before discussion.</w:t>
+      </w:r>
+    </w:p>
+    <w:p>
+      <w:pPr>
+        <w:pStyle w:val="Heading3"/>
+      </w:pPr>
+      <w:r>
         <w:t>Individual reasoning check</w:t>
       </w:r>
     </w:p>
     <w:p>
-      <w:r>
-        <w:t>Use the worked case for Splits and related examples. Proposed explanation: “Different row IDs mean independent examples”. Decide whether this explanation is supported. Point to the step or supplied fact that decides; explain your repair if needed.</w:t>
-      </w:r>
-    </w:p>
-    <w:p>
-      <w:r>
-        <w:t>Expected correction: Different frames may share a trip or source. Choose group metadata based on the claim and verify it against the source.</w:t>
-      </w:r>
-    </w:p>
-    <w:p>
-      <w:r>
-        <w:t>Collect explanations, not only yes/no votes. If a misunderstanding is common, re-model the relevant step for the class. If it affects a few learners, give a short targeted group explanation while others solve a more demanding variation.</w:t>
+      <w:pPr>
+        <w:spacing w:line="336" w:lineRule="auto" w:after="180"/>
+      </w:pPr>
+      <w:r>
+        <w:rPr>
+          <w:b w:val="0"/>
+        </w:rPr>
+        <w:t>Use the worked case for Splits and related examples. Proposed explanation: “Different row IDs mean independent examples”. Decide whether this explanation is supported.</w:t>
+      </w:r>
+    </w:p>
+    <w:p>
+      <w:pPr>
+        <w:spacing w:line="336" w:lineRule="auto" w:after="180"/>
+      </w:pPr>
+      <w:r>
+        <w:rPr>
+          <w:b w:val="0"/>
+        </w:rPr>
+        <w:t>Point to the step or supplied fact that decides; explain your repair if needed.</w:t>
       </w:r>
     </w:p>
     <w:p>
@@ -1565,11 +3167,84 @@
         <w:pStyle w:val="Heading3"/>
       </w:pPr>
       <w:r>
+        <w:t>Expected repair</w:t>
+      </w:r>
+    </w:p>
+    <w:p>
+      <w:pPr>
+        <w:spacing w:line="336" w:lineRule="auto" w:after="180"/>
+        <w:shd w:fill="F1F6FC"/>
+      </w:pPr>
+      <w:r>
+        <w:rPr>
+          <w:b w:val="0"/>
+        </w:rPr>
+        <w:t xml:space="preserve">Expected correction: Different frames may share a trip or source. Choose </w:t>
+      </w:r>
+      <w:r>
+        <w:rPr>
+          <w:b/>
+        </w:rPr>
+        <w:t>group</w:t>
+      </w:r>
+      <w:r>
+        <w:rPr>
+          <w:b w:val="0"/>
+        </w:rPr>
+        <w:t xml:space="preserve"> metadata based on the claim and verify it against the source.</w:t>
+      </w:r>
+    </w:p>
+    <w:p>
+      <w:pPr>
+        <w:spacing w:line="336" w:lineRule="auto" w:after="180"/>
+      </w:pPr>
+      <w:r>
+        <w:rPr>
+          <w:b w:val="0"/>
+        </w:rPr>
+        <w:t>Collect explanations, not only yes/no votes. If a misunderstanding is common, re-model the relevant step for the class.</w:t>
+      </w:r>
+    </w:p>
+    <w:p>
+      <w:pPr>
+        <w:spacing w:line="336" w:lineRule="auto" w:after="180"/>
+      </w:pPr>
+      <w:r>
+        <w:rPr>
+          <w:b w:val="0"/>
+        </w:rPr>
+        <w:t xml:space="preserve">If it affects a few learners, give a short targeted </w:t>
+      </w:r>
+      <w:r>
+        <w:rPr>
+          <w:b/>
+        </w:rPr>
+        <w:t>group</w:t>
+      </w:r>
+      <w:r>
+        <w:rPr>
+          <w:b w:val="0"/>
+        </w:rPr>
+        <w:t xml:space="preserve"> explanation while others solve a more demanding variation.</w:t>
+      </w:r>
+    </w:p>
+    <w:p>
+      <w:pPr>
+        <w:pStyle w:val="Heading3"/>
+      </w:pPr>
+      <w:r>
         <w:t>Pictorial practice question</w:t>
       </w:r>
     </w:p>
     <w:p>
-      <w:r>
+      <w:pPr>
+        <w:spacing w:line="336" w:lineRule="auto" w:after="180"/>
+        <w:shd w:fill="F5F1FB"/>
+      </w:pPr>
+      <w:r>
+        <w:rPr>
+          <w:b w:val="0"/>
+        </w:rPr>
         <w:t>How many distinct books are in each repaired role, and why report that as well as scan counts?</w:t>
       </w:r>
     </w:p>
@@ -1582,18 +3257,78 @@
       </w:r>
     </w:p>
     <w:p>
-      <w:r>
-        <w:t>Training 2, validation 1, test 1. Scan counts alone exaggerate the number of distinct books evaluated.</w:t>
-      </w:r>
-    </w:p>
-    <w:p>
-      <w:r>
-        <w:t>Changed-case reasoning: Its group is still A; the original related examples still cross the split. Renaming a row does not remove the relationship between scans.</w:t>
-      </w:r>
-    </w:p>
-    <w:p>
-      <w:r>
-        <w:t>Collect each learner’s explanation before discussion. Use the first missing connection between input, deciding step and result to choose support. This question is worked-case practice, not fresh mastery evidence.</w:t>
+      <w:pPr>
+        <w:spacing w:line="336" w:lineRule="auto" w:after="180"/>
+      </w:pPr>
+      <w:r>
+        <w:rPr>
+          <w:b/>
+        </w:rPr>
+        <w:t>Training</w:t>
+      </w:r>
+      <w:r>
+        <w:rPr>
+          <w:b w:val="0"/>
+        </w:rPr>
+        <w:t xml:space="preserve"> 2, validation 1, test 1. Scan counts alone exaggerate the number of distinct books evaluated.</w:t>
+      </w:r>
+    </w:p>
+    <w:p>
+      <w:pPr>
+        <w:spacing w:line="336" w:lineRule="auto" w:after="180"/>
+      </w:pPr>
+      <w:r>
+        <w:rPr>
+          <w:b w:val="0"/>
+        </w:rPr>
+        <w:t xml:space="preserve">Changed-case reasoning: Its </w:t>
+      </w:r>
+      <w:r>
+        <w:rPr>
+          <w:b/>
+        </w:rPr>
+        <w:t>group</w:t>
+      </w:r>
+      <w:r>
+        <w:rPr>
+          <w:b w:val="0"/>
+        </w:rPr>
+        <w:t xml:space="preserve"> is still A; the original related examples still cross the split. Renaming a row does not remove the relationship between scans.</w:t>
+      </w:r>
+    </w:p>
+    <w:p>
+      <w:pPr>
+        <w:spacing w:line="336" w:lineRule="auto" w:after="180"/>
+      </w:pPr>
+      <w:r>
+        <w:rPr>
+          <w:b w:val="0"/>
+        </w:rPr>
+        <w:t xml:space="preserve">Collect each learner’s explanation before discussion. Use the first missing connection between </w:t>
+      </w:r>
+      <w:r>
+        <w:rPr>
+          <w:b/>
+        </w:rPr>
+        <w:t>input</w:t>
+      </w:r>
+      <w:r>
+        <w:rPr>
+          <w:b w:val="0"/>
+        </w:rPr>
+        <w:t xml:space="preserve">, deciding step and result to choose support. This question is worked-case practice, not fresh mastery </w:t>
+      </w:r>
+      <w:r>
+        <w:rPr>
+          <w:b/>
+        </w:rPr>
+        <w:t>evidence</w:t>
+      </w:r>
+      <w:r>
+        <w:rPr>
+          <w:b w:val="0"/>
+        </w:rPr>
+        <w:t>.</w:t>
       </w:r>
     </w:p>
     <w:p>
@@ -1605,54 +3340,117 @@
       </w:r>
     </w:p>
     <w:p>
+      <w:r>
+        <w:t>Run the Training and Testing investigation and use the first unsupported step to choose a teaching response.</w:t>
+      </w:r>
+    </w:p>
+    <w:p>
+      <w:pPr>
+        <w:spacing w:line="336" w:lineRule="auto" w:after="180"/>
+      </w:pPr>
+      <w:r>
+        <w:rPr>
+          <w:b w:val="0"/>
+        </w:rPr>
+        <w:t>Words You Can Use to Reason</w:t>
+      </w:r>
+    </w:p>
+    <w:p>
+      <w:pPr>
+        <w:spacing w:line="336" w:lineRule="auto" w:after="180"/>
+      </w:pPr>
+      <w:r>
+        <w:rPr>
+          <w:b w:val="0"/>
+        </w:rPr>
+        <w:t>A definition matters when you can recognize the idea, use it, and contrast it with a near-miss.</w:t>
+      </w:r>
+    </w:p>
+    <w:p>
+      <w:pPr>
+        <w:spacing w:line="336" w:lineRule="auto" w:after="180"/>
+      </w:pPr>
+      <w:r>
+        <w:rPr>
+          <w:b w:val="0"/>
+        </w:rPr>
+        <w:t>Predict → Test → Record → Explain</w:t>
+      </w:r>
+    </w:p>
+    <w:p>
+      <w:pPr>
+        <w:spacing w:line="336" w:lineRule="auto" w:after="180"/>
+      </w:pPr>
+      <w:r>
+        <w:rPr>
+          <w:b w:val="0"/>
+        </w:rPr>
+        <w:t>Keep expected and actual results separate. Surprises are useful data when recorded honestly.</w:t>
+      </w:r>
+    </w:p>
+    <w:p>
+      <w:pPr>
+        <w:spacing w:line="336" w:lineRule="auto" w:after="180"/>
+      </w:pPr>
+      <w:r>
+        <w:rPr>
+          <w:b w:val="0"/>
+        </w:rPr>
+        <w:t xml:space="preserve">Split cards before rule-making. Record the split, build on </w:t>
+      </w:r>
+      <w:r>
+        <w:rPr>
+          <w:b/>
+        </w:rPr>
+        <w:t>training</w:t>
+      </w:r>
+      <w:r>
+        <w:rPr>
+          <w:b w:val="0"/>
+        </w:rPr>
+        <w:t xml:space="preserve"> only, freeze the rule, then reveal and score the test pile once.</w:t>
+      </w:r>
+    </w:p>
+    <w:p>
+      <w:pPr>
+        <w:spacing w:line="336" w:lineRule="auto" w:after="180"/>
+        <w:shd w:fill="F5F1FB"/>
+      </w:pPr>
+      <w:r>
+        <w:rPr>
+          <w:b w:val="0"/>
+        </w:rPr>
+        <w:t>What did the hardest test teach you that the normal test did not?</w:t>
+      </w:r>
+    </w:p>
+    <w:p>
       <w:pPr>
         <w:pStyle w:val="Heading3"/>
       </w:pPr>
       <w:r>
-        <w:t>Run the weekly evidence lab</w:t>
-      </w:r>
-    </w:p>
-    <w:p>
-      <w:r>
-        <w:t>Words You Can Use to Reason</w:t>
-      </w:r>
-    </w:p>
-    <w:p>
-      <w:r>
-        <w:t>A definition matters when you can recognize the idea, use it, and contrast it with a near-miss.</w:t>
-      </w:r>
-    </w:p>
-    <w:p>
-      <w:r>
-        <w:t>Predict → Test → Record → Explain</w:t>
-      </w:r>
-    </w:p>
-    <w:p>
-      <w:r>
-        <w:t>Keep expected and actual results separate. Surprises are useful data when recorded honestly.</w:t>
-      </w:r>
-    </w:p>
-    <w:p>
-      <w:r>
-        <w:t>Split cards before rule-making. Record the split, build on training only, freeze the rule, then reveal and score the test pile once.</w:t>
-      </w:r>
-    </w:p>
-    <w:p>
-      <w:r>
-        <w:t>What did the hardest test teach you that the normal test did not?</w:t>
-      </w:r>
-    </w:p>
-    <w:p>
-      <w:pPr>
-        <w:pStyle w:val="Heading3"/>
-      </w:pPr>
-      <w:r>
         <w:t>Make the lab runnable</w:t>
       </w:r>
     </w:p>
     <w:p>
-      <w:r>
-        <w:t>Use the concrete case as the shared normal case and the independent question as a second case. Each pair creates a boundary or missing-information case and predicts its result before testing. Keep the expected result separate from an observed mistake.</w:t>
+      <w:pPr>
+        <w:spacing w:line="336" w:lineRule="auto" w:after="180"/>
+      </w:pPr>
+      <w:r>
+        <w:rPr>
+          <w:b w:val="0"/>
+        </w:rPr>
+        <w:t>Use the concrete case as the shared normal case and the independent question as a second case. Each pair creates a boundary or missing-information case and predicts its result before testing.</w:t>
+      </w:r>
+    </w:p>
+    <w:p>
+      <w:pPr>
+        <w:spacing w:line="336" w:lineRule="auto" w:after="180"/>
+      </w:pPr>
+      <w:r>
+        <w:rPr>
+          <w:b w:val="0"/>
+        </w:rPr>
+        <w:t>Keep the expected result separate from an observed mistake.</w:t>
       </w:r>
     </w:p>
     <w:tbl>
@@ -1810,8 +3608,25 @@
       </w:r>
     </w:p>
     <w:p>
-      <w:r>
-        <w:t>For guessing, return to given facts and request a trace. For vocabulary without application, use one example and one non-example. For arithmetic errors, check the setup before the calculation. Finish with a different uncoached case before recording mastery.</w:t>
+      <w:pPr>
+        <w:spacing w:line="336" w:lineRule="auto" w:after="180"/>
+      </w:pPr>
+      <w:r>
+        <w:rPr>
+          <w:b w:val="0"/>
+        </w:rPr>
+        <w:t>For guessing, return to given facts and request a trace. For vocabulary without application, use one example and one non-example. For arithmetic errors, check the setup before the calculation.</w:t>
+      </w:r>
+    </w:p>
+    <w:p>
+      <w:pPr>
+        <w:spacing w:line="336" w:lineRule="auto" w:after="180"/>
+      </w:pPr>
+      <w:r>
+        <w:rPr>
+          <w:b w:val="0"/>
+        </w:rPr>
+        <w:t>Finish with a different uncoached case before recording mastery.</w:t>
       </w:r>
     </w:p>
     <w:p>
@@ -1823,18 +3638,96 @@
       </w:r>
     </w:p>
     <w:p>
-      <w:r>
-        <w:t>Different row IDs mean independent examples: Different frames may share a trip or source. Choose group metadata based on the claim and verify it against the source.</w:t>
-      </w:r>
-    </w:p>
-    <w:p>
-      <w:r>
-        <w:t>A fixed percentage guarantees a fair test: Percentages do not remove overlap or ensure enough groups and relevant cases. The goal and dependencies determine the split.</w:t>
-      </w:r>
-    </w:p>
-    <w:p>
-      <w:r>
-        <w:t>An empty overlap list proves there is no leakage: The audit checks listed group IDs only. Wrong metadata, copied content, outcome features or preprocessing fitted on all sets can still invalidate evaluation.</w:t>
+      <w:pPr>
+        <w:spacing w:line="336" w:lineRule="auto" w:after="180"/>
+      </w:pPr>
+      <w:r>
+        <w:rPr>
+          <w:b w:val="0"/>
+        </w:rPr>
+        <w:t xml:space="preserve">Different row IDs mean independent examples: Different frames may share a trip or source. Choose </w:t>
+      </w:r>
+      <w:r>
+        <w:rPr>
+          <w:b/>
+        </w:rPr>
+        <w:t>group</w:t>
+      </w:r>
+      <w:r>
+        <w:rPr>
+          <w:b w:val="0"/>
+        </w:rPr>
+        <w:t xml:space="preserve"> metadata based on the claim and verify it against the source.</w:t>
+      </w:r>
+    </w:p>
+    <w:p>
+      <w:pPr>
+        <w:spacing w:line="336" w:lineRule="auto" w:after="180"/>
+      </w:pPr>
+      <w:r>
+        <w:rPr>
+          <w:b w:val="0"/>
+        </w:rPr>
+        <w:t xml:space="preserve">A fixed percentage guarantees a fair test: Percentages do not remove overlap or ensure enough </w:t>
+      </w:r>
+      <w:r>
+        <w:rPr>
+          <w:b/>
+        </w:rPr>
+        <w:t>group</w:t>
+      </w:r>
+      <w:r>
+        <w:rPr>
+          <w:b w:val="0"/>
+        </w:rPr>
+        <w:t>s and relevant cases. The goal and dependencies determine the split.</w:t>
+      </w:r>
+    </w:p>
+    <w:p>
+      <w:pPr>
+        <w:spacing w:line="336" w:lineRule="auto" w:after="180"/>
+      </w:pPr>
+      <w:r>
+        <w:rPr>
+          <w:b w:val="0"/>
+        </w:rPr>
+        <w:t xml:space="preserve">An empty overlap list proves there is no </w:t>
+      </w:r>
+      <w:r>
+        <w:rPr>
+          <w:b/>
+        </w:rPr>
+        <w:t>leakage</w:t>
+      </w:r>
+      <w:r>
+        <w:rPr>
+          <w:b w:val="0"/>
+        </w:rPr>
+        <w:t xml:space="preserve">: The audit checks listed </w:t>
+      </w:r>
+      <w:r>
+        <w:rPr>
+          <w:b/>
+        </w:rPr>
+        <w:t>group</w:t>
+      </w:r>
+      <w:r>
+        <w:rPr>
+          <w:b w:val="0"/>
+        </w:rPr>
+        <w:t xml:space="preserve"> IDs only. Wrong metadata, copied content, outcome features or pre</w:t>
+      </w:r>
+      <w:r>
+        <w:rPr>
+          <w:b/>
+        </w:rPr>
+        <w:t>process</w:t>
+      </w:r>
+      <w:r>
+        <w:rPr>
+          <w:b w:val="0"/>
+        </w:rPr>
+        <w:t>ing fitted on all sets can still invalidate evaluation.</w:t>
       </w:r>
     </w:p>
     <w:p>
@@ -1992,8 +3885,25 @@
       </w:tr>
     </w:tbl>
     <w:p>
-      <w:r>
-        <w:t>Offer an oral explanation, drawing, enlarged visual or fewer examples when that removes a reading/writing barrier. Keep the same reasoning goal. Stretch secure learners by changing a boundary or assumption and asking them to defend the effect, not simply by assigning more of the same questions.</w:t>
+      <w:pPr>
+        <w:spacing w:line="336" w:lineRule="auto" w:after="180"/>
+      </w:pPr>
+      <w:r>
+        <w:rPr>
+          <w:b w:val="0"/>
+        </w:rPr>
+        <w:t>Offer an oral explanation, drawing, enlarged visual or fewer examples when that removes a reading/writing barrier. Keep the same reasoning goal.</w:t>
+      </w:r>
+    </w:p>
+    <w:p>
+      <w:pPr>
+        <w:spacing w:line="336" w:lineRule="auto" w:after="180"/>
+      </w:pPr>
+      <w:r>
+        <w:rPr>
+          <w:b w:val="0"/>
+        </w:rPr>
+        <w:t>Stretch secure learners by changing a boundary or assumption and asking them to defend the effect, not simply by assigning more of the same questions.</w:t>
       </w:r>
     </w:p>
     <w:p>
@@ -2005,11 +3915,16 @@
       </w:r>
     </w:p>
     <w:p>
+      <w:r>
+        <w:t>Use the Training and Testing questions, teacher keys and criteria after the relevant attempts. Previously discussed cases are practice; protect the separately selected independent task.</w:t>
+      </w:r>
+    </w:p>
+    <w:p>
       <w:pPr>
         <w:pStyle w:val="Heading3"/>
       </w:pPr>
       <w:r>
-        <w:t>Assess and explain the answers</w:t>
+        <w:t>Worked case answer</w:t>
       </w:r>
     </w:p>
     <w:p>
@@ -2017,11 +3932,18 @@
         <w:pStyle w:val="Heading3"/>
       </w:pPr>
       <w:r>
-        <w:t>Worked case answer</w:t>
-      </w:r>
-    </w:p>
-    <w:p>
-      <w:r>
+        <w:t>Teacher key · Worked case answer</w:t>
+      </w:r>
+    </w:p>
+    <w:p>
+      <w:pPr>
+        <w:spacing w:line="336" w:lineRule="auto" w:after="180"/>
+        <w:shd w:fill="F1F6FC"/>
+      </w:pPr>
+      <w:r>
+        <w:rPr>
+          <w:b w:val="0"/>
+        </w:rPr>
         <w:t>Those cases influenced the rule. Reserve different labelled books that do not influence construction or revision.</w:t>
       </w:r>
     </w:p>
@@ -2034,20 +3956,62 @@
       </w:r>
     </w:p>
     <w:p>
-      <w:r>
-        <w:t>You tune a rule using cards 1 to 8 and test it on cards 9 and 10. After seeing card 9's error you change the rule. Is card 9 still untouched test evidence?</w:t>
-      </w:r>
-    </w:p>
-    <w:p>
       <w:pPr>
         <w:pStyle w:val="Heading3"/>
       </w:pPr>
       <w:r>
+        <w:t>Independent question · withhold the key</w:t>
+      </w:r>
+    </w:p>
+    <w:p>
+      <w:pPr>
+        <w:spacing w:line="336" w:lineRule="auto" w:after="180"/>
+        <w:shd w:fill="F5F1FB"/>
+      </w:pPr>
+      <w:r>
+        <w:rPr>
+          <w:b w:val="0"/>
+        </w:rPr>
+        <w:t xml:space="preserve">You tune a rule using cards 1 to 8 and test it on cards 9 and 10. After seeing card 9's error you change the rule. Is card 9 still untouched test </w:t>
+      </w:r>
+      <w:r>
+        <w:rPr>
+          <w:b/>
+        </w:rPr>
+        <w:t>evidence</w:t>
+      </w:r>
+      <w:r>
+        <w:rPr>
+          <w:b w:val="0"/>
+        </w:rPr>
+        <w:t>?</w:t>
+      </w:r>
+    </w:p>
+    <w:p>
+      <w:pPr>
+        <w:pStyle w:val="Heading3"/>
+      </w:pPr>
+      <w:r>
         <w:t>Expected independent answer</w:t>
       </w:r>
     </w:p>
     <w:p>
-      <w:r>
+      <w:pPr>
+        <w:pStyle w:val="Heading3"/>
+      </w:pPr>
+      <w:r>
+        <w:t>Teacher key · Expected independent answer</w:t>
+      </w:r>
+    </w:p>
+    <w:p>
+      <w:pPr>
+        <w:spacing w:line="336" w:lineRule="auto" w:after="180"/>
+        <w:shd w:fill="F1F6FC"/>
+      </w:pPr>
+      <w:r>
+        <w:rPr>
+          <w:b w:val="0"/>
+        </w:rPr>
         <w:t>No. Its result influenced development. Use a separate untouched test after tuning; keep the earlier failure in the development record.</w:t>
       </w:r>
     </w:p>
@@ -2286,8 +4250,25 @@
       </w:tr>
     </w:tbl>
     <w:p>
-      <w:r>
-        <w:t>Use 6/8 as a classroom checkpoint, with 2 required for both Result and Reasoning. This is a proposed teaching rule, not a validated certification threshold. Do not count a coached answer as independent mastery; correct unsafe or unsupported claims regardless of total.</w:t>
+      <w:pPr>
+        <w:spacing w:line="336" w:lineRule="auto" w:after="180"/>
+      </w:pPr>
+      <w:r>
+        <w:rPr>
+          <w:b w:val="0"/>
+        </w:rPr>
+        <w:t>Use 6/8 as a classroom checkpoint, with 2 required for both Result and Reasoning. This is a proposed teaching rule, not a validated certification threshold.</w:t>
+      </w:r>
+    </w:p>
+    <w:p>
+      <w:pPr>
+        <w:spacing w:line="336" w:lineRule="auto" w:after="180"/>
+      </w:pPr>
+      <w:r>
+        <w:rPr>
+          <w:b w:val="0"/>
+        </w:rPr>
+        <w:t>Do not count a coached answer as independent mastery; correct unsafe or unsupported claims regardless of total.</w:t>
       </w:r>
     </w:p>
     <w:p>
@@ -2299,8 +4280,26 @@
       </w:r>
     </w:p>
     <w:p>
-      <w:r>
-        <w:t>Ask the learner to find the evidence that challenges this claim: “A file named test can never become development data.” Keep the first attempt and an uncoached retry separate.</w:t>
+      <w:pPr>
+        <w:spacing w:line="336" w:lineRule="auto" w:after="180"/>
+      </w:pPr>
+      <w:r>
+        <w:rPr>
+          <w:b w:val="0"/>
+        </w:rPr>
+        <w:t xml:space="preserve">Ask the learner to find the </w:t>
+      </w:r>
+      <w:r>
+        <w:rPr>
+          <w:b/>
+        </w:rPr>
+        <w:t>evidence</w:t>
+      </w:r>
+      <w:r>
+        <w:rPr>
+          <w:b w:val="0"/>
+        </w:rPr>
+        <w:t xml:space="preserve"> that challenges this claim: “A file named test can never become development data.” Keep the first attempt and an uncoached retry separate.</w:t>
       </w:r>
     </w:p>
     <w:p>
@@ -2312,15 +4311,42 @@
       </w:r>
     </w:p>
     <w:p>
-      <w:r>
-        <w:t>The ten books are validation data because their scores selected the version. Evaluate the chosen rule once on a fresh labelled final set that did not influence any choice. Disclose small sample size and any related-book overlap.</w:t>
-      </w:r>
-    </w:p>
-    <w:p>
       <w:pPr>
         <w:pStyle w:val="Heading3"/>
       </w:pPr>
       <w:r>
+        <w:t>Teacher key · Original transfer answer</w:t>
+      </w:r>
+    </w:p>
+    <w:p>
+      <w:pPr>
+        <w:spacing w:line="336" w:lineRule="auto" w:after="180"/>
+        <w:shd w:fill="F1F6FC"/>
+      </w:pPr>
+      <w:r>
+        <w:rPr>
+          <w:b w:val="0"/>
+        </w:rPr>
+        <w:t>The ten books are validation data because their scores selected the version. Evaluate the chosen rule once on a fresh labelled final set that did not influence any choice.</w:t>
+      </w:r>
+    </w:p>
+    <w:p>
+      <w:pPr>
+        <w:spacing w:line="336" w:lineRule="auto" w:after="180"/>
+        <w:shd w:fill="F1F6FC"/>
+      </w:pPr>
+      <w:r>
+        <w:rPr>
+          <w:b w:val="0"/>
+        </w:rPr>
+        <w:t>Disclose small sample size and any related-book overlap.</w:t>
+      </w:r>
+    </w:p>
+    <w:p>
+      <w:pPr>
+        <w:pStyle w:val="Heading3"/>
+      </w:pPr>
+      <w:r>
         <w:t>Explanations for the additional workbook examples</w:t>
       </w:r>
     </w:p>
@@ -2333,111 +4359,747 @@
       </w:r>
     </w:p>
     <w:p>
-      <w:r>
-        <w:t>Explain what training, validation and test sets are used for. What changes if you repeatedly choose a model using its test score?</w:t>
-      </w:r>
-    </w:p>
-    <w:p>
-      <w:r>
-        <w:t>Training fits the model; validation compares development choices; test evaluates after choices are fixed. Repeatedly selecting by the test score uses that set for development, so it is no longer an untouched final evaluation.</w:t>
-      </w:r>
-    </w:p>
-    <w:p>
       <w:pPr>
         <w:pStyle w:val="Heading3"/>
       </w:pPr>
       <w:r>
+        <w:t>Workbook question · W1</w:t>
+      </w:r>
+    </w:p>
+    <w:p>
+      <w:pPr>
+        <w:spacing w:line="336" w:lineRule="auto" w:after="180"/>
+        <w:shd w:fill="F5F1FB"/>
+      </w:pPr>
+      <w:r>
+        <w:rPr>
+          <w:b w:val="0"/>
+        </w:rPr>
+        <w:t xml:space="preserve">Explain what </w:t>
+      </w:r>
+      <w:r>
+        <w:rPr>
+          <w:b/>
+        </w:rPr>
+        <w:t>training</w:t>
+      </w:r>
+      <w:r>
+        <w:rPr>
+          <w:b w:val="0"/>
+        </w:rPr>
+        <w:t xml:space="preserve">, validation and </w:t>
+      </w:r>
+      <w:r>
+        <w:rPr>
+          <w:b/>
+        </w:rPr>
+        <w:t>test set</w:t>
+      </w:r>
+      <w:r>
+        <w:rPr>
+          <w:b w:val="0"/>
+        </w:rPr>
+        <w:t>s are used for. What changes if you repeatedly choose a model using its test score?</w:t>
+      </w:r>
+    </w:p>
+    <w:p>
+      <w:pPr>
+        <w:pStyle w:val="Heading3"/>
+      </w:pPr>
+      <w:r>
+        <w:t>Teacher reasoning · W1</w:t>
+      </w:r>
+    </w:p>
+    <w:p>
+      <w:pPr>
+        <w:spacing w:line="336" w:lineRule="auto" w:after="180"/>
+        <w:shd w:fill="F1F6FC"/>
+      </w:pPr>
+      <w:r>
+        <w:rPr>
+          <w:b/>
+        </w:rPr>
+        <w:t>Training</w:t>
+      </w:r>
+      <w:r>
+        <w:rPr>
+          <w:b w:val="0"/>
+        </w:rPr>
+        <w:t xml:space="preserve"> fits the model; validation compares development choices; test evaluates after choices are fixed. Repeatedly selecting by the test score uses that set for development, so it is no longer an untouched final evaluation.</w:t>
+      </w:r>
+    </w:p>
+    <w:p>
+      <w:pPr>
+        <w:pStyle w:val="Heading3"/>
+      </w:pPr>
+      <w:r>
         <w:t>W2 Distinguish frames from groups</w:t>
       </w:r>
     </w:p>
     <w:p>
-      <w:r>
-        <w:t>For the worked A through F plan, give training, validation and test counts first in groups and then in rows. Interpret [] from the code and state one problem it cannot detect.</w:t>
-      </w:r>
-    </w:p>
-    <w:p>
-      <w:r>
-        <w:t>Group counts are 3,1,2; row counts are 6,2,4. The empty list means no trip ID overlaps between any pair of the listed sets. The code cannot detect wrong metadata, an omitted frame, a disguised duplicate or an outcome feature.</w:t>
-      </w:r>
-    </w:p>
-    <w:p>
       <w:pPr>
         <w:pStyle w:val="Heading3"/>
       </w:pPr>
       <w:r>
+        <w:t>Workbook question · W2</w:t>
+      </w:r>
+    </w:p>
+    <w:p>
+      <w:pPr>
+        <w:spacing w:line="336" w:lineRule="auto" w:after="180"/>
+        <w:shd w:fill="F5F1FB"/>
+      </w:pPr>
+      <w:r>
+        <w:rPr>
+          <w:b w:val="0"/>
+        </w:rPr>
+        <w:t xml:space="preserve">For the worked A through F plan, give </w:t>
+      </w:r>
+      <w:r>
+        <w:rPr>
+          <w:b/>
+        </w:rPr>
+        <w:t>training</w:t>
+      </w:r>
+      <w:r>
+        <w:rPr>
+          <w:b w:val="0"/>
+        </w:rPr>
+        <w:t xml:space="preserve">, validation and test counts first in </w:t>
+      </w:r>
+      <w:r>
+        <w:rPr>
+          <w:b/>
+        </w:rPr>
+        <w:t>group</w:t>
+      </w:r>
+      <w:r>
+        <w:rPr>
+          <w:b w:val="0"/>
+        </w:rPr>
+        <w:t>s and then in rows. Interpret [] from the code and state one problem it cannot detect.</w:t>
+      </w:r>
+    </w:p>
+    <w:p>
+      <w:pPr>
+        <w:pStyle w:val="Heading3"/>
+      </w:pPr>
+      <w:r>
+        <w:t>Teacher reasoning · W2</w:t>
+      </w:r>
+    </w:p>
+    <w:p>
+      <w:pPr>
+        <w:spacing w:line="336" w:lineRule="auto" w:after="180"/>
+        <w:shd w:fill="F1F6FC"/>
+      </w:pPr>
+      <w:r>
+        <w:rPr>
+          <w:b/>
+        </w:rPr>
+        <w:t>Group</w:t>
+      </w:r>
+      <w:r>
+        <w:rPr>
+          <w:b w:val="0"/>
+        </w:rPr>
+        <w:t xml:space="preserve"> counts are 3,1,2; row counts are 6,2,4. The empty list means no trip ID overlaps between any pair of the listed sets. The code cannot detect wrong metadata, an omitted frame, a disguised duplicate or an outcome feature.</w:t>
+      </w:r>
+    </w:p>
+    <w:p>
+      <w:pPr>
+        <w:pStyle w:val="Heading3"/>
+      </w:pPr>
+      <w:r>
         <w:t>W3 Repair a related example leak</w:t>
       </w:r>
     </w:p>
     <w:p>
-      <w:r>
-        <w:t>A1 and A2 are in training and A3 is in test. Explain why unique frame IDs and a fixed random seed do not fix this. Propose a repair and what to record.</w:t>
-      </w:r>
-    </w:p>
-    <w:p>
-      <w:r>
-        <w:t>The frames share trip A, so the test contains a trip already represented in training. Unique frame IDs do not remove similarity; a seed only reproduces the assignment. Put every A frame in one role, keep each frame once and record the revised assignments and counts before model evaluation.</w:t>
-      </w:r>
-    </w:p>
-    <w:p>
       <w:pPr>
         <w:pStyle w:val="Heading3"/>
       </w:pPr>
       <w:r>
+        <w:t>Workbook question · W3</w:t>
+      </w:r>
+    </w:p>
+    <w:p>
+      <w:pPr>
+        <w:spacing w:line="336" w:lineRule="auto" w:after="180"/>
+        <w:shd w:fill="F5F1FB"/>
+      </w:pPr>
+      <w:r>
+        <w:rPr>
+          <w:b w:val="0"/>
+        </w:rPr>
+        <w:t xml:space="preserve">A1 and A2 are in </w:t>
+      </w:r>
+      <w:r>
+        <w:rPr>
+          <w:b/>
+        </w:rPr>
+        <w:t>training</w:t>
+      </w:r>
+      <w:r>
+        <w:rPr>
+          <w:b w:val="0"/>
+        </w:rPr>
+        <w:t xml:space="preserve"> and A3 is in test. Explain why unique frame IDs and a fixed random seed do not fix this. Propose a repair and what to record.</w:t>
+      </w:r>
+    </w:p>
+    <w:p>
+      <w:pPr>
+        <w:pStyle w:val="Heading3"/>
+      </w:pPr>
+      <w:r>
+        <w:t>Teacher reasoning · W3</w:t>
+      </w:r>
+    </w:p>
+    <w:p>
+      <w:pPr>
+        <w:spacing w:line="336" w:lineRule="auto" w:after="180"/>
+        <w:shd w:fill="F1F6FC"/>
+      </w:pPr>
+      <w:r>
+        <w:rPr>
+          <w:b w:val="0"/>
+        </w:rPr>
+        <w:t xml:space="preserve">The frames share trip A, so the test contains a trip already represented in </w:t>
+      </w:r>
+      <w:r>
+        <w:rPr>
+          <w:b/>
+        </w:rPr>
+        <w:t>training</w:t>
+      </w:r>
+      <w:r>
+        <w:rPr>
+          <w:b w:val="0"/>
+        </w:rPr>
+        <w:t>. Unique frame IDs do not remove similarity; a seed only reproduces the assignment.</w:t>
+      </w:r>
+    </w:p>
+    <w:p>
+      <w:pPr>
+        <w:spacing w:line="336" w:lineRule="auto" w:after="180"/>
+        <w:shd w:fill="F1F6FC"/>
+      </w:pPr>
+      <w:r>
+        <w:rPr>
+          <w:b w:val="0"/>
+        </w:rPr>
+        <w:t>Put every A frame in one role, keep each frame once and record the revised assignments and counts before model evaluation.</w:t>
+      </w:r>
+    </w:p>
+    <w:p>
+      <w:pPr>
+        <w:pStyle w:val="Heading3"/>
+      </w:pPr>
+      <w:r>
         <w:t>W4 Audit and repair independently</w:t>
       </w:r>
     </w:p>
     <w:p>
-      <w:r>
-        <w:t>Eight frames come from trips P (P1 P2 P3), Q (Q1 Q2), R (R1), S (S1 S2). A proposed split is training P1 Q1 R1; validation P2 S1; test Q2 P3 S2. Identify shared groups for each pair of sets. Repair it by assigning P and Q to training, R to validation and S to test. List all frames in each role and give row and group counts. State one limit of the repaired plan.</w:t>
-      </w:r>
-    </w:p>
-    <w:p>
-      <w:r>
-        <w:t>Training/validation share P; training/test share P and Q; validation/test share P and S. Repaired training is P1 P2 P3 Q1 Q2 (5 rows,2 groups), validation R1 (1 row,1 group), test S1 S2 (2 rows,1 group). Every frame appears once and groups are disjoint. This tiny plan does not establish reliable performance, correct metadata, label coverage or success on new routes.</w:t>
-      </w:r>
-    </w:p>
-    <w:p>
       <w:pPr>
         <w:pStyle w:val="Heading3"/>
       </w:pPr>
       <w:r>
+        <w:t>Workbook question · W4</w:t>
+      </w:r>
+    </w:p>
+    <w:p>
+      <w:pPr>
+        <w:spacing w:line="336" w:lineRule="auto" w:after="180"/>
+        <w:shd w:fill="F5F1FB"/>
+      </w:pPr>
+      <w:r>
+        <w:rPr>
+          <w:b w:val="0"/>
+        </w:rPr>
+        <w:t xml:space="preserve">Eight frames come from trips P (P1 P2 P3), Q (Q1 Q2), R (R1), S (S1 S2). A proposed split is </w:t>
+      </w:r>
+      <w:r>
+        <w:rPr>
+          <w:b/>
+        </w:rPr>
+        <w:t>training</w:t>
+      </w:r>
+      <w:r>
+        <w:rPr>
+          <w:b w:val="0"/>
+        </w:rPr>
+        <w:t xml:space="preserve"> P1 Q1 R1; validation P2 S1; test Q2 P3 S2. Identify shared </w:t>
+      </w:r>
+      <w:r>
+        <w:rPr>
+          <w:b/>
+        </w:rPr>
+        <w:t>group</w:t>
+      </w:r>
+      <w:r>
+        <w:rPr>
+          <w:b w:val="0"/>
+        </w:rPr>
+        <w:t>s for each pair of sets.</w:t>
+      </w:r>
+    </w:p>
+    <w:p>
+      <w:pPr>
+        <w:spacing w:line="336" w:lineRule="auto" w:after="180"/>
+        <w:shd w:fill="F5F1FB"/>
+      </w:pPr>
+      <w:r>
+        <w:rPr>
+          <w:b w:val="0"/>
+        </w:rPr>
+        <w:t xml:space="preserve">Repair it by assigning P and Q to </w:t>
+      </w:r>
+      <w:r>
+        <w:rPr>
+          <w:b/>
+        </w:rPr>
+        <w:t>training</w:t>
+      </w:r>
+      <w:r>
+        <w:rPr>
+          <w:b w:val="0"/>
+        </w:rPr>
+        <w:t xml:space="preserve">, R to validation and S to test. List all frames in each role and give row and </w:t>
+      </w:r>
+      <w:r>
+        <w:rPr>
+          <w:b/>
+        </w:rPr>
+        <w:t>group</w:t>
+      </w:r>
+      <w:r>
+        <w:rPr>
+          <w:b w:val="0"/>
+        </w:rPr>
+        <w:t xml:space="preserve"> counts. State one limit of the repaired plan.</w:t>
+      </w:r>
+    </w:p>
+    <w:p>
+      <w:pPr>
+        <w:pStyle w:val="Heading3"/>
+      </w:pPr>
+      <w:r>
+        <w:t>Teacher reasoning · W4</w:t>
+      </w:r>
+    </w:p>
+    <w:p>
+      <w:pPr>
+        <w:spacing w:line="336" w:lineRule="auto" w:after="180"/>
+        <w:shd w:fill="F1F6FC"/>
+      </w:pPr>
+      <w:r>
+        <w:rPr>
+          <w:b/>
+        </w:rPr>
+        <w:t>Training</w:t>
+      </w:r>
+      <w:r>
+        <w:rPr>
+          <w:b w:val="0"/>
+        </w:rPr>
+        <w:t xml:space="preserve">/validation share P; </w:t>
+      </w:r>
+      <w:r>
+        <w:rPr>
+          <w:b/>
+        </w:rPr>
+        <w:t>training</w:t>
+      </w:r>
+      <w:r>
+        <w:rPr>
+          <w:b w:val="0"/>
+        </w:rPr>
+        <w:t xml:space="preserve">/test share P and Q; validation/test share P and S. Repaired </w:t>
+      </w:r>
+      <w:r>
+        <w:rPr>
+          <w:b/>
+        </w:rPr>
+        <w:t>training</w:t>
+      </w:r>
+      <w:r>
+        <w:rPr>
+          <w:b w:val="0"/>
+        </w:rPr>
+        <w:t xml:space="preserve"> is P1 P2 P3 Q1 Q2 (5 rows,2 </w:t>
+      </w:r>
+      <w:r>
+        <w:rPr>
+          <w:b/>
+        </w:rPr>
+        <w:t>group</w:t>
+      </w:r>
+      <w:r>
+        <w:rPr>
+          <w:b w:val="0"/>
+        </w:rPr>
+        <w:t xml:space="preserve">s), validation R1 (1 row,1 </w:t>
+      </w:r>
+      <w:r>
+        <w:rPr>
+          <w:b/>
+        </w:rPr>
+        <w:t>group</w:t>
+      </w:r>
+      <w:r>
+        <w:rPr>
+          <w:b w:val="0"/>
+        </w:rPr>
+        <w:t xml:space="preserve">), test S1 S2 (2 rows,1 </w:t>
+      </w:r>
+      <w:r>
+        <w:rPr>
+          <w:b/>
+        </w:rPr>
+        <w:t>group</w:t>
+      </w:r>
+      <w:r>
+        <w:rPr>
+          <w:b w:val="0"/>
+        </w:rPr>
+        <w:t>).</w:t>
+      </w:r>
+    </w:p>
+    <w:p>
+      <w:pPr>
+        <w:spacing w:line="336" w:lineRule="auto" w:after="180"/>
+        <w:shd w:fill="F1F6FC"/>
+      </w:pPr>
+      <w:r>
+        <w:rPr>
+          <w:b w:val="0"/>
+        </w:rPr>
+        <w:t xml:space="preserve">Every frame appears once and </w:t>
+      </w:r>
+      <w:r>
+        <w:rPr>
+          <w:b/>
+        </w:rPr>
+        <w:t>group</w:t>
+      </w:r>
+      <w:r>
+        <w:rPr>
+          <w:b w:val="0"/>
+        </w:rPr>
+        <w:t>s are disjoint. This tiny plan does not establish reliable performance, correct metadata, label coverage or success on new routes.</w:t>
+      </w:r>
+    </w:p>
+    <w:p>
+      <w:pPr>
+        <w:pStyle w:val="Heading3"/>
+      </w:pPr>
+      <w:r>
         <w:t>W5 Match separation to the claim</w:t>
       </w:r>
     </w:p>
     <w:p>
-      <w:r>
-        <w:t>A model will be evaluated on new routes. Route North has trips A and B; route South has C and D. A proposed split trains on A and C and tests on B and D. Explain the problem and give a route-based alternative. Is this enough for a strong performance claim?</w:t>
-      </w:r>
-    </w:p>
-    <w:p>
-      <w:r>
-        <w:t>Both routes occur in training and test, so the plan does not hold out a new route. For illustration, keep A and B together for training and C and D together for test, or reverse the route roles. With only two routes there is too little evidence for a strong general claim and no separate route left for validation; obtain more routes for a fuller design.</w:t>
-      </w:r>
-    </w:p>
-    <w:p>
       <w:pPr>
         <w:pStyle w:val="Heading3"/>
       </w:pPr>
       <w:r>
+        <w:t>Workbook question · W5</w:t>
+      </w:r>
+    </w:p>
+    <w:p>
+      <w:pPr>
+        <w:spacing w:line="336" w:lineRule="auto" w:after="180"/>
+        <w:shd w:fill="F5F1FB"/>
+      </w:pPr>
+      <w:r>
+        <w:rPr>
+          <w:b w:val="0"/>
+        </w:rPr>
+        <w:t>A model will be evaluated on new routes. Route North has trips A and B; route South has C and D. A proposed split trains on A and C and tests on B and D. Explain the problem and give a route-based alternative.</w:t>
+      </w:r>
+    </w:p>
+    <w:p>
+      <w:pPr>
+        <w:spacing w:line="336" w:lineRule="auto" w:after="180"/>
+        <w:shd w:fill="F5F1FB"/>
+      </w:pPr>
+      <w:r>
+        <w:rPr>
+          <w:b w:val="0"/>
+        </w:rPr>
+        <w:t>Is this enough for a strong performance claim?</w:t>
+      </w:r>
+    </w:p>
+    <w:p>
+      <w:pPr>
+        <w:pStyle w:val="Heading3"/>
+      </w:pPr>
+      <w:r>
+        <w:t>Teacher reasoning · W5</w:t>
+      </w:r>
+    </w:p>
+    <w:p>
+      <w:pPr>
+        <w:spacing w:line="336" w:lineRule="auto" w:after="180"/>
+        <w:shd w:fill="F1F6FC"/>
+      </w:pPr>
+      <w:r>
+        <w:rPr>
+          <w:b w:val="0"/>
+        </w:rPr>
+        <w:t xml:space="preserve">Both routes occur in </w:t>
+      </w:r>
+      <w:r>
+        <w:rPr>
+          <w:b/>
+        </w:rPr>
+        <w:t>training</w:t>
+      </w:r>
+      <w:r>
+        <w:rPr>
+          <w:b w:val="0"/>
+        </w:rPr>
+        <w:t xml:space="preserve"> and test, so the plan does not hold out a new route. For illustration, keep A and B together for </w:t>
+      </w:r>
+      <w:r>
+        <w:rPr>
+          <w:b/>
+        </w:rPr>
+        <w:t>training</w:t>
+      </w:r>
+      <w:r>
+        <w:rPr>
+          <w:b w:val="0"/>
+        </w:rPr>
+        <w:t xml:space="preserve"> and C and D together for test, or reverse the route roles.</w:t>
+      </w:r>
+    </w:p>
+    <w:p>
+      <w:pPr>
+        <w:spacing w:line="336" w:lineRule="auto" w:after="180"/>
+        <w:shd w:fill="F1F6FC"/>
+      </w:pPr>
+      <w:r>
+        <w:rPr>
+          <w:b w:val="0"/>
+        </w:rPr>
+        <w:t xml:space="preserve">With only two routes there is too little </w:t>
+      </w:r>
+      <w:r>
+        <w:rPr>
+          <w:b/>
+        </w:rPr>
+        <w:t>evidence</w:t>
+      </w:r>
+      <w:r>
+        <w:rPr>
+          <w:b w:val="0"/>
+        </w:rPr>
+        <w:t xml:space="preserve"> for a strong general claim and no separate route left for validation; obtain more routes for a fuller design.</w:t>
+      </w:r>
+    </w:p>
+    <w:p>
+      <w:pPr>
+        <w:pStyle w:val="Heading3"/>
+      </w:pPr>
+      <w:r>
         <w:t>Assess independent transfer</w:t>
       </w:r>
     </w:p>
     <w:p>
-      <w:r>
-        <w:t>Selected case: Eight frames come from trips P (P1 P2 P3), Q (Q1 Q2), R (R1), S (S1 S2). A proposed split is training P1 Q1 R1; validation P2 S1; test Q2 P3 S2. Identify shared groups for each pair of sets. Repair it by assigning P and Q to training, R to validation and S to test. List all frames in each role and give row and group counts. State one limit of the repaired plan.</w:t>
-      </w:r>
-    </w:p>
-    <w:p>
       <w:pPr>
         <w:pStyle w:val="Heading3"/>
       </w:pPr>
       <w:r>
+        <w:t>Independent question · withhold the key</w:t>
+      </w:r>
+    </w:p>
+    <w:p>
+      <w:pPr>
+        <w:spacing w:line="336" w:lineRule="auto" w:after="180"/>
+        <w:shd w:fill="F5F1FB"/>
+      </w:pPr>
+      <w:r>
+        <w:rPr>
+          <w:b w:val="0"/>
+        </w:rPr>
+        <w:t xml:space="preserve">Selected case: Eight frames come from trips P (P1 P2 P3), Q (Q1 Q2), R (R1), S (S1 S2). A proposed split is </w:t>
+      </w:r>
+      <w:r>
+        <w:rPr>
+          <w:b/>
+        </w:rPr>
+        <w:t>training</w:t>
+      </w:r>
+      <w:r>
+        <w:rPr>
+          <w:b w:val="0"/>
+        </w:rPr>
+        <w:t xml:space="preserve"> P1 Q1 R1; validation P2 S1; test Q2 P3 S2. Identify shared </w:t>
+      </w:r>
+      <w:r>
+        <w:rPr>
+          <w:b/>
+        </w:rPr>
+        <w:t>group</w:t>
+      </w:r>
+      <w:r>
+        <w:rPr>
+          <w:b w:val="0"/>
+        </w:rPr>
+        <w:t>s for each pair of sets.</w:t>
+      </w:r>
+    </w:p>
+    <w:p>
+      <w:pPr>
+        <w:spacing w:line="336" w:lineRule="auto" w:after="180"/>
+        <w:shd w:fill="F5F1FB"/>
+      </w:pPr>
+      <w:r>
+        <w:rPr>
+          <w:b w:val="0"/>
+        </w:rPr>
+        <w:t xml:space="preserve">Repair it by assigning P and Q to </w:t>
+      </w:r>
+      <w:r>
+        <w:rPr>
+          <w:b/>
+        </w:rPr>
+        <w:t>training</w:t>
+      </w:r>
+      <w:r>
+        <w:rPr>
+          <w:b w:val="0"/>
+        </w:rPr>
+        <w:t xml:space="preserve">, R to validation and S to test. List all frames in each role and give row and </w:t>
+      </w:r>
+      <w:r>
+        <w:rPr>
+          <w:b/>
+        </w:rPr>
+        <w:t>group</w:t>
+      </w:r>
+      <w:r>
+        <w:rPr>
+          <w:b w:val="0"/>
+        </w:rPr>
+        <w:t xml:space="preserve"> counts. State one limit of the repaired plan.</w:t>
+      </w:r>
+    </w:p>
+    <w:p>
+      <w:pPr>
+        <w:pStyle w:val="Heading3"/>
+      </w:pPr>
+      <w:r>
         <w:t>Selected case answer</w:t>
       </w:r>
     </w:p>
     <w:p>
-      <w:r>
-        <w:t>Training/validation share P; training/test share P and Q; validation/test share P and S. Repaired training is P1 P2 P3 Q1 Q2 (5 rows,2 groups), validation R1 (1 row,1 group), test S1 S2 (2 rows,1 group). Every frame appears once and groups are disjoint. This tiny plan does not establish reliable performance, correct metadata, label coverage or success on new routes.</w:t>
+      <w:pPr>
+        <w:pStyle w:val="Heading3"/>
+      </w:pPr>
+      <w:r>
+        <w:t>Teacher key · Selected case answer</w:t>
+      </w:r>
+    </w:p>
+    <w:p>
+      <w:pPr>
+        <w:spacing w:line="336" w:lineRule="auto" w:after="180"/>
+        <w:shd w:fill="F1F6FC"/>
+      </w:pPr>
+      <w:r>
+        <w:rPr>
+          <w:b/>
+        </w:rPr>
+        <w:t>Training</w:t>
+      </w:r>
+      <w:r>
+        <w:rPr>
+          <w:b w:val="0"/>
+        </w:rPr>
+        <w:t xml:space="preserve">/validation share P; </w:t>
+      </w:r>
+      <w:r>
+        <w:rPr>
+          <w:b/>
+        </w:rPr>
+        <w:t>training</w:t>
+      </w:r>
+      <w:r>
+        <w:rPr>
+          <w:b w:val="0"/>
+        </w:rPr>
+        <w:t xml:space="preserve">/test share P and Q; validation/test share P and S. Repaired </w:t>
+      </w:r>
+      <w:r>
+        <w:rPr>
+          <w:b/>
+        </w:rPr>
+        <w:t>training</w:t>
+      </w:r>
+      <w:r>
+        <w:rPr>
+          <w:b w:val="0"/>
+        </w:rPr>
+        <w:t xml:space="preserve"> is P1 P2 P3 Q1 Q2 (5 rows,2 </w:t>
+      </w:r>
+      <w:r>
+        <w:rPr>
+          <w:b/>
+        </w:rPr>
+        <w:t>group</w:t>
+      </w:r>
+      <w:r>
+        <w:rPr>
+          <w:b w:val="0"/>
+        </w:rPr>
+        <w:t xml:space="preserve">s), validation R1 (1 row,1 </w:t>
+      </w:r>
+      <w:r>
+        <w:rPr>
+          <w:b/>
+        </w:rPr>
+        <w:t>group</w:t>
+      </w:r>
+      <w:r>
+        <w:rPr>
+          <w:b w:val="0"/>
+        </w:rPr>
+        <w:t xml:space="preserve">), test S1 S2 (2 rows,1 </w:t>
+      </w:r>
+      <w:r>
+        <w:rPr>
+          <w:b/>
+        </w:rPr>
+        <w:t>group</w:t>
+      </w:r>
+      <w:r>
+        <w:rPr>
+          <w:b w:val="0"/>
+        </w:rPr>
+        <w:t>).</w:t>
+      </w:r>
+    </w:p>
+    <w:p>
+      <w:pPr>
+        <w:spacing w:line="336" w:lineRule="auto" w:after="180"/>
+        <w:shd w:fill="F1F6FC"/>
+      </w:pPr>
+      <w:r>
+        <w:rPr>
+          <w:b w:val="0"/>
+        </w:rPr>
+        <w:t xml:space="preserve">Every frame appears once and </w:t>
+      </w:r>
+      <w:r>
+        <w:rPr>
+          <w:b/>
+        </w:rPr>
+        <w:t>group</w:t>
+      </w:r>
+      <w:r>
+        <w:rPr>
+          <w:b w:val="0"/>
+        </w:rPr>
+        <w:t>s are disjoint. This tiny plan does not establish reliable performance, correct metadata, label coverage or success on new routes.</w:t>
       </w:r>
     </w:p>
     <w:tbl>
@@ -2543,21 +5205,77 @@
       </w:tr>
     </w:tbl>
     <w:p>
-      <w:r>
-        <w:t>Record each dimension as not yet, with support, or independent. Accept a valid alternative procedure with a defensible trace. Do not penalise an honestly recorded model failure if the learner correctly explains its evidence and limits.</w:t>
-      </w:r>
-    </w:p>
-    <w:p>
       <w:pPr>
         <w:pStyle w:val="Heading3"/>
       </w:pPr>
       <w:r>
+        <w:t>Teacher key · Selected case answer</w:t>
+      </w:r>
+    </w:p>
+    <w:p>
+      <w:pPr>
+        <w:spacing w:line="336" w:lineRule="auto" w:after="180"/>
+        <w:shd w:fill="F1F6FC"/>
+      </w:pPr>
+      <w:r>
+        <w:rPr>
+          <w:b w:val="0"/>
+        </w:rPr>
+        <w:t>Record each dimension as not yet, with support, or independent. Accept a valid alternative procedure with a defensible trace.</w:t>
+      </w:r>
+    </w:p>
+    <w:p>
+      <w:pPr>
+        <w:spacing w:line="336" w:lineRule="auto" w:after="180"/>
+        <w:shd w:fill="F1F6FC"/>
+      </w:pPr>
+      <w:r>
+        <w:rPr>
+          <w:b w:val="0"/>
+        </w:rPr>
+        <w:t xml:space="preserve">Do not penalise an honestly recorded model failure if the learner correctly explains its </w:t>
+      </w:r>
+      <w:r>
+        <w:rPr>
+          <w:b/>
+        </w:rPr>
+        <w:t>evidence</w:t>
+      </w:r>
+      <w:r>
+        <w:rPr>
+          <w:b w:val="0"/>
+        </w:rPr>
+        <w:t xml:space="preserve"> and limits.</w:t>
+      </w:r>
+    </w:p>
+    <w:p>
+      <w:pPr>
+        <w:pStyle w:val="Heading3"/>
+      </w:pPr>
+      <w:r>
         <w:t>Feedback that the learner uses</w:t>
       </w:r>
     </w:p>
     <w:p>
-      <w:r>
-        <w:t>Name the earliest unsupported step and give one action to repair it. Have the learner make that repair now and explain why. Then assess the relevant skill on a fresh, fully specified case. Confirm it was not previously practised with feedback; solve and check the new case before assigning it. A follow-up design prompt is a starting brief, not automatically an equivalent test.</w:t>
+      <w:pPr>
+        <w:spacing w:line="336" w:lineRule="auto" w:after="180"/>
+      </w:pPr>
+      <w:r>
+        <w:rPr>
+          <w:b w:val="0"/>
+        </w:rPr>
+        <w:t>Name the earliest unsupported step and give one action to repair it. Have the learner make that repair now and explain why. Then assess the relevant skill on a fresh, fully specified case.</w:t>
+      </w:r>
+    </w:p>
+    <w:p>
+      <w:pPr>
+        <w:spacing w:line="336" w:lineRule="auto" w:after="180"/>
+      </w:pPr>
+      <w:r>
+        <w:rPr>
+          <w:b w:val="0"/>
+        </w:rPr>
+        <w:t>Confirm it was not previously practised with feedback; solve and check the new case before assigning it. A follow-up design prompt is a starting brief, not automatically an equivalent test.</w:t>
       </w:r>
     </w:p>
     <w:p>
@@ -2569,11 +5287,62 @@
       </w:r>
     </w:p>
     <w:p>
+      <w:r>
+        <w:t>Connect Training and Testing to Transparent Book Recommender, adapt support and plan a later changed-case check.</w:t>
+      </w:r>
+    </w:p>
+    <w:p>
       <w:pPr>
         <w:pStyle w:val="Heading3"/>
       </w:pPr>
       <w:r>
-        <w:t>Connect and extend learning</w:t>
+        <w:t>Transparent Book Recommender</w:t>
+      </w:r>
+    </w:p>
+    <w:p>
+      <w:pPr>
+        <w:spacing w:line="336" w:lineRule="auto" w:after="180"/>
+      </w:pPr>
+      <w:r>
+        <w:rPr>
+          <w:b w:val="0"/>
+        </w:rPr>
+        <w:t>Keep final user profiles hidden until weights and thresholds are fixed.</w:t>
+      </w:r>
+    </w:p>
+    <w:p>
+      <w:pPr>
+        <w:spacing w:line="336" w:lineRule="auto" w:after="180"/>
+      </w:pPr>
+      <w:r>
+        <w:rPr>
+          <w:b w:val="0"/>
+        </w:rPr>
+        <w:t xml:space="preserve">Keep the decision, </w:t>
+      </w:r>
+      <w:r>
+        <w:rPr>
+          <w:b/>
+        </w:rPr>
+        <w:t>input</w:t>
+      </w:r>
+      <w:r>
+        <w:rPr>
+          <w:b w:val="0"/>
+        </w:rPr>
+        <w:t xml:space="preserve">, result, explanation and remaining limitation in the project </w:t>
+      </w:r>
+      <w:r>
+        <w:rPr>
+          <w:b/>
+        </w:rPr>
+        <w:t>evidence</w:t>
+      </w:r>
+      <w:r>
+        <w:rPr>
+          <w:b w:val="0"/>
+        </w:rPr>
+        <w:t xml:space="preserve"> record. Retrieve this record next week rather than restarting the project.</w:t>
       </w:r>
     </w:p>
     <w:p>
@@ -2581,17 +5350,18 @@
         <w:pStyle w:val="Heading3"/>
       </w:pPr>
       <w:r>
-        <w:t>Transparent Book Recommender</w:t>
-      </w:r>
-    </w:p>
-    <w:p>
-      <w:r>
-        <w:t>Keep final user profiles hidden until weights and thresholds are fixed.</w:t>
-      </w:r>
-    </w:p>
-    <w:p>
-      <w:r>
-        <w:t>Keep the decision, input, result, explanation and remaining limitation in the project evidence record. Retrieve this record next week rather than restarting the project.</w:t>
+        <w:t>Support and stretch</w:t>
+      </w:r>
+    </w:p>
+    <w:p>
+      <w:pPr>
+        <w:spacing w:line="336" w:lineRule="auto" w:after="180"/>
+      </w:pPr>
+      <w:r>
+        <w:rPr>
+          <w:b w:val="0"/>
+        </w:rPr>
+        <w:t>Trace one record or condition at a time with counters and labelled columns. Stretch: introduce a tie, boundary or missing field and declare its handling policy before rerunning.</w:t>
       </w:r>
     </w:p>
     <w:p>
@@ -2599,12 +5369,30 @@
         <w:pStyle w:val="Heading3"/>
       </w:pPr>
       <w:r>
-        <w:t>Support and stretch</w:t>
-      </w:r>
-    </w:p>
-    <w:p>
-      <w:r>
-        <w:t>Trace one record or condition at a time with counters and labelled columns. Stretch: introduce a tie, boundary or missing field and declare its handling policy before rerunning.</w:t>
+        <w:t>Exit reflection</w:t>
+      </w:r>
+    </w:p>
+    <w:p>
+      <w:pPr>
+        <w:spacing w:line="336" w:lineRule="auto" w:after="180"/>
+      </w:pPr>
+      <w:r>
+        <w:rPr>
+          <w:b w:val="0"/>
+        </w:rPr>
+        <w:t xml:space="preserve">Ask for one decision the learner can now justify and one situation requiring more </w:t>
+      </w:r>
+      <w:r>
+        <w:rPr>
+          <w:b/>
+        </w:rPr>
+        <w:t>evidence</w:t>
+      </w:r>
+      <w:r>
+        <w:rPr>
+          <w:b w:val="0"/>
+        </w:rPr>
+        <w:t xml:space="preserve"> or human review. Confidence ratings are separate from correct independent performance.</w:t>
       </w:r>
     </w:p>
     <w:p>
@@ -2612,12 +5400,30 @@
         <w:pStyle w:val="Heading3"/>
       </w:pPr>
       <w:r>
-        <w:t>Exit reflection</w:t>
-      </w:r>
-    </w:p>
-    <w:p>
-      <w:r>
-        <w:t>Ask for one decision the learner can now justify and one situation requiring more evidence or human review. Confidence ratings are separate from correct independent performance.</w:t>
+        <w:t>Bridge to the next week</w:t>
+      </w:r>
+    </w:p>
+    <w:p>
+      <w:pPr>
+        <w:spacing w:line="336" w:lineRule="auto" w:after="180"/>
+      </w:pPr>
+      <w:r>
+        <w:rPr>
+          <w:b w:val="0"/>
+        </w:rPr>
+        <w:t xml:space="preserve">Next: Week 12: Accuracy as a Fraction. Retrieve today’s </w:t>
+      </w:r>
+      <w:r>
+        <w:rPr>
+          <w:b/>
+        </w:rPr>
+        <w:t>evidence</w:t>
+      </w:r>
+      <w:r>
+        <w:rPr>
+          <w:b w:val="0"/>
+        </w:rPr>
+        <w:t xml:space="preserve"> and identify what carries forward and what is new.</w:t>
       </w:r>
     </w:p>
     <w:p>
@@ -2625,12 +5431,180 @@
         <w:pStyle w:val="Heading3"/>
       </w:pPr>
       <w:r>
-        <w:t>Bridge to the next week</w:t>
-      </w:r>
-    </w:p>
-    <w:p>
-      <w:r>
-        <w:t>Next: Week 12: Accuracy as a Fraction. Retrieve today’s evidence and identify what carries forward and what is new.</w:t>
+        <w:t>Support and fresh reassessment</w:t>
+      </w:r>
+    </w:p>
+    <w:p>
+      <w:pPr>
+        <w:spacing w:line="336" w:lineRule="auto" w:after="180"/>
+      </w:pPr>
+      <w:r>
+        <w:rPr>
+          <w:b w:val="0"/>
+        </w:rPr>
+        <w:t>Keep a coloured border shared by cards from the same trip. Supply blank assignment tables without the correct roles.</w:t>
+      </w:r>
+    </w:p>
+    <w:p>
+      <w:pPr>
+        <w:spacing w:line="336" w:lineRule="auto" w:after="180"/>
+      </w:pPr>
+      <w:r>
+        <w:rPr>
+          <w:b w:val="0"/>
+        </w:rPr>
+        <w:t xml:space="preserve">Extension: explain why a new-route evaluation with many frames but only two routes has limited </w:t>
+      </w:r>
+      <w:r>
+        <w:rPr>
+          <w:b/>
+        </w:rPr>
+        <w:t>evidence</w:t>
+      </w:r>
+      <w:r>
+        <w:rPr>
+          <w:b w:val="0"/>
+        </w:rPr>
+        <w:t xml:space="preserve"> and cannot obtain three nonempty disjoint route sets.</w:t>
+      </w:r>
+    </w:p>
+    <w:p>
+      <w:pPr>
+        <w:spacing w:line="336" w:lineRule="auto" w:after="180"/>
+      </w:pPr>
+      <w:r>
+        <w:rPr>
+          <w:b w:val="0"/>
+        </w:rPr>
+        <w:t xml:space="preserve">Require W4 overlaps P; P and Q; P and S, in pair order, then exact repaired lists with rows 5,1,2 and </w:t>
+      </w:r>
+      <w:r>
+        <w:rPr>
+          <w:b/>
+        </w:rPr>
+        <w:t>group</w:t>
+      </w:r>
+      <w:r>
+        <w:rPr>
+          <w:b w:val="0"/>
+        </w:rPr>
+        <w:t>s 2,1,1. Fresh retry: U1 U2 belong to U, V1 to V, W1 W2 to W.</w:t>
+      </w:r>
+    </w:p>
+    <w:p>
+      <w:pPr>
+        <w:spacing w:line="336" w:lineRule="auto" w:after="180"/>
+      </w:pPr>
+      <w:r>
+        <w:rPr>
+          <w:b w:val="0"/>
+        </w:rPr>
+        <w:t xml:space="preserve">Proposed </w:t>
+      </w:r>
+      <w:r>
+        <w:rPr>
+          <w:b/>
+        </w:rPr>
+        <w:t>training</w:t>
+      </w:r>
+      <w:r>
+        <w:rPr>
+          <w:b w:val="0"/>
+        </w:rPr>
+        <w:t xml:space="preserve"> U1 V1, validation W1, test U2 W2 has shared U between </w:t>
+      </w:r>
+      <w:r>
+        <w:rPr>
+          <w:b/>
+        </w:rPr>
+        <w:t>training</w:t>
+      </w:r>
+      <w:r>
+        <w:rPr>
+          <w:b w:val="0"/>
+        </w:rPr>
+        <w:t xml:space="preserve">/test and W between validation/test; </w:t>
+      </w:r>
+      <w:r>
+        <w:rPr>
+          <w:b/>
+        </w:rPr>
+        <w:t>training</w:t>
+      </w:r>
+      <w:r>
+        <w:rPr>
+          <w:b w:val="0"/>
+        </w:rPr>
+        <w:t>/validation share none.</w:t>
+      </w:r>
+    </w:p>
+    <w:p>
+      <w:pPr>
+        <w:spacing w:line="336" w:lineRule="auto" w:after="180"/>
+      </w:pPr>
+      <w:r>
+        <w:rPr>
+          <w:b w:val="0"/>
+        </w:rPr>
+        <w:t xml:space="preserve">Repair to all U in </w:t>
+      </w:r>
+      <w:r>
+        <w:rPr>
+          <w:b/>
+        </w:rPr>
+        <w:t>training</w:t>
+      </w:r>
+      <w:r>
+        <w:rPr>
+          <w:b w:val="0"/>
+        </w:rPr>
+        <w:t xml:space="preserve">, V in validation and all W in test: rows 2,1,2 and </w:t>
+      </w:r>
+      <w:r>
+        <w:rPr>
+          <w:b/>
+        </w:rPr>
+        <w:t>group</w:t>
+      </w:r>
+      <w:r>
+        <w:rPr>
+          <w:b w:val="0"/>
+        </w:rPr>
+        <w:t>s 1,1,1. Require an explicit small-sample limitation.</w:t>
+      </w:r>
+    </w:p>
+    <w:p>
+      <w:pPr>
+        <w:spacing w:line="336" w:lineRule="auto" w:after="180"/>
+      </w:pPr>
+      <w:r>
+        <w:rPr>
+          <w:b w:val="0"/>
+        </w:rPr>
+        <w:t>Week 7 introduces a baseline before a model. Carry forward the split record and keep the final test protected while comparing choices.</w:t>
+      </w:r>
+    </w:p>
+    <w:p>
+      <w:pPr>
+        <w:spacing w:line="336" w:lineRule="auto" w:after="180"/>
+      </w:pPr>
+      <w:r>
+        <w:rPr>
+          <w:b w:val="0"/>
+        </w:rPr>
+        <w:t xml:space="preserve">Teacher reference: scikit-learn cross-validation documentation, </w:t>
+      </w:r>
+      <w:r>
+        <w:rPr>
+          <w:b/>
+        </w:rPr>
+        <w:t>group</w:t>
+      </w:r>
+      <w:r>
+        <w:rPr>
+          <w:b w:val="0"/>
+        </w:rPr>
+        <w:t>ed data section, https://scikit-learn.org/stable/modules/cross_validation.html (reviewed 2026-09-27).</w:t>
       </w:r>
     </w:p>
     <w:p>
@@ -2638,40 +5612,40 @@
         <w:pStyle w:val="Heading3"/>
       </w:pPr>
       <w:r>
-        <w:t>Support and fresh reassessment</w:t>
-      </w:r>
-    </w:p>
-    <w:p>
-      <w:r>
-        <w:t>Keep a coloured border shared by cards from the same trip. Supply blank assignment tables without the correct roles. Extension: explain why a new-route evaluation with many frames but only two routes has limited evidence and cannot obtain three nonempty disjoint route sets.</w:t>
-      </w:r>
-    </w:p>
-    <w:p>
-      <w:r>
-        <w:t>Require W4 overlaps P; P and Q; P and S, in pair order, then exact repaired lists with rows 5,1,2 and groups 2,1,1. Fresh retry: U1 U2 belong to U, V1 to V, W1 W2 to W. Proposed training U1 V1, validation W1, test U2 W2 has shared U between training/test and W between validation/test; training/validation share none. Repair to all U in training, V in validation and all W in test: rows 2,1,2 and groups 1,1,1. Require an explicit small-sample limitation.</w:t>
-      </w:r>
-    </w:p>
-    <w:p>
-      <w:r>
-        <w:t>Week 7 introduces a baseline before a model. Carry forward the split record and keep the final test protected while comparing choices. Teacher reference: scikit-learn cross-validation documentation, grouped data section, https://scikit-learn.org/stable/modules/cross_validation.html (reviewed 2026-09-27).</w:t>
-      </w:r>
-    </w:p>
-    <w:p>
-      <w:pPr>
-        <w:pStyle w:val="Heading3"/>
-      </w:pPr>
-      <w:r>
         <w:t>Plan the delayed return</w:t>
       </w:r>
     </w:p>
     <w:p>
-      <w:r>
+      <w:pPr>
+        <w:spacing w:line="336" w:lineRule="auto" w:after="180"/>
+      </w:pPr>
+      <w:r>
+        <w:rPr>
+          <w:b w:val="0"/>
+        </w:rPr>
         <w:t>Suggested return points in this level: ai-2/12, ai-2/14, ai-2/17. Use actual classroom dates, adjusting for holidays and gaps. One, three and six teaching weeks are scheduling choices, not a claimed optimal spacing.</w:t>
       </w:r>
     </w:p>
     <w:p>
-      <w:r>
-        <w:t>At a delayed check, ask for the idea from memory and a changed application. Compare with the earlier independent response and record support used. For a new level, revisit the previous capstone before checking the new prerequisites.</w:t>
+      <w:pPr>
+        <w:spacing w:line="336" w:lineRule="auto" w:after="180"/>
+      </w:pPr>
+      <w:r>
+        <w:rPr>
+          <w:b w:val="0"/>
+        </w:rPr>
+        <w:t>At a delayed check, ask for the idea from memory and a changed application. Compare with the earlier independent response and record support used.</w:t>
+      </w:r>
+    </w:p>
+    <w:p>
+      <w:pPr>
+        <w:spacing w:line="336" w:lineRule="auto" w:after="180"/>
+      </w:pPr>
+      <w:r>
+        <w:rPr>
+          <w:b w:val="0"/>
+        </w:rPr>
+        <w:t>For a new level, revisit the previous capstone before checking the new prerequisites.</w:t>
       </w:r>
     </w:p>
     <w:tbl>
@@ -2831,8 +5805,26 @@
       </w:tr>
     </w:tbl>
     <w:p>
-      <w:r>
-        <w:t>Use the evidence to choose reteaching or the next step. A completed page, confidence rating or attractive project does not by itself demonstrate understanding.</w:t>
+      <w:pPr>
+        <w:spacing w:line="336" w:lineRule="auto" w:after="180"/>
+      </w:pPr>
+      <w:r>
+        <w:rPr>
+          <w:b w:val="0"/>
+        </w:rPr>
+        <w:t xml:space="preserve">Use the </w:t>
+      </w:r>
+      <w:r>
+        <w:rPr>
+          <w:b/>
+        </w:rPr>
+        <w:t>evidence</w:t>
+      </w:r>
+      <w:r>
+        <w:rPr>
+          <w:b w:val="0"/>
+        </w:rPr>
+        <w:t xml:space="preserve"> to choose reteaching or the next step. A completed page, confidence rating or attractive project does not by itself demonstrate understanding.</w:t>
       </w:r>
     </w:p>
     <w:p>
@@ -2844,8 +5836,20 @@
       </w:r>
     </w:p>
     <w:p>
-      <w:r>
-        <w:t>Group the recommender’s related reviews, editions or repeated-user examples according to its intended evaluation claim.</w:t>
+      <w:pPr>
+        <w:spacing w:line="336" w:lineRule="auto" w:after="180"/>
+      </w:pPr>
+      <w:r>
+        <w:rPr>
+          <w:b/>
+        </w:rPr>
+        <w:t>Group</w:t>
+      </w:r>
+      <w:r>
+        <w:rPr>
+          <w:b w:val="0"/>
+        </w:rPr>
+        <w:t xml:space="preserve"> the recommender’s related reviews, editions or repeated-user examples according to its intended evaluation claim.</w:t>
       </w:r>
     </w:p>
     <w:p>
@@ -2858,12 +5862,62 @@
     </w:p>
     <w:p>
       <w:r>
-        <w:t>Teaching target: Choose a split unit that matches the intended prediction claim</w:t>
-      </w:r>
-    </w:p>
-    <w:p>
-      <w:r>
-        <w:t>Prepare the labelled worked-case picture, the matching workbook, fictional input cards and a place for individual responses. No paid AI account is required for the paper reasoning activities.</w:t>
+        <w:t>Use this preparation summary alongside the detailed Training and Testing lesson; it is a checklist rather than a replacement for the full sequence.</w:t>
+      </w:r>
+    </w:p>
+    <w:p>
+      <w:pPr>
+        <w:pStyle w:val="Heading3"/>
+      </w:pPr>
+      <w:r>
+        <w:t>Teaching target</w:t>
+      </w:r>
+    </w:p>
+    <w:p>
+      <w:pPr>
+        <w:spacing w:line="336" w:lineRule="auto" w:after="180"/>
+        <w:shd w:fill="EDF7F3"/>
+      </w:pPr>
+      <w:r>
+        <w:rPr>
+          <w:b w:val="0"/>
+        </w:rPr>
+        <w:t xml:space="preserve">Teaching target: Choose a split unit that matches the intended </w:t>
+      </w:r>
+      <w:r>
+        <w:rPr>
+          <w:b/>
+        </w:rPr>
+        <w:t>prediction</w:t>
+      </w:r>
+      <w:r>
+        <w:rPr>
+          <w:b w:val="0"/>
+        </w:rPr>
+        <w:t xml:space="preserve"> claim</w:t>
+      </w:r>
+    </w:p>
+    <w:p>
+      <w:pPr>
+        <w:spacing w:line="336" w:lineRule="auto" w:after="180"/>
+      </w:pPr>
+      <w:r>
+        <w:rPr>
+          <w:b w:val="0"/>
+        </w:rPr>
+        <w:t xml:space="preserve">Prepare the labelled worked-case picture, the matching workbook, fictional </w:t>
+      </w:r>
+      <w:r>
+        <w:rPr>
+          <w:b/>
+        </w:rPr>
+        <w:t>input</w:t>
+      </w:r>
+      <w:r>
+        <w:rPr>
+          <w:b w:val="0"/>
+        </w:rPr>
+        <w:t xml:space="preserve"> cards and a place for individual responses. No paid AI account is required for the paper reasoning activities.</w:t>
       </w:r>
     </w:p>
     <w:tbl>
@@ -3010,37 +6064,243 @@
       </w:tr>
     </w:tbl>
     <w:p>
-      <w:r>
-        <w:t>Before class, solve the supported practice: For the worked A through F plan, give training, validation and test counts first in groups and then in rows. Interpret [] from the code and state one problem it cannot detect.</w:t>
-      </w:r>
-    </w:p>
-    <w:p>
-      <w:r>
-        <w:t>Reasoned practice answer: Group counts are 3,1,2; row counts are 6,2,4. The empty list means no trip ID overlaps between any pair of the listed sets. The code cannot detect wrong metadata, an omitted frame, a disguised duplicate or an outcome feature.</w:t>
-      </w:r>
-    </w:p>
-    <w:p>
-      <w:r>
-        <w:t>Check every learner before discussion: Use the worked case for Splits and related examples. Proposed explanation: “Different row IDs mean independent examples”. Decide whether this explanation is supported. Point to the step or supplied fact that decides; explain your repair if needed.</w:t>
-      </w:r>
-    </w:p>
-    <w:p>
-      <w:r>
-        <w:t>Misconception repair: Different frames may share a trip or source. Choose group metadata based on the claim and verify it against the source.</w:t>
-      </w:r>
-    </w:p>
-    <w:p>
-      <w:r>
-        <w:t>Support: read the exact case aloud, enlarge the labelled picture, supply input cards and model only the first deciding step. Accept a spoken explanation or drawing; retain the reasoning goal.</w:t>
-      </w:r>
-    </w:p>
-    <w:p>
-      <w:r>
-        <w:t>Extension: Give A2 a new filename without changing the book it depicts. Require a prediction and a reason before comparing. Expected result: Its group is still A; the original related examples still cross the split. Reason: Renaming a row does not remove the relationship between scans.</w:t>
-      </w:r>
-    </w:p>
-    <w:p>
-      <w:r>
+      <w:pPr>
+        <w:spacing w:line="336" w:lineRule="auto" w:after="180"/>
+      </w:pPr>
+      <w:r>
+        <w:rPr>
+          <w:b w:val="0"/>
+        </w:rPr>
+        <w:t xml:space="preserve">Before class, solve the supported practice: For the worked A through F plan, give </w:t>
+      </w:r>
+      <w:r>
+        <w:rPr>
+          <w:b/>
+        </w:rPr>
+        <w:t>training</w:t>
+      </w:r>
+      <w:r>
+        <w:rPr>
+          <w:b w:val="0"/>
+        </w:rPr>
+        <w:t xml:space="preserve">, validation and test counts first in </w:t>
+      </w:r>
+      <w:r>
+        <w:rPr>
+          <w:b/>
+        </w:rPr>
+        <w:t>group</w:t>
+      </w:r>
+      <w:r>
+        <w:rPr>
+          <w:b w:val="0"/>
+        </w:rPr>
+        <w:t>s and then in rows. Interpret [] from the code and state one problem it cannot detect.</w:t>
+      </w:r>
+    </w:p>
+    <w:p>
+      <w:pPr>
+        <w:pStyle w:val="Heading3"/>
+      </w:pPr>
+      <w:r>
+        <w:t>Supported practice answer</w:t>
+      </w:r>
+    </w:p>
+    <w:p>
+      <w:pPr>
+        <w:spacing w:line="336" w:lineRule="auto" w:after="180"/>
+        <w:shd w:fill="F1F6FC"/>
+      </w:pPr>
+      <w:r>
+        <w:rPr>
+          <w:b w:val="0"/>
+        </w:rPr>
+        <w:t xml:space="preserve">Reasoned practice answer: </w:t>
+      </w:r>
+      <w:r>
+        <w:rPr>
+          <w:b/>
+        </w:rPr>
+        <w:t>Group</w:t>
+      </w:r>
+      <w:r>
+        <w:rPr>
+          <w:b w:val="0"/>
+        </w:rPr>
+        <w:t xml:space="preserve"> counts are 3,1,2; row counts are 6,2,4. The empty list means no trip ID overlaps between any pair of the listed sets.</w:t>
+      </w:r>
+    </w:p>
+    <w:p>
+      <w:pPr>
+        <w:spacing w:line="336" w:lineRule="auto" w:after="180"/>
+        <w:shd w:fill="F1F6FC"/>
+      </w:pPr>
+      <w:r>
+        <w:rPr>
+          <w:b w:val="0"/>
+        </w:rPr>
+        <w:t>The code cannot detect wrong metadata, an omitted frame, a disguised duplicate or an outcome feature.</w:t>
+      </w:r>
+    </w:p>
+    <w:p>
+      <w:pPr>
+        <w:spacing w:line="336" w:lineRule="auto" w:after="180"/>
+      </w:pPr>
+      <w:r>
+        <w:rPr>
+          <w:b w:val="0"/>
+        </w:rPr>
+        <w:t>Check every learner before discussion: Use the worked case for Splits and related examples. Proposed explanation: “Different row IDs mean independent examples”. Decide whether this explanation is supported.</w:t>
+      </w:r>
+    </w:p>
+    <w:p>
+      <w:pPr>
+        <w:spacing w:line="336" w:lineRule="auto" w:after="180"/>
+      </w:pPr>
+      <w:r>
+        <w:rPr>
+          <w:b w:val="0"/>
+        </w:rPr>
+        <w:t>Point to the step or supplied fact that decides; explain your repair if needed.</w:t>
+      </w:r>
+    </w:p>
+    <w:p>
+      <w:pPr>
+        <w:pStyle w:val="Heading3"/>
+      </w:pPr>
+      <w:r>
+        <w:t>Repair the misconception</w:t>
+      </w:r>
+    </w:p>
+    <w:p>
+      <w:pPr>
+        <w:spacing w:line="336" w:lineRule="auto" w:after="180"/>
+        <w:shd w:fill="FFF5E6"/>
+      </w:pPr>
+      <w:r>
+        <w:rPr>
+          <w:b w:val="0"/>
+        </w:rPr>
+        <w:t xml:space="preserve">Misconception repair: Different frames may share a trip or source. Choose </w:t>
+      </w:r>
+      <w:r>
+        <w:rPr>
+          <w:b/>
+        </w:rPr>
+        <w:t>group</w:t>
+      </w:r>
+      <w:r>
+        <w:rPr>
+          <w:b w:val="0"/>
+        </w:rPr>
+        <w:t xml:space="preserve"> metadata based on the claim and verify it against the source.</w:t>
+      </w:r>
+    </w:p>
+    <w:p>
+      <w:pPr>
+        <w:pStyle w:val="Heading3"/>
+      </w:pPr>
+      <w:r>
+        <w:t>Support without giving away the answer</w:t>
+      </w:r>
+    </w:p>
+    <w:p>
+      <w:pPr>
+        <w:spacing w:line="336" w:lineRule="auto" w:after="180"/>
+        <w:shd w:fill="F1F6F8"/>
+      </w:pPr>
+      <w:r>
+        <w:rPr>
+          <w:b w:val="0"/>
+        </w:rPr>
+        <w:t xml:space="preserve">Support: read the exact case aloud, enlarge the labelled picture, supply </w:t>
+      </w:r>
+      <w:r>
+        <w:rPr>
+          <w:b/>
+        </w:rPr>
+        <w:t>input</w:t>
+      </w:r>
+      <w:r>
+        <w:rPr>
+          <w:b w:val="0"/>
+        </w:rPr>
+        <w:t xml:space="preserve"> cards and model only the first deciding step. Accept a spoken explanation or drawing; retain the reasoning goal.</w:t>
+      </w:r>
+    </w:p>
+    <w:p>
+      <w:pPr>
+        <w:pStyle w:val="Heading3"/>
+      </w:pPr>
+      <w:r>
+        <w:t>Extend the reasoning</w:t>
+      </w:r>
+    </w:p>
+    <w:p>
+      <w:pPr>
+        <w:spacing w:line="336" w:lineRule="auto" w:after="180"/>
+        <w:shd w:fill="F5F1FB"/>
+      </w:pPr>
+      <w:r>
+        <w:rPr>
+          <w:b w:val="0"/>
+        </w:rPr>
+        <w:t xml:space="preserve">Extension: Give A2 a new filename without changing the book it depicts. Require a </w:t>
+      </w:r>
+      <w:r>
+        <w:rPr>
+          <w:b/>
+        </w:rPr>
+        <w:t>prediction</w:t>
+      </w:r>
+      <w:r>
+        <w:rPr>
+          <w:b w:val="0"/>
+        </w:rPr>
+        <w:t xml:space="preserve"> and a reason before comparing. Expected result: Its </w:t>
+      </w:r>
+      <w:r>
+        <w:rPr>
+          <w:b/>
+        </w:rPr>
+        <w:t>group</w:t>
+      </w:r>
+      <w:r>
+        <w:rPr>
+          <w:b w:val="0"/>
+        </w:rPr>
+        <w:t xml:space="preserve"> is still A; the original related examples still cross the split.</w:t>
+      </w:r>
+    </w:p>
+    <w:p>
+      <w:pPr>
+        <w:spacing w:line="336" w:lineRule="auto" w:after="180"/>
+        <w:shd w:fill="F5F1FB"/>
+      </w:pPr>
+      <w:r>
+        <w:rPr>
+          <w:b w:val="0"/>
+        </w:rPr>
+        <w:t>Reason: Renaming a row does not remove the relationship between scans.</w:t>
+      </w:r>
+    </w:p>
+    <w:p>
+      <w:pPr>
+        <w:pStyle w:val="Heading3"/>
+      </w:pPr>
+      <w:r>
+        <w:t>Protect the independent attempt</w:t>
+      </w:r>
+    </w:p>
+    <w:p>
+      <w:pPr>
+        <w:spacing w:line="336" w:lineRule="auto" w:after="180"/>
+        <w:shd w:fill="FFF5E6"/>
+      </w:pPr>
+      <w:r>
+        <w:rPr>
+          <w:b w:val="0"/>
+        </w:rPr>
         <w:t>Independent assessment: withhold the reserved answer until the learner has attempted the new case. Record support separately from correctness.</w:t>
       </w:r>
     </w:p>
@@ -3229,13 +6489,70 @@
       </w:tr>
     </w:tbl>
     <w:p>
-      <w:r>
-        <w:t>Project checkpoint: Make a transparent first version. Keep a trace of how one input becomes an output; explain the rule or learned component.</w:t>
-      </w:r>
-    </w:p>
-    <w:p>
-      <w:r>
-        <w:t>Use the weekly teacher answer for topic-specific reasoning. A saved progress tick is an activity record; judge mastery from the learner’s explanation and evidence.</w:t>
+      <w:pPr>
+        <w:pStyle w:val="Heading3"/>
+      </w:pPr>
+      <w:r>
+        <w:t>Project checkpoint</w:t>
+      </w:r>
+    </w:p>
+    <w:p>
+      <w:pPr>
+        <w:spacing w:line="336" w:lineRule="auto" w:after="180"/>
+        <w:shd w:fill="EDF7F3"/>
+      </w:pPr>
+      <w:r>
+        <w:rPr>
+          <w:b w:val="0"/>
+        </w:rPr>
+        <w:t xml:space="preserve">Project checkpoint: Make a transparent first version. Keep a trace of how one </w:t>
+      </w:r>
+      <w:r>
+        <w:rPr>
+          <w:b/>
+        </w:rPr>
+        <w:t>input</w:t>
+      </w:r>
+      <w:r>
+        <w:rPr>
+          <w:b w:val="0"/>
+        </w:rPr>
+        <w:t xml:space="preserve"> becomes an </w:t>
+      </w:r>
+      <w:r>
+        <w:rPr>
+          <w:b/>
+        </w:rPr>
+        <w:t>output</w:t>
+      </w:r>
+      <w:r>
+        <w:rPr>
+          <w:b w:val="0"/>
+        </w:rPr>
+        <w:t>; explain the rule or learned component.</w:t>
+      </w:r>
+    </w:p>
+    <w:p>
+      <w:pPr>
+        <w:spacing w:line="336" w:lineRule="auto" w:after="180"/>
+      </w:pPr>
+      <w:r>
+        <w:rPr>
+          <w:b w:val="0"/>
+        </w:rPr>
+        <w:t xml:space="preserve">Use the weekly teacher answer for topic-specific reasoning. A saved progress tick is an activity record; judge mastery from the learner’s explanation and </w:t>
+      </w:r>
+      <w:r>
+        <w:rPr>
+          <w:b/>
+        </w:rPr>
+        <w:t>evidence</w:t>
+      </w:r>
+      <w:r>
+        <w:rPr>
+          <w:b w:val="0"/>
+        </w:rPr>
+        <w:t>.</w:t>
       </w:r>
     </w:p>
     <w:p>
@@ -3248,27 +6565,970 @@
     </w:p>
     <w:p>
       <w:r>
-        <w:t>Use the two formative questions as supported practice, not as independent mastery scores. Discuss the deciding evidence rather than accepting a guessed selection.</w:t>
-      </w:r>
-    </w:p>
-    <w:p>
-      <w:r>
+        <w:t>Use feedback, earlier review and portfolios purposefully. Apply the coding routine only when this lesson has an executable lab.</w:t>
+      </w:r>
+    </w:p>
+    <w:p>
+      <w:pPr>
+        <w:spacing w:line="336" w:lineRule="auto" w:after="180"/>
+      </w:pPr>
+      <w:r>
+        <w:rPr>
+          <w:b w:val="0"/>
+        </w:rPr>
+        <w:t xml:space="preserve">Use the two formative questions as supported practice, not as independent mastery scores. Discuss the deciding </w:t>
+      </w:r>
+      <w:r>
+        <w:rPr>
+          <w:b/>
+        </w:rPr>
+        <w:t>evidence</w:t>
+      </w:r>
+      <w:r>
+        <w:rPr>
+          <w:b w:val="0"/>
+        </w:rPr>
+        <w:t xml:space="preserve"> rather than accepting a guessed selection.</w:t>
+      </w:r>
+    </w:p>
+    <w:p>
+      <w:pPr>
+        <w:spacing w:line="336" w:lineRule="auto" w:after="180"/>
+      </w:pPr>
+      <w:r>
+        <w:rPr>
+          <w:b w:val="0"/>
+        </w:rPr>
         <w:t>The feedback comes from the reviewed public worked case. Do not reveal the separately reserved independent teacher answer until the learner has attempted that case.</w:t>
       </w:r>
     </w:p>
     <w:p>
-      <w:r>
-        <w:t>Ask students to predict before running code. Preserve errors and actual outputs; collect a changed test and an explanation. The branch-boundary and indexing lessons deliberately include failure cases.</w:t>
-      </w:r>
-    </w:p>
-    <w:p>
-      <w:r>
+      <w:pPr>
+        <w:spacing w:line="336" w:lineRule="auto" w:after="180"/>
+      </w:pPr>
+      <w:r>
+        <w:rPr>
+          <w:b w:val="0"/>
+        </w:rPr>
+        <w:t xml:space="preserve">Ask students to predict before running code. Preserve errors and actual </w:t>
+      </w:r>
+      <w:r>
+        <w:rPr>
+          <w:b/>
+        </w:rPr>
+        <w:t>output</w:t>
+      </w:r>
+      <w:r>
+        <w:rPr>
+          <w:b w:val="0"/>
+        </w:rPr>
+        <w:t>s; collect a changed test and an explanation. The branch-boundary and indexing lessons deliberately include failure cases.</w:t>
+      </w:r>
+    </w:p>
+    <w:p>
+      <w:pPr>
+        <w:spacing w:line="336" w:lineRule="auto" w:after="180"/>
+      </w:pPr>
+      <w:r>
+        <w:rPr>
+          <w:b w:val="0"/>
+        </w:rPr>
         <w:t>Use the earlier worked-explanation links to address a specific missing building block, then return to the current question. Adapt this suggestion after observing the learner; it is not an automatic diagnosis.</w:t>
       </w:r>
     </w:p>
     <w:p>
-      <w:r>
-        <w:t>Collect the completed-work portfolio as evidence. Record support separately from correctness, and assess explanation, trace/test and limitations. Progress ticks and quiz selections alone do not establish mastery.</w:t>
+      <w:pPr>
+        <w:spacing w:line="336" w:lineRule="auto" w:after="180"/>
+      </w:pPr>
+      <w:r>
+        <w:rPr>
+          <w:b w:val="0"/>
+        </w:rPr>
+        <w:t xml:space="preserve">Collect the completed-work portfolio as </w:t>
+      </w:r>
+      <w:r>
+        <w:rPr>
+          <w:b/>
+        </w:rPr>
+        <w:t>evidence</w:t>
+      </w:r>
+      <w:r>
+        <w:rPr>
+          <w:b w:val="0"/>
+        </w:rPr>
+        <w:t>. Record support separately from correctness, and assess explanation, trace/test and limitations. Progress ticks and quiz selections alone do not establish mastery.</w:t>
+      </w:r>
+    </w:p>
+    <w:p>
+      <w:pPr>
+        <w:pStyle w:val="Heading1"/>
+      </w:pPr>
+      <w:r>
+        <w:t>09. Visual concept journey</w:t>
+      </w:r>
+    </w:p>
+    <w:p>
+      <w:r>
+        <w:t>Show one Training and Testing graphic at a time, request a prediction and discuss its trace before the independent assessment.</w:t>
+      </w:r>
+    </w:p>
+    <w:p>
+      <w:pPr>
+        <w:spacing w:line="336" w:lineRule="auto" w:after="180"/>
+      </w:pPr>
+      <w:r>
+        <w:rPr>
+          <w:b w:val="0"/>
+        </w:rPr>
+        <w:t xml:space="preserve">Use one picture at a time. Hide a worked result before asking for a </w:t>
+      </w:r>
+      <w:r>
+        <w:rPr>
+          <w:b/>
+        </w:rPr>
+        <w:t>prediction</w:t>
+      </w:r>
+      <w:r>
+        <w:rPr>
+          <w:b w:val="0"/>
+        </w:rPr>
+        <w:t>, then reveal it for feedback. These are supported teaching cases; retain the separate independent assessment for a fresh first attempt.</w:t>
+      </w:r>
+    </w:p>
+    <w:p>
+      <w:pPr>
+        <w:pStyle w:val="Heading3"/>
+      </w:pPr>
+      <w:r>
+        <w:t>01. Training and Testing: the case</w:t>
+      </w:r>
+    </w:p>
+    <w:p>
+      <w:r>
+        <w:drawing>
+          <wp:inline xmlns:a="http://schemas.openxmlformats.org/drawingml/2006/main" xmlns:pic="http://schemas.openxmlformats.org/drawingml/2006/picture">
+            <wp:extent cx="5486400" cy="2834640"/>
+            <wp:docPr id="2" name="Picture 2" descr="A fictional catalogue model learns from scans of book covers and will face previously unseen books. Supplied facts: Book A has scans A1,A2; B has B1,B2; C has C1,C2; D has D1,D2. Proposed training A1,B1,C1; validation A2,D1; test B2,C2,D2."/>
+            <wp:cNvGraphicFramePr>
+              <a:graphicFrameLocks noChangeAspect="1"/>
+            </wp:cNvGraphicFramePr>
+            <a:graphic>
+              <a:graphicData uri="http://schemas.openxmlformats.org/drawingml/2006/picture">
+                <pic:pic>
+                  <pic:nvPicPr>
+                    <pic:cNvPr id="0" name="academy-story-ai-2-11-01.png"/>
+                    <pic:cNvPicPr/>
+                  </pic:nvPicPr>
+                  <pic:blipFill>
+                    <a:blip r:embed="rId10"/>
+                    <a:stretch>
+                      <a:fillRect/>
+                    </a:stretch>
+                  </pic:blipFill>
+                  <pic:spPr>
+                    <a:xfrm>
+                      <a:off x="0" y="0"/>
+                      <a:ext cx="5486400" cy="2834640"/>
+                    </a:xfrm>
+                    <a:prstGeom prst="rect"/>
+                  </pic:spPr>
+                </pic:pic>
+              </a:graphicData>
+            </a:graphic>
+          </wp:inline>
+        </w:drawing>
+      </w:r>
+    </w:p>
+    <w:p>
+      <w:pPr>
+        <w:spacing w:line="336" w:lineRule="auto" w:after="180"/>
+      </w:pPr>
+      <w:r>
+        <w:rPr>
+          <w:b w:val="0"/>
+        </w:rPr>
+        <w:t xml:space="preserve">A fictional catalogue model learns from scans of book covers and will face previously </w:t>
+      </w:r>
+      <w:r>
+        <w:rPr>
+          <w:b/>
+        </w:rPr>
+        <w:t>unseen</w:t>
+      </w:r>
+      <w:r>
+        <w:rPr>
+          <w:b w:val="0"/>
+        </w:rPr>
+        <w:t xml:space="preserve"> books. Supplied facts: Book A has scans A1,A2; B has B1,B2; C has C1,C2; D has D1,D2.</w:t>
+      </w:r>
+    </w:p>
+    <w:p>
+      <w:pPr>
+        <w:spacing w:line="336" w:lineRule="auto" w:after="180"/>
+      </w:pPr>
+      <w:r>
+        <w:rPr>
+          <w:b w:val="0"/>
+        </w:rPr>
+        <w:t xml:space="preserve">Proposed </w:t>
+      </w:r>
+      <w:r>
+        <w:rPr>
+          <w:b/>
+        </w:rPr>
+        <w:t>training</w:t>
+      </w:r>
+      <w:r>
+        <w:rPr>
+          <w:b w:val="0"/>
+        </w:rPr>
+        <w:t xml:space="preserve"> A1,B1,C1; validation A2,D1; test B2,C2,D2.</w:t>
+      </w:r>
+    </w:p>
+    <w:p>
+      <w:pPr>
+        <w:spacing w:line="336" w:lineRule="auto" w:after="180"/>
+        <w:shd w:fill="F5F1FB"/>
+      </w:pPr>
+      <w:r>
+        <w:rPr>
+          <w:b w:val="0"/>
+        </w:rPr>
+        <w:t>Point to the given fact that matters most. Explain why it matters.</w:t>
+      </w:r>
+    </w:p>
+    <w:p>
+      <w:pPr>
+        <w:pStyle w:val="Heading3"/>
+      </w:pPr>
+      <w:r>
+        <w:t>Discuss while showing the picture</w:t>
+      </w:r>
+    </w:p>
+    <w:p>
+      <w:pPr>
+        <w:spacing w:line="336" w:lineRule="auto" w:after="180"/>
+        <w:shd w:fill="F1F6F8"/>
+      </w:pPr>
+      <w:r>
+        <w:rPr>
+          <w:b w:val="0"/>
+        </w:rPr>
+        <w:t>Teacher prompt: Point to the given fact that matters most. Explain why it matters. Ask learners to describe one label or arrow in ordinary words. Use the adjacent transcript if the image is difficult to see.</w:t>
+      </w:r>
+    </w:p>
+    <w:p>
+      <w:pPr>
+        <w:pStyle w:val="Heading3"/>
+      </w:pPr>
+      <w:r>
+        <w:t>02. Follow the deciding steps</w:t>
+      </w:r>
+    </w:p>
+    <w:p>
+      <w:r>
+        <w:drawing>
+          <wp:inline xmlns:a="http://schemas.openxmlformats.org/drawingml/2006/main" xmlns:pic="http://schemas.openxmlformats.org/drawingml/2006/picture">
+            <wp:extent cx="5486400" cy="4160520"/>
+            <wp:docPr id="3" name="Picture 3" descr="Choose unit: The intended kind of new example being evaluated is a new book, not merely a new scan. → Find leakage: A crosses train/validation; B,C cross train/test; D crosses validation/test. → Group repair: Training all A,B scans; validation all C scans; test all D scans. → Freeze assignment: Keep every scan from one book in exactly one role before fitting."/>
+            <wp:cNvGraphicFramePr>
+              <a:graphicFrameLocks noChangeAspect="1"/>
+            </wp:cNvGraphicFramePr>
+            <a:graphic>
+              <a:graphicData uri="http://schemas.openxmlformats.org/drawingml/2006/picture">
+                <pic:pic>
+                  <pic:nvPicPr>
+                    <pic:cNvPr id="0" name="academy-story-ai-2-11-02.png"/>
+                    <pic:cNvPicPr/>
+                  </pic:nvPicPr>
+                  <pic:blipFill>
+                    <a:blip r:embed="rId11"/>
+                    <a:stretch>
+                      <a:fillRect/>
+                    </a:stretch>
+                  </pic:blipFill>
+                  <pic:spPr>
+                    <a:xfrm>
+                      <a:off x="0" y="0"/>
+                      <a:ext cx="5486400" cy="4160520"/>
+                    </a:xfrm>
+                    <a:prstGeom prst="rect"/>
+                  </pic:spPr>
+                </pic:pic>
+              </a:graphicData>
+            </a:graphic>
+          </wp:inline>
+        </w:drawing>
+      </w:r>
+    </w:p>
+    <w:p>
+      <w:pPr>
+        <w:spacing w:line="336" w:lineRule="auto" w:after="180"/>
+      </w:pPr>
+      <w:r>
+        <w:rPr>
+          <w:b w:val="0"/>
+        </w:rPr>
+        <w:t xml:space="preserve">Choose unit: The intended kind of new example being evaluated is a new book, not merely a new scan. → Find </w:t>
+      </w:r>
+      <w:r>
+        <w:rPr>
+          <w:b/>
+        </w:rPr>
+        <w:t>leakage</w:t>
+      </w:r>
+      <w:r>
+        <w:rPr>
+          <w:b w:val="0"/>
+        </w:rPr>
+        <w:t xml:space="preserve">: A crosses train/validation; B,C cross train/test; D crosses validation/test. → </w:t>
+      </w:r>
+      <w:r>
+        <w:rPr>
+          <w:b/>
+        </w:rPr>
+        <w:t>Group</w:t>
+      </w:r>
+      <w:r>
+        <w:rPr>
+          <w:b w:val="0"/>
+        </w:rPr>
+        <w:t xml:space="preserve"> repair: </w:t>
+      </w:r>
+      <w:r>
+        <w:rPr>
+          <w:b/>
+        </w:rPr>
+        <w:t>Training</w:t>
+      </w:r>
+      <w:r>
+        <w:rPr>
+          <w:b w:val="0"/>
+        </w:rPr>
+        <w:t xml:space="preserve"> all A,B scans; validation all C scans; test all D scans. → Freeze assignment: Keep every scan from one book in exactly one role before </w:t>
+      </w:r>
+      <w:r>
+        <w:rPr>
+          <w:b/>
+        </w:rPr>
+        <w:t>fitting</w:t>
+      </w:r>
+      <w:r>
+        <w:rPr>
+          <w:b w:val="0"/>
+        </w:rPr>
+        <w:t>.</w:t>
+      </w:r>
+    </w:p>
+    <w:p>
+      <w:pPr>
+        <w:spacing w:line="336" w:lineRule="auto" w:after="180"/>
+        <w:shd w:fill="F5F1FB"/>
+      </w:pPr>
+      <w:r>
+        <w:rPr>
+          <w:b w:val="0"/>
+        </w:rPr>
+        <w:t xml:space="preserve">Point to each numbered stage and explain which recorded </w:t>
+      </w:r>
+      <w:r>
+        <w:rPr>
+          <w:b/>
+        </w:rPr>
+        <w:t>input</w:t>
+      </w:r>
+      <w:r>
+        <w:rPr>
+          <w:b w:val="0"/>
+        </w:rPr>
+        <w:t xml:space="preserve"> it uses.</w:t>
+      </w:r>
+    </w:p>
+    <w:p>
+      <w:pPr>
+        <w:pStyle w:val="Heading3"/>
+      </w:pPr>
+      <w:r>
+        <w:t>Discuss while showing the picture</w:t>
+      </w:r>
+    </w:p>
+    <w:p>
+      <w:pPr>
+        <w:spacing w:line="336" w:lineRule="auto" w:after="180"/>
+        <w:shd w:fill="F1F6F8"/>
+      </w:pPr>
+      <w:r>
+        <w:rPr>
+          <w:b w:val="0"/>
+        </w:rPr>
+        <w:t xml:space="preserve">Teacher prompt: Point to each numbered stage and explain which recorded </w:t>
+      </w:r>
+      <w:r>
+        <w:rPr>
+          <w:b/>
+        </w:rPr>
+        <w:t>input</w:t>
+      </w:r>
+      <w:r>
+        <w:rPr>
+          <w:b w:val="0"/>
+        </w:rPr>
+        <w:t xml:space="preserve"> it uses. Ask learners to describe one label or arrow in ordinary words. Use the adjacent transcript if the image is difficult to see.</w:t>
+      </w:r>
+    </w:p>
+    <w:p>
+      <w:pPr>
+        <w:pStyle w:val="Heading3"/>
+      </w:pPr>
+      <w:r>
+        <w:t>03. Keep each trip in one role</w:t>
+      </w:r>
+    </w:p>
+    <w:p>
+      <w:r>
+        <w:drawing>
+          <wp:inline xmlns:a="http://schemas.openxmlformats.org/drawingml/2006/main" xmlns:pic="http://schemas.openxmlformats.org/drawingml/2006/picture">
+            <wp:extent cx="5486400" cy="2834640"/>
+            <wp:docPr id="4" name="Picture 4" descr="Keep each trip in one role. A B C with all frames | Training | Fit from examples. D with all frames | Validation | Compare choices. E F with all frames | Test | Final check after choices"/>
+            <wp:cNvGraphicFramePr>
+              <a:graphicFrameLocks noChangeAspect="1"/>
+            </wp:cNvGraphicFramePr>
+            <a:graphic>
+              <a:graphicData uri="http://schemas.openxmlformats.org/drawingml/2006/picture">
+                <pic:pic>
+                  <pic:nvPicPr>
+                    <pic:cNvPr id="0" name="academy-story-ai-2-11-03.png"/>
+                    <pic:cNvPicPr/>
+                  </pic:nvPicPr>
+                  <pic:blipFill>
+                    <a:blip r:embed="rId12"/>
+                    <a:stretch>
+                      <a:fillRect/>
+                    </a:stretch>
+                  </pic:blipFill>
+                  <pic:spPr>
+                    <a:xfrm>
+                      <a:off x="0" y="0"/>
+                      <a:ext cx="5486400" cy="2834640"/>
+                    </a:xfrm>
+                    <a:prstGeom prst="rect"/>
+                  </pic:spPr>
+                </pic:pic>
+              </a:graphicData>
+            </a:graphic>
+          </wp:inline>
+        </w:drawing>
+      </w:r>
+    </w:p>
+    <w:p>
+      <w:pPr>
+        <w:spacing w:line="336" w:lineRule="auto" w:after="180"/>
+      </w:pPr>
+      <w:r>
+        <w:rPr>
+          <w:b w:val="0"/>
+        </w:rPr>
+        <w:t xml:space="preserve">Keep each trip in one role. A B C with all frames | </w:t>
+      </w:r>
+      <w:r>
+        <w:rPr>
+          <w:b/>
+        </w:rPr>
+        <w:t>Training</w:t>
+      </w:r>
+      <w:r>
+        <w:rPr>
+          <w:b w:val="0"/>
+        </w:rPr>
+        <w:t xml:space="preserve"> | Fit from examples. D with all frames | Validation | Compare choices. E F with all frames | Test | Final check after choices</w:t>
+      </w:r>
+    </w:p>
+    <w:p>
+      <w:pPr>
+        <w:spacing w:line="336" w:lineRule="auto" w:after="180"/>
+        <w:shd w:fill="F5F1FB"/>
+      </w:pPr>
+      <w:r>
+        <w:rPr>
+          <w:b w:val="0"/>
+        </w:rPr>
+        <w:t>Read the labels and values. Explain the relationship the model shows.</w:t>
+      </w:r>
+    </w:p>
+    <w:p>
+      <w:pPr>
+        <w:pStyle w:val="Heading3"/>
+      </w:pPr>
+      <w:r>
+        <w:t>Discuss while showing the picture</w:t>
+      </w:r>
+    </w:p>
+    <w:p>
+      <w:pPr>
+        <w:spacing w:line="336" w:lineRule="auto" w:after="180"/>
+        <w:shd w:fill="F1F6F8"/>
+      </w:pPr>
+      <w:r>
+        <w:rPr>
+          <w:b w:val="0"/>
+        </w:rPr>
+        <w:t>Teacher prompt: Read the labels and values. Explain the relationship the model shows. Ask learners to describe one label or arrow in ordinary words. Use the adjacent transcript if the image is difficult to see.</w:t>
+      </w:r>
+    </w:p>
+    <w:p>
+      <w:pPr>
+        <w:pStyle w:val="Heading3"/>
+      </w:pPr>
+      <w:r>
+        <w:t>04. Change one thing. Trace what follows.</w:t>
+      </w:r>
+    </w:p>
+    <w:p>
+      <w:r>
+        <w:drawing>
+          <wp:inline xmlns:a="http://schemas.openxmlformats.org/drawingml/2006/main" xmlns:pic="http://schemas.openxmlformats.org/drawingml/2006/picture">
+            <wp:extent cx="5486400" cy="3026664"/>
+            <wp:docPr id="5" name="Picture 5" descr="Original case: Keep every scan from one book in exactly one role before fitting. Changed condition: Give A2 a new filename without changing the book it depicts. Expected result: Its group is still A; the original related examples still cross the split. Reason: Renaming a row does not remove the relationship between scans."/>
+            <wp:cNvGraphicFramePr>
+              <a:graphicFrameLocks noChangeAspect="1"/>
+            </wp:cNvGraphicFramePr>
+            <a:graphic>
+              <a:graphicData uri="http://schemas.openxmlformats.org/drawingml/2006/picture">
+                <pic:pic>
+                  <pic:nvPicPr>
+                    <pic:cNvPr id="0" name="academy-story-ai-2-11-04.png"/>
+                    <pic:cNvPicPr/>
+                  </pic:nvPicPr>
+                  <pic:blipFill>
+                    <a:blip r:embed="rId13"/>
+                    <a:stretch>
+                      <a:fillRect/>
+                    </a:stretch>
+                  </pic:blipFill>
+                  <pic:spPr>
+                    <a:xfrm>
+                      <a:off x="0" y="0"/>
+                      <a:ext cx="5486400" cy="3026664"/>
+                    </a:xfrm>
+                    <a:prstGeom prst="rect"/>
+                  </pic:spPr>
+                </pic:pic>
+              </a:graphicData>
+            </a:graphic>
+          </wp:inline>
+        </w:drawing>
+      </w:r>
+    </w:p>
+    <w:p>
+      <w:pPr>
+        <w:spacing w:line="336" w:lineRule="auto" w:after="180"/>
+      </w:pPr>
+      <w:r>
+        <w:rPr>
+          <w:b w:val="0"/>
+        </w:rPr>
+        <w:t xml:space="preserve">Original case: Keep every scan from one book in exactly one role before </w:t>
+      </w:r>
+      <w:r>
+        <w:rPr>
+          <w:b/>
+        </w:rPr>
+        <w:t>fitting</w:t>
+      </w:r>
+      <w:r>
+        <w:rPr>
+          <w:b w:val="0"/>
+        </w:rPr>
+        <w:t>. Changed condition: Give A2 a new filename without changing the book it depicts.</w:t>
+      </w:r>
+    </w:p>
+    <w:p>
+      <w:pPr>
+        <w:spacing w:line="336" w:lineRule="auto" w:after="180"/>
+      </w:pPr>
+      <w:r>
+        <w:rPr>
+          <w:b w:val="0"/>
+        </w:rPr>
+        <w:t xml:space="preserve">Expected result: Its </w:t>
+      </w:r>
+      <w:r>
+        <w:rPr>
+          <w:b/>
+        </w:rPr>
+        <w:t>group</w:t>
+      </w:r>
+      <w:r>
+        <w:rPr>
+          <w:b w:val="0"/>
+        </w:rPr>
+        <w:t xml:space="preserve"> is still A; the original related examples still cross the split. Reason: Renaming a row does not remove the relationship between scans.</w:t>
+      </w:r>
+    </w:p>
+    <w:p>
+      <w:pPr>
+        <w:spacing w:line="336" w:lineRule="auto" w:after="180"/>
+        <w:shd w:fill="F5F1FB"/>
+      </w:pPr>
+      <w:r>
+        <w:rPr>
+          <w:b w:val="0"/>
+        </w:rPr>
+        <w:t>Predict before checking the worked changed-case result. Name what changed and what the supplied facts allow you to conclude.</w:t>
+      </w:r>
+    </w:p>
+    <w:p>
+      <w:pPr>
+        <w:pStyle w:val="Heading3"/>
+      </w:pPr>
+      <w:r>
+        <w:t>Discuss while showing the picture</w:t>
+      </w:r>
+    </w:p>
+    <w:p>
+      <w:pPr>
+        <w:spacing w:line="336" w:lineRule="auto" w:after="180"/>
+        <w:shd w:fill="F1F6F8"/>
+      </w:pPr>
+      <w:r>
+        <w:rPr>
+          <w:b w:val="0"/>
+        </w:rPr>
+        <w:t>Teacher prompt: Predict before checking the worked changed-case result. Name what changed and what the supplied facts allow you to conclude. Ask learners to describe one label or arrow in ordinary words.</w:t>
+      </w:r>
+    </w:p>
+    <w:p>
+      <w:pPr>
+        <w:spacing w:line="336" w:lineRule="auto" w:after="180"/>
+        <w:shd w:fill="F1F6F8"/>
+      </w:pPr>
+      <w:r>
+        <w:rPr>
+          <w:b w:val="0"/>
+        </w:rPr>
+        <w:t>Use the adjacent transcript if the image is difficult to see. Changed-case reasoning: Renaming a row does not remove the relationship between scans.</w:t>
+      </w:r>
+    </w:p>
+    <w:p>
+      <w:pPr>
+        <w:pStyle w:val="Heading3"/>
+      </w:pPr>
+      <w:r>
+        <w:t>05. Connect the explanation to its limit</w:t>
+      </w:r>
+    </w:p>
+    <w:p>
+      <w:r>
+        <w:drawing>
+          <wp:inline xmlns:a="http://schemas.openxmlformats.org/drawingml/2006/main" xmlns:pic="http://schemas.openxmlformats.org/drawingml/2006/picture">
+            <wp:extent cx="5486400" cy="2834640"/>
+            <wp:docPr id="6" name="Picture 6" descr="Different scan IDs do not make examples independent books. A model may recognise repeated cover details from another view. Grouping by book matches the intended claim about new books and makes the split inspectable. The repaired split has four training, two validation and two test scans, but only two, one and one books respectively. Limit: One validation book and one test book provide very limited diversity even though no groups overlap."/>
+            <wp:cNvGraphicFramePr>
+              <a:graphicFrameLocks noChangeAspect="1"/>
+            </wp:cNvGraphicFramePr>
+            <a:graphic>
+              <a:graphicData uri="http://schemas.openxmlformats.org/drawingml/2006/picture">
+                <pic:pic>
+                  <pic:nvPicPr>
+                    <pic:cNvPr id="0" name="academy-story-ai-2-11-05.png"/>
+                    <pic:cNvPicPr/>
+                  </pic:nvPicPr>
+                  <pic:blipFill>
+                    <a:blip r:embed="rId14"/>
+                    <a:stretch>
+                      <a:fillRect/>
+                    </a:stretch>
+                  </pic:blipFill>
+                  <pic:spPr>
+                    <a:xfrm>
+                      <a:off x="0" y="0"/>
+                      <a:ext cx="5486400" cy="2834640"/>
+                    </a:xfrm>
+                    <a:prstGeom prst="rect"/>
+                  </pic:spPr>
+                </pic:pic>
+              </a:graphicData>
+            </a:graphic>
+          </wp:inline>
+        </w:drawing>
+      </w:r>
+    </w:p>
+    <w:p>
+      <w:pPr>
+        <w:spacing w:line="336" w:lineRule="auto" w:after="180"/>
+      </w:pPr>
+      <w:r>
+        <w:rPr>
+          <w:b w:val="0"/>
+        </w:rPr>
+        <w:t xml:space="preserve">Different scan IDs do not make examples independent books. A model may recognise repeated cover details from another view. </w:t>
+      </w:r>
+      <w:r>
+        <w:rPr>
+          <w:b/>
+        </w:rPr>
+        <w:t>Group</w:t>
+      </w:r>
+      <w:r>
+        <w:rPr>
+          <w:b w:val="0"/>
+        </w:rPr>
+        <w:t>ing by book matches the intended claim about new books and makes the split inspectable.</w:t>
+      </w:r>
+    </w:p>
+    <w:p>
+      <w:pPr>
+        <w:spacing w:line="336" w:lineRule="auto" w:after="180"/>
+      </w:pPr>
+      <w:r>
+        <w:rPr>
+          <w:b w:val="0"/>
+        </w:rPr>
+        <w:t xml:space="preserve">The repaired split has four </w:t>
+      </w:r>
+      <w:r>
+        <w:rPr>
+          <w:b/>
+        </w:rPr>
+        <w:t>training</w:t>
+      </w:r>
+      <w:r>
+        <w:rPr>
+          <w:b w:val="0"/>
+        </w:rPr>
+        <w:t xml:space="preserve">, two validation and two test scans, but only two, one and one books respectively. Limit: One validation book and one test book provide very limited diversity even though no </w:t>
+      </w:r>
+      <w:r>
+        <w:rPr>
+          <w:b/>
+        </w:rPr>
+        <w:t>group</w:t>
+      </w:r>
+      <w:r>
+        <w:rPr>
+          <w:b w:val="0"/>
+        </w:rPr>
+        <w:t>s overlap.</w:t>
+      </w:r>
+    </w:p>
+    <w:p>
+      <w:pPr>
+        <w:spacing w:line="336" w:lineRule="auto" w:after="180"/>
+        <w:shd w:fill="F5F1FB"/>
+      </w:pPr>
+      <w:r>
+        <w:rPr>
+          <w:b w:val="0"/>
+        </w:rPr>
+        <w:t>Explain the case, then point to a limit on the claim.</w:t>
+      </w:r>
+    </w:p>
+    <w:p>
+      <w:pPr>
+        <w:pStyle w:val="Heading3"/>
+      </w:pPr>
+      <w:r>
+        <w:t>Discuss while showing the picture</w:t>
+      </w:r>
+    </w:p>
+    <w:p>
+      <w:pPr>
+        <w:spacing w:line="336" w:lineRule="auto" w:after="180"/>
+        <w:shd w:fill="F1F6F8"/>
+      </w:pPr>
+      <w:r>
+        <w:rPr>
+          <w:b w:val="0"/>
+        </w:rPr>
+        <w:t>Teacher prompt: Explain the case, then point to a limit on the claim. Ask learners to describe one label or arrow in ordinary words. Use the adjacent transcript if the image is difficult to see.</w:t>
+      </w:r>
+    </w:p>
+    <w:p>
+      <w:pPr>
+        <w:spacing w:line="336" w:lineRule="auto" w:after="180"/>
+        <w:shd w:fill="F1F6F8"/>
+      </w:pPr>
+      <w:r>
+        <w:rPr>
+          <w:b w:val="0"/>
+        </w:rPr>
+        <w:t xml:space="preserve">Keep the stated scope: One validation book and one test book provide very limited diversity even though no </w:t>
+      </w:r>
+      <w:r>
+        <w:rPr>
+          <w:b/>
+        </w:rPr>
+        <w:t>group</w:t>
+      </w:r>
+      <w:r>
+        <w:rPr>
+          <w:b w:val="0"/>
+        </w:rPr>
+        <w:t>s overlap.</w:t>
+      </w:r>
+    </w:p>
+    <w:p>
+      <w:pPr>
+        <w:pStyle w:val="Heading3"/>
+      </w:pPr>
+      <w:r>
+        <w:t>06. Make the idea visible in your project</w:t>
+      </w:r>
+    </w:p>
+    <w:p>
+      <w:r>
+        <w:drawing>
+          <wp:inline xmlns:a="http://schemas.openxmlformats.org/drawingml/2006/main" xmlns:pic="http://schemas.openxmlformats.org/drawingml/2006/picture">
+            <wp:extent cx="5486400" cy="3380232"/>
+            <wp:docPr id="7" name="Picture 7" descr="Group the recommender’s related reviews, editions or repeated-user examples according to its intended evaluation claim. Draw your input, deciding step, result and limit. Supported question: How many distinct books are in each repaired role, and why report that as well as scan counts?"/>
+            <wp:cNvGraphicFramePr>
+              <a:graphicFrameLocks noChangeAspect="1"/>
+            </wp:cNvGraphicFramePr>
+            <a:graphic>
+              <a:graphicData uri="http://schemas.openxmlformats.org/drawingml/2006/picture">
+                <pic:pic>
+                  <pic:nvPicPr>
+                    <pic:cNvPr id="0" name="academy-story-ai-2-11-06.png"/>
+                    <pic:cNvPicPr/>
+                  </pic:nvPicPr>
+                  <pic:blipFill>
+                    <a:blip r:embed="rId15"/>
+                    <a:stretch>
+                      <a:fillRect/>
+                    </a:stretch>
+                  </pic:blipFill>
+                  <pic:spPr>
+                    <a:xfrm>
+                      <a:off x="0" y="0"/>
+                      <a:ext cx="5486400" cy="3380232"/>
+                    </a:xfrm>
+                    <a:prstGeom prst="rect"/>
+                  </pic:spPr>
+                </pic:pic>
+              </a:graphicData>
+            </a:graphic>
+          </wp:inline>
+        </w:drawing>
+      </w:r>
+    </w:p>
+    <w:p>
+      <w:pPr>
+        <w:spacing w:line="336" w:lineRule="auto" w:after="180"/>
+      </w:pPr>
+      <w:r>
+        <w:rPr>
+          <w:b/>
+        </w:rPr>
+        <w:t>Group</w:t>
+      </w:r>
+      <w:r>
+        <w:rPr>
+          <w:b w:val="0"/>
+        </w:rPr>
+        <w:t xml:space="preserve"> the recommender’s related reviews, editions or repeated-user examples according to its intended evaluation claim. Draw your </w:t>
+      </w:r>
+      <w:r>
+        <w:rPr>
+          <w:b/>
+        </w:rPr>
+        <w:t>input</w:t>
+      </w:r>
+      <w:r>
+        <w:rPr>
+          <w:b w:val="0"/>
+        </w:rPr>
+        <w:t>, deciding step, result and limit.</w:t>
+      </w:r>
+    </w:p>
+    <w:p>
+      <w:pPr>
+        <w:spacing w:line="336" w:lineRule="auto" w:after="180"/>
+      </w:pPr>
+      <w:r>
+        <w:rPr>
+          <w:b w:val="0"/>
+        </w:rPr>
+        <w:t>Supported question: How many distinct books are in each repaired role, and why report that as well as scan counts?</w:t>
+      </w:r>
+    </w:p>
+    <w:p>
+      <w:pPr>
+        <w:spacing w:line="336" w:lineRule="auto" w:after="180"/>
+        <w:shd w:fill="F5F1FB"/>
+      </w:pPr>
+      <w:r>
+        <w:rPr>
+          <w:b w:val="0"/>
+        </w:rPr>
+        <w:t xml:space="preserve">Draw your project trace and justify the deciding step using </w:t>
+      </w:r>
+      <w:r>
+        <w:rPr>
+          <w:b/>
+        </w:rPr>
+        <w:t>evidence</w:t>
+      </w:r>
+      <w:r>
+        <w:rPr>
+          <w:b w:val="0"/>
+        </w:rPr>
+        <w:t>.</w:t>
+      </w:r>
+    </w:p>
+    <w:p>
+      <w:pPr>
+        <w:pStyle w:val="Heading3"/>
+      </w:pPr>
+      <w:r>
+        <w:t>Discuss while showing the picture</w:t>
+      </w:r>
+    </w:p>
+    <w:p>
+      <w:pPr>
+        <w:spacing w:line="336" w:lineRule="auto" w:after="180"/>
+        <w:shd w:fill="F1F6F8"/>
+      </w:pPr>
+      <w:r>
+        <w:rPr>
+          <w:b w:val="0"/>
+        </w:rPr>
+        <w:t xml:space="preserve">Teacher prompt: Draw your project trace and justify the deciding step using </w:t>
+      </w:r>
+      <w:r>
+        <w:rPr>
+          <w:b/>
+        </w:rPr>
+        <w:t>evidence</w:t>
+      </w:r>
+      <w:r>
+        <w:rPr>
+          <w:b w:val="0"/>
+        </w:rPr>
+        <w:t>. Ask learners to describe one label or arrow in ordinary words. Use the adjacent transcript if the image is difficult to see.</w:t>
+      </w:r>
+    </w:p>
+    <w:p>
+      <w:pPr>
+        <w:spacing w:line="336" w:lineRule="auto" w:after="180"/>
+        <w:shd w:fill="F1F6F8"/>
+      </w:pPr>
+      <w:r>
+        <w:rPr>
+          <w:b w:val="0"/>
+        </w:rPr>
+        <w:t xml:space="preserve">Supported practice key: </w:t>
+      </w:r>
+      <w:r>
+        <w:rPr>
+          <w:b/>
+        </w:rPr>
+        <w:t>Training</w:t>
+      </w:r>
+      <w:r>
+        <w:rPr>
+          <w:b w:val="0"/>
+        </w:rPr>
+        <w:t xml:space="preserve"> 2, validation 1, test 1. Scan counts alone exaggerate the number of distinct books evaluated.</w:t>
       </w:r>
     </w:p>
     <w:sectPr>

--- a/downloads/teacher/ai-2-week-11.docx
+++ b/downloads/teacher/ai-2-week-11.docx
@@ -137,7 +137,7 @@
           </w:tcPr>
           <w:p>
             <w:r>
-              <w:t>Sections 1–6; record the brief recall in the workbook.</w:t>
+              <w:t>Use Your mission, Notice the evidence, See how it works, Compare the cases, Words that unlock the idea and Follow a worked example; record the brief recall in the workbook.</w:t>
             </w:r>
           </w:p>
         </w:tc>
@@ -169,7 +169,7 @@
           </w:tcPr>
           <w:p>
             <w:r>
-              <w:t>Sections 7–10; use the matching workbook W2 and misconception check.</w:t>
+              <w:t>Use Find and repair a mistake, Practise together, Run the investigation and Build your understanding; use the matching workbook W2 and misconception check.</w:t>
             </w:r>
           </w:p>
         </w:tc>
@@ -201,7 +201,7 @@
           </w:tcPr>
           <w:p>
             <w:r>
-              <w:t>Sections 9 and 11–14. Give extra time to finish the full task set; use Section 15 when the week includes a coding lab.</w:t>
+              <w:t>Use Run the investigation, Connect your project, Show what you know, Study a complete case and Try a new case independently. Allow extra time for the full task set. Use a coding lab only when this week actually provides one; Your lesson route is the planning section.</w:t>
             </w:r>
           </w:p>
         </w:tc>
@@ -5993,7 +5993,7 @@
           </w:tcPr>
           <w:p>
             <w:r>
-              <w:t>Sections 1–6; record the brief recall in the workbook.</w:t>
+              <w:t>Use Your mission, Notice the evidence, See how it works, Compare the cases, Words that unlock the idea and Follow a worked example; record the brief recall in the workbook.</w:t>
             </w:r>
           </w:p>
         </w:tc>
@@ -6025,7 +6025,7 @@
           </w:tcPr>
           <w:p>
             <w:r>
-              <w:t>Sections 7–10; use the matching workbook W2 and misconception check.</w:t>
+              <w:t>Use Find and repair a mistake, Practise together, Run the investigation and Build your understanding; use the matching workbook W2 and misconception check.</w:t>
             </w:r>
           </w:p>
         </w:tc>
@@ -6057,7 +6057,7 @@
           </w:tcPr>
           <w:p>
             <w:r>
-              <w:t>Sections 9 and 11–14. Give extra time to finish the full task set; use Section 15 when the week includes a coding lab.</w:t>
+              <w:t>Use Run the investigation, Connect your project, Show what you know, Study a complete case and Try a new case independently. Allow extra time for the full task set. Use a coding lab only when this week actually provides one; Your lesson route is the planning section.</w:t>
             </w:r>
           </w:p>
         </w:tc>

--- a/downloads/teacher/ai-2-week-11.docx
+++ b/downloads/teacher/ai-2-week-11.docx
@@ -25,20 +25,38 @@
         <w:pStyle w:val="Heading1"/>
       </w:pPr>
       <w:r>
-        <w:t>01. Training and Testing</w:t>
-      </w:r>
-    </w:p>
-    <w:p>
-      <w:r>
-        <w:t>Prepare Training and Testing: check the target, prerequisites, resources and adaptable teaching schedule.</w:t>
-      </w:r>
-    </w:p>
-    <w:p>
-      <w:pPr>
-        <w:pStyle w:val="Heading3"/>
-      </w:pPr>
-      <w:r>
-        <w:t>Teach the learning cycle</w:t>
+        <w:t>Teach split design before fitting or scoring.</w:t>
+      </w:r>
+    </w:p>
+    <w:p>
+      <w:r>
+        <w:t>Give complete assignments, execute the group audit and require an honest statement of what it misses.</w:t>
+      </w:r>
+    </w:p>
+    <w:p>
+      <w:r>
+        <w:t>Keep group count, row count, source completeness and the intended claim visible together.</w:t>
+      </w:r>
+    </w:p>
+    <w:p>
+      <w:pPr>
+        <w:pStyle w:val="Heading1"/>
+      </w:pPr>
+      <w:r>
+        <w:t>01. Prepare this connected week</w:t>
+      </w:r>
+    </w:p>
+    <w:p>
+      <w:r>
+        <w:t>Use one main plan and keep practice separate from the independent first attempt.</w:t>
+      </w:r>
+    </w:p>
+    <w:p>
+      <w:pPr>
+        <w:pStyle w:val="Heading2"/>
+      </w:pPr>
+      <w:r>
+        <w:t>Learning goal and precision</w:t>
       </w:r>
     </w:p>
     <w:p>
@@ -62,6 +80,139 @@
           <w:b w:val="0"/>
         </w:rPr>
         <w:t xml:space="preserve"> claim</w:t>
+      </w:r>
+    </w:p>
+    <w:p>
+      <w:pPr>
+        <w:spacing w:line="336" w:lineRule="auto" w:after="180"/>
+      </w:pPr>
+      <w:r>
+        <w:rPr>
+          <w:b w:val="0"/>
+        </w:rPr>
+        <w:t>Teach two 45-minute sessions with fictional frame cards. Focus on the evaluation goal and unit of separation before percentages. The worked plan separates trips for an intended new-trip claim on a familiar route.</w:t>
+      </w:r>
+    </w:p>
+    <w:p>
+      <w:pPr>
+        <w:spacing w:line="336" w:lineRule="auto" w:after="180"/>
+      </w:pPr>
+      <w:r>
+        <w:rPr>
+          <w:b w:val="0"/>
+        </w:rPr>
+        <w:t xml:space="preserve">It neither trains a model nor establishes performance. Distinguish frames, </w:t>
+      </w:r>
+      <w:r>
+        <w:rPr>
+          <w:b/>
+        </w:rPr>
+        <w:t>group</w:t>
+      </w:r>
+      <w:r>
+        <w:rPr>
+          <w:b w:val="0"/>
+        </w:rPr>
+        <w:t>s and sets, and retain Week 5 label-rule and review records.</w:t>
+      </w:r>
+    </w:p>
+    <w:p>
+      <w:pPr>
+        <w:spacing w:line="336" w:lineRule="auto" w:after="180"/>
+      </w:pPr>
+      <w:r>
+        <w:rPr>
+          <w:b w:val="0"/>
+        </w:rPr>
+        <w:t xml:space="preserve">By the end, I can split related records by </w:t>
+      </w:r>
+      <w:r>
+        <w:rPr>
+          <w:b/>
+        </w:rPr>
+        <w:t>group</w:t>
+      </w:r>
+      <w:r>
+        <w:rPr>
+          <w:b w:val="0"/>
+        </w:rPr>
+        <w:t xml:space="preserve"> when evaluation concerns new </w:t>
+      </w:r>
+      <w:r>
+        <w:rPr>
+          <w:b/>
+        </w:rPr>
+        <w:t>group</w:t>
+      </w:r>
+      <w:r>
+        <w:rPr>
+          <w:b w:val="0"/>
+        </w:rPr>
+        <w:t>s.</w:t>
+      </w:r>
+    </w:p>
+    <w:p>
+      <w:pPr>
+        <w:pStyle w:val="Heading2"/>
+      </w:pPr>
+      <w:r>
+        <w:t>What to prepare</w:t>
+      </w:r>
+    </w:p>
+    <w:p>
+      <w:pPr>
+        <w:pStyle w:val="ListBullet"/>
+      </w:pPr>
+      <w:r>
+        <w:t>Use the supplied scenario, student illustrations and blank paper. For numeric work, offer counters or a calculator after learners show the setup. Fictional records are supplied; personal data and paid accounts are unnecessary.</w:t>
+      </w:r>
+    </w:p>
+    <w:p>
+      <w:pPr>
+        <w:pStyle w:val="ListBullet"/>
+      </w:pPr>
+      <w:r>
+        <w:t>Case exposure check: this source example appears in ai-2/11, ai-4/8. Reuse a familiar case for recall or modelling; verify that the case used to assess transfer has not already received feedback.</w:t>
+      </w:r>
+    </w:p>
+    <w:p>
+      <w:pPr>
+        <w:pStyle w:val="ListBullet"/>
+      </w:pPr>
+      <w:r>
+        <w:t>Printed lesson and workbook</w:t>
+      </w:r>
+    </w:p>
+    <w:p>
+      <w:pPr>
+        <w:pStyle w:val="ListBullet"/>
+      </w:pPr>
+      <w:r>
+        <w:t>Twelve frame cards A1 A2 A3 B1 B2 C1 D1 D2 E1 E2 F1 F2</w:t>
+      </w:r>
+    </w:p>
+    <w:p>
+      <w:pPr>
+        <w:pStyle w:val="ListBullet"/>
+      </w:pPr>
+      <w:r>
+        <w:t>Three trays or paper areas named training validation and test</w:t>
+      </w:r>
+    </w:p>
+    <w:p>
+      <w:pPr>
+        <w:pStyle w:val="ListBullet"/>
+      </w:pPr>
+      <w:r>
+        <w:t>Optional Python 3 editor with no extra packages</w:t>
+      </w:r>
+    </w:p>
+    <w:p>
+      <w:pPr>
+        <w:pStyle w:val="Heading2"/>
+      </w:pPr>
+      <w:r>
+        <w:t>Main teaching plan</w:t>
       </w:r>
     </w:p>
     <w:tbl>
@@ -243,13 +394,239 @@
     </w:p>
     <w:p>
       <w:pPr>
+        <w:pStyle w:val="Heading2"/>
+      </w:pPr>
+      <w:r>
+        <w:t>Opening retrieval and readiness</w:t>
+      </w:r>
+    </w:p>
+    <w:p>
+      <w:pPr>
         <w:spacing w:line="336" w:lineRule="auto" w:after="180"/>
       </w:pPr>
       <w:r>
         <w:rPr>
           <w:b w:val="0"/>
         </w:rPr>
-        <w:t>Case exposure check: this source example appears in ai-2/11, ai-4/8. Reuse a familiar case for recall or modelling; verify that the case used to assess transfer has not already received feedback.</w:t>
+        <w:t>Without opening the old lesson, explain one key idea from Human Classifier Simulation. Give an example and a mistake that the idea helps you avoid.</w:t>
+      </w:r>
+    </w:p>
+    <w:p>
+      <w:pPr>
+        <w:spacing w:line="336" w:lineRule="auto" w:after="180"/>
+      </w:pPr>
+      <w:r>
+        <w:rPr>
+          <w:b w:val="0"/>
+        </w:rPr>
+        <w:t xml:space="preserve">Look for: Construct a classifier with a stated </w:t>
+      </w:r>
+      <w:r>
+        <w:rPr>
+          <w:b/>
+        </w:rPr>
+        <w:t>input</w:t>
+      </w:r>
+      <w:r>
+        <w:rPr>
+          <w:b w:val="0"/>
+        </w:rPr>
+        <w:t xml:space="preserve"> format, selected rule and recorded </w:t>
+      </w:r>
+      <w:r>
+        <w:rPr>
+          <w:b/>
+        </w:rPr>
+        <w:t>output</w:t>
+      </w:r>
+    </w:p>
+    <w:p>
+      <w:pPr>
+        <w:spacing w:line="336" w:lineRule="auto" w:after="180"/>
+      </w:pPr>
+      <w:r>
+        <w:rPr>
+          <w:b w:val="0"/>
+        </w:rPr>
+        <w:t>Reference example, not the only acceptable wording: Require a present height, unit cm, a whole number and range 1 through 10 inclusive.</w:t>
+      </w:r>
+    </w:p>
+    <w:p>
+      <w:pPr>
+        <w:spacing w:line="336" w:lineRule="auto" w:after="180"/>
+      </w:pPr>
+      <w:r>
+        <w:rPr>
+          <w:b w:val="0"/>
+        </w:rPr>
+        <w:t>For example, 7 cm is accepted; blank is missing, 60 mm has the wrong unit and 11 cm is outside the range. Fractional values such as 4.5 cm also fail.</w:t>
+      </w:r>
+    </w:p>
+    <w:p>
+      <w:pPr>
+        <w:spacing w:line="336" w:lineRule="auto" w:after="180"/>
+      </w:pPr>
+      <w:r>
+        <w:rPr>
+          <w:b w:val="0"/>
+        </w:rPr>
+        <w:t xml:space="preserve">The contract defines accepted </w:t>
+      </w:r>
+      <w:r>
+        <w:rPr>
+          <w:b/>
+        </w:rPr>
+        <w:t>input</w:t>
+      </w:r>
+      <w:r>
+        <w:rPr>
+          <w:b w:val="0"/>
+        </w:rPr>
+        <w:t xml:space="preserve">s; it does not list only the </w:t>
+      </w:r>
+      <w:r>
+        <w:rPr>
+          <w:b/>
+        </w:rPr>
+        <w:t>fitting</w:t>
+      </w:r>
+      <w:r>
+        <w:rPr>
+          <w:b w:val="0"/>
+        </w:rPr>
+        <w:t xml:space="preserve"> records or establish </w:t>
+      </w:r>
+      <w:r>
+        <w:rPr>
+          <w:b/>
+        </w:rPr>
+        <w:t>prediction</w:t>
+      </w:r>
+      <w:r>
+        <w:rPr>
+          <w:b w:val="0"/>
+        </w:rPr>
+        <w:t xml:space="preserve"> correctness.</w:t>
+      </w:r>
+    </w:p>
+    <w:p>
+      <w:pPr>
+        <w:spacing w:line="336" w:lineRule="auto" w:after="180"/>
+      </w:pPr>
+      <w:r>
+        <w:rPr>
+          <w:b w:val="0"/>
+        </w:rPr>
+        <w:t>Without opening the old lesson, explain one key idea from Operational Labels. Give an example and a mistake that the idea helps you avoid.</w:t>
+      </w:r>
+    </w:p>
+    <w:p>
+      <w:pPr>
+        <w:spacing w:line="336" w:lineRule="auto" w:after="180"/>
+      </w:pPr>
+      <w:r>
+        <w:rPr>
+          <w:b w:val="0"/>
+        </w:rPr>
+        <w:t xml:space="preserve">Look for: Apply a category definition using explicit </w:t>
+      </w:r>
+      <w:r>
+        <w:rPr>
+          <w:b/>
+        </w:rPr>
+        <w:t>evidence</w:t>
+      </w:r>
+      <w:r>
+        <w:rPr>
+          <w:b w:val="0"/>
+        </w:rPr>
+        <w:t xml:space="preserve"> and boundary rules</w:t>
+      </w:r>
+    </w:p>
+    <w:p>
+      <w:pPr>
+        <w:spacing w:line="336" w:lineRule="auto" w:after="180"/>
+      </w:pPr>
+      <w:r>
+        <w:rPr>
+          <w:b w:val="0"/>
+        </w:rPr>
+        <w:t>Reference example, not the only acceptable wording: In order: ready because both known fields pass; revise because 31 exceeds 30; review because the known day passes but the room is unknown; revise because the known day failure has priority over the unknown room.</w:t>
+      </w:r>
+    </w:p>
+    <w:p>
+      <w:pPr>
+        <w:spacing w:line="336" w:lineRule="auto" w:after="180"/>
+      </w:pPr>
+      <w:r>
+        <w:rPr>
+          <w:b w:val="0"/>
+        </w:rPr>
+        <w:t>Equality at 30 is accepted.</w:t>
+      </w:r>
+    </w:p>
+    <w:p>
+      <w:pPr>
+        <w:spacing w:line="336" w:lineRule="auto" w:after="180"/>
+      </w:pPr>
+      <w:r>
+        <w:rPr>
+          <w:b w:val="0"/>
+        </w:rPr>
+        <w:t>Without opening the old lesson, explain one key idea from Loops and Stopping. Give an example and a mistake that the idea helps you avoid.</w:t>
+      </w:r>
+    </w:p>
+    <w:p>
+      <w:pPr>
+        <w:spacing w:line="336" w:lineRule="auto" w:after="180"/>
+      </w:pPr>
+      <w:r>
+        <w:rPr>
+          <w:b w:val="0"/>
+        </w:rPr>
+        <w:t>Look for: Trace variable values before and after each loop iteration</w:t>
+      </w:r>
+    </w:p>
+    <w:p>
+      <w:pPr>
+        <w:spacing w:line="336" w:lineRule="auto" w:after="180"/>
+      </w:pPr>
+      <w:r>
+        <w:rPr>
+          <w:b w:val="0"/>
+        </w:rPr>
+        <w:t>Reference example, not the only acceptable wording: 2, 3 and 4; the stop value is excluded. The body runs three times.</w:t>
+      </w:r>
+    </w:p>
+    <w:p>
+      <w:pPr>
+        <w:spacing w:line="336" w:lineRule="auto" w:after="180"/>
+      </w:pPr>
+      <w:r>
+        <w:rPr>
+          <w:b w:val="0"/>
+        </w:rPr>
+        <w:t xml:space="preserve">They can share the same mistake or use an unclear rule. Agreement counts matching labels; correctness requires checking the rule and </w:t>
+      </w:r>
+      <w:r>
+        <w:rPr>
+          <w:b/>
+        </w:rPr>
+        <w:t>evidence</w:t>
+      </w:r>
+      <w:r>
+        <w:rPr>
+          <w:b w:val="0"/>
+        </w:rPr>
+        <w:t>.</w:t>
+      </w:r>
+    </w:p>
+    <w:p>
+      <w:pPr>
+        <w:pStyle w:val="Heading2"/>
+      </w:pPr>
+      <w:r>
+        <w:t>Earlier wording, alternatives and picture transcripts · reference / check after trying</w:t>
       </w:r>
     </w:p>
     <w:p>
@@ -257,6 +634,14 @@
         <w:pStyle w:val="Heading3"/>
       </w:pPr>
       <w:r>
+        <w:t>Teach the learning cycle</w:t>
+      </w:r>
+    </w:p>
+    <w:p>
+      <w:pPr>
+        <w:pStyle w:val="Heading3"/>
+      </w:pPr>
+      <w:r>
         <w:t>Retrieval answer guidance</w:t>
       </w:r>
     </w:p>
@@ -270,115 +655,6 @@
     </w:p>
     <w:p>
       <w:pPr>
-        <w:spacing w:line="336" w:lineRule="auto" w:after="180"/>
-      </w:pPr>
-      <w:r>
-        <w:rPr>
-          <w:b w:val="0"/>
-        </w:rPr>
-        <w:t>Without opening the old lesson, explain one key idea from Human Classifier Simulation. Give an example and a mistake that the idea helps you avoid.</w:t>
-      </w:r>
-    </w:p>
-    <w:p>
-      <w:pPr>
-        <w:spacing w:line="336" w:lineRule="auto" w:after="180"/>
-      </w:pPr>
-      <w:r>
-        <w:rPr>
-          <w:b w:val="0"/>
-        </w:rPr>
-        <w:t xml:space="preserve">Look for: Construct a classifier with a stated </w:t>
-      </w:r>
-      <w:r>
-        <w:rPr>
-          <w:b/>
-        </w:rPr>
-        <w:t>input</w:t>
-      </w:r>
-      <w:r>
-        <w:rPr>
-          <w:b w:val="0"/>
-        </w:rPr>
-        <w:t xml:space="preserve"> format, selected rule and recorded </w:t>
-      </w:r>
-      <w:r>
-        <w:rPr>
-          <w:b/>
-        </w:rPr>
-        <w:t>output</w:t>
-      </w:r>
-    </w:p>
-    <w:p>
-      <w:pPr>
-        <w:spacing w:line="336" w:lineRule="auto" w:after="180"/>
-      </w:pPr>
-      <w:r>
-        <w:rPr>
-          <w:b w:val="0"/>
-        </w:rPr>
-        <w:t>Reference example, not the only acceptable wording: Require a present height, unit cm, a whole number and range 1 through 10 inclusive.</w:t>
-      </w:r>
-    </w:p>
-    <w:p>
-      <w:pPr>
-        <w:spacing w:line="336" w:lineRule="auto" w:after="180"/>
-      </w:pPr>
-      <w:r>
-        <w:rPr>
-          <w:b w:val="0"/>
-        </w:rPr>
-        <w:t>For example, 7 cm is accepted; blank is missing, 60 mm has the wrong unit and 11 cm is outside the range. Fractional values such as 4.5 cm also fail.</w:t>
-      </w:r>
-    </w:p>
-    <w:p>
-      <w:pPr>
-        <w:spacing w:line="336" w:lineRule="auto" w:after="180"/>
-      </w:pPr>
-      <w:r>
-        <w:rPr>
-          <w:b w:val="0"/>
-        </w:rPr>
-        <w:t xml:space="preserve">The contract defines accepted </w:t>
-      </w:r>
-      <w:r>
-        <w:rPr>
-          <w:b/>
-        </w:rPr>
-        <w:t>input</w:t>
-      </w:r>
-      <w:r>
-        <w:rPr>
-          <w:b w:val="0"/>
-        </w:rPr>
-        <w:t xml:space="preserve">s; it does not list only the </w:t>
-      </w:r>
-      <w:r>
-        <w:rPr>
-          <w:b/>
-        </w:rPr>
-        <w:t>fitting</w:t>
-      </w:r>
-      <w:r>
-        <w:rPr>
-          <w:b w:val="0"/>
-        </w:rPr>
-        <w:t xml:space="preserve"> records or establish </w:t>
-      </w:r>
-      <w:r>
-        <w:rPr>
-          <w:b/>
-        </w:rPr>
-        <w:t>prediction</w:t>
-      </w:r>
-      <w:r>
-        <w:rPr>
-          <w:b w:val="0"/>
-        </w:rPr>
-        <w:t xml:space="preserve"> correctness.</w:t>
-      </w:r>
-    </w:p>
-    <w:p>
-      <w:pPr>
         <w:pStyle w:val="Heading3"/>
       </w:pPr>
       <w:r>
@@ -387,99 +663,10 @@
     </w:p>
     <w:p>
       <w:pPr>
-        <w:spacing w:line="336" w:lineRule="auto" w:after="180"/>
-      </w:pPr>
-      <w:r>
-        <w:rPr>
-          <w:b w:val="0"/>
-        </w:rPr>
-        <w:t>Without opening the old lesson, explain one key idea from Operational Labels. Give an example and a mistake that the idea helps you avoid.</w:t>
-      </w:r>
-    </w:p>
-    <w:p>
-      <w:pPr>
-        <w:spacing w:line="336" w:lineRule="auto" w:after="180"/>
-      </w:pPr>
-      <w:r>
-        <w:rPr>
-          <w:b w:val="0"/>
-        </w:rPr>
-        <w:t xml:space="preserve">Look for: Apply a category definition using explicit </w:t>
-      </w:r>
-      <w:r>
-        <w:rPr>
-          <w:b/>
-        </w:rPr>
-        <w:t>evidence</w:t>
-      </w:r>
-      <w:r>
-        <w:rPr>
-          <w:b w:val="0"/>
-        </w:rPr>
-        <w:t xml:space="preserve"> and boundary rules</w:t>
-      </w:r>
-    </w:p>
-    <w:p>
-      <w:pPr>
-        <w:spacing w:line="336" w:lineRule="auto" w:after="180"/>
-      </w:pPr>
-      <w:r>
-        <w:rPr>
-          <w:b w:val="0"/>
-        </w:rPr>
-        <w:t>Reference example, not the only acceptable wording: In order: ready because both known fields pass; revise because 31 exceeds 30; review because the known day passes but the room is unknown; revise because the known day failure has priority over the unknown room.</w:t>
-      </w:r>
-    </w:p>
-    <w:p>
-      <w:pPr>
-        <w:spacing w:line="336" w:lineRule="auto" w:after="180"/>
-      </w:pPr>
-      <w:r>
-        <w:rPr>
-          <w:b w:val="0"/>
-        </w:rPr>
-        <w:t>Equality at 30 is accepted.</w:t>
-      </w:r>
-    </w:p>
-    <w:p>
-      <w:pPr>
         <w:pStyle w:val="Heading3"/>
       </w:pPr>
       <w:r>
         <w:t>Loops and Stopping</w:t>
-      </w:r>
-    </w:p>
-    <w:p>
-      <w:pPr>
-        <w:spacing w:line="336" w:lineRule="auto" w:after="180"/>
-      </w:pPr>
-      <w:r>
-        <w:rPr>
-          <w:b w:val="0"/>
-        </w:rPr>
-        <w:t>Without opening the old lesson, explain one key idea from Loops and Stopping. Give an example and a mistake that the idea helps you avoid.</w:t>
-      </w:r>
-    </w:p>
-    <w:p>
-      <w:pPr>
-        <w:spacing w:line="336" w:lineRule="auto" w:after="180"/>
-      </w:pPr>
-      <w:r>
-        <w:rPr>
-          <w:b w:val="0"/>
-        </w:rPr>
-        <w:t>Look for: Trace variable values before and after each loop iteration</w:t>
-      </w:r>
-    </w:p>
-    <w:p>
-      <w:pPr>
-        <w:spacing w:line="336" w:lineRule="auto" w:after="180"/>
-      </w:pPr>
-      <w:r>
-        <w:rPr>
-          <w:b w:val="0"/>
-        </w:rPr>
-        <w:t>Reference example, not the only acceptable wording: 2, 3 and 4; the stop value is excluded. The body runs three times.</w:t>
       </w:r>
     </w:p>
     <w:p>
@@ -700,6 +887,11 @@
       </w:r>
     </w:p>
     <w:p>
+      <w:r>
+        <w:t>This compact option is not the full-week schedule. Use the main teaching cycle and allow extra sessions for the investigation, independent work and project.</w:t>
+      </w:r>
+    </w:p>
+    <w:p>
       <w:pPr>
         <w:spacing w:line="336" w:lineRule="auto" w:after="180"/>
       </w:pPr>
@@ -707,7 +899,7 @@
         <w:rPr>
           <w:b w:val="0"/>
         </w:rPr>
-        <w:t>Use the supplied scenario, student illustrations and blank paper. For numeric work, offer counters or a calculator after learners show the setup. Fictional records are supplied; personal data and paid accounts are unnecessary.</w:t>
+        <w:t>Allow 80 minutes: recall 8; explanation 12; worked demonstration 15; guided practice 20; independent assessment 15; project and reflection 10. Extend the lab into a second session when needed.</w:t>
       </w:r>
     </w:p>
     <w:p>
@@ -715,24 +907,729 @@
         <w:pStyle w:val="Heading3"/>
       </w:pPr>
       <w:r>
-        <w:t>Alternative compact allocation</w:t>
-      </w:r>
-    </w:p>
-    <w:p>
-      <w:r>
-        <w:t>This compact option is not the full-week schedule. Use the main teaching cycle and allow extra sessions for the investigation, independent work and project.</w:t>
+        <w:t>Preparation for the connected explanation</w:t>
+      </w:r>
+    </w:p>
+    <w:p>
+      <w:pPr>
+        <w:pStyle w:val="Heading3"/>
+      </w:pPr>
+      <w:r>
+        <w:t>Readiness answer</w:t>
+      </w:r>
+    </w:p>
+    <w:p>
+      <w:pPr>
+        <w:pStyle w:val="Heading3"/>
+      </w:pPr>
+      <w:r>
+        <w:t>End goal for the pictorial case</w:t>
       </w:r>
     </w:p>
     <w:p>
       <w:pPr>
         <w:spacing w:line="336" w:lineRule="auto" w:after="180"/>
-        <w:shd w:fill="F1F6F8"/>
-      </w:pPr>
-      <w:r>
-        <w:rPr>
-          <w:b w:val="0"/>
-        </w:rPr>
-        <w:t>Allow 80 minutes: recall 8; explanation 12; worked demonstration 15; guided practice 20; independent assessment 15; project and reflection 10. Extend the lab into a second session when needed.</w:t>
+      </w:pPr>
+      <w:r>
+        <w:rPr>
+          <w:b w:val="0"/>
+        </w:rPr>
+        <w:t>This added worked case illustrates the week’s main idea. Retain all original and connected topics; schedule its practice within the teaching cycle.</w:t>
+      </w:r>
+    </w:p>
+    <w:p>
+      <w:pPr>
+        <w:pStyle w:val="Heading1"/>
+      </w:pPr>
+      <w:r>
+        <w:t>02. Teach evaluation roles through related-record audits</w:t>
+      </w:r>
+    </w:p>
+    <w:p>
+      <w:r>
+        <w:t>Supply every frame assignment and distinguish groups from rows.</w:t>
+      </w:r>
+    </w:p>
+    <w:p>
+      <w:pPr>
+        <w:pStyle w:val="Heading2"/>
+      </w:pPr>
+      <w:r>
+        <w:t>Define the claim and trip group</w:t>
+      </w:r>
+    </w:p>
+    <w:p>
+      <w:pPr>
+        <w:spacing w:line="336" w:lineRule="auto" w:after="180"/>
+      </w:pPr>
+      <w:r>
+        <w:rPr>
+          <w:b w:val="0"/>
+        </w:rPr>
+        <w:t>A model may seem successful when its test examples closely resemble examples it already learned from. Imagine several pictures taken seconds apart during one robot trip.</w:t>
+      </w:r>
+    </w:p>
+    <w:p>
+      <w:pPr>
+        <w:spacing w:line="336" w:lineRule="auto" w:after="180"/>
+      </w:pPr>
+      <w:r>
+        <w:rPr>
+          <w:b w:val="0"/>
+        </w:rPr>
+        <w:t>They have different picture IDs but share a route, lighting and objects. This week you will assign entire trips to separate sets and explain what the resulting evaluation could measure. No model is fitted in this lesson.</w:t>
+      </w:r>
+    </w:p>
+    <w:p>
+      <w:pPr>
+        <w:spacing w:line="336" w:lineRule="auto" w:after="180"/>
+      </w:pPr>
+      <w:r>
+        <w:rPr>
+          <w:b w:val="0"/>
+        </w:rPr>
+        <w:t xml:space="preserve">Our invented twelve-row dataset contains frame descriptions from six trips. Each row is one frame; the </w:t>
+      </w:r>
+      <w:r>
+        <w:rPr>
+          <w:b/>
+        </w:rPr>
+        <w:t>group</w:t>
+      </w:r>
+      <w:r>
+        <w:rPr>
+          <w:b w:val="0"/>
+        </w:rPr>
+        <w:t xml:space="preserve"> is its trip ID. The proposed claim concerns new trips on the same practice route under similar conditions.</w:t>
+      </w:r>
+    </w:p>
+    <w:p>
+      <w:pPr>
+        <w:spacing w:line="336" w:lineRule="auto" w:after="180"/>
+      </w:pPr>
+      <w:r>
+        <w:rPr>
+          <w:b w:val="0"/>
+        </w:rPr>
+        <w:t xml:space="preserve">We therefore keep all frames from a trip in one set. To claim success on new routes, </w:t>
+      </w:r>
+      <w:r>
+        <w:rPr>
+          <w:b/>
+        </w:rPr>
+        <w:t>group</w:t>
+      </w:r>
+      <w:r>
+        <w:rPr>
+          <w:b w:val="0"/>
+        </w:rPr>
+        <w:t>ing only by trip would not be enough.</w:t>
+      </w:r>
+    </w:p>
+    <w:p>
+      <w:pPr>
+        <w:spacing w:line="336" w:lineRule="auto" w:after="180"/>
+      </w:pPr>
+      <w:r>
+        <w:rPr>
+          <w:b w:val="0"/>
+        </w:rPr>
+        <w:t xml:space="preserve">This small fictional assignment is for learning split design, not </w:t>
+      </w:r>
+      <w:r>
+        <w:rPr>
+          <w:b/>
+        </w:rPr>
+        <w:t>evidence</w:t>
+      </w:r>
+      <w:r>
+        <w:rPr>
+          <w:b w:val="0"/>
+        </w:rPr>
+        <w:t xml:space="preserve"> of real performance. Each frame belongs to one </w:t>
+      </w:r>
+      <w:r>
+        <w:rPr>
+          <w:b/>
+        </w:rPr>
+        <w:t>group</w:t>
+      </w:r>
+      <w:r>
+        <w:rPr>
+          <w:b w:val="0"/>
+        </w:rPr>
+        <w:t xml:space="preserve"> and one set.</w:t>
+      </w:r>
+    </w:p>
+    <w:p>
+      <w:pPr>
+        <w:spacing w:line="336" w:lineRule="auto" w:after="180"/>
+      </w:pPr>
+      <w:r>
+        <w:rPr>
+          <w:b w:val="0"/>
+        </w:rPr>
+        <w:t xml:space="preserve">Store frame and trip IDs as metadata for auditing; do not assume an ID is an appropriate </w:t>
+      </w:r>
+      <w:r>
+        <w:rPr>
+          <w:b/>
+        </w:rPr>
+        <w:t>prediction</w:t>
+      </w:r>
+      <w:r>
+        <w:rPr>
+          <w:b w:val="0"/>
+        </w:rPr>
+        <w:t xml:space="preserve"> </w:t>
+      </w:r>
+      <w:r>
+        <w:rPr>
+          <w:b/>
+        </w:rPr>
+        <w:t>input</w:t>
+      </w:r>
+      <w:r>
+        <w:rPr>
+          <w:b w:val="0"/>
+        </w:rPr>
+        <w:t>.</w:t>
+      </w:r>
+    </w:p>
+    <w:p>
+      <w:pPr>
+        <w:pStyle w:val="Heading2"/>
+      </w:pPr>
+      <w:r>
+        <w:t>Show the full assignment</w:t>
+      </w:r>
+    </w:p>
+    <w:tbl>
+      <w:tblPr>
+        <w:tblStyle w:val="LightShading-Accent1"/>
+        <w:tblW w:type="auto" w:w="0"/>
+        <w:tblLook w:firstColumn="1" w:firstRow="1" w:lastColumn="0" w:lastRow="0" w:noHBand="0" w:noVBand="1" w:val="04A0"/>
+      </w:tblPr>
+      <w:tblGrid>
+        <w:gridCol w:w="3408"/>
+        <w:gridCol w:w="3408"/>
+        <w:gridCol w:w="3408"/>
+      </w:tblGrid>
+      <w:tr>
+        <w:trPr>
+          <w:tblHeader/>
+        </w:trPr>
+        <w:tc>
+          <w:tcPr>
+            <w:tcW w:type="dxa" w:w="3408"/>
+          </w:tcPr>
+          <w:p>
+            <w:r>
+              <w:t>Trip group</w:t>
+            </w:r>
+          </w:p>
+        </w:tc>
+        <w:tc>
+          <w:tcPr>
+            <w:tcW w:type="dxa" w:w="3408"/>
+          </w:tcPr>
+          <w:p>
+            <w:r>
+              <w:t>Frame IDs</w:t>
+            </w:r>
+          </w:p>
+        </w:tc>
+        <w:tc>
+          <w:tcPr>
+            <w:tcW w:type="dxa" w:w="3408"/>
+          </w:tcPr>
+          <w:p>
+            <w:r>
+              <w:t>Assigned role</w:t>
+            </w:r>
+          </w:p>
+        </w:tc>
+      </w:tr>
+      <w:tr>
+        <w:tc>
+          <w:tcPr>
+            <w:tcW w:type="dxa" w:w="3408"/>
+          </w:tcPr>
+          <w:p>
+            <w:r>
+              <w:t>A</w:t>
+            </w:r>
+          </w:p>
+        </w:tc>
+        <w:tc>
+          <w:tcPr>
+            <w:tcW w:type="dxa" w:w="3408"/>
+          </w:tcPr>
+          <w:p>
+            <w:r>
+              <w:t>A1 A2 A3</w:t>
+            </w:r>
+          </w:p>
+        </w:tc>
+        <w:tc>
+          <w:tcPr>
+            <w:tcW w:type="dxa" w:w="3408"/>
+          </w:tcPr>
+          <w:p>
+            <w:r>
+              <w:t>Training</w:t>
+            </w:r>
+          </w:p>
+        </w:tc>
+      </w:tr>
+      <w:tr>
+        <w:tc>
+          <w:tcPr>
+            <w:tcW w:type="dxa" w:w="3408"/>
+          </w:tcPr>
+          <w:p>
+            <w:r>
+              <w:t>B</w:t>
+            </w:r>
+          </w:p>
+        </w:tc>
+        <w:tc>
+          <w:tcPr>
+            <w:tcW w:type="dxa" w:w="3408"/>
+          </w:tcPr>
+          <w:p>
+            <w:r>
+              <w:t>B1 B2</w:t>
+            </w:r>
+          </w:p>
+        </w:tc>
+        <w:tc>
+          <w:tcPr>
+            <w:tcW w:type="dxa" w:w="3408"/>
+          </w:tcPr>
+          <w:p>
+            <w:r>
+              <w:t>Training</w:t>
+            </w:r>
+          </w:p>
+        </w:tc>
+      </w:tr>
+      <w:tr>
+        <w:tc>
+          <w:tcPr>
+            <w:tcW w:type="dxa" w:w="3408"/>
+          </w:tcPr>
+          <w:p>
+            <w:r>
+              <w:t>C</w:t>
+            </w:r>
+          </w:p>
+        </w:tc>
+        <w:tc>
+          <w:tcPr>
+            <w:tcW w:type="dxa" w:w="3408"/>
+          </w:tcPr>
+          <w:p>
+            <w:r>
+              <w:t>C1</w:t>
+            </w:r>
+          </w:p>
+        </w:tc>
+        <w:tc>
+          <w:tcPr>
+            <w:tcW w:type="dxa" w:w="3408"/>
+          </w:tcPr>
+          <w:p>
+            <w:r>
+              <w:t>Training</w:t>
+            </w:r>
+          </w:p>
+        </w:tc>
+      </w:tr>
+      <w:tr>
+        <w:tc>
+          <w:tcPr>
+            <w:tcW w:type="dxa" w:w="3408"/>
+          </w:tcPr>
+          <w:p>
+            <w:r>
+              <w:t>D</w:t>
+            </w:r>
+          </w:p>
+        </w:tc>
+        <w:tc>
+          <w:tcPr>
+            <w:tcW w:type="dxa" w:w="3408"/>
+          </w:tcPr>
+          <w:p>
+            <w:r>
+              <w:t>D1 D2</w:t>
+            </w:r>
+          </w:p>
+        </w:tc>
+        <w:tc>
+          <w:tcPr>
+            <w:tcW w:type="dxa" w:w="3408"/>
+          </w:tcPr>
+          <w:p>
+            <w:r>
+              <w:t>Validation</w:t>
+            </w:r>
+          </w:p>
+        </w:tc>
+      </w:tr>
+      <w:tr>
+        <w:tc>
+          <w:tcPr>
+            <w:tcW w:type="dxa" w:w="3408"/>
+          </w:tcPr>
+          <w:p>
+            <w:r>
+              <w:t>E</w:t>
+            </w:r>
+          </w:p>
+        </w:tc>
+        <w:tc>
+          <w:tcPr>
+            <w:tcW w:type="dxa" w:w="3408"/>
+          </w:tcPr>
+          <w:p>
+            <w:r>
+              <w:t>E1 E2</w:t>
+            </w:r>
+          </w:p>
+        </w:tc>
+        <w:tc>
+          <w:tcPr>
+            <w:tcW w:type="dxa" w:w="3408"/>
+          </w:tcPr>
+          <w:p>
+            <w:r>
+              <w:t>Test</w:t>
+            </w:r>
+          </w:p>
+        </w:tc>
+      </w:tr>
+      <w:tr>
+        <w:tc>
+          <w:tcPr>
+            <w:tcW w:type="dxa" w:w="3408"/>
+          </w:tcPr>
+          <w:p>
+            <w:r>
+              <w:t>F</w:t>
+            </w:r>
+          </w:p>
+        </w:tc>
+        <w:tc>
+          <w:tcPr>
+            <w:tcW w:type="dxa" w:w="3408"/>
+          </w:tcPr>
+          <w:p>
+            <w:r>
+              <w:t>F1 F2</w:t>
+            </w:r>
+          </w:p>
+        </w:tc>
+        <w:tc>
+          <w:tcPr>
+            <w:tcW w:type="dxa" w:w="3408"/>
+          </w:tcPr>
+          <w:p>
+            <w:r>
+              <w:t>Test</w:t>
+            </w:r>
+          </w:p>
+        </w:tc>
+      </w:tr>
+    </w:tbl>
+    <w:p>
+      <w:pPr>
+        <w:pStyle w:val="Heading2"/>
+      </w:pPr>
+      <w:r>
+        <w:t>State the three different data roles</w:t>
+      </w:r>
+    </w:p>
+    <w:p>
+      <w:pPr>
+        <w:spacing w:line="336" w:lineRule="auto" w:after="180"/>
+      </w:pPr>
+      <w:r>
+        <w:rPr>
+          <w:b/>
+        </w:rPr>
+        <w:t>Training</w:t>
+      </w:r>
+      <w:r>
+        <w:rPr>
+          <w:b w:val="0"/>
+        </w:rPr>
+        <w:t xml:space="preserve"> data fits the model. Validation data helps compare choices such as candidate rules. Keep the </w:t>
+      </w:r>
+      <w:r>
+        <w:rPr>
+          <w:b/>
+        </w:rPr>
+        <w:t>test set</w:t>
+      </w:r>
+      <w:r>
+        <w:rPr>
+          <w:b w:val="0"/>
+        </w:rPr>
+        <w:t xml:space="preserve"> for a final check after those choices are fixed.</w:t>
+      </w:r>
+    </w:p>
+    <w:p>
+      <w:pPr>
+        <w:spacing w:line="336" w:lineRule="auto" w:after="180"/>
+      </w:pPr>
+      <w:r>
+        <w:rPr>
+          <w:b w:val="0"/>
+        </w:rPr>
+        <w:t>A learner who repeatedly changes the model after seeing test results has used that set for development; its score is no longer an untouched final check.</w:t>
+      </w:r>
+    </w:p>
+    <w:p>
+      <w:pPr>
+        <w:pStyle w:val="Heading2"/>
+      </w:pPr>
+      <w:r>
+        <w:t>Predict and execute the complete audit</w:t>
+      </w:r>
+    </w:p>
+    <w:p>
+      <w:r>
+        <w:rPr>
+          <w:rFonts w:ascii="Courier New" w:hAnsi="Courier New"/>
+          <w:sz w:val="18"/>
+        </w:rPr>
+        <w:t>train_groups = {"A", "B", "C"}</w:t>
+        <w:br/>
+        <w:t>valid_groups = {"D"}</w:t>
+        <w:br/>
+        <w:t>test_groups = {"E", "F"}</w:t>
+        <w:br/>
+        <w:t>shared = ((train_groups &amp; valid_groups)</w:t>
+        <w:br/>
+        <w:t xml:space="preserve">          | (train_groups &amp; test_groups)</w:t>
+        <w:br/>
+        <w:t xml:space="preserve">          | (valid_groups &amp; test_groups))</w:t>
+        <w:br/>
+        <w:t>print(sorted(shared))</w:t>
+        <w:br/>
+        <w:t>print(len(train_groups), len(valid_groups),</w:t>
+        <w:br/>
+        <w:t xml:space="preserve">      len(test_groups))</w:t>
+      </w:r>
+    </w:p>
+    <w:p>
+      <w:pPr>
+        <w:spacing w:line="336" w:lineRule="auto" w:after="180"/>
+      </w:pPr>
+      <w:r>
+        <w:rPr>
+          <w:b w:val="0"/>
+        </w:rPr>
+        <w:t xml:space="preserve">The first line of </w:t>
+      </w:r>
+      <w:r>
+        <w:rPr>
+          <w:b/>
+        </w:rPr>
+        <w:t>output</w:t>
+      </w:r>
+      <w:r>
+        <w:rPr>
+          <w:b w:val="0"/>
+        </w:rPr>
+        <w:t xml:space="preserve"> is []: no trip ID is shared between any pair of sets. The second is 3 1 2: </w:t>
+      </w:r>
+      <w:r>
+        <w:rPr>
+          <w:b/>
+        </w:rPr>
+        <w:t>training</w:t>
+      </w:r>
+      <w:r>
+        <w:rPr>
+          <w:b w:val="0"/>
+        </w:rPr>
+        <w:t xml:space="preserve">, validation and test contain three, one and two trip </w:t>
+      </w:r>
+      <w:r>
+        <w:rPr>
+          <w:b/>
+        </w:rPr>
+        <w:t>group</w:t>
+      </w:r>
+      <w:r>
+        <w:rPr>
+          <w:b w:val="0"/>
+        </w:rPr>
+        <w:t>s. The symbol &amp; finds shared values and | combines sets.</w:t>
+      </w:r>
+    </w:p>
+    <w:p>
+      <w:pPr>
+        <w:spacing w:line="336" w:lineRule="auto" w:after="180"/>
+      </w:pPr>
+      <w:r>
+        <w:rPr>
+          <w:b w:val="0"/>
+        </w:rPr>
+        <w:t xml:space="preserve">These are </w:t>
+      </w:r>
+      <w:r>
+        <w:rPr>
+          <w:b/>
+        </w:rPr>
+        <w:t>group</w:t>
+      </w:r>
+      <w:r>
+        <w:rPr>
+          <w:b w:val="0"/>
+        </w:rPr>
+        <w:t xml:space="preserve"> counts, not frame counts.</w:t>
+      </w:r>
+    </w:p>
+    <w:p>
+      <w:pPr>
+        <w:pStyle w:val="Heading2"/>
+      </w:pPr>
+      <w:r>
+        <w:t>Limit the script and inspect source completeness</w:t>
+      </w:r>
+    </w:p>
+    <w:p>
+      <w:pPr>
+        <w:spacing w:line="336" w:lineRule="auto" w:after="180"/>
+      </w:pPr>
+      <w:r>
+        <w:rPr>
+          <w:b w:val="0"/>
+        </w:rPr>
+        <w:t>This audit assumes the lists correctly describe every frame assignment. It cannot find an omitted frame, a wrong trip ID, a copied image with a different ID or a feature containing the answer.</w:t>
+      </w:r>
+    </w:p>
+    <w:p>
+      <w:pPr>
+        <w:spacing w:line="336" w:lineRule="auto" w:after="180"/>
+      </w:pPr>
+      <w:r>
+        <w:rPr>
+          <w:b w:val="0"/>
+        </w:rPr>
+        <w:t>Check the assignment table and source records too.</w:t>
+      </w:r>
+    </w:p>
+    <w:p>
+      <w:pPr>
+        <w:pStyle w:val="Heading2"/>
+      </w:pPr>
+      <w:r>
+        <w:t>Trace A crossing roles and count all rows</w:t>
+      </w:r>
+    </w:p>
+    <w:p>
+      <w:pPr>
+        <w:spacing w:line="336" w:lineRule="auto" w:after="180"/>
+      </w:pPr>
+      <w:r>
+        <w:rPr>
+          <w:b w:val="0"/>
+        </w:rPr>
+        <w:t xml:space="preserve">Suppose A1 and A2 are in </w:t>
+      </w:r>
+      <w:r>
+        <w:rPr>
+          <w:b/>
+        </w:rPr>
+        <w:t>training</w:t>
+      </w:r>
+      <w:r>
+        <w:rPr>
+          <w:b w:val="0"/>
+        </w:rPr>
+        <w:t xml:space="preserve"> while A3 is in test. The frame IDs differ, but A appears in both sets. Shuffling the rows does not remove this relationship.</w:t>
+      </w:r>
+    </w:p>
+    <w:p>
+      <w:pPr>
+        <w:spacing w:line="336" w:lineRule="auto" w:after="180"/>
+      </w:pPr>
+      <w:r>
+        <w:rPr>
+          <w:b w:val="0"/>
+        </w:rPr>
+        <w:t>For our new-trip claim, move all A frames to one chosen role and record the revised assignment before evaluating a model. Do not copy A3 into both roles.</w:t>
+      </w:r>
+    </w:p>
+    <w:p>
+      <w:pPr>
+        <w:spacing w:line="336" w:lineRule="auto" w:after="180"/>
+      </w:pPr>
+      <w:r>
+        <w:rPr>
+          <w:b w:val="0"/>
+        </w:rPr>
+        <w:t xml:space="preserve">Audit that every source frame occurs exactly once, no </w:t>
+      </w:r>
+      <w:r>
+        <w:rPr>
+          <w:b/>
+        </w:rPr>
+        <w:t>group</w:t>
+      </w:r>
+      <w:r>
+        <w:rPr>
+          <w:b w:val="0"/>
+        </w:rPr>
+        <w:t xml:space="preserve"> crosses roles and the assigned counts sum to the source count. In our worked plan the row counts are six </w:t>
+      </w:r>
+      <w:r>
+        <w:rPr>
+          <w:b/>
+        </w:rPr>
+        <w:t>training</w:t>
+      </w:r>
+      <w:r>
+        <w:rPr>
+          <w:b w:val="0"/>
+        </w:rPr>
+        <w:t>, two validation and four test: twelve total.</w:t>
+      </w:r>
+    </w:p>
+    <w:p>
+      <w:pPr>
+        <w:spacing w:line="336" w:lineRule="auto" w:after="180"/>
+      </w:pPr>
+      <w:r>
+        <w:rPr>
+          <w:b w:val="0"/>
+        </w:rPr>
+        <w:t xml:space="preserve">A fixed random seed can reproduce a random split, but it cannot make a flawed </w:t>
+      </w:r>
+      <w:r>
+        <w:rPr>
+          <w:b/>
+        </w:rPr>
+        <w:t>group</w:t>
+      </w:r>
+      <w:r>
+        <w:rPr>
+          <w:b w:val="0"/>
+        </w:rPr>
+        <w:t>ing choice fair.</w:t>
+      </w:r>
+    </w:p>
+    <w:p>
+      <w:pPr>
+        <w:pStyle w:val="Heading2"/>
+      </w:pPr>
+      <w:r>
+        <w:t>Collect the D2-move prediction</w:t>
       </w:r>
     </w:p>
     <w:p>
@@ -740,7 +1637,40 @@
         <w:pStyle w:val="Heading3"/>
       </w:pPr>
       <w:r>
-        <w:t>Preparation for the connected explanation</w:t>
+        <w:t>A learner moves D2 from validation to training but leaves D1 in validation. Give the new row counts and shared trip ID. Explain why different frame IDs and a fixed seed do not repair the overlap.</w:t>
+      </w:r>
+    </w:p>
+    <w:p>
+      <w:r>
+        <w:t>________________________________________________________________</w:t>
+      </w:r>
+    </w:p>
+    <w:p>
+      <w:r>
+        <w:t>________________________________________________________________</w:t>
+      </w:r>
+    </w:p>
+    <w:p>
+      <w:r>
+        <w:t>________________________________________________________________</w:t>
+      </w:r>
+    </w:p>
+    <w:p>
+      <w:r>
+        <w:t>________________________________________________________________</w:t>
+      </w:r>
+    </w:p>
+    <w:p>
+      <w:r>
+        <w:t>________________________________________________________________</w:t>
+      </w:r>
+    </w:p>
+    <w:p>
+      <w:pPr>
+        <w:pStyle w:val="Heading2"/>
+      </w:pPr>
+      <w:r>
+        <w:t>Keep a reproducible split record</w:t>
       </w:r>
     </w:p>
     <w:p>
@@ -751,7 +1681,51 @@
         <w:rPr>
           <w:b w:val="0"/>
         </w:rPr>
-        <w:t>Teach two 45-minute sessions with fictional frame cards. Focus on the evaluation goal and unit of separation before percentages. The worked plan separates trips for an intended new-trip claim on a familiar route.</w:t>
+        <w:t xml:space="preserve">A split record names the </w:t>
+      </w:r>
+      <w:r>
+        <w:rPr>
+          <w:b/>
+        </w:rPr>
+        <w:t>prediction</w:t>
+      </w:r>
+      <w:r>
+        <w:rPr>
+          <w:b w:val="0"/>
+        </w:rPr>
+        <w:t xml:space="preserve"> goal, source version, </w:t>
+      </w:r>
+      <w:r>
+        <w:rPr>
+          <w:b/>
+        </w:rPr>
+        <w:t>group</w:t>
+      </w:r>
+      <w:r>
+        <w:rPr>
+          <w:b w:val="0"/>
+        </w:rPr>
+        <w:t xml:space="preserve"> definition, exact assignments, row and </w:t>
+      </w:r>
+      <w:r>
+        <w:rPr>
+          <w:b/>
+        </w:rPr>
+        <w:t>group</w:t>
+      </w:r>
+      <w:r>
+        <w:rPr>
+          <w:b w:val="0"/>
+        </w:rPr>
+        <w:t xml:space="preserve"> counts, date and any random method or seed used. For this hand-assigned example, record that there was no random sampling. Keep label-rule versions and unresolved review statuses traceable as in Week 8.</w:t>
+      </w:r>
+    </w:p>
+    <w:p>
+      <w:pPr>
+        <w:pStyle w:val="Heading2"/>
+      </w:pPr>
+      <w:r>
+        <w:t>Introduce the separate book-scan plan</w:t>
       </w:r>
     </w:p>
     <w:p>
@@ -762,19 +1736,467 @@
         <w:rPr>
           <w:b w:val="0"/>
         </w:rPr>
-        <w:t xml:space="preserve">It neither trains a model nor establishes performance. Distinguish frames, </w:t>
+        <w:t xml:space="preserve">A fictional catalogue model learns from scans of book covers and will face previously </w:t>
       </w:r>
       <w:r>
         <w:rPr>
           <w:b/>
         </w:rPr>
+        <w:t>unseen</w:t>
+      </w:r>
+      <w:r>
+        <w:rPr>
+          <w:b w:val="0"/>
+        </w:rPr>
+        <w:t xml:space="preserve"> books.</w:t>
+      </w:r>
+    </w:p>
+    <w:p>
+      <w:pPr>
+        <w:spacing w:line="336" w:lineRule="auto" w:after="180"/>
+      </w:pPr>
+      <w:r>
+        <w:rPr>
+          <w:b w:val="0"/>
+        </w:rPr>
+        <w:t>Book A has scans A1,A2; B has B1,B2; C has C1,C2; D has D1,D2.</w:t>
+      </w:r>
+    </w:p>
+    <w:p>
+      <w:pPr>
+        <w:spacing w:line="336" w:lineRule="auto" w:after="180"/>
+      </w:pPr>
+      <w:r>
+        <w:rPr>
+          <w:b w:val="0"/>
+        </w:rPr>
+        <w:t xml:space="preserve">Proposed </w:t>
+      </w:r>
+      <w:r>
+        <w:rPr>
+          <w:b/>
+        </w:rPr>
+        <w:t>training</w:t>
+      </w:r>
+      <w:r>
+        <w:rPr>
+          <w:b w:val="0"/>
+        </w:rPr>
+        <w:t xml:space="preserve"> A1,B1,C1; validation A2,D1; test B2,C2,D2.</w:t>
+      </w:r>
+    </w:p>
+    <w:p>
+      <w:pPr>
+        <w:pStyle w:val="Heading2"/>
+      </w:pPr>
+      <w:r>
+        <w:t>Trace book grouping and its limited diversity</w:t>
+      </w:r>
+    </w:p>
+    <w:p>
+      <w:r>
+        <w:drawing>
+          <wp:inline xmlns:a="http://schemas.openxmlformats.org/drawingml/2006/main" xmlns:pic="http://schemas.openxmlformats.org/drawingml/2006/picture">
+            <wp:extent cx="5486400" cy="4160520"/>
+            <wp:docPr id="1" name="Picture 1" descr="Choose unit: The intended kind of new example being evaluated is a new book, not merely a new scan. → Find leakage: A crosses train/validation; B,C cross train/test; D crosses validation/test. → Group repair: Training all A,B scans; validation all C scans; test all D scans. → Freeze assignment: Keep every scan from one book in exactly one role before fitting."/>
+            <wp:cNvGraphicFramePr>
+              <a:graphicFrameLocks noChangeAspect="1"/>
+            </wp:cNvGraphicFramePr>
+            <a:graphic>
+              <a:graphicData uri="http://schemas.openxmlformats.org/drawingml/2006/picture">
+                <pic:pic>
+                  <pic:nvPicPr>
+                    <pic:cNvPr id="0" name="academy-story-ai-2-11-02.png"/>
+                    <pic:cNvPicPr/>
+                  </pic:nvPicPr>
+                  <pic:blipFill>
+                    <a:blip r:embed="rId9"/>
+                    <a:stretch>
+                      <a:fillRect/>
+                    </a:stretch>
+                  </pic:blipFill>
+                  <pic:spPr>
+                    <a:xfrm>
+                      <a:off x="0" y="0"/>
+                      <a:ext cx="5486400" cy="4160520"/>
+                    </a:xfrm>
+                    <a:prstGeom prst="rect"/>
+                  </pic:spPr>
+                </pic:pic>
+              </a:graphicData>
+            </a:graphic>
+          </wp:inline>
+        </w:drawing>
+      </w:r>
+    </w:p>
+    <w:p>
+      <w:pPr>
+        <w:spacing w:line="336" w:lineRule="auto" w:after="180"/>
+      </w:pPr>
+      <w:r>
+        <w:rPr>
+          <w:b w:val="0"/>
+        </w:rPr>
+        <w:t xml:space="preserve">Different scan IDs do not make examples independent books. A model may recognise repeated cover details from another view. </w:t>
+      </w:r>
+      <w:r>
+        <w:rPr>
+          <w:b/>
+        </w:rPr>
+        <w:t>Group</w:t>
+      </w:r>
+      <w:r>
+        <w:rPr>
+          <w:b w:val="0"/>
+        </w:rPr>
+        <w:t>ing by book matches the intended claim about new books and makes the split inspectable.</w:t>
+      </w:r>
+    </w:p>
+    <w:p>
+      <w:pPr>
+        <w:spacing w:line="336" w:lineRule="auto" w:after="180"/>
+      </w:pPr>
+      <w:r>
+        <w:rPr>
+          <w:b w:val="0"/>
+        </w:rPr>
+        <w:t xml:space="preserve">The repaired split has four </w:t>
+      </w:r>
+      <w:r>
+        <w:rPr>
+          <w:b/>
+        </w:rPr>
+        <w:t>training</w:t>
+      </w:r>
+      <w:r>
+        <w:rPr>
+          <w:b w:val="0"/>
+        </w:rPr>
+        <w:t>, two validation and two test scans, but only two, one and one books respectively.</w:t>
+      </w:r>
+    </w:p>
+    <w:p>
+      <w:pPr>
+        <w:spacing w:line="336" w:lineRule="auto" w:after="180"/>
+      </w:pPr>
+      <w:r>
+        <w:rPr>
+          <w:b w:val="0"/>
+        </w:rPr>
+        <w:t xml:space="preserve">One validation book and one test book provide very limited diversity even though no </w:t>
+      </w:r>
+      <w:r>
+        <w:rPr>
+          <w:b/>
+        </w:rPr>
         <w:t>group</w:t>
       </w:r>
       <w:r>
         <w:rPr>
           <w:b w:val="0"/>
         </w:rPr>
-        <w:t>s and sets, and retain Week 5 label-rule and review records.</w:t>
+        <w:t>s overlap.</w:t>
+      </w:r>
+    </w:p>
+    <w:p>
+      <w:pPr>
+        <w:pStyle w:val="Heading2"/>
+      </w:pPr>
+      <w:r>
+        <w:t>Explain why a new filename changes no group</w:t>
+      </w:r>
+    </w:p>
+    <w:p>
+      <w:pPr>
+        <w:spacing w:line="336" w:lineRule="auto" w:after="180"/>
+      </w:pPr>
+      <w:r>
+        <w:rPr>
+          <w:b w:val="0"/>
+        </w:rPr>
+        <w:t>Change: Give A2 a new filename without changing the book it depicts.</w:t>
+      </w:r>
+    </w:p>
+    <w:p>
+      <w:pPr>
+        <w:spacing w:line="336" w:lineRule="auto" w:after="180"/>
+      </w:pPr>
+      <w:r>
+        <w:rPr>
+          <w:b/>
+        </w:rPr>
+        <w:t>Prediction</w:t>
+      </w:r>
+      <w:r>
+        <w:rPr>
+          <w:b w:val="0"/>
+        </w:rPr>
+        <w:t xml:space="preserve">: Its </w:t>
+      </w:r>
+      <w:r>
+        <w:rPr>
+          <w:b/>
+        </w:rPr>
+        <w:t>group</w:t>
+      </w:r>
+      <w:r>
+        <w:rPr>
+          <w:b w:val="0"/>
+        </w:rPr>
+        <w:t xml:space="preserve"> is still A; the original related examples still cross the split.</w:t>
+      </w:r>
+    </w:p>
+    <w:p>
+      <w:pPr>
+        <w:spacing w:line="336" w:lineRule="auto" w:after="180"/>
+      </w:pPr>
+      <w:r>
+        <w:rPr>
+          <w:b w:val="0"/>
+        </w:rPr>
+        <w:t>Reason: Renaming a row does not remove the relationship between scans.</w:t>
+      </w:r>
+    </w:p>
+    <w:p>
+      <w:pPr>
+        <w:pStyle w:val="Heading2"/>
+      </w:pPr>
+      <w:r>
+        <w:t>Use the picture to elicit a check</w:t>
+      </w:r>
+    </w:p>
+    <w:p>
+      <w:pPr>
+        <w:spacing w:line="336" w:lineRule="auto" w:after="180"/>
+      </w:pPr>
+      <w:r>
+        <w:rPr>
+          <w:b w:val="0"/>
+        </w:rPr>
+        <w:t>Use the diagram and verbal explanation together. Ask learners to match a sentence to a specific visual step; do not assign learners fixed visual or auditory learning styles.</w:t>
+      </w:r>
+    </w:p>
+    <w:p>
+      <w:pPr>
+        <w:spacing w:line="336" w:lineRule="auto" w:after="180"/>
+      </w:pPr>
+      <w:r>
+        <w:rPr>
+          <w:b w:val="0"/>
+        </w:rPr>
+        <w:t xml:space="preserve">Cover the result. Ask learners to name the </w:t>
+      </w:r>
+      <w:r>
+        <w:rPr>
+          <w:b/>
+        </w:rPr>
+        <w:t>input</w:t>
+      </w:r>
+      <w:r>
+        <w:rPr>
+          <w:b w:val="0"/>
+        </w:rPr>
+        <w:t xml:space="preserve">s and predict the next step. Uncover one step, connect the icon to the actual procedure, and explain its </w:t>
+      </w:r>
+      <w:r>
+        <w:rPr>
+          <w:b/>
+        </w:rPr>
+        <w:t>evidence</w:t>
+      </w:r>
+      <w:r>
+        <w:rPr>
+          <w:b w:val="0"/>
+        </w:rPr>
+        <w:t>. Then change the supplied condition and compare.</w:t>
+      </w:r>
+    </w:p>
+    <w:p>
+      <w:pPr>
+        <w:spacing w:line="336" w:lineRule="auto" w:after="180"/>
+      </w:pPr>
+      <w:r>
+        <w:rPr>
+          <w:b w:val="0"/>
+        </w:rPr>
+        <w:t>The picture is a representation; it does not document execution of a real AI model.</w:t>
+      </w:r>
+    </w:p>
+    <w:p>
+      <w:pPr>
+        <w:pStyle w:val="Heading2"/>
+      </w:pPr>
+      <w:r>
+        <w:t>Earlier wording, alternatives and picture transcripts · reference / check after trying</w:t>
+      </w:r>
+    </w:p>
+    <w:p>
+      <w:pPr>
+        <w:spacing w:line="336" w:lineRule="auto" w:after="180"/>
+      </w:pPr>
+      <w:r>
+        <w:rPr>
+          <w:b w:val="0"/>
+        </w:rPr>
+        <w:t>Explain the mechanism</w:t>
+      </w:r>
+    </w:p>
+    <w:p>
+      <w:pPr>
+        <w:spacing w:line="336" w:lineRule="auto" w:after="180"/>
+      </w:pPr>
+      <w:r>
+        <w:rPr>
+          <w:b/>
+        </w:rPr>
+        <w:t>Input</w:t>
+      </w:r>
+      <w:r>
+        <w:rPr>
+          <w:b w:val="0"/>
+        </w:rPr>
+        <w:t xml:space="preserve"> → </w:t>
+      </w:r>
+      <w:r>
+        <w:rPr>
+          <w:b/>
+        </w:rPr>
+        <w:t>Process</w:t>
+      </w:r>
+      <w:r>
+        <w:rPr>
+          <w:b w:val="0"/>
+        </w:rPr>
+        <w:t xml:space="preserve"> → </w:t>
+      </w:r>
+      <w:r>
+        <w:rPr>
+          <w:b/>
+        </w:rPr>
+        <w:t>Output</w:t>
+      </w:r>
+    </w:p>
+    <w:p>
+      <w:pPr>
+        <w:spacing w:line="336" w:lineRule="auto" w:after="180"/>
+      </w:pPr>
+      <w:r>
+        <w:rPr>
+          <w:b w:val="0"/>
+        </w:rPr>
+        <w:t>Trace the information. At each stage, ask what changed and how you could test it.</w:t>
+      </w:r>
+    </w:p>
+    <w:p>
+      <w:pPr>
+        <w:spacing w:line="336" w:lineRule="auto" w:after="180"/>
+      </w:pPr>
+      <w:r>
+        <w:rPr>
+          <w:b w:val="0"/>
+        </w:rPr>
+        <w:t>Which stage could fail even when the other two are correct? Explain:</w:t>
+      </w:r>
+    </w:p>
+    <w:p>
+      <w:pPr>
+        <w:spacing w:line="336" w:lineRule="auto" w:after="180"/>
+      </w:pPr>
+      <w:r>
+        <w:rPr>
+          <w:b w:val="0"/>
+        </w:rPr>
+        <w:t xml:space="preserve">Predict first. Then check each step. A correct answer without visible reasoning is incomplete </w:t>
+      </w:r>
+      <w:r>
+        <w:rPr>
+          <w:b/>
+        </w:rPr>
+        <w:t>evidence</w:t>
+      </w:r>
+      <w:r>
+        <w:rPr>
+          <w:b w:val="0"/>
+        </w:rPr>
+        <w:t>.</w:t>
+      </w:r>
+    </w:p>
+    <w:p>
+      <w:pPr>
+        <w:spacing w:line="336" w:lineRule="auto" w:after="180"/>
+      </w:pPr>
+      <w:r>
+        <w:rPr>
+          <w:b w:val="0"/>
+        </w:rPr>
+        <w:t>1. 20 cards: seal 5 as test cases first.</w:t>
+      </w:r>
+    </w:p>
+    <w:p>
+      <w:pPr>
+        <w:spacing w:line="336" w:lineRule="auto" w:after="180"/>
+      </w:pPr>
+      <w:r>
+        <w:rPr>
+          <w:b w:val="0"/>
+        </w:rPr>
+        <w:t>2. Design the rule using only the remaining 15.</w:t>
+      </w:r>
+    </w:p>
+    <w:p>
+      <w:pPr>
+        <w:spacing w:line="336" w:lineRule="auto" w:after="180"/>
+      </w:pPr>
+      <w:r>
+        <w:rPr>
+          <w:b w:val="0"/>
+        </w:rPr>
+        <w:t>3. Freeze the rule before opening the test cards.</w:t>
+      </w:r>
+    </w:p>
+    <w:p>
+      <w:pPr>
+        <w:spacing w:line="336" w:lineRule="auto" w:after="180"/>
+      </w:pPr>
+      <w:r>
+        <w:rPr>
+          <w:b w:val="0"/>
+        </w:rPr>
+        <w:t>4. If a test label guided a change, it is no longer a fair final test.</w:t>
+      </w:r>
+    </w:p>
+    <w:p>
+      <w:pPr>
+        <w:spacing w:line="336" w:lineRule="auto" w:after="180"/>
+      </w:pPr>
+      <w:r>
+        <w:rPr>
+          <w:b w:val="0"/>
+        </w:rPr>
+        <w:t>Recalculate, retrace, or restate the reasoning in your own representation:</w:t>
+      </w:r>
+    </w:p>
+    <w:p>
+      <w:pPr>
+        <w:spacing w:line="336" w:lineRule="auto" w:after="180"/>
+      </w:pPr>
+      <w:r>
+        <w:rPr>
+          <w:b w:val="0"/>
+        </w:rPr>
+        <w:t xml:space="preserve">CHECK Did the </w:t>
+      </w:r>
+      <w:r>
+        <w:rPr>
+          <w:b/>
+        </w:rPr>
+        <w:t>evidence</w:t>
+      </w:r>
+      <w:r>
+        <w:rPr>
+          <w:b w:val="0"/>
+        </w:rPr>
+        <w:t xml:space="preserve"> answer the exact question? Did the total, path, or source record stay consistent?</w:t>
       </w:r>
     </w:p>
     <w:p>
@@ -782,7 +2204,7 @@
         <w:pStyle w:val="Heading3"/>
       </w:pPr>
       <w:r>
-        <w:t>Readiness answer</w:t>
+        <w:t>Concrete teaching case</w:t>
       </w:r>
     </w:p>
     <w:p>
@@ -793,19 +2215,38 @@
         <w:rPr>
           <w:b w:val="0"/>
         </w:rPr>
-        <w:t xml:space="preserve">They can share the same mistake or use an unclear rule. Agreement counts matching labels; correctness requires checking the rule and </w:t>
+        <w:t>A rule is developed and evaluated using the same books A–H.</w:t>
+      </w:r>
+    </w:p>
+    <w:p>
+      <w:pPr>
+        <w:spacing w:line="336" w:lineRule="auto" w:after="180"/>
+      </w:pPr>
+      <w:r>
+        <w:rPr>
+          <w:b w:val="0"/>
+        </w:rPr>
+        <w:t xml:space="preserve">Why does this not establish </w:t>
       </w:r>
       <w:r>
         <w:rPr>
           <w:b/>
         </w:rPr>
-        <w:t>evidence</w:t>
-      </w:r>
-      <w:r>
-        <w:rPr>
-          <w:b w:val="0"/>
-        </w:rPr>
-        <w:t>.</w:t>
+        <w:t>unseen</w:t>
+      </w:r>
+      <w:r>
+        <w:rPr>
+          <w:b w:val="0"/>
+        </w:rPr>
+        <w:t xml:space="preserve"> performance?</w:t>
+      </w:r>
+    </w:p>
+    <w:p>
+      <w:pPr>
+        <w:pStyle w:val="Heading3"/>
+      </w:pPr>
+      <w:r>
+        <w:t>Exact explanation to model</w:t>
       </w:r>
     </w:p>
     <w:p>
@@ -816,52 +2257,7 @@
         <w:rPr>
           <w:b w:val="0"/>
         </w:rPr>
-        <w:t>Printed lesson and workbook</w:t>
-      </w:r>
-    </w:p>
-    <w:p>
-      <w:pPr>
-        <w:spacing w:line="336" w:lineRule="auto" w:after="180"/>
-      </w:pPr>
-      <w:r>
-        <w:rPr>
-          <w:b w:val="0"/>
-        </w:rPr>
-        <w:t>Twelve frame cards A1 A2 A3 B1 B2 C1 D1 D2 E1 E2 F1 F2</w:t>
-      </w:r>
-    </w:p>
-    <w:p>
-      <w:pPr>
-        <w:spacing w:line="336" w:lineRule="auto" w:after="180"/>
-      </w:pPr>
-      <w:r>
-        <w:rPr>
-          <w:b w:val="0"/>
-        </w:rPr>
-        <w:t xml:space="preserve">Three trays or paper areas named </w:t>
-      </w:r>
-      <w:r>
-        <w:rPr>
-          <w:b/>
-        </w:rPr>
-        <w:t>training</w:t>
-      </w:r>
-      <w:r>
-        <w:rPr>
-          <w:b w:val="0"/>
-        </w:rPr>
-        <w:t xml:space="preserve"> validation and test</w:t>
-      </w:r>
-    </w:p>
-    <w:p>
-      <w:pPr>
-        <w:spacing w:line="336" w:lineRule="auto" w:after="180"/>
-      </w:pPr>
-      <w:r>
-        <w:rPr>
-          <w:b w:val="0"/>
-        </w:rPr>
-        <w:t>Optional Python 3 editor with no extra packages</w:t>
+        <w:t>Those cases influenced the rule. Reserve different labelled books that do not influence construction or revision.</w:t>
       </w:r>
     </w:p>
     <w:p>
@@ -869,611 +2265,7 @@
         <w:pStyle w:val="Heading3"/>
       </w:pPr>
       <w:r>
-        <w:t>End goal for the pictorial case</w:t>
-      </w:r>
-    </w:p>
-    <w:p>
-      <w:pPr>
-        <w:spacing w:line="336" w:lineRule="auto" w:after="180"/>
-      </w:pPr>
-      <w:r>
-        <w:rPr>
-          <w:b w:val="0"/>
-        </w:rPr>
-        <w:t xml:space="preserve">By the end, I can split related records by </w:t>
-      </w:r>
-      <w:r>
-        <w:rPr>
-          <w:b/>
-        </w:rPr>
-        <w:t>group</w:t>
-      </w:r>
-      <w:r>
-        <w:rPr>
-          <w:b w:val="0"/>
-        </w:rPr>
-        <w:t xml:space="preserve"> when evaluation concerns new </w:t>
-      </w:r>
-      <w:r>
-        <w:rPr>
-          <w:b/>
-        </w:rPr>
-        <w:t>group</w:t>
-      </w:r>
-      <w:r>
-        <w:rPr>
-          <w:b w:val="0"/>
-        </w:rPr>
-        <w:t>s.</w:t>
-      </w:r>
-    </w:p>
-    <w:p>
-      <w:pPr>
-        <w:spacing w:line="336" w:lineRule="auto" w:after="180"/>
-      </w:pPr>
-      <w:r>
-        <w:rPr>
-          <w:b w:val="0"/>
-        </w:rPr>
-        <w:t>This added worked case illustrates the week’s main idea. Retain all original and connected topics; schedule its practice within the teaching cycle.</w:t>
-      </w:r>
-    </w:p>
-    <w:p>
-      <w:pPr>
-        <w:pStyle w:val="Heading1"/>
-      </w:pPr>
-      <w:r>
-        <w:t>02. Explain the mechanism</w:t>
-      </w:r>
-    </w:p>
-    <w:p>
-      <w:r>
-        <w:t>Model Training and Testing using the supplied case, labelled mechanism and reasoning. Make the scope of each conclusion explicit.</w:t>
-      </w:r>
-    </w:p>
-    <w:p>
-      <w:pPr>
-        <w:spacing w:line="336" w:lineRule="auto" w:after="180"/>
-      </w:pPr>
-      <w:r>
-        <w:rPr>
-          <w:b/>
-        </w:rPr>
-        <w:t>Input</w:t>
-      </w:r>
-      <w:r>
-        <w:rPr>
-          <w:b w:val="0"/>
-        </w:rPr>
-        <w:t xml:space="preserve"> → </w:t>
-      </w:r>
-      <w:r>
-        <w:rPr>
-          <w:b/>
-        </w:rPr>
-        <w:t>Process</w:t>
-      </w:r>
-      <w:r>
-        <w:rPr>
-          <w:b w:val="0"/>
-        </w:rPr>
-        <w:t xml:space="preserve"> → </w:t>
-      </w:r>
-      <w:r>
-        <w:rPr>
-          <w:b/>
-        </w:rPr>
-        <w:t>Output</w:t>
-      </w:r>
-    </w:p>
-    <w:p>
-      <w:pPr>
-        <w:spacing w:line="336" w:lineRule="auto" w:after="180"/>
-      </w:pPr>
-      <w:r>
-        <w:rPr>
-          <w:b w:val="0"/>
-        </w:rPr>
-        <w:t>Trace the information. At each stage, ask what changed and how you could test it.</w:t>
-      </w:r>
-    </w:p>
-    <w:p>
-      <w:pPr>
-        <w:spacing w:line="336" w:lineRule="auto" w:after="180"/>
-      </w:pPr>
-      <w:r>
-        <w:rPr>
-          <w:b w:val="0"/>
-        </w:rPr>
-        <w:t>Which stage could fail even when the other two are correct? Explain:</w:t>
-      </w:r>
-    </w:p>
-    <w:p>
-      <w:pPr>
-        <w:spacing w:line="336" w:lineRule="auto" w:after="180"/>
-      </w:pPr>
-      <w:r>
-        <w:rPr>
-          <w:b w:val="0"/>
-        </w:rPr>
-        <w:t xml:space="preserve">Predict first. Then check each step. A correct answer without visible reasoning is incomplete </w:t>
-      </w:r>
-      <w:r>
-        <w:rPr>
-          <w:b/>
-        </w:rPr>
-        <w:t>evidence</w:t>
-      </w:r>
-      <w:r>
-        <w:rPr>
-          <w:b w:val="0"/>
-        </w:rPr>
-        <w:t>.</w:t>
-      </w:r>
-    </w:p>
-    <w:p>
-      <w:pPr>
-        <w:spacing w:line="336" w:lineRule="auto" w:after="180"/>
-        <w:shd w:fill="F4F9FC"/>
-      </w:pPr>
-      <w:r>
-        <w:rPr>
-          <w:b w:val="0"/>
-        </w:rPr>
-        <w:t>1. 20 cards: seal 5 as test cases first.</w:t>
-      </w:r>
-    </w:p>
-    <w:p>
-      <w:pPr>
-        <w:spacing w:line="336" w:lineRule="auto" w:after="180"/>
-        <w:shd w:fill="F4F9FC"/>
-      </w:pPr>
-      <w:r>
-        <w:rPr>
-          <w:b w:val="0"/>
-        </w:rPr>
-        <w:t>2. Design the rule using only the remaining 15.</w:t>
-      </w:r>
-    </w:p>
-    <w:p>
-      <w:pPr>
-        <w:spacing w:line="336" w:lineRule="auto" w:after="180"/>
-        <w:shd w:fill="F4F9FC"/>
-      </w:pPr>
-      <w:r>
-        <w:rPr>
-          <w:b w:val="0"/>
-        </w:rPr>
-        <w:t>3. Freeze the rule before opening the test cards.</w:t>
-      </w:r>
-    </w:p>
-    <w:p>
-      <w:pPr>
-        <w:spacing w:line="336" w:lineRule="auto" w:after="180"/>
-        <w:shd w:fill="F4F9FC"/>
-      </w:pPr>
-      <w:r>
-        <w:rPr>
-          <w:b w:val="0"/>
-        </w:rPr>
-        <w:t>4. If a test label guided a change, it is no longer a fair final test.</w:t>
-      </w:r>
-    </w:p>
-    <w:p>
-      <w:pPr>
-        <w:spacing w:line="336" w:lineRule="auto" w:after="180"/>
-      </w:pPr>
-      <w:r>
-        <w:rPr>
-          <w:b w:val="0"/>
-        </w:rPr>
-        <w:t>Recalculate, retrace, or restate the reasoning in your own representation:</w:t>
-      </w:r>
-    </w:p>
-    <w:p>
-      <w:pPr>
-        <w:spacing w:line="336" w:lineRule="auto" w:after="180"/>
-        <w:shd w:fill="F5F1FB"/>
-      </w:pPr>
-      <w:r>
-        <w:rPr>
-          <w:b w:val="0"/>
-        </w:rPr>
-        <w:t xml:space="preserve">CHECK Did the </w:t>
-      </w:r>
-      <w:r>
-        <w:rPr>
-          <w:b/>
-        </w:rPr>
-        <w:t>evidence</w:t>
-      </w:r>
-      <w:r>
-        <w:rPr>
-          <w:b w:val="0"/>
-        </w:rPr>
-        <w:t xml:space="preserve"> answer the exact question? Did the total, path, or source record stay consistent?</w:t>
-      </w:r>
-    </w:p>
-    <w:p>
-      <w:pPr>
-        <w:pStyle w:val="Heading3"/>
-      </w:pPr>
-      <w:r>
-        <w:t>Concrete teaching case</w:t>
-      </w:r>
-    </w:p>
-    <w:p>
-      <w:pPr>
-        <w:pStyle w:val="Heading3"/>
-      </w:pPr>
-      <w:r>
-        <w:t>The teaching case</w:t>
-      </w:r>
-    </w:p>
-    <w:p>
-      <w:pPr>
-        <w:spacing w:line="336" w:lineRule="auto" w:after="180"/>
-        <w:shd w:fill="F1F6FC"/>
-      </w:pPr>
-      <w:r>
-        <w:rPr>
-          <w:b w:val="0"/>
-        </w:rPr>
-        <w:t>A rule is developed and evaluated using the same books A–H.</w:t>
-      </w:r>
-    </w:p>
-    <w:p>
-      <w:pPr>
-        <w:spacing w:line="336" w:lineRule="auto" w:after="180"/>
-        <w:shd w:fill="F5F1FB"/>
-      </w:pPr>
-      <w:r>
-        <w:rPr>
-          <w:b w:val="0"/>
-        </w:rPr>
-        <w:t xml:space="preserve">Why does this not establish </w:t>
-      </w:r>
-      <w:r>
-        <w:rPr>
-          <w:b/>
-        </w:rPr>
-        <w:t>unseen</w:t>
-      </w:r>
-      <w:r>
-        <w:rPr>
-          <w:b w:val="0"/>
-        </w:rPr>
-        <w:t xml:space="preserve"> performance?</w:t>
-      </w:r>
-    </w:p>
-    <w:p>
-      <w:pPr>
-        <w:pStyle w:val="Heading3"/>
-      </w:pPr>
-      <w:r>
-        <w:t>Exact explanation to model</w:t>
-      </w:r>
-    </w:p>
-    <w:p>
-      <w:pPr>
-        <w:pStyle w:val="Heading3"/>
-      </w:pPr>
-      <w:r>
-        <w:t>Why the result follows</w:t>
-      </w:r>
-    </w:p>
-    <w:p>
-      <w:pPr>
-        <w:spacing w:line="336" w:lineRule="auto" w:after="180"/>
-        <w:shd w:fill="F1F6FC"/>
-      </w:pPr>
-      <w:r>
-        <w:rPr>
-          <w:b w:val="0"/>
-        </w:rPr>
-        <w:t>Those cases influenced the rule. Reserve different labelled books that do not influence construction or revision.</w:t>
-      </w:r>
-    </w:p>
-    <w:p>
-      <w:pPr>
-        <w:pStyle w:val="Heading3"/>
-      </w:pPr>
-      <w:r>
         <w:t>Explain the added worked example</w:t>
-      </w:r>
-    </w:p>
-    <w:p>
-      <w:pPr>
-        <w:pStyle w:val="Heading3"/>
-      </w:pPr>
-      <w:r>
-        <w:t>Explain the added worked example · 1</w:t>
-      </w:r>
-    </w:p>
-    <w:p>
-      <w:pPr>
-        <w:spacing w:line="336" w:lineRule="auto" w:after="180"/>
-      </w:pPr>
-      <w:r>
-        <w:rPr>
-          <w:b w:val="0"/>
-        </w:rPr>
-        <w:t>A model may seem successful when its test examples closely resemble examples it already learned from. Imagine several pictures taken seconds apart during one robot trip.</w:t>
-      </w:r>
-    </w:p>
-    <w:p>
-      <w:pPr>
-        <w:spacing w:line="336" w:lineRule="auto" w:after="180"/>
-      </w:pPr>
-      <w:r>
-        <w:rPr>
-          <w:b w:val="0"/>
-        </w:rPr>
-        <w:t>They have different picture IDs but share a route, lighting and objects. This week you will assign entire trips to separate sets and explain what the resulting evaluation could measure. No model is fitted in this lesson.</w:t>
-      </w:r>
-    </w:p>
-    <w:p>
-      <w:pPr>
-        <w:pStyle w:val="Heading3"/>
-      </w:pPr>
-      <w:r>
-        <w:t>Explain the added worked example · 2</w:t>
-      </w:r>
-    </w:p>
-    <w:p>
-      <w:pPr>
-        <w:spacing w:line="336" w:lineRule="auto" w:after="180"/>
-      </w:pPr>
-      <w:r>
-        <w:rPr>
-          <w:b w:val="0"/>
-        </w:rPr>
-        <w:t xml:space="preserve">Our invented twelve-row dataset contains frame descriptions from six trips. Each row is one frame; the </w:t>
-      </w:r>
-      <w:r>
-        <w:rPr>
-          <w:b/>
-        </w:rPr>
-        <w:t>group</w:t>
-      </w:r>
-      <w:r>
-        <w:rPr>
-          <w:b w:val="0"/>
-        </w:rPr>
-        <w:t xml:space="preserve"> is its trip ID. The proposed claim concerns new trips on the same practice route under similar conditions.</w:t>
-      </w:r>
-    </w:p>
-    <w:p>
-      <w:pPr>
-        <w:spacing w:line="336" w:lineRule="auto" w:after="180"/>
-      </w:pPr>
-      <w:r>
-        <w:rPr>
-          <w:b w:val="0"/>
-        </w:rPr>
-        <w:t xml:space="preserve">We therefore keep all frames from a trip in one set. To claim success on new routes, </w:t>
-      </w:r>
-      <w:r>
-        <w:rPr>
-          <w:b/>
-        </w:rPr>
-        <w:t>group</w:t>
-      </w:r>
-      <w:r>
-        <w:rPr>
-          <w:b w:val="0"/>
-        </w:rPr>
-        <w:t>ing only by trip would not be enough.</w:t>
-      </w:r>
-    </w:p>
-    <w:p>
-      <w:pPr>
-        <w:spacing w:line="336" w:lineRule="auto" w:after="180"/>
-      </w:pPr>
-      <w:r>
-        <w:rPr>
-          <w:b w:val="0"/>
-        </w:rPr>
-        <w:t xml:space="preserve">This small fictional assignment is for learning split design, not </w:t>
-      </w:r>
-      <w:r>
-        <w:rPr>
-          <w:b/>
-        </w:rPr>
-        <w:t>evidence</w:t>
-      </w:r>
-      <w:r>
-        <w:rPr>
-          <w:b w:val="0"/>
-        </w:rPr>
-        <w:t xml:space="preserve"> of real performance. Each frame belongs to one </w:t>
-      </w:r>
-      <w:r>
-        <w:rPr>
-          <w:b/>
-        </w:rPr>
-        <w:t>group</w:t>
-      </w:r>
-      <w:r>
-        <w:rPr>
-          <w:b w:val="0"/>
-        </w:rPr>
-        <w:t xml:space="preserve"> and one set.</w:t>
-      </w:r>
-    </w:p>
-    <w:p>
-      <w:pPr>
-        <w:spacing w:line="336" w:lineRule="auto" w:after="180"/>
-      </w:pPr>
-      <w:r>
-        <w:rPr>
-          <w:b w:val="0"/>
-        </w:rPr>
-        <w:t xml:space="preserve">Store frame and trip IDs as metadata for auditing; do not assume an ID is an appropriate </w:t>
-      </w:r>
-      <w:r>
-        <w:rPr>
-          <w:b/>
-        </w:rPr>
-        <w:t>prediction</w:t>
-      </w:r>
-      <w:r>
-        <w:rPr>
-          <w:b w:val="0"/>
-        </w:rPr>
-        <w:t xml:space="preserve"> </w:t>
-      </w:r>
-      <w:r>
-        <w:rPr>
-          <w:b/>
-        </w:rPr>
-        <w:t>input</w:t>
-      </w:r>
-      <w:r>
-        <w:rPr>
-          <w:b w:val="0"/>
-        </w:rPr>
-        <w:t>.</w:t>
-      </w:r>
-    </w:p>
-    <w:p>
-      <w:pPr>
-        <w:pStyle w:val="Heading3"/>
-      </w:pPr>
-      <w:r>
-        <w:t>Explain the added worked example · 3</w:t>
-      </w:r>
-    </w:p>
-    <w:p>
-      <w:pPr>
-        <w:spacing w:line="336" w:lineRule="auto" w:after="180"/>
-      </w:pPr>
-      <w:r>
-        <w:rPr>
-          <w:b/>
-        </w:rPr>
-        <w:t>Training</w:t>
-      </w:r>
-      <w:r>
-        <w:rPr>
-          <w:b w:val="0"/>
-        </w:rPr>
-        <w:t xml:space="preserve"> data fits the model. Validation data helps compare choices such as candidate rules. Keep the </w:t>
-      </w:r>
-      <w:r>
-        <w:rPr>
-          <w:b/>
-        </w:rPr>
-        <w:t>test set</w:t>
-      </w:r>
-      <w:r>
-        <w:rPr>
-          <w:b w:val="0"/>
-        </w:rPr>
-        <w:t xml:space="preserve"> for a final check after those choices are fixed.</w:t>
-      </w:r>
-    </w:p>
-    <w:p>
-      <w:pPr>
-        <w:spacing w:line="336" w:lineRule="auto" w:after="180"/>
-      </w:pPr>
-      <w:r>
-        <w:rPr>
-          <w:b w:val="0"/>
-        </w:rPr>
-        <w:t>A learner who repeatedly changes the model after seeing test results has used that set for development; its score is no longer an untouched final check.</w:t>
-      </w:r>
-    </w:p>
-    <w:p>
-      <w:pPr>
-        <w:spacing w:line="336" w:lineRule="auto" w:after="180"/>
-      </w:pPr>
-      <w:r>
-        <w:rPr>
-          <w:b w:val="0"/>
-        </w:rPr>
-        <w:t xml:space="preserve">The first line of </w:t>
-      </w:r>
-      <w:r>
-        <w:rPr>
-          <w:b/>
-        </w:rPr>
-        <w:t>output</w:t>
-      </w:r>
-      <w:r>
-        <w:rPr>
-          <w:b w:val="0"/>
-        </w:rPr>
-        <w:t xml:space="preserve"> is []: no trip ID is shared between any pair of sets. The second is 3 1 2: </w:t>
-      </w:r>
-      <w:r>
-        <w:rPr>
-          <w:b/>
-        </w:rPr>
-        <w:t>training</w:t>
-      </w:r>
-      <w:r>
-        <w:rPr>
-          <w:b w:val="0"/>
-        </w:rPr>
-        <w:t xml:space="preserve">, validation and test contain three, one and two trip </w:t>
-      </w:r>
-      <w:r>
-        <w:rPr>
-          <w:b/>
-        </w:rPr>
-        <w:t>group</w:t>
-      </w:r>
-      <w:r>
-        <w:rPr>
-          <w:b w:val="0"/>
-        </w:rPr>
-        <w:t>s. The symbol &amp; finds shared values and | combines sets.</w:t>
-      </w:r>
-    </w:p>
-    <w:p>
-      <w:pPr>
-        <w:spacing w:line="336" w:lineRule="auto" w:after="180"/>
-      </w:pPr>
-      <w:r>
-        <w:rPr>
-          <w:b w:val="0"/>
-        </w:rPr>
-        <w:t xml:space="preserve">These are </w:t>
-      </w:r>
-      <w:r>
-        <w:rPr>
-          <w:b/>
-        </w:rPr>
-        <w:t>group</w:t>
-      </w:r>
-      <w:r>
-        <w:rPr>
-          <w:b w:val="0"/>
-        </w:rPr>
-        <w:t xml:space="preserve"> counts, not frame counts.</w:t>
-      </w:r>
-    </w:p>
-    <w:p>
-      <w:pPr>
-        <w:spacing w:line="336" w:lineRule="auto" w:after="180"/>
-      </w:pPr>
-      <w:r>
-        <w:rPr>
-          <w:b w:val="0"/>
-        </w:rPr>
-        <w:t>This audit assumes the lists correctly describe every frame assignment. It cannot find an omitted frame, a wrong trip ID, a copied image with a different ID or a feature containing the answer.</w:t>
-      </w:r>
-    </w:p>
-    <w:p>
-      <w:pPr>
-        <w:spacing w:line="336" w:lineRule="auto" w:after="180"/>
-      </w:pPr>
-      <w:r>
-        <w:rPr>
-          <w:b w:val="0"/>
-        </w:rPr>
-        <w:t>Check the assignment table and source records too.</w:t>
       </w:r>
     </w:p>
     <w:p>
@@ -1650,213 +2442,6 @@
         <w:t>These teacher notes contain solutions; do not reveal the independent case answer during modelling.</w:t>
       </w:r>
     </w:p>
-    <w:p>
-      <w:pPr>
-        <w:pStyle w:val="Heading3"/>
-      </w:pPr>
-      <w:r>
-        <w:t>Model the reasoning aloud · 4</w:t>
-      </w:r>
-    </w:p>
-    <w:p>
-      <w:pPr>
-        <w:spacing w:line="336" w:lineRule="auto" w:after="180"/>
-      </w:pPr>
-      <w:r>
-        <w:rPr>
-          <w:b w:val="0"/>
-        </w:rPr>
-        <w:t xml:space="preserve">Suppose A1 and A2 are in </w:t>
-      </w:r>
-      <w:r>
-        <w:rPr>
-          <w:b/>
-        </w:rPr>
-        <w:t>training</w:t>
-      </w:r>
-      <w:r>
-        <w:rPr>
-          <w:b w:val="0"/>
-        </w:rPr>
-        <w:t xml:space="preserve"> while A3 is in test. The frame IDs differ, but A appears in both sets. Shuffling the rows does not remove this relationship.</w:t>
-      </w:r>
-    </w:p>
-    <w:p>
-      <w:pPr>
-        <w:spacing w:line="336" w:lineRule="auto" w:after="180"/>
-      </w:pPr>
-      <w:r>
-        <w:rPr>
-          <w:b w:val="0"/>
-        </w:rPr>
-        <w:t>For our new-trip claim, move all A frames to one chosen role and record the revised assignment before evaluating a model. Do not copy A3 into both roles.</w:t>
-      </w:r>
-    </w:p>
-    <w:p>
-      <w:pPr>
-        <w:pStyle w:val="Heading3"/>
-      </w:pPr>
-      <w:r>
-        <w:t>Model the reasoning aloud · 5</w:t>
-      </w:r>
-    </w:p>
-    <w:p>
-      <w:pPr>
-        <w:spacing w:line="336" w:lineRule="auto" w:after="180"/>
-      </w:pPr>
-      <w:r>
-        <w:rPr>
-          <w:b w:val="0"/>
-        </w:rPr>
-        <w:t xml:space="preserve">Audit that every source frame occurs exactly once, no </w:t>
-      </w:r>
-      <w:r>
-        <w:rPr>
-          <w:b/>
-        </w:rPr>
-        <w:t>group</w:t>
-      </w:r>
-      <w:r>
-        <w:rPr>
-          <w:b w:val="0"/>
-        </w:rPr>
-        <w:t xml:space="preserve"> crosses roles and the assigned counts sum to the source count. In our worked plan the row counts are six </w:t>
-      </w:r>
-      <w:r>
-        <w:rPr>
-          <w:b/>
-        </w:rPr>
-        <w:t>training</w:t>
-      </w:r>
-      <w:r>
-        <w:rPr>
-          <w:b w:val="0"/>
-        </w:rPr>
-        <w:t>, two validation and four test: twelve total.</w:t>
-      </w:r>
-    </w:p>
-    <w:p>
-      <w:pPr>
-        <w:spacing w:line="336" w:lineRule="auto" w:after="180"/>
-      </w:pPr>
-      <w:r>
-        <w:rPr>
-          <w:b w:val="0"/>
-        </w:rPr>
-        <w:t xml:space="preserve">A fixed random seed can reproduce a random split, but it cannot make a flawed </w:t>
-      </w:r>
-      <w:r>
-        <w:rPr>
-          <w:b/>
-        </w:rPr>
-        <w:t>group</w:t>
-      </w:r>
-      <w:r>
-        <w:rPr>
-          <w:b w:val="0"/>
-        </w:rPr>
-        <w:t>ing choice fair.</w:t>
-      </w:r>
-    </w:p>
-    <w:p>
-      <w:pPr>
-        <w:pStyle w:val="Heading3"/>
-      </w:pPr>
-      <w:r>
-        <w:t>A learner moves D2 from validation to training but leaves D1 in validation. Give the new row counts and shared trip ID. Explain why different frame IDs and a fixed seed do not repair the overlap.</w:t>
-      </w:r>
-    </w:p>
-    <w:p>
-      <w:r>
-        <w:t>________________________________________________________________</w:t>
-      </w:r>
-    </w:p>
-    <w:p>
-      <w:r>
-        <w:t>________________________________________________________________</w:t>
-      </w:r>
-    </w:p>
-    <w:p>
-      <w:r>
-        <w:t>________________________________________________________________</w:t>
-      </w:r>
-    </w:p>
-    <w:p>
-      <w:r>
-        <w:t>________________________________________________________________</w:t>
-      </w:r>
-    </w:p>
-    <w:p>
-      <w:r>
-        <w:t>________________________________________________________________</w:t>
-      </w:r>
-    </w:p>
-    <w:p>
-      <w:pPr>
-        <w:pStyle w:val="Heading3"/>
-      </w:pPr>
-      <w:r>
-        <w:t>Model the reasoning aloud · 6</w:t>
-      </w:r>
-    </w:p>
-    <w:p>
-      <w:pPr>
-        <w:spacing w:line="336" w:lineRule="auto" w:after="180"/>
-      </w:pPr>
-      <w:r>
-        <w:rPr>
-          <w:b w:val="0"/>
-        </w:rPr>
-        <w:t xml:space="preserve">A split record names the </w:t>
-      </w:r>
-      <w:r>
-        <w:rPr>
-          <w:b/>
-        </w:rPr>
-        <w:t>prediction</w:t>
-      </w:r>
-      <w:r>
-        <w:rPr>
-          <w:b w:val="0"/>
-        </w:rPr>
-        <w:t xml:space="preserve"> goal, source version, </w:t>
-      </w:r>
-      <w:r>
-        <w:rPr>
-          <w:b/>
-        </w:rPr>
-        <w:t>group</w:t>
-      </w:r>
-      <w:r>
-        <w:rPr>
-          <w:b w:val="0"/>
-        </w:rPr>
-        <w:t xml:space="preserve"> definition, exact assignments, row and </w:t>
-      </w:r>
-      <w:r>
-        <w:rPr>
-          <w:b/>
-        </w:rPr>
-        <w:t>group</w:t>
-      </w:r>
-      <w:r>
-        <w:rPr>
-          <w:b w:val="0"/>
-        </w:rPr>
-        <w:t xml:space="preserve"> counts, date and any random method or seed used.</w:t>
-      </w:r>
-    </w:p>
-    <w:p>
-      <w:pPr>
-        <w:spacing w:line="336" w:lineRule="auto" w:after="180"/>
-      </w:pPr>
-      <w:r>
-        <w:rPr>
-          <w:b w:val="0"/>
-        </w:rPr>
-        <w:t>For this hand-assigned example, record that there was no random sampling. Keep label-rule versions and unresolved review statuses traceable as in Week 5.</w:t>
-      </w:r>
-    </w:p>
     <w:tbl>
       <w:tblPr>
         <w:tblStyle w:val="LightShading-Accent1"/>
@@ -1961,17 +2546,6 @@
     </w:tbl>
     <w:p>
       <w:pPr>
-        <w:spacing w:line="336" w:lineRule="auto" w:after="180"/>
-      </w:pPr>
-      <w:r>
-        <w:rPr>
-          <w:b w:val="0"/>
-        </w:rPr>
-        <w:t>Use the diagram and verbal explanation together. Ask learners to match a sentence to a specific visual step; do not assign learners fixed visual or auditory learning styles.</w:t>
-      </w:r>
-    </w:p>
-    <w:p>
-      <w:pPr>
         <w:pStyle w:val="Heading3"/>
       </w:pPr>
       <w:r>
@@ -1980,85 +2554,10 @@
     </w:p>
     <w:p>
       <w:pPr>
-        <w:spacing w:line="336" w:lineRule="auto" w:after="180"/>
-      </w:pPr>
-      <w:r>
-        <w:rPr>
-          <w:b w:val="0"/>
-        </w:rPr>
-        <w:t xml:space="preserve">A fictional catalogue model learns from scans of book covers and will face previously </w:t>
-      </w:r>
-      <w:r>
-        <w:rPr>
-          <w:b/>
-        </w:rPr>
-        <w:t>unseen</w:t>
-      </w:r>
-      <w:r>
-        <w:rPr>
-          <w:b w:val="0"/>
-        </w:rPr>
-        <w:t xml:space="preserve"> books.</w:t>
-      </w:r>
-    </w:p>
-    <w:p>
-      <w:pPr>
         <w:pStyle w:val="Heading3"/>
       </w:pPr>
       <w:r>
         <w:t>The facts we will use</w:t>
-      </w:r>
-    </w:p>
-    <w:p>
-      <w:pPr>
-        <w:pStyle w:val="Heading3"/>
-      </w:pPr>
-      <w:r>
-        <w:t>Supplied facts</w:t>
-      </w:r>
-    </w:p>
-    <w:p>
-      <w:pPr>
-        <w:spacing w:line="336" w:lineRule="auto" w:after="180"/>
-        <w:shd w:fill="F1F6FC"/>
-      </w:pPr>
-      <w:r>
-        <w:rPr>
-          <w:b w:val="0"/>
-        </w:rPr>
-        <w:t>Book A has scans A1,A2; B has B1,B2; C has C1,C2; D has D1,D2.</w:t>
-      </w:r>
-    </w:p>
-    <w:p>
-      <w:pPr>
-        <w:pStyle w:val="Heading3"/>
-      </w:pPr>
-      <w:r>
-        <w:t>Supplied facts</w:t>
-      </w:r>
-    </w:p>
-    <w:p>
-      <w:pPr>
-        <w:spacing w:line="336" w:lineRule="auto" w:after="180"/>
-        <w:shd w:fill="F1F6FC"/>
-      </w:pPr>
-      <w:r>
-        <w:rPr>
-          <w:b w:val="0"/>
-        </w:rPr>
-        <w:t xml:space="preserve">Proposed </w:t>
-      </w:r>
-      <w:r>
-        <w:rPr>
-          <w:b/>
-        </w:rPr>
-        <w:t>training</w:t>
-      </w:r>
-      <w:r>
-        <w:rPr>
-          <w:b w:val="0"/>
-        </w:rPr>
-        <w:t xml:space="preserve"> A1,B1,C1; validation A2,D1; test B2,C2,D2.</w:t>
       </w:r>
     </w:p>
     <w:p>
@@ -2066,7 +2565,7 @@
         <w:drawing>
           <wp:inline xmlns:a="http://schemas.openxmlformats.org/drawingml/2006/main" xmlns:pic="http://schemas.openxmlformats.org/drawingml/2006/picture">
             <wp:extent cx="5243129" cy="5943600"/>
-            <wp:docPr id="1" name="Picture 1" descr="Training and Testing. Choose unit: The intended kind of new example being evaluated is a new book, not merely a new scan.. Find leakage: A crosses train/validation; B,C cross train/test; D crosses validation/test.. Group repair: Training all A,B scans; validation all C scans; test all D scans.. Freeze assignment: Keep every scan from one book in exactly one role before fitting."/>
+            <wp:docPr id="2" name="Picture 2" descr="Training and Testing. Choose unit: The intended kind of new example being evaluated is a new book, not merely a new scan.. Find leakage: A crosses train/validation; B,C cross train/test; D crosses validation/test.. Group repair: Training all A,B scans; validation all C scans; test all D scans.. Freeze assignment: Keep every scan from one book in exactly one role before fitting."/>
             <wp:cNvGraphicFramePr>
               <a:graphicFrameLocks noChangeAspect="1"/>
             </wp:cNvGraphicFramePr>
@@ -2078,7 +2577,7 @@
                     <pic:cNvPicPr/>
                   </pic:nvPicPr>
                   <pic:blipFill>
-                    <a:blip r:embed="rId9"/>
+                    <a:blip r:embed="rId10"/>
                     <a:stretch>
                       <a:fillRect/>
                     </a:stretch>
@@ -2247,55 +2746,387 @@
         <w:pStyle w:val="Heading3"/>
       </w:pPr>
       <w:r>
-        <w:t>Why the result follows</w:t>
+        <w:t>What this example does not establish</w:t>
+      </w:r>
+    </w:p>
+    <w:p>
+      <w:pPr>
+        <w:pStyle w:val="Heading3"/>
+      </w:pPr>
+      <w:r>
+        <w:t>Change one thing in the pictured case</w:t>
+      </w:r>
+    </w:p>
+    <w:p>
+      <w:pPr>
+        <w:pStyle w:val="Heading3"/>
+      </w:pPr>
+      <w:r>
+        <w:t>Ask while showing the picture</w:t>
+      </w:r>
+    </w:p>
+    <w:p>
+      <w:pPr>
+        <w:pStyle w:val="Heading1"/>
+      </w:pPr>
+      <w:r>
+        <w:t>03. Guide the reasoning, then remove help</w:t>
+      </w:r>
+    </w:p>
+    <w:p>
+      <w:r>
+        <w:t>Collect a response from each learner before discussing the worked key.</w:t>
+      </w:r>
+    </w:p>
+    <w:p>
+      <w:pPr>
+        <w:pStyle w:val="Heading2"/>
+      </w:pPr>
+      <w:r>
+        <w:t>Prompt before revealing</w:t>
       </w:r>
     </w:p>
     <w:p>
       <w:pPr>
         <w:spacing w:line="336" w:lineRule="auto" w:after="180"/>
-        <w:shd w:fill="F1F6FC"/>
-      </w:pPr>
-      <w:r>
-        <w:rPr>
-          <w:b w:val="0"/>
-        </w:rPr>
-        <w:t xml:space="preserve">Different scan IDs do not make examples independent books. A model may recognise repeated cover details from another view. </w:t>
+      </w:pPr>
+      <w:r>
+        <w:rPr>
+          <w:b w:val="0"/>
+        </w:rPr>
+        <w:t xml:space="preserve">Completion task: For the worked A through F plan, give </w:t>
       </w:r>
       <w:r>
         <w:rPr>
           <w:b/>
         </w:rPr>
+        <w:t>training</w:t>
+      </w:r>
+      <w:r>
+        <w:rPr>
+          <w:b w:val="0"/>
+        </w:rPr>
+        <w:t xml:space="preserve">, validation and test counts first in </w:t>
+      </w:r>
+      <w:r>
+        <w:rPr>
+          <w:b/>
+        </w:rPr>
+        <w:t>group</w:t>
+      </w:r>
+      <w:r>
+        <w:rPr>
+          <w:b w:val="0"/>
+        </w:rPr>
+        <w:t>s and then in rows. Interpret [] from the code and state one problem it cannot detect.</w:t>
+      </w:r>
+    </w:p>
+    <w:p>
+      <w:pPr>
+        <w:pStyle w:val="Heading2"/>
+      </w:pPr>
+      <w:r>
+        <w:t>Expected reasoning and fading help</w:t>
+      </w:r>
+    </w:p>
+    <w:p>
+      <w:pPr>
+        <w:spacing w:line="336" w:lineRule="auto" w:after="180"/>
+      </w:pPr>
+      <w:r>
+        <w:rPr>
+          <w:b w:val="0"/>
+        </w:rPr>
+        <w:t xml:space="preserve">Teacher check: </w:t>
+      </w:r>
+      <w:r>
+        <w:rPr>
+          <w:b/>
+        </w:rPr>
         <w:t>Group</w:t>
       </w:r>
       <w:r>
         <w:rPr>
           <w:b w:val="0"/>
         </w:rPr>
-        <w:t>ing by book matches the intended claim about new books and makes the split inspectable.</w:t>
+        <w:t xml:space="preserve"> counts are 3,1,2; row counts are 6,2,4. The empty list means no trip ID overlaps between any pair of the listed sets.</w:t>
       </w:r>
     </w:p>
     <w:p>
       <w:pPr>
         <w:spacing w:line="336" w:lineRule="auto" w:after="180"/>
-        <w:shd w:fill="F1F6FC"/>
-      </w:pPr>
-      <w:r>
-        <w:rPr>
-          <w:b w:val="0"/>
-        </w:rPr>
-        <w:t xml:space="preserve">The repaired split has four </w:t>
+      </w:pPr>
+      <w:r>
+        <w:rPr>
+          <w:b w:val="0"/>
+        </w:rPr>
+        <w:t>The code cannot detect wrong metadata, an omitted frame, a disguised duplicate or an outcome feature.</w:t>
+      </w:r>
+    </w:p>
+    <w:p>
+      <w:pPr>
+        <w:spacing w:line="336" w:lineRule="auto" w:after="180"/>
+      </w:pPr>
+      <w:r>
+        <w:rPr>
+          <w:b w:val="0"/>
+        </w:rPr>
+        <w:t xml:space="preserve">Start by identifying the given </w:t>
       </w:r>
       <w:r>
         <w:rPr>
           <w:b/>
         </w:rPr>
-        <w:t>training</w:t>
-      </w:r>
-      <w:r>
-        <w:rPr>
-          <w:b w:val="0"/>
-        </w:rPr>
-        <w:t>, two validation and two test scans, but only two, one and one books respectively.</w:t>
+        <w:t>input</w:t>
+      </w:r>
+      <w:r>
+        <w:rPr>
+          <w:b w:val="0"/>
+        </w:rPr>
+        <w:t>s together. Leave the intermediate steps blank. If needed, model one step, then withdraw that help on the next step. Move to a full trace only when the partial trace is understood.</w:t>
+      </w:r>
+    </w:p>
+    <w:p>
+      <w:pPr>
+        <w:spacing w:line="336" w:lineRule="auto" w:after="180"/>
+      </w:pPr>
+      <w:r>
+        <w:rPr>
+          <w:b w:val="0"/>
+        </w:rPr>
+        <w:t>For partners, alternate explainer and checker; collect a response from every learner before discussion.</w:t>
+      </w:r>
+    </w:p>
+    <w:p>
+      <w:pPr>
+        <w:pStyle w:val="Heading2"/>
+      </w:pPr>
+      <w:r>
+        <w:t>Check the misconception before discussion</w:t>
+      </w:r>
+    </w:p>
+    <w:p>
+      <w:pPr>
+        <w:spacing w:line="336" w:lineRule="auto" w:after="180"/>
+      </w:pPr>
+      <w:r>
+        <w:rPr>
+          <w:b w:val="0"/>
+        </w:rPr>
+        <w:t>Use the worked case for Splits and related examples. Proposed explanation: “Different row IDs mean independent examples”. Decide whether this explanation is supported.</w:t>
+      </w:r>
+    </w:p>
+    <w:p>
+      <w:pPr>
+        <w:spacing w:line="336" w:lineRule="auto" w:after="180"/>
+      </w:pPr>
+      <w:r>
+        <w:rPr>
+          <w:b w:val="0"/>
+        </w:rPr>
+        <w:t>Point to the step or supplied fact that decides; explain your repair if needed.</w:t>
+      </w:r>
+    </w:p>
+    <w:p>
+      <w:pPr>
+        <w:spacing w:line="336" w:lineRule="auto" w:after="180"/>
+      </w:pPr>
+      <w:r>
+        <w:rPr>
+          <w:b w:val="0"/>
+        </w:rPr>
+        <w:t xml:space="preserve">Expected correction: Different frames may share a trip or source. Choose </w:t>
+      </w:r>
+      <w:r>
+        <w:rPr>
+          <w:b/>
+        </w:rPr>
+        <w:t>group</w:t>
+      </w:r>
+      <w:r>
+        <w:rPr>
+          <w:b w:val="0"/>
+        </w:rPr>
+        <w:t xml:space="preserve"> metadata based on the claim and verify it against the source.</w:t>
+      </w:r>
+    </w:p>
+    <w:p>
+      <w:pPr>
+        <w:spacing w:line="336" w:lineRule="auto" w:after="180"/>
+      </w:pPr>
+      <w:r>
+        <w:rPr>
+          <w:b w:val="0"/>
+        </w:rPr>
+        <w:t>Collect explanations, not only yes/no votes. If a misunderstanding is common, re-model the relevant step for the class.</w:t>
+      </w:r>
+    </w:p>
+    <w:p>
+      <w:pPr>
+        <w:spacing w:line="336" w:lineRule="auto" w:after="180"/>
+      </w:pPr>
+      <w:r>
+        <w:rPr>
+          <w:b w:val="0"/>
+        </w:rPr>
+        <w:t xml:space="preserve">If it affects a few learners, give a short targeted </w:t>
+      </w:r>
+      <w:r>
+        <w:rPr>
+          <w:b/>
+        </w:rPr>
+        <w:t>group</w:t>
+      </w:r>
+      <w:r>
+        <w:rPr>
+          <w:b w:val="0"/>
+        </w:rPr>
+        <w:t xml:space="preserve"> explanation while others solve a more demanding variation.</w:t>
+      </w:r>
+    </w:p>
+    <w:p>
+      <w:pPr>
+        <w:pStyle w:val="Heading2"/>
+      </w:pPr>
+      <w:r>
+        <w:t>Use the pictorial check</w:t>
+      </w:r>
+    </w:p>
+    <w:p>
+      <w:pPr>
+        <w:spacing w:line="336" w:lineRule="auto" w:after="180"/>
+      </w:pPr>
+      <w:r>
+        <w:rPr>
+          <w:b w:val="0"/>
+        </w:rPr>
+        <w:t>How many distinct books are in each repaired role, and why report that as well as scan counts?</w:t>
+      </w:r>
+    </w:p>
+    <w:p>
+      <w:pPr>
+        <w:spacing w:line="336" w:lineRule="auto" w:after="180"/>
+      </w:pPr>
+      <w:r>
+        <w:rPr>
+          <w:b/>
+        </w:rPr>
+        <w:t>Training</w:t>
+      </w:r>
+      <w:r>
+        <w:rPr>
+          <w:b w:val="0"/>
+        </w:rPr>
+        <w:t xml:space="preserve"> 2, validation 1, test 1. Scan counts alone exaggerate the number of distinct books evaluated.</w:t>
+      </w:r>
+    </w:p>
+    <w:p>
+      <w:pPr>
+        <w:spacing w:line="336" w:lineRule="auto" w:after="180"/>
+      </w:pPr>
+      <w:r>
+        <w:rPr>
+          <w:b w:val="0"/>
+        </w:rPr>
+        <w:t xml:space="preserve">Changed-case reasoning: Its </w:t>
+      </w:r>
+      <w:r>
+        <w:rPr>
+          <w:b/>
+        </w:rPr>
+        <w:t>group</w:t>
+      </w:r>
+      <w:r>
+        <w:rPr>
+          <w:b w:val="0"/>
+        </w:rPr>
+        <w:t xml:space="preserve"> is still A; the original related examples still cross the split. Renaming a row does not remove the relationship between scans.</w:t>
+      </w:r>
+    </w:p>
+    <w:p>
+      <w:pPr>
+        <w:spacing w:line="336" w:lineRule="auto" w:after="180"/>
+      </w:pPr>
+      <w:r>
+        <w:rPr>
+          <w:b w:val="0"/>
+        </w:rPr>
+        <w:t xml:space="preserve">Collect each learner’s explanation before discussion. Use the first missing connection between </w:t>
+      </w:r>
+      <w:r>
+        <w:rPr>
+          <w:b/>
+        </w:rPr>
+        <w:t>input</w:t>
+      </w:r>
+      <w:r>
+        <w:rPr>
+          <w:b w:val="0"/>
+        </w:rPr>
+        <w:t xml:space="preserve">, deciding step and result to choose support. This question is worked-case practice, not fresh mastery </w:t>
+      </w:r>
+      <w:r>
+        <w:rPr>
+          <w:b/>
+        </w:rPr>
+        <w:t>evidence</w:t>
+      </w:r>
+      <w:r>
+        <w:rPr>
+          <w:b w:val="0"/>
+        </w:rPr>
+        <w:t>.</w:t>
+      </w:r>
+    </w:p>
+    <w:p>
+      <w:pPr>
+        <w:pStyle w:val="Heading2"/>
+      </w:pPr>
+      <w:r>
+        <w:t>Keep each learner explaining</w:t>
+      </w:r>
+    </w:p>
+    <w:p>
+      <w:pPr>
+        <w:pStyle w:val="ListBullet"/>
+      </w:pPr>
+      <w:r>
+        <w:t>Ask: Which facts are given, and which would we have to assume? Learners mark relevant details before discussing answers.</w:t>
+      </w:r>
+    </w:p>
+    <w:p>
+      <w:pPr>
+        <w:pStyle w:val="ListBullet"/>
+      </w:pPr>
+      <w:r>
+        <w:t>Say: Predict first. Show the rule, information path or calculation that would produce the result. A correct guess is not yet an explanation.</w:t>
+      </w:r>
+    </w:p>
+    <w:p>
+      <w:pPr>
+        <w:pStyle w:val="ListBullet"/>
+      </w:pPr>
+      <w:r>
+        <w:t>In pairs, one learner solves while the other checks evidence; exchange roles. Remove the worked answer before independent assessment.</w:t>
+      </w:r>
+    </w:p>
+    <w:p>
+      <w:pPr>
+        <w:pStyle w:val="Heading2"/>
+      </w:pPr>
+      <w:r>
+        <w:t>Earlier wording, alternatives and picture transcripts · reference / check after trying</w:t>
+      </w:r>
+    </w:p>
+    <w:p>
+      <w:pPr>
+        <w:spacing w:line="336" w:lineRule="auto" w:after="180"/>
+      </w:pPr>
+      <w:r>
+        <w:rPr>
+          <w:b w:val="0"/>
+        </w:rPr>
+        <w:t>Demonstrate and guide practice</w:t>
       </w:r>
     </w:p>
     <w:p>
@@ -2303,7 +3134,75 @@
         <w:pStyle w:val="Heading3"/>
       </w:pPr>
       <w:r>
-        <w:t>What this example does not establish</w:t>
+        <w:t>Board sequence</w:t>
+      </w:r>
+    </w:p>
+    <w:p>
+      <w:pPr>
+        <w:spacing w:line="336" w:lineRule="auto" w:after="180"/>
+      </w:pPr>
+      <w:r>
+        <w:rPr>
+          <w:b w:val="0"/>
+        </w:rPr>
+        <w:t>Write the given facts: A rule is developed and evaluated using the same books A–H.</w:t>
+      </w:r>
+    </w:p>
+    <w:p>
+      <w:pPr>
+        <w:spacing w:line="336" w:lineRule="auto" w:after="180"/>
+      </w:pPr>
+      <w:r>
+        <w:rPr>
+          <w:b w:val="0"/>
+        </w:rPr>
+        <w:t xml:space="preserve">Write the question to explain: Why does this not establish </w:t>
+      </w:r>
+      <w:r>
+        <w:rPr>
+          <w:b/>
+        </w:rPr>
+        <w:t>unseen</w:t>
+      </w:r>
+      <w:r>
+        <w:rPr>
+          <w:b w:val="0"/>
+        </w:rPr>
+        <w:t xml:space="preserve"> performance?</w:t>
+      </w:r>
+    </w:p>
+    <w:p>
+      <w:pPr>
+        <w:spacing w:line="336" w:lineRule="auto" w:after="180"/>
+      </w:pPr>
+      <w:r>
+        <w:rPr>
+          <w:b w:val="0"/>
+        </w:rPr>
+        <w:t xml:space="preserve">Reveal after </w:t>
+      </w:r>
+      <w:r>
+        <w:rPr>
+          <w:b/>
+        </w:rPr>
+        <w:t>prediction</w:t>
+      </w:r>
+      <w:r>
+        <w:rPr>
+          <w:b w:val="0"/>
+        </w:rPr>
+        <w:t>s: Those cases influenced the rule. Reserve different labelled books that do not influence construction or revision.</w:t>
+      </w:r>
+    </w:p>
+    <w:p>
+      <w:pPr>
+        <w:spacing w:line="336" w:lineRule="auto" w:after="180"/>
+      </w:pPr>
+      <w:r>
+        <w:rPr>
+          <w:b w:val="0"/>
+        </w:rPr>
+        <w:t>Use the earlier changed question as optional later practice. Reserve Audit and repair independently for the first independent attempt before hints or feedback.</w:t>
       </w:r>
     </w:p>
     <w:p>
@@ -2311,398 +3210,18 @@
         <w:pStyle w:val="Heading3"/>
       </w:pPr>
       <w:r>
-        <w:t>Keep the stated limit</w:t>
+        <w:t>Classroom dialogue</w:t>
       </w:r>
     </w:p>
     <w:p>
       <w:pPr>
         <w:spacing w:line="336" w:lineRule="auto" w:after="180"/>
-        <w:shd w:fill="FFF5E6"/>
-      </w:pPr>
-      <w:r>
-        <w:rPr>
-          <w:b w:val="0"/>
-        </w:rPr>
-        <w:t xml:space="preserve">One validation book and one test book provide very limited diversity even though no </w:t>
-      </w:r>
-      <w:r>
-        <w:rPr>
-          <w:b/>
-        </w:rPr>
-        <w:t>group</w:t>
-      </w:r>
-      <w:r>
-        <w:rPr>
-          <w:b w:val="0"/>
-        </w:rPr>
-        <w:t>s overlap.</w:t>
-      </w:r>
-    </w:p>
-    <w:p>
-      <w:pPr>
-        <w:pStyle w:val="Heading3"/>
-      </w:pPr>
-      <w:r>
-        <w:t>Change one thing in the pictured case</w:t>
-      </w:r>
-    </w:p>
-    <w:p>
-      <w:pPr>
-        <w:pStyle w:val="Heading3"/>
-      </w:pPr>
-      <w:r>
-        <w:t>Change one thing</w:t>
-      </w:r>
-    </w:p>
-    <w:p>
-      <w:pPr>
-        <w:spacing w:line="336" w:lineRule="auto" w:after="180"/>
-        <w:shd w:fill="F5F1FB"/>
-      </w:pPr>
-      <w:r>
-        <w:rPr>
-          <w:b w:val="0"/>
-        </w:rPr>
-        <w:t>Change: Give A2 a new filename without changing the book it depicts.</w:t>
-      </w:r>
-    </w:p>
-    <w:p>
-      <w:pPr>
-        <w:pStyle w:val="Heading3"/>
-      </w:pPr>
-      <w:r>
-        <w:t>Predicted result</w:t>
-      </w:r>
-    </w:p>
-    <w:p>
-      <w:pPr>
-        <w:spacing w:line="336" w:lineRule="auto" w:after="180"/>
-        <w:shd w:fill="F1F6FC"/>
-      </w:pPr>
-      <w:r>
-        <w:rPr>
-          <w:b/>
-        </w:rPr>
-        <w:t>Prediction</w:t>
-      </w:r>
-      <w:r>
-        <w:rPr>
-          <w:b w:val="0"/>
-        </w:rPr>
-        <w:t xml:space="preserve">: Its </w:t>
-      </w:r>
-      <w:r>
-        <w:rPr>
-          <w:b/>
-        </w:rPr>
-        <w:t>group</w:t>
-      </w:r>
-      <w:r>
-        <w:rPr>
-          <w:b w:val="0"/>
-        </w:rPr>
-        <w:t xml:space="preserve"> is still A; the original related examples still cross the split.</w:t>
-      </w:r>
-    </w:p>
-    <w:p>
-      <w:pPr>
-        <w:pStyle w:val="Heading3"/>
-      </w:pPr>
-      <w:r>
-        <w:t>Why the result follows</w:t>
-      </w:r>
-    </w:p>
-    <w:p>
-      <w:pPr>
-        <w:spacing w:line="336" w:lineRule="auto" w:after="180"/>
-        <w:shd w:fill="F1F6FC"/>
-      </w:pPr>
-      <w:r>
-        <w:rPr>
-          <w:b w:val="0"/>
-        </w:rPr>
-        <w:t>Reason: Renaming a row does not remove the relationship between scans.</w:t>
-      </w:r>
-    </w:p>
-    <w:p>
-      <w:pPr>
-        <w:pStyle w:val="Heading3"/>
-      </w:pPr>
-      <w:r>
-        <w:t>Ask while showing the picture</w:t>
-      </w:r>
-    </w:p>
-    <w:p>
-      <w:pPr>
-        <w:pStyle w:val="Heading3"/>
-      </w:pPr>
-      <w:r>
-        <w:t>Ask while showing the picture · 7</w:t>
-      </w:r>
-    </w:p>
-    <w:p>
-      <w:pPr>
-        <w:spacing w:line="336" w:lineRule="auto" w:after="180"/>
-      </w:pPr>
-      <w:r>
-        <w:rPr>
-          <w:b w:val="0"/>
-        </w:rPr>
-        <w:t xml:space="preserve">Cover the result. Ask learners to name the </w:t>
-      </w:r>
-      <w:r>
-        <w:rPr>
-          <w:b/>
-        </w:rPr>
-        <w:t>input</w:t>
-      </w:r>
-      <w:r>
-        <w:rPr>
-          <w:b w:val="0"/>
-        </w:rPr>
-        <w:t xml:space="preserve">s and predict the next step. Uncover one step, connect the icon to the actual procedure, and explain its </w:t>
-      </w:r>
-      <w:r>
-        <w:rPr>
-          <w:b/>
-        </w:rPr>
-        <w:t>evidence</w:t>
-      </w:r>
-      <w:r>
-        <w:rPr>
-          <w:b w:val="0"/>
-        </w:rPr>
-        <w:t>. Then change the supplied condition and compare.</w:t>
-      </w:r>
-    </w:p>
-    <w:p>
-      <w:pPr>
-        <w:spacing w:line="336" w:lineRule="auto" w:after="180"/>
-      </w:pPr>
-      <w:r>
-        <w:rPr>
-          <w:b w:val="0"/>
-        </w:rPr>
-        <w:t>The picture is a representation; it does not document execution of a real AI model.</w:t>
-      </w:r>
-    </w:p>
-    <w:p>
-      <w:pPr>
-        <w:pStyle w:val="Heading1"/>
-      </w:pPr>
-      <w:r>
-        <w:t>03. Demonstrate and guide practice</w:t>
-      </w:r>
-    </w:p>
-    <w:p>
-      <w:r>
-        <w:t>Demonstrate Training and Testing, reduce support deliberately and check individual reasoning before discussing answers.</w:t>
-      </w:r>
-    </w:p>
-    <w:p>
-      <w:pPr>
-        <w:pStyle w:val="Heading3"/>
-      </w:pPr>
-      <w:r>
-        <w:t>Board sequence</w:t>
-      </w:r>
-    </w:p>
-    <w:p>
-      <w:pPr>
-        <w:pStyle w:val="Heading3"/>
-      </w:pPr>
-      <w:r>
-        <w:t>1. Put the facts on the board</w:t>
-      </w:r>
-    </w:p>
-    <w:p>
-      <w:pPr>
-        <w:spacing w:line="336" w:lineRule="auto" w:after="180"/>
-        <w:shd w:fill="F4F9FC"/>
-      </w:pPr>
-      <w:r>
-        <w:rPr>
-          <w:b w:val="0"/>
-        </w:rPr>
-        <w:t>Write the given facts: A rule is developed and evaluated using the same books A–H.</w:t>
-      </w:r>
-    </w:p>
-    <w:p>
-      <w:pPr>
-        <w:pStyle w:val="Heading3"/>
-      </w:pPr>
-      <w:r>
-        <w:t>2. State the decision to explain</w:t>
-      </w:r>
-    </w:p>
-    <w:p>
-      <w:pPr>
-        <w:spacing w:line="336" w:lineRule="auto" w:after="180"/>
-        <w:shd w:fill="F5F1FB"/>
-      </w:pPr>
-      <w:r>
-        <w:rPr>
-          <w:b w:val="0"/>
-        </w:rPr>
-        <w:t xml:space="preserve">Write the question to explain: Why does this not establish </w:t>
-      </w:r>
-      <w:r>
-        <w:rPr>
-          <w:b/>
-        </w:rPr>
-        <w:t>unseen</w:t>
-      </w:r>
-      <w:r>
-        <w:rPr>
-          <w:b w:val="0"/>
-        </w:rPr>
-        <w:t xml:space="preserve"> performance?</w:t>
-      </w:r>
-    </w:p>
-    <w:p>
-      <w:pPr>
-        <w:pStyle w:val="Heading3"/>
-      </w:pPr>
-      <w:r>
-        <w:t>3. Reveal the worked reasoning</w:t>
-      </w:r>
-    </w:p>
-    <w:p>
-      <w:pPr>
-        <w:spacing w:line="336" w:lineRule="auto" w:after="180"/>
-        <w:shd w:fill="F1F6FC"/>
-      </w:pPr>
-      <w:r>
-        <w:rPr>
-          <w:b w:val="0"/>
-        </w:rPr>
-        <w:t xml:space="preserve">Reveal after </w:t>
-      </w:r>
-      <w:r>
-        <w:rPr>
-          <w:b/>
-        </w:rPr>
-        <w:t>prediction</w:t>
-      </w:r>
-      <w:r>
-        <w:rPr>
-          <w:b w:val="0"/>
-        </w:rPr>
-        <w:t>s: Those cases influenced the rule. Reserve different labelled books that do not influence construction or revision.</w:t>
-      </w:r>
-    </w:p>
-    <w:p>
-      <w:pPr>
-        <w:pStyle w:val="Heading3"/>
-      </w:pPr>
-      <w:r>
-        <w:t>Hold back the independent task</w:t>
-      </w:r>
-    </w:p>
-    <w:p>
-      <w:pPr>
-        <w:spacing w:line="336" w:lineRule="auto" w:after="180"/>
-        <w:shd w:fill="F5F1FB"/>
-      </w:pPr>
-      <w:r>
-        <w:rPr>
-          <w:b w:val="0"/>
-        </w:rPr>
-        <w:t xml:space="preserve">Keep for an independent attempt: You tune a rule using cards 1 to 8 and test it on cards 9 and 10. After seeing card 9's error you change the rule. Is card 9 still untouched test </w:t>
-      </w:r>
-      <w:r>
-        <w:rPr>
-          <w:b/>
-        </w:rPr>
-        <w:t>evidence</w:t>
-      </w:r>
-      <w:r>
-        <w:rPr>
-          <w:b w:val="0"/>
-        </w:rPr>
-        <w:t>?</w:t>
-      </w:r>
-    </w:p>
-    <w:p>
-      <w:pPr>
-        <w:pStyle w:val="Heading3"/>
-      </w:pPr>
-      <w:r>
-        <w:t>Classroom dialogue</w:t>
-      </w:r>
-    </w:p>
-    <w:p>
-      <w:pPr>
-        <w:pStyle w:val="Heading3"/>
-      </w:pPr>
-      <w:r>
-        <w:t>Ask the class</w:t>
-      </w:r>
-    </w:p>
-    <w:p>
-      <w:pPr>
-        <w:spacing w:line="336" w:lineRule="auto" w:after="180"/>
-        <w:shd w:fill="F5F1FB"/>
-      </w:pPr>
-      <w:r>
-        <w:rPr>
-          <w:b w:val="0"/>
-        </w:rPr>
-        <w:t>Ask: Which facts are given, and which would we have to assume? Learners mark relevant details before discussing answers.</w:t>
-      </w:r>
-    </w:p>
-    <w:p>
-      <w:pPr>
-        <w:pStyle w:val="Heading3"/>
-      </w:pPr>
-      <w:r>
-        <w:t>Language to model</w:t>
-      </w:r>
-    </w:p>
-    <w:p>
-      <w:pPr>
-        <w:spacing w:line="336" w:lineRule="auto" w:after="180"/>
-        <w:shd w:fill="F1F6F8"/>
-      </w:pPr>
-      <w:r>
-        <w:rPr>
-          <w:b w:val="0"/>
-        </w:rPr>
-        <w:t>Say: Predict first. Show the rule, information path or calculation that would produce the result. A correct guess is not yet an explanation.</w:t>
-      </w:r>
-    </w:p>
-    <w:p>
-      <w:pPr>
-        <w:spacing w:line="336" w:lineRule="auto" w:after="180"/>
       </w:pPr>
       <w:r>
         <w:rPr>
           <w:b w:val="0"/>
         </w:rPr>
         <w:t>Reveal reasoning one step at a time. Explain why a tempting alternative fails. Write units and denominators for arithmetic, trace conditions for decisions, and identify supporting sources for claims.</w:t>
-      </w:r>
-    </w:p>
-    <w:p>
-      <w:pPr>
-        <w:spacing w:line="336" w:lineRule="auto" w:after="180"/>
-      </w:pPr>
-      <w:r>
-        <w:rPr>
-          <w:b w:val="0"/>
-        </w:rPr>
-        <w:t xml:space="preserve">In pairs, one learner solves while the other checks </w:t>
-      </w:r>
-      <w:r>
-        <w:rPr>
-          <w:b/>
-        </w:rPr>
-        <w:t>evidence</w:t>
-      </w:r>
-      <w:r>
-        <w:rPr>
-          <w:b w:val="0"/>
-        </w:rPr>
-        <w:t>; exchange roles. Remove the worked answer before independent assessment.</w:t>
       </w:r>
     </w:p>
     <w:p>
@@ -3015,442 +3534,103 @@
         <w:pStyle w:val="Heading3"/>
       </w:pPr>
       <w:r>
-        <w:t>Completion practice</w:t>
+        <w:t>Individual reasoning check</w:t>
+      </w:r>
+    </w:p>
+    <w:p>
+      <w:pPr>
+        <w:pStyle w:val="Heading3"/>
+      </w:pPr>
+      <w:r>
+        <w:t>Pictorial practice question</w:t>
+      </w:r>
+    </w:p>
+    <w:p>
+      <w:pPr>
+        <w:pStyle w:val="Heading3"/>
+      </w:pPr>
+      <w:r>
+        <w:t>Reasoned teacher answer</w:t>
+      </w:r>
+    </w:p>
+    <w:p>
+      <w:pPr>
+        <w:pStyle w:val="Heading1"/>
+      </w:pPr>
+      <w:r>
+        <w:t>04. Run the supplied investigation</w:t>
+      </w:r>
+    </w:p>
+    <w:p>
+      <w:r>
+        <w:t>Keep expected results, observed paper traces and remaining limits distinguishable.</w:t>
+      </w:r>
+    </w:p>
+    <w:p>
+      <w:pPr>
+        <w:pStyle w:val="Heading2"/>
+      </w:pPr>
+      <w:r>
+        <w:t>Supplied materials and answer guidance</w:t>
       </w:r>
     </w:p>
     <w:p>
       <w:pPr>
         <w:spacing w:line="336" w:lineRule="auto" w:after="180"/>
-        <w:shd w:fill="F5F1FB"/>
-      </w:pPr>
-      <w:r>
-        <w:rPr>
-          <w:b w:val="0"/>
-        </w:rPr>
-        <w:t xml:space="preserve">Completion task: For the worked A through F plan, give </w:t>
-      </w:r>
-      <w:r>
-        <w:rPr>
-          <w:b/>
-        </w:rPr>
-        <w:t>training</w:t>
-      </w:r>
-      <w:r>
-        <w:rPr>
-          <w:b w:val="0"/>
-        </w:rPr>
-        <w:t xml:space="preserve">, validation and test counts first in </w:t>
-      </w:r>
-      <w:r>
-        <w:rPr>
-          <w:b/>
-        </w:rPr>
-        <w:t>group</w:t>
-      </w:r>
-      <w:r>
-        <w:rPr>
-          <w:b w:val="0"/>
-        </w:rPr>
-        <w:t>s and then in rows. Interpret [] from the code and state one problem it cannot detect.</w:t>
-      </w:r>
-    </w:p>
-    <w:p>
-      <w:pPr>
-        <w:pStyle w:val="Heading3"/>
-      </w:pPr>
-      <w:r>
-        <w:t>Reasoning to listen for</w:t>
-      </w:r>
-    </w:p>
-    <w:p>
-      <w:pPr>
-        <w:spacing w:line="336" w:lineRule="auto" w:after="180"/>
-        <w:shd w:fill="F1F6FC"/>
-      </w:pPr>
-      <w:r>
-        <w:rPr>
-          <w:b w:val="0"/>
-        </w:rPr>
-        <w:t xml:space="preserve">Teacher check: </w:t>
-      </w:r>
-      <w:r>
-        <w:rPr>
-          <w:b/>
-        </w:rPr>
-        <w:t>Group</w:t>
-      </w:r>
-      <w:r>
-        <w:rPr>
-          <w:b w:val="0"/>
-        </w:rPr>
-        <w:t xml:space="preserve"> counts are 3,1,2; row counts are 6,2,4. The empty list means no trip ID overlaps between any pair of the listed sets.</w:t>
-      </w:r>
-    </w:p>
-    <w:p>
-      <w:pPr>
-        <w:spacing w:line="336" w:lineRule="auto" w:after="180"/>
-        <w:shd w:fill="F1F6FC"/>
-      </w:pPr>
-      <w:r>
-        <w:rPr>
-          <w:b w:val="0"/>
-        </w:rPr>
-        <w:t>The code cannot detect wrong metadata, an omitted frame, a disguised duplicate or an outcome feature.</w:t>
-      </w:r>
-    </w:p>
-    <w:p>
-      <w:pPr>
-        <w:spacing w:line="336" w:lineRule="auto" w:after="180"/>
-      </w:pPr>
-      <w:r>
-        <w:rPr>
-          <w:b w:val="0"/>
-        </w:rPr>
-        <w:t xml:space="preserve">Start by identifying the given </w:t>
-      </w:r>
-      <w:r>
-        <w:rPr>
-          <w:b/>
-        </w:rPr>
-        <w:t>input</w:t>
-      </w:r>
-      <w:r>
-        <w:rPr>
-          <w:b w:val="0"/>
-        </w:rPr>
-        <w:t>s together. Leave the intermediate steps blank. If needed, model one step, then withdraw that help on the next step. Move to a full trace only when the partial trace is understood.</w:t>
-      </w:r>
-    </w:p>
-    <w:p>
-      <w:pPr>
-        <w:spacing w:line="336" w:lineRule="auto" w:after="180"/>
-      </w:pPr>
-      <w:r>
-        <w:rPr>
-          <w:b w:val="0"/>
-        </w:rPr>
-        <w:t>For partners, alternate explainer and checker; collect a response from every learner before discussion.</w:t>
-      </w:r>
-    </w:p>
-    <w:p>
-      <w:pPr>
-        <w:pStyle w:val="Heading3"/>
-      </w:pPr>
-      <w:r>
-        <w:t>Individual reasoning check</w:t>
-      </w:r>
-    </w:p>
-    <w:p>
-      <w:pPr>
-        <w:spacing w:line="336" w:lineRule="auto" w:after="180"/>
-      </w:pPr>
-      <w:r>
-        <w:rPr>
-          <w:b w:val="0"/>
-        </w:rPr>
-        <w:t>Use the worked case for Splits and related examples. Proposed explanation: “Different row IDs mean independent examples”. Decide whether this explanation is supported.</w:t>
-      </w:r>
-    </w:p>
-    <w:p>
-      <w:pPr>
-        <w:spacing w:line="336" w:lineRule="auto" w:after="180"/>
-      </w:pPr>
-      <w:r>
-        <w:rPr>
-          <w:b w:val="0"/>
-        </w:rPr>
-        <w:t>Point to the step or supplied fact that decides; explain your repair if needed.</w:t>
-      </w:r>
-    </w:p>
-    <w:p>
-      <w:pPr>
-        <w:pStyle w:val="Heading3"/>
-      </w:pPr>
-      <w:r>
-        <w:t>Expected repair</w:t>
-      </w:r>
-    </w:p>
-    <w:p>
-      <w:pPr>
-        <w:spacing w:line="336" w:lineRule="auto" w:after="180"/>
-        <w:shd w:fill="F1F6FC"/>
-      </w:pPr>
-      <w:r>
-        <w:rPr>
-          <w:b w:val="0"/>
-        </w:rPr>
-        <w:t xml:space="preserve">Expected correction: Different frames may share a trip or source. Choose </w:t>
-      </w:r>
-      <w:r>
-        <w:rPr>
-          <w:b/>
-        </w:rPr>
-        <w:t>group</w:t>
-      </w:r>
-      <w:r>
-        <w:rPr>
-          <w:b w:val="0"/>
-        </w:rPr>
-        <w:t xml:space="preserve"> metadata based on the claim and verify it against the source.</w:t>
-      </w:r>
-    </w:p>
-    <w:p>
-      <w:pPr>
-        <w:spacing w:line="336" w:lineRule="auto" w:after="180"/>
-      </w:pPr>
-      <w:r>
-        <w:rPr>
-          <w:b w:val="0"/>
-        </w:rPr>
-        <w:t>Collect explanations, not only yes/no votes. If a misunderstanding is common, re-model the relevant step for the class.</w:t>
-      </w:r>
-    </w:p>
-    <w:p>
-      <w:pPr>
-        <w:spacing w:line="336" w:lineRule="auto" w:after="180"/>
-      </w:pPr>
-      <w:r>
-        <w:rPr>
-          <w:b w:val="0"/>
-        </w:rPr>
-        <w:t xml:space="preserve">If it affects a few learners, give a short targeted </w:t>
-      </w:r>
-      <w:r>
-        <w:rPr>
-          <w:b/>
-        </w:rPr>
-        <w:t>group</w:t>
-      </w:r>
-      <w:r>
-        <w:rPr>
-          <w:b w:val="0"/>
-        </w:rPr>
-        <w:t xml:space="preserve"> explanation while others solve a more demanding variation.</w:t>
-      </w:r>
-    </w:p>
-    <w:p>
-      <w:pPr>
-        <w:pStyle w:val="Heading3"/>
-      </w:pPr>
-      <w:r>
-        <w:t>Pictorial practice question</w:t>
-      </w:r>
-    </w:p>
-    <w:p>
-      <w:pPr>
-        <w:spacing w:line="336" w:lineRule="auto" w:after="180"/>
-        <w:shd w:fill="F5F1FB"/>
-      </w:pPr>
-      <w:r>
-        <w:rPr>
-          <w:b w:val="0"/>
-        </w:rPr>
-        <w:t>How many distinct books are in each repaired role, and why report that as well as scan counts?</w:t>
-      </w:r>
-    </w:p>
-    <w:p>
-      <w:pPr>
-        <w:pStyle w:val="Heading3"/>
-      </w:pPr>
-      <w:r>
-        <w:t>Reasoned teacher answer</w:t>
-      </w:r>
-    </w:p>
-    <w:p>
-      <w:pPr>
-        <w:spacing w:line="336" w:lineRule="auto" w:after="180"/>
-      </w:pPr>
-      <w:r>
-        <w:rPr>
-          <w:b/>
-        </w:rPr>
-        <w:t>Training</w:t>
-      </w:r>
-      <w:r>
-        <w:rPr>
-          <w:b w:val="0"/>
-        </w:rPr>
-        <w:t xml:space="preserve"> 2, validation 1, test 1. Scan counts alone exaggerate the number of distinct books evaluated.</w:t>
-      </w:r>
-    </w:p>
-    <w:p>
-      <w:pPr>
-        <w:spacing w:line="336" w:lineRule="auto" w:after="180"/>
-      </w:pPr>
-      <w:r>
-        <w:rPr>
-          <w:b w:val="0"/>
-        </w:rPr>
-        <w:t xml:space="preserve">Changed-case reasoning: Its </w:t>
-      </w:r>
-      <w:r>
-        <w:rPr>
-          <w:b/>
-        </w:rPr>
-        <w:t>group</w:t>
-      </w:r>
-      <w:r>
-        <w:rPr>
-          <w:b w:val="0"/>
-        </w:rPr>
-        <w:t xml:space="preserve"> is still A; the original related examples still cross the split. Renaming a row does not remove the relationship between scans.</w:t>
-      </w:r>
-    </w:p>
-    <w:p>
-      <w:pPr>
-        <w:spacing w:line="336" w:lineRule="auto" w:after="180"/>
-      </w:pPr>
-      <w:r>
-        <w:rPr>
-          <w:b w:val="0"/>
-        </w:rPr>
-        <w:t xml:space="preserve">Collect each learner’s explanation before discussion. Use the first missing connection between </w:t>
-      </w:r>
-      <w:r>
-        <w:rPr>
-          <w:b/>
-        </w:rPr>
-        <w:t>input</w:t>
-      </w:r>
-      <w:r>
-        <w:rPr>
-          <w:b w:val="0"/>
-        </w:rPr>
-        <w:t xml:space="preserve">, deciding step and result to choose support. This question is worked-case practice, not fresh mastery </w:t>
-      </w:r>
-      <w:r>
-        <w:rPr>
-          <w:b/>
-        </w:rPr>
-        <w:t>evidence</w:t>
-      </w:r>
-      <w:r>
-        <w:rPr>
-          <w:b w:val="0"/>
-        </w:rPr>
-        <w:t>.</w:t>
-      </w:r>
-    </w:p>
-    <w:p>
-      <w:pPr>
-        <w:pStyle w:val="Heading1"/>
-      </w:pPr>
-      <w:r>
-        <w:t>04. Run the weekly evidence lab</w:t>
-      </w:r>
-    </w:p>
-    <w:p>
-      <w:r>
-        <w:t>Run the Training and Testing investigation and use the first unsupported step to choose a teaching response.</w:t>
-      </w:r>
-    </w:p>
-    <w:p>
-      <w:pPr>
-        <w:spacing w:line="336" w:lineRule="auto" w:after="180"/>
-      </w:pPr>
-      <w:r>
-        <w:rPr>
-          <w:b w:val="0"/>
-        </w:rPr>
-        <w:t>Words You Can Use to Reason</w:t>
-      </w:r>
-    </w:p>
-    <w:p>
-      <w:pPr>
-        <w:spacing w:line="336" w:lineRule="auto" w:after="180"/>
-      </w:pPr>
-      <w:r>
-        <w:rPr>
-          <w:b w:val="0"/>
-        </w:rPr>
-        <w:t>A definition matters when you can recognize the idea, use it, and contrast it with a near-miss.</w:t>
-      </w:r>
-    </w:p>
-    <w:p>
-      <w:pPr>
-        <w:spacing w:line="336" w:lineRule="auto" w:after="180"/>
-      </w:pPr>
-      <w:r>
-        <w:rPr>
-          <w:b w:val="0"/>
-        </w:rPr>
+      </w:pPr>
+      <w:r>
+        <w:rPr>
+          <w:b w:val="0"/>
+        </w:rPr>
+        <w:t>Worked A–F plan: groups3/1/2 and rows6/2/4; overlap empty. Move D2 to training: groups4/1/2, rows7/1/4; D crosses training-validation. Restore D2 before evaluating. Omitting E2 can leave the group-list output unchanged; compare every frame to the source inventory. Separate book repair uses rows4/2/2 but books2/1/1. No model is fitted, no prediction results are supplied and no accuracy can be reported. Reserve P–S for independent W4; its key is in assessment. A new-route claim needs whole-route separation and more routes for useful diversity and a separate validation role.</w:t>
+      </w:r>
+    </w:p>
+    <w:p>
+      <w:pPr>
+        <w:pStyle w:val="Heading2"/>
+      </w:pPr>
+      <w:r>
+        <w:t>Run and record</w:t>
+      </w:r>
+    </w:p>
+    <w:p>
+      <w:pPr>
+        <w:pStyle w:val="ListNumber"/>
+      </w:pPr>
+      <w:r>
         <w:t>Predict → Test → Record → Explain</w:t>
       </w:r>
     </w:p>
     <w:p>
       <w:pPr>
-        <w:spacing w:line="336" w:lineRule="auto" w:after="180"/>
-      </w:pPr>
-      <w:r>
-        <w:rPr>
-          <w:b w:val="0"/>
-        </w:rPr>
+        <w:pStyle w:val="ListNumber"/>
+      </w:pPr>
+      <w:r>
         <w:t>Keep expected and actual results separate. Surprises are useful data when recorded honestly.</w:t>
       </w:r>
     </w:p>
     <w:p>
       <w:pPr>
-        <w:spacing w:line="336" w:lineRule="auto" w:after="180"/>
-      </w:pPr>
-      <w:r>
-        <w:rPr>
-          <w:b w:val="0"/>
-        </w:rPr>
-        <w:t xml:space="preserve">Split cards before rule-making. Record the split, build on </w:t>
-      </w:r>
-      <w:r>
-        <w:rPr>
-          <w:b/>
-        </w:rPr>
-        <w:t>training</w:t>
-      </w:r>
-      <w:r>
-        <w:rPr>
-          <w:b w:val="0"/>
-        </w:rPr>
-        <w:t xml:space="preserve"> only, freeze the rule, then reveal and score the test pile once.</w:t>
-      </w:r>
-    </w:p>
-    <w:p>
-      <w:pPr>
-        <w:spacing w:line="336" w:lineRule="auto" w:after="180"/>
-        <w:shd w:fill="F5F1FB"/>
-      </w:pPr>
-      <w:r>
-        <w:rPr>
-          <w:b w:val="0"/>
-        </w:rPr>
+        <w:pStyle w:val="ListNumber"/>
+      </w:pPr>
+      <w:r>
+        <w:t>Audit the supplied A–F frame assignments before any fitting: count rows and groups, detect a shared trip, repair the assignment and check source completeness. No model is fitted and no test accuracy is computed in this investigation.</w:t>
+      </w:r>
+    </w:p>
+    <w:p>
+      <w:pPr>
+        <w:pStyle w:val="ListNumber"/>
+      </w:pPr>
+      <w:r>
         <w:t>What did the hardest test teach you that the normal test did not?</w:t>
       </w:r>
     </w:p>
     <w:p>
       <w:pPr>
-        <w:pStyle w:val="Heading3"/>
-      </w:pPr>
-      <w:r>
-        <w:t>Make the lab runnable</w:t>
-      </w:r>
-    </w:p>
-    <w:p>
-      <w:pPr>
-        <w:spacing w:line="336" w:lineRule="auto" w:after="180"/>
-      </w:pPr>
-      <w:r>
-        <w:rPr>
-          <w:b w:val="0"/>
-        </w:rPr>
-        <w:t>Use the concrete case as the shared normal case and the independent question as a second case. Each pair creates a boundary or missing-information case and predicts its result before testing.</w:t>
-      </w:r>
-    </w:p>
-    <w:p>
-      <w:pPr>
-        <w:spacing w:line="336" w:lineRule="auto" w:after="180"/>
-      </w:pPr>
-      <w:r>
-        <w:rPr>
-          <w:b w:val="0"/>
-        </w:rPr>
-        <w:t>Keep the expected result separate from an observed mistake.</w:t>
+        <w:pStyle w:val="Heading2"/>
+      </w:pPr>
+      <w:r>
+        <w:t>Keep an inspectable record</w:t>
       </w:r>
     </w:p>
     <w:tbl>
@@ -3601,10 +3781,10 @@
     </w:tbl>
     <w:p>
       <w:pPr>
-        <w:pStyle w:val="Heading3"/>
-      </w:pPr>
-      <w:r>
-        <w:t>Diagnose and reteach</w:t>
+        <w:pStyle w:val="Heading2"/>
+      </w:pPr>
+      <w:r>
+        <w:t>Diagnose the first misunderstanding</w:t>
       </w:r>
     </w:p>
     <w:p>
@@ -3615,7 +3795,19 @@
         <w:rPr>
           <w:b w:val="0"/>
         </w:rPr>
-        <w:t>For guessing, return to given facts and request a trace. For vocabulary without application, use one example and one non-example. For arithmetic errors, check the setup before the calculation.</w:t>
+        <w:t xml:space="preserve">Different row IDs mean independent examples: Different frames may share a trip or source. Choose </w:t>
+      </w:r>
+      <w:r>
+        <w:rPr>
+          <w:b/>
+        </w:rPr>
+        <w:t>group</w:t>
+      </w:r>
+      <w:r>
+        <w:rPr>
+          <w:b w:val="0"/>
+        </w:rPr>
+        <w:t xml:space="preserve"> metadata based on the claim and verify it against the source.</w:t>
       </w:r>
     </w:p>
     <w:p>
@@ -3626,15 +3818,19 @@
         <w:rPr>
           <w:b w:val="0"/>
         </w:rPr>
-        <w:t>Finish with a different uncoached case before recording mastery.</w:t>
-      </w:r>
-    </w:p>
-    <w:p>
-      <w:pPr>
-        <w:pStyle w:val="Heading3"/>
-      </w:pPr>
-      <w:r>
-        <w:t>Address these additional misconceptions</w:t>
+        <w:t xml:space="preserve">A fixed percentage guarantees a fair test: Percentages do not remove overlap or ensure enough </w:t>
+      </w:r>
+      <w:r>
+        <w:rPr>
+          <w:b/>
+        </w:rPr>
+        <w:t>group</w:t>
+      </w:r>
+      <w:r>
+        <w:rPr>
+          <w:b w:val="0"/>
+        </w:rPr>
+        <w:t>s and relevant cases. The goal and dependencies determine the split.</w:t>
       </w:r>
     </w:p>
     <w:p>
@@ -3645,82 +3841,36 @@
         <w:rPr>
           <w:b w:val="0"/>
         </w:rPr>
-        <w:t xml:space="preserve">Different row IDs mean independent examples: Different frames may share a trip or source. Choose </w:t>
+        <w:t xml:space="preserve">An empty overlap list proves there is no </w:t>
       </w:r>
       <w:r>
         <w:rPr>
           <w:b/>
         </w:rPr>
+        <w:t>leakage</w:t>
+      </w:r>
+      <w:r>
+        <w:rPr>
+          <w:b w:val="0"/>
+        </w:rPr>
+        <w:t xml:space="preserve">: The audit checks listed </w:t>
+      </w:r>
+      <w:r>
+        <w:rPr>
+          <w:b/>
+        </w:rPr>
         <w:t>group</w:t>
       </w:r>
       <w:r>
         <w:rPr>
           <w:b w:val="0"/>
         </w:rPr>
-        <w:t xml:space="preserve"> metadata based on the claim and verify it against the source.</w:t>
-      </w:r>
-    </w:p>
-    <w:p>
-      <w:pPr>
-        <w:spacing w:line="336" w:lineRule="auto" w:after="180"/>
-      </w:pPr>
-      <w:r>
-        <w:rPr>
-          <w:b w:val="0"/>
-        </w:rPr>
-        <w:t xml:space="preserve">A fixed percentage guarantees a fair test: Percentages do not remove overlap or ensure enough </w:t>
+        <w:t xml:space="preserve"> IDs only. Wrong metadata, copied content, outcome features or pre</w:t>
       </w:r>
       <w:r>
         <w:rPr>
           <w:b/>
         </w:rPr>
-        <w:t>group</w:t>
-      </w:r>
-      <w:r>
-        <w:rPr>
-          <w:b w:val="0"/>
-        </w:rPr>
-        <w:t>s and relevant cases. The goal and dependencies determine the split.</w:t>
-      </w:r>
-    </w:p>
-    <w:p>
-      <w:pPr>
-        <w:spacing w:line="336" w:lineRule="auto" w:after="180"/>
-      </w:pPr>
-      <w:r>
-        <w:rPr>
-          <w:b w:val="0"/>
-        </w:rPr>
-        <w:t xml:space="preserve">An empty overlap list proves there is no </w:t>
-      </w:r>
-      <w:r>
-        <w:rPr>
-          <w:b/>
-        </w:rPr>
-        <w:t>leakage</w:t>
-      </w:r>
-      <w:r>
-        <w:rPr>
-          <w:b w:val="0"/>
-        </w:rPr>
-        <w:t xml:space="preserve">: The audit checks listed </w:t>
-      </w:r>
-      <w:r>
-        <w:rPr>
-          <w:b/>
-        </w:rPr>
-        <w:t>group</w:t>
-      </w:r>
-      <w:r>
-        <w:rPr>
-          <w:b w:val="0"/>
-        </w:rPr>
-        <w:t xml:space="preserve"> IDs only. Wrong metadata, copied content, outcome features or pre</w:t>
-      </w:r>
-      <w:r>
-        <w:rPr>
-          <w:b/>
-        </w:rPr>
         <w:t>process</w:t>
       </w:r>
       <w:r>
@@ -3732,10 +3882,10 @@
     </w:p>
     <w:p>
       <w:pPr>
-        <w:pStyle w:val="Heading3"/>
-      </w:pPr>
-      <w:r>
-        <w:t>Match the support to the first error</w:t>
+        <w:pStyle w:val="Heading2"/>
+      </w:pPr>
+      <w:r>
+        <w:t>Choose support from the response</w:t>
       </w:r>
     </w:p>
     <w:tbl>
@@ -3908,15 +4058,765 @@
     </w:p>
     <w:p>
       <w:pPr>
+        <w:pStyle w:val="Heading2"/>
+      </w:pPr>
+      <w:r>
+        <w:t>Earlier wording, alternatives and picture transcripts · reference / check after trying</w:t>
+      </w:r>
+    </w:p>
+    <w:p>
+      <w:pPr>
+        <w:spacing w:line="336" w:lineRule="auto" w:after="180"/>
+      </w:pPr>
+      <w:r>
+        <w:rPr>
+          <w:b w:val="0"/>
+        </w:rPr>
+        <w:t>Run the weekly evidence lab</w:t>
+      </w:r>
+    </w:p>
+    <w:p>
+      <w:pPr>
+        <w:spacing w:line="336" w:lineRule="auto" w:after="180"/>
+      </w:pPr>
+      <w:r>
+        <w:rPr>
+          <w:b w:val="0"/>
+        </w:rPr>
+        <w:t>Words You Can Use to Reason</w:t>
+      </w:r>
+    </w:p>
+    <w:p>
+      <w:pPr>
+        <w:spacing w:line="336" w:lineRule="auto" w:after="180"/>
+      </w:pPr>
+      <w:r>
+        <w:rPr>
+          <w:b w:val="0"/>
+        </w:rPr>
+        <w:t>A definition matters when you can recognize the idea, use it, and contrast it with a near-miss.</w:t>
+      </w:r>
+    </w:p>
+    <w:p>
+      <w:pPr>
+        <w:pStyle w:val="Heading3"/>
+      </w:pPr>
+      <w:r>
+        <w:t>Make the lab runnable</w:t>
+      </w:r>
+    </w:p>
+    <w:p>
+      <w:pPr>
+        <w:spacing w:line="336" w:lineRule="auto" w:after="180"/>
+      </w:pPr>
+      <w:r>
+        <w:rPr>
+          <w:b w:val="0"/>
+        </w:rPr>
+        <w:t>Use the supplied investigation for shared practice. Keep predictions and observed paper-trace results separate. Reserve Audit and repair independently for the individual first attempt before feedback; do not use the reserved case as a paired lab task.</w:t>
+      </w:r>
+    </w:p>
+    <w:p>
+      <w:pPr>
+        <w:pStyle w:val="Heading3"/>
+      </w:pPr>
+      <w:r>
+        <w:t>Diagnose and reteach</w:t>
+      </w:r>
+    </w:p>
+    <w:p>
+      <w:pPr>
+        <w:spacing w:line="336" w:lineRule="auto" w:after="180"/>
+      </w:pPr>
+      <w:r>
+        <w:rPr>
+          <w:b w:val="0"/>
+        </w:rPr>
+        <w:t>For guessing, return to given facts and request a trace. For vocabulary without application, use one example and one non-example. For arithmetic errors, check the setup before the calculation.</w:t>
+      </w:r>
+    </w:p>
+    <w:p>
+      <w:pPr>
+        <w:spacing w:line="336" w:lineRule="auto" w:after="180"/>
+      </w:pPr>
+      <w:r>
+        <w:rPr>
+          <w:b w:val="0"/>
+        </w:rPr>
+        <w:t>Finish with a different uncoached case before recording mastery.</w:t>
+      </w:r>
+    </w:p>
+    <w:p>
+      <w:pPr>
+        <w:pStyle w:val="Heading3"/>
+      </w:pPr>
+      <w:r>
+        <w:t>Address these additional misconceptions</w:t>
+      </w:r>
+    </w:p>
+    <w:p>
+      <w:pPr>
+        <w:pStyle w:val="Heading3"/>
+      </w:pPr>
+      <w:r>
+        <w:t>Match the support to the first error</w:t>
+      </w:r>
+    </w:p>
+    <w:p>
+      <w:pPr>
         <w:pStyle w:val="Heading1"/>
       </w:pPr>
       <w:r>
-        <w:t>05. Assess and explain the answers</w:t>
-      </w:r>
-    </w:p>
-    <w:p>
-      <w:r>
-        <w:t>Use the Training and Testing questions, teacher keys and criteria after the relevant attempts. Previously discussed cases are practice; protect the separately selected independent task.</w:t>
+        <w:t>05. Assess the selected new case</w:t>
+      </w:r>
+    </w:p>
+    <w:p>
+      <w:r>
+        <w:t>Keep this key until after the first attempt; accept valid alternatives with defensible reasoning.</w:t>
+      </w:r>
+    </w:p>
+    <w:p>
+      <w:pPr>
+        <w:pStyle w:val="Heading2"/>
+      </w:pPr>
+      <w:r>
+        <w:t>Selected independent question and key</w:t>
+      </w:r>
+    </w:p>
+    <w:p>
+      <w:pPr>
+        <w:spacing w:line="336" w:lineRule="auto" w:after="180"/>
+      </w:pPr>
+      <w:r>
+        <w:rPr>
+          <w:b w:val="0"/>
+        </w:rPr>
+        <w:t xml:space="preserve">Selected case: Eight frames come from trips P (P1 P2 P3), Q (Q1 Q2), R (R1), S (S1 S2). A proposed split is </w:t>
+      </w:r>
+      <w:r>
+        <w:rPr>
+          <w:b/>
+        </w:rPr>
+        <w:t>training</w:t>
+      </w:r>
+      <w:r>
+        <w:rPr>
+          <w:b w:val="0"/>
+        </w:rPr>
+        <w:t xml:space="preserve"> P1 Q1 R1; validation P2 S1; test Q2 P3 S2. Identify shared </w:t>
+      </w:r>
+      <w:r>
+        <w:rPr>
+          <w:b/>
+        </w:rPr>
+        <w:t>group</w:t>
+      </w:r>
+      <w:r>
+        <w:rPr>
+          <w:b w:val="0"/>
+        </w:rPr>
+        <w:t>s for each pair of sets.</w:t>
+      </w:r>
+    </w:p>
+    <w:p>
+      <w:pPr>
+        <w:spacing w:line="336" w:lineRule="auto" w:after="180"/>
+      </w:pPr>
+      <w:r>
+        <w:rPr>
+          <w:b w:val="0"/>
+        </w:rPr>
+        <w:t xml:space="preserve">Repair it by assigning P and Q to </w:t>
+      </w:r>
+      <w:r>
+        <w:rPr>
+          <w:b/>
+        </w:rPr>
+        <w:t>training</w:t>
+      </w:r>
+      <w:r>
+        <w:rPr>
+          <w:b w:val="0"/>
+        </w:rPr>
+        <w:t xml:space="preserve">, R to validation and S to test. List all frames in each role and give row and </w:t>
+      </w:r>
+      <w:r>
+        <w:rPr>
+          <w:b/>
+        </w:rPr>
+        <w:t>group</w:t>
+      </w:r>
+      <w:r>
+        <w:rPr>
+          <w:b w:val="0"/>
+        </w:rPr>
+        <w:t xml:space="preserve"> counts. State one limit of the repaired plan.</w:t>
+      </w:r>
+    </w:p>
+    <w:p>
+      <w:pPr>
+        <w:spacing w:line="336" w:lineRule="auto" w:after="180"/>
+      </w:pPr>
+      <w:r>
+        <w:rPr>
+          <w:b/>
+        </w:rPr>
+        <w:t>Training</w:t>
+      </w:r>
+      <w:r>
+        <w:rPr>
+          <w:b w:val="0"/>
+        </w:rPr>
+        <w:t xml:space="preserve">/validation share P; </w:t>
+      </w:r>
+      <w:r>
+        <w:rPr>
+          <w:b/>
+        </w:rPr>
+        <w:t>training</w:t>
+      </w:r>
+      <w:r>
+        <w:rPr>
+          <w:b w:val="0"/>
+        </w:rPr>
+        <w:t xml:space="preserve">/test share P and Q; validation/test share P and S. Repaired </w:t>
+      </w:r>
+      <w:r>
+        <w:rPr>
+          <w:b/>
+        </w:rPr>
+        <w:t>training</w:t>
+      </w:r>
+      <w:r>
+        <w:rPr>
+          <w:b w:val="0"/>
+        </w:rPr>
+        <w:t xml:space="preserve"> is P1 P2 P3 Q1 Q2 (5 rows,2 </w:t>
+      </w:r>
+      <w:r>
+        <w:rPr>
+          <w:b/>
+        </w:rPr>
+        <w:t>group</w:t>
+      </w:r>
+      <w:r>
+        <w:rPr>
+          <w:b w:val="0"/>
+        </w:rPr>
+        <w:t xml:space="preserve">s), validation R1 (1 row,1 </w:t>
+      </w:r>
+      <w:r>
+        <w:rPr>
+          <w:b/>
+        </w:rPr>
+        <w:t>group</w:t>
+      </w:r>
+      <w:r>
+        <w:rPr>
+          <w:b w:val="0"/>
+        </w:rPr>
+        <w:t xml:space="preserve">), test S1 S2 (2 rows,1 </w:t>
+      </w:r>
+      <w:r>
+        <w:rPr>
+          <w:b/>
+        </w:rPr>
+        <w:t>group</w:t>
+      </w:r>
+      <w:r>
+        <w:rPr>
+          <w:b w:val="0"/>
+        </w:rPr>
+        <w:t>).</w:t>
+      </w:r>
+    </w:p>
+    <w:p>
+      <w:pPr>
+        <w:spacing w:line="336" w:lineRule="auto" w:after="180"/>
+      </w:pPr>
+      <w:r>
+        <w:rPr>
+          <w:b w:val="0"/>
+        </w:rPr>
+        <w:t xml:space="preserve">Every frame appears once and </w:t>
+      </w:r>
+      <w:r>
+        <w:rPr>
+          <w:b/>
+        </w:rPr>
+        <w:t>group</w:t>
+      </w:r>
+      <w:r>
+        <w:rPr>
+          <w:b w:val="0"/>
+        </w:rPr>
+        <w:t>s are disjoint. This tiny plan does not establish reliable performance, correct metadata, label coverage or success on new routes.</w:t>
+      </w:r>
+    </w:p>
+    <w:p>
+      <w:pPr>
+        <w:pStyle w:val="Heading2"/>
+      </w:pPr>
+      <w:r>
+        <w:t>Judge explanation, trace and limits</w:t>
+      </w:r>
+    </w:p>
+    <w:tbl>
+      <w:tblPr>
+        <w:tblStyle w:val="LightShading-Accent1"/>
+        <w:tblW w:type="auto" w:w="0"/>
+        <w:tblLook w:firstColumn="1" w:firstRow="1" w:lastColumn="0" w:lastRow="0" w:noHBand="0" w:noVBand="1" w:val="04A0"/>
+      </w:tblPr>
+      <w:tblGrid>
+        <w:gridCol w:w="5112"/>
+        <w:gridCol w:w="5112"/>
+      </w:tblGrid>
+      <w:tr>
+        <w:trPr>
+          <w:tblHeader/>
+        </w:trPr>
+        <w:tc>
+          <w:tcPr>
+            <w:tcW w:type="dxa" w:w="5112"/>
+          </w:tcPr>
+          <w:p>
+            <w:r>
+              <w:t>Dimension</w:t>
+            </w:r>
+          </w:p>
+        </w:tc>
+        <w:tc>
+          <w:tcPr>
+            <w:tcW w:type="dxa" w:w="5112"/>
+          </w:tcPr>
+          <w:p>
+            <w:r>
+              <w:t>Evidence required</w:t>
+            </w:r>
+          </w:p>
+        </w:tc>
+      </w:tr>
+      <w:tr>
+        <w:tc>
+          <w:tcPr>
+            <w:tcW w:type="dxa" w:w="5112"/>
+          </w:tcPr>
+          <w:p>
+            <w:r>
+              <w:t>Explanation</w:t>
+            </w:r>
+          </w:p>
+        </w:tc>
+        <w:tc>
+          <w:tcPr>
+            <w:tcW w:type="dxa" w:w="5112"/>
+          </w:tcPr>
+          <w:p>
+            <w:r>
+              <w:t>Names the applicable idea or procedure and ties it to the supplied facts.</w:t>
+            </w:r>
+          </w:p>
+        </w:tc>
+      </w:tr>
+      <w:tr>
+        <w:tc>
+          <w:tcPr>
+            <w:tcW w:type="dxa" w:w="5112"/>
+          </w:tcPr>
+          <w:p>
+            <w:r>
+              <w:t>Trace and result</w:t>
+            </w:r>
+          </w:p>
+        </w:tc>
+        <w:tc>
+          <w:tcPr>
+            <w:tcW w:type="dxa" w:w="5112"/>
+          </w:tcPr>
+          <w:p>
+            <w:r>
+              <w:t>Preserves the given inputs and shows the relevant intermediate steps; distinguishes a prediction from an observed execution.</w:t>
+            </w:r>
+          </w:p>
+        </w:tc>
+      </w:tr>
+      <w:tr>
+        <w:tc>
+          <w:tcPr>
+            <w:tcW w:type="dxa" w:w="5112"/>
+          </w:tcPr>
+          <w:p>
+            <w:r>
+              <w:t>Limits</w:t>
+            </w:r>
+          </w:p>
+        </w:tc>
+        <w:tc>
+          <w:tcPr>
+            <w:tcW w:type="dxa" w:w="5112"/>
+          </w:tcPr>
+          <w:p>
+            <w:r>
+              <w:t>States the assumptions, missing evidence or conditions under which the result would change.</w:t>
+            </w:r>
+          </w:p>
+        </w:tc>
+      </w:tr>
+    </w:tbl>
+    <w:p>
+      <w:pPr>
+        <w:spacing w:line="336" w:lineRule="auto" w:after="180"/>
+      </w:pPr>
+      <w:r>
+        <w:rPr>
+          <w:b w:val="0"/>
+        </w:rPr>
+        <w:t>Record each dimension as not yet, with support, or independent. Accept a valid alternative procedure with a defensible trace.</w:t>
+      </w:r>
+    </w:p>
+    <w:p>
+      <w:pPr>
+        <w:spacing w:line="336" w:lineRule="auto" w:after="180"/>
+      </w:pPr>
+      <w:r>
+        <w:rPr>
+          <w:b w:val="0"/>
+        </w:rPr>
+        <w:t xml:space="preserve">Do not penalise an honestly recorded model failure if the learner correctly explains its </w:t>
+      </w:r>
+      <w:r>
+        <w:rPr>
+          <w:b/>
+        </w:rPr>
+        <w:t>evidence</w:t>
+      </w:r>
+      <w:r>
+        <w:rPr>
+          <w:b w:val="0"/>
+        </w:rPr>
+        <w:t xml:space="preserve"> and limits.</w:t>
+      </w:r>
+    </w:p>
+    <w:p>
+      <w:pPr>
+        <w:pStyle w:val="Heading2"/>
+      </w:pPr>
+      <w:r>
+        <w:t>Give one usable repair action</w:t>
+      </w:r>
+    </w:p>
+    <w:p>
+      <w:pPr>
+        <w:spacing w:line="336" w:lineRule="auto" w:after="180"/>
+      </w:pPr>
+      <w:r>
+        <w:rPr>
+          <w:b w:val="0"/>
+        </w:rPr>
+        <w:t>Name the earliest unsupported step and give one action to repair it. Have the learner make that repair now and explain why. Then assess the relevant skill on a fresh, fully specified case.</w:t>
+      </w:r>
+    </w:p>
+    <w:p>
+      <w:pPr>
+        <w:spacing w:line="336" w:lineRule="auto" w:after="180"/>
+      </w:pPr>
+      <w:r>
+        <w:rPr>
+          <w:b w:val="0"/>
+        </w:rPr>
+        <w:t>Confirm it was not previously practised with feedback; solve and check the new case before assigning it. A follow-up design prompt is a starting brief, not automatically an equivalent test.</w:t>
+      </w:r>
+    </w:p>
+    <w:p>
+      <w:pPr>
+        <w:pStyle w:val="Heading2"/>
+      </w:pPr>
+      <w:r>
+        <w:t>W1 Explain the three roles</w:t>
+      </w:r>
+    </w:p>
+    <w:p>
+      <w:pPr>
+        <w:spacing w:line="336" w:lineRule="auto" w:after="180"/>
+      </w:pPr>
+      <w:r>
+        <w:rPr>
+          <w:b w:val="0"/>
+        </w:rPr>
+        <w:t xml:space="preserve">Explain what </w:t>
+      </w:r>
+      <w:r>
+        <w:rPr>
+          <w:b/>
+        </w:rPr>
+        <w:t>training</w:t>
+      </w:r>
+      <w:r>
+        <w:rPr>
+          <w:b w:val="0"/>
+        </w:rPr>
+        <w:t xml:space="preserve">, validation and </w:t>
+      </w:r>
+      <w:r>
+        <w:rPr>
+          <w:b/>
+        </w:rPr>
+        <w:t>test set</w:t>
+      </w:r>
+      <w:r>
+        <w:rPr>
+          <w:b w:val="0"/>
+        </w:rPr>
+        <w:t>s are used for. What changes if you repeatedly choose a model using its test score?</w:t>
+      </w:r>
+    </w:p>
+    <w:p>
+      <w:pPr>
+        <w:spacing w:line="336" w:lineRule="auto" w:after="180"/>
+      </w:pPr>
+      <w:r>
+        <w:rPr>
+          <w:b/>
+        </w:rPr>
+        <w:t>Training</w:t>
+      </w:r>
+      <w:r>
+        <w:rPr>
+          <w:b w:val="0"/>
+        </w:rPr>
+        <w:t xml:space="preserve"> fits the model; validation compares development choices; test evaluates after choices are fixed. Repeatedly selecting by the test score uses that set for development, so it is no longer an untouched final evaluation.</w:t>
+      </w:r>
+    </w:p>
+    <w:p>
+      <w:pPr>
+        <w:pStyle w:val="Heading2"/>
+      </w:pPr>
+      <w:r>
+        <w:t>W2 Distinguish frames from groups</w:t>
+      </w:r>
+    </w:p>
+    <w:p>
+      <w:pPr>
+        <w:spacing w:line="336" w:lineRule="auto" w:after="180"/>
+      </w:pPr>
+      <w:r>
+        <w:rPr>
+          <w:b w:val="0"/>
+        </w:rPr>
+        <w:t xml:space="preserve">For the worked A through F plan, give </w:t>
+      </w:r>
+      <w:r>
+        <w:rPr>
+          <w:b/>
+        </w:rPr>
+        <w:t>training</w:t>
+      </w:r>
+      <w:r>
+        <w:rPr>
+          <w:b w:val="0"/>
+        </w:rPr>
+        <w:t xml:space="preserve">, validation and test counts first in </w:t>
+      </w:r>
+      <w:r>
+        <w:rPr>
+          <w:b/>
+        </w:rPr>
+        <w:t>group</w:t>
+      </w:r>
+      <w:r>
+        <w:rPr>
+          <w:b w:val="0"/>
+        </w:rPr>
+        <w:t>s and then in rows. Interpret [] from the code and state one problem it cannot detect.</w:t>
+      </w:r>
+    </w:p>
+    <w:p>
+      <w:pPr>
+        <w:spacing w:line="336" w:lineRule="auto" w:after="180"/>
+      </w:pPr>
+      <w:r>
+        <w:rPr>
+          <w:b/>
+        </w:rPr>
+        <w:t>Group</w:t>
+      </w:r>
+      <w:r>
+        <w:rPr>
+          <w:b w:val="0"/>
+        </w:rPr>
+        <w:t xml:space="preserve"> counts are 3,1,2; row counts are 6,2,4. The empty list means no trip ID overlaps between any pair of the listed sets. The code cannot detect wrong metadata, an omitted frame, a disguised duplicate or an outcome feature.</w:t>
+      </w:r>
+    </w:p>
+    <w:p>
+      <w:pPr>
+        <w:pStyle w:val="Heading2"/>
+      </w:pPr>
+      <w:r>
+        <w:t>W3 Repair a related example leak</w:t>
+      </w:r>
+    </w:p>
+    <w:p>
+      <w:pPr>
+        <w:spacing w:line="336" w:lineRule="auto" w:after="180"/>
+      </w:pPr>
+      <w:r>
+        <w:rPr>
+          <w:b w:val="0"/>
+        </w:rPr>
+        <w:t xml:space="preserve">A1 and A2 are in </w:t>
+      </w:r>
+      <w:r>
+        <w:rPr>
+          <w:b/>
+        </w:rPr>
+        <w:t>training</w:t>
+      </w:r>
+      <w:r>
+        <w:rPr>
+          <w:b w:val="0"/>
+        </w:rPr>
+        <w:t xml:space="preserve"> and A3 is in test. Explain why unique frame IDs and a fixed random seed do not fix this. Propose a repair and what to record.</w:t>
+      </w:r>
+    </w:p>
+    <w:p>
+      <w:pPr>
+        <w:spacing w:line="336" w:lineRule="auto" w:after="180"/>
+      </w:pPr>
+      <w:r>
+        <w:rPr>
+          <w:b w:val="0"/>
+        </w:rPr>
+        <w:t xml:space="preserve">The frames share trip A, so the test contains a trip already represented in </w:t>
+      </w:r>
+      <w:r>
+        <w:rPr>
+          <w:b/>
+        </w:rPr>
+        <w:t>training</w:t>
+      </w:r>
+      <w:r>
+        <w:rPr>
+          <w:b w:val="0"/>
+        </w:rPr>
+        <w:t>. Unique frame IDs do not remove similarity; a seed only reproduces the assignment.</w:t>
+      </w:r>
+    </w:p>
+    <w:p>
+      <w:pPr>
+        <w:spacing w:line="336" w:lineRule="auto" w:after="180"/>
+      </w:pPr>
+      <w:r>
+        <w:rPr>
+          <w:b w:val="0"/>
+        </w:rPr>
+        <w:t>Put every A frame in one role, keep each frame once and record the revised assignments and counts before model evaluation.</w:t>
+      </w:r>
+    </w:p>
+    <w:p>
+      <w:pPr>
+        <w:pStyle w:val="Heading2"/>
+      </w:pPr>
+      <w:r>
+        <w:t>W5 Match separation to the claim</w:t>
+      </w:r>
+    </w:p>
+    <w:p>
+      <w:pPr>
+        <w:spacing w:line="336" w:lineRule="auto" w:after="180"/>
+      </w:pPr>
+      <w:r>
+        <w:rPr>
+          <w:b w:val="0"/>
+        </w:rPr>
+        <w:t>A model will be evaluated on new routes. Route North has trips A and B; route South has C and D. A proposed split trains on A and C and tests on B and D. Explain the problem and give a route-based alternative.</w:t>
+      </w:r>
+    </w:p>
+    <w:p>
+      <w:pPr>
+        <w:spacing w:line="336" w:lineRule="auto" w:after="180"/>
+      </w:pPr>
+      <w:r>
+        <w:rPr>
+          <w:b w:val="0"/>
+        </w:rPr>
+        <w:t>Is this enough for a strong performance claim?</w:t>
+      </w:r>
+    </w:p>
+    <w:p>
+      <w:pPr>
+        <w:spacing w:line="336" w:lineRule="auto" w:after="180"/>
+      </w:pPr>
+      <w:r>
+        <w:rPr>
+          <w:b w:val="0"/>
+        </w:rPr>
+        <w:t xml:space="preserve">Both routes occur in </w:t>
+      </w:r>
+      <w:r>
+        <w:rPr>
+          <w:b/>
+        </w:rPr>
+        <w:t>training</w:t>
+      </w:r>
+      <w:r>
+        <w:rPr>
+          <w:b w:val="0"/>
+        </w:rPr>
+        <w:t xml:space="preserve"> and test, so the plan does not hold out a new route. For illustration, keep A and B together for </w:t>
+      </w:r>
+      <w:r>
+        <w:rPr>
+          <w:b/>
+        </w:rPr>
+        <w:t>training</w:t>
+      </w:r>
+      <w:r>
+        <w:rPr>
+          <w:b w:val="0"/>
+        </w:rPr>
+        <w:t xml:space="preserve"> and C and D together for test, or reverse the route roles.</w:t>
+      </w:r>
+    </w:p>
+    <w:p>
+      <w:pPr>
+        <w:spacing w:line="336" w:lineRule="auto" w:after="180"/>
+      </w:pPr>
+      <w:r>
+        <w:rPr>
+          <w:b w:val="0"/>
+        </w:rPr>
+        <w:t xml:space="preserve">With only two routes there is too little </w:t>
+      </w:r>
+      <w:r>
+        <w:rPr>
+          <w:b/>
+        </w:rPr>
+        <w:t>evidence</w:t>
+      </w:r>
+      <w:r>
+        <w:rPr>
+          <w:b w:val="0"/>
+        </w:rPr>
+        <w:t xml:space="preserve"> for a strong general claim and no separate route left for validation; obtain more routes for a fuller design.</w:t>
+      </w:r>
+    </w:p>
+    <w:p>
+      <w:pPr>
+        <w:pStyle w:val="Heading2"/>
+      </w:pPr>
+      <w:r>
+        <w:t>Earlier wording, alternatives and picture transcripts · reference / check after trying</w:t>
+      </w:r>
+    </w:p>
+    <w:p>
+      <w:pPr>
+        <w:spacing w:line="336" w:lineRule="auto" w:after="180"/>
+      </w:pPr>
+      <w:r>
+        <w:rPr>
+          <w:b w:val="0"/>
+        </w:rPr>
+        <w:t>Assess and explain the answers</w:t>
       </w:r>
     </w:p>
     <w:p>
@@ -3929,22 +4829,44 @@
     </w:p>
     <w:p>
       <w:pPr>
+        <w:spacing w:line="336" w:lineRule="auto" w:after="180"/>
+      </w:pPr>
+      <w:r>
+        <w:rPr>
+          <w:b w:val="0"/>
+        </w:rPr>
+        <w:t>Those cases influenced the rule. Reserve different labelled books that do not influence construction or revision.</w:t>
+      </w:r>
+    </w:p>
+    <w:p>
+      <w:pPr>
         <w:pStyle w:val="Heading3"/>
       </w:pPr>
       <w:r>
-        <w:t>Teacher key · Worked case answer</w:t>
+        <w:t>Additional transfer practice question</w:t>
       </w:r>
     </w:p>
     <w:p>
       <w:pPr>
         <w:spacing w:line="336" w:lineRule="auto" w:after="180"/>
-        <w:shd w:fill="F1F6FC"/>
-      </w:pPr>
-      <w:r>
-        <w:rPr>
-          <w:b w:val="0"/>
-        </w:rPr>
-        <w:t>Those cases influenced the rule. Reserve different labelled books that do not influence construction or revision.</w:t>
+      </w:pPr>
+      <w:r>
+        <w:rPr>
+          <w:b w:val="0"/>
+        </w:rPr>
+        <w:t xml:space="preserve">You tune a rule using cards 1 to 8 and test it on cards 9 and 10. After seeing card 9's error you change the rule. Is card 9 still untouched test </w:t>
+      </w:r>
+      <w:r>
+        <w:rPr>
+          <w:b/>
+        </w:rPr>
+        <w:t>evidence</w:t>
+      </w:r>
+      <w:r>
+        <w:rPr>
+          <w:b w:val="0"/>
+        </w:rPr>
+        <w:t>?</w:t>
       </w:r>
     </w:p>
     <w:p>
@@ -3952,61 +4874,12 @@
         <w:pStyle w:val="Heading3"/>
       </w:pPr>
       <w:r>
-        <w:t>Independent question</w:t>
-      </w:r>
-    </w:p>
-    <w:p>
-      <w:pPr>
-        <w:pStyle w:val="Heading3"/>
-      </w:pPr>
-      <w:r>
-        <w:t>Independent question · withhold the key</w:t>
+        <w:t>Reasoned practice answer</w:t>
       </w:r>
     </w:p>
     <w:p>
       <w:pPr>
         <w:spacing w:line="336" w:lineRule="auto" w:after="180"/>
-        <w:shd w:fill="F5F1FB"/>
-      </w:pPr>
-      <w:r>
-        <w:rPr>
-          <w:b w:val="0"/>
-        </w:rPr>
-        <w:t xml:space="preserve">You tune a rule using cards 1 to 8 and test it on cards 9 and 10. After seeing card 9's error you change the rule. Is card 9 still untouched test </w:t>
-      </w:r>
-      <w:r>
-        <w:rPr>
-          <w:b/>
-        </w:rPr>
-        <w:t>evidence</w:t>
-      </w:r>
-      <w:r>
-        <w:rPr>
-          <w:b w:val="0"/>
-        </w:rPr>
-        <w:t>?</w:t>
-      </w:r>
-    </w:p>
-    <w:p>
-      <w:pPr>
-        <w:pStyle w:val="Heading3"/>
-      </w:pPr>
-      <w:r>
-        <w:t>Expected independent answer</w:t>
-      </w:r>
-    </w:p>
-    <w:p>
-      <w:pPr>
-        <w:pStyle w:val="Heading3"/>
-      </w:pPr>
-      <w:r>
-        <w:t>Teacher key · Expected independent answer</w:t>
-      </w:r>
-    </w:p>
-    <w:p>
-      <w:pPr>
-        <w:spacing w:line="336" w:lineRule="auto" w:after="180"/>
-        <w:shd w:fill="F1F6FC"/>
       </w:pPr>
       <w:r>
         <w:rPr>
@@ -4312,34 +5185,234 @@
     </w:p>
     <w:p>
       <w:pPr>
+        <w:spacing w:line="336" w:lineRule="auto" w:after="180"/>
+      </w:pPr>
+      <w:r>
+        <w:rPr>
+          <w:b w:val="0"/>
+        </w:rPr>
+        <w:t>The ten books are validation data because their scores selected the version. Evaluate the chosen rule once on a fresh labelled final set that did not influence any choice.</w:t>
+      </w:r>
+    </w:p>
+    <w:p>
+      <w:pPr>
+        <w:spacing w:line="336" w:lineRule="auto" w:after="180"/>
+      </w:pPr>
+      <w:r>
+        <w:rPr>
+          <w:b w:val="0"/>
+        </w:rPr>
+        <w:t>Disclose small sample size and any related-book overlap.</w:t>
+      </w:r>
+    </w:p>
+    <w:p>
+      <w:pPr>
         <w:pStyle w:val="Heading3"/>
       </w:pPr>
       <w:r>
-        <w:t>Teacher key · Original transfer answer</w:t>
+        <w:t>Explanations for the additional workbook examples</w:t>
+      </w:r>
+    </w:p>
+    <w:p>
+      <w:pPr>
+        <w:pStyle w:val="Heading3"/>
+      </w:pPr>
+      <w:r>
+        <w:t>W1 Explain the three roles</w:t>
+      </w:r>
+    </w:p>
+    <w:p>
+      <w:pPr>
+        <w:pStyle w:val="Heading3"/>
+      </w:pPr>
+      <w:r>
+        <w:t>W2 Distinguish frames from groups</w:t>
+      </w:r>
+    </w:p>
+    <w:p>
+      <w:pPr>
+        <w:pStyle w:val="Heading3"/>
+      </w:pPr>
+      <w:r>
+        <w:t>W3 Repair a related example leak</w:t>
+      </w:r>
+    </w:p>
+    <w:p>
+      <w:pPr>
+        <w:pStyle w:val="Heading3"/>
+      </w:pPr>
+      <w:r>
+        <w:t>W4 Audit and repair independently</w:t>
       </w:r>
     </w:p>
     <w:p>
       <w:pPr>
         <w:spacing w:line="336" w:lineRule="auto" w:after="180"/>
-        <w:shd w:fill="F1F6FC"/>
-      </w:pPr>
-      <w:r>
-        <w:rPr>
-          <w:b w:val="0"/>
-        </w:rPr>
-        <w:t>The ten books are validation data because their scores selected the version. Evaluate the chosen rule once on a fresh labelled final set that did not influence any choice.</w:t>
+      </w:pPr>
+      <w:r>
+        <w:rPr>
+          <w:b w:val="0"/>
+        </w:rPr>
+        <w:t xml:space="preserve">Eight frames come from trips P (P1 P2 P3), Q (Q1 Q2), R (R1), S (S1 S2). A proposed split is </w:t>
+      </w:r>
+      <w:r>
+        <w:rPr>
+          <w:b/>
+        </w:rPr>
+        <w:t>training</w:t>
+      </w:r>
+      <w:r>
+        <w:rPr>
+          <w:b w:val="0"/>
+        </w:rPr>
+        <w:t xml:space="preserve"> P1 Q1 R1; validation P2 S1; test Q2 P3 S2. Identify shared </w:t>
+      </w:r>
+      <w:r>
+        <w:rPr>
+          <w:b/>
+        </w:rPr>
+        <w:t>group</w:t>
+      </w:r>
+      <w:r>
+        <w:rPr>
+          <w:b w:val="0"/>
+        </w:rPr>
+        <w:t>s for each pair of sets.</w:t>
       </w:r>
     </w:p>
     <w:p>
       <w:pPr>
         <w:spacing w:line="336" w:lineRule="auto" w:after="180"/>
-        <w:shd w:fill="F1F6FC"/>
-      </w:pPr>
-      <w:r>
-        <w:rPr>
-          <w:b w:val="0"/>
-        </w:rPr>
-        <w:t>Disclose small sample size and any related-book overlap.</w:t>
+      </w:pPr>
+      <w:r>
+        <w:rPr>
+          <w:b w:val="0"/>
+        </w:rPr>
+        <w:t xml:space="preserve">Repair it by assigning P and Q to </w:t>
+      </w:r>
+      <w:r>
+        <w:rPr>
+          <w:b/>
+        </w:rPr>
+        <w:t>training</w:t>
+      </w:r>
+      <w:r>
+        <w:rPr>
+          <w:b w:val="0"/>
+        </w:rPr>
+        <w:t xml:space="preserve">, R to validation and S to test. List all frames in each role and give row and </w:t>
+      </w:r>
+      <w:r>
+        <w:rPr>
+          <w:b/>
+        </w:rPr>
+        <w:t>group</w:t>
+      </w:r>
+      <w:r>
+        <w:rPr>
+          <w:b w:val="0"/>
+        </w:rPr>
+        <w:t xml:space="preserve"> counts. State one limit of the repaired plan.</w:t>
+      </w:r>
+    </w:p>
+    <w:p>
+      <w:pPr>
+        <w:spacing w:line="336" w:lineRule="auto" w:after="180"/>
+      </w:pPr>
+      <w:r>
+        <w:rPr>
+          <w:b/>
+        </w:rPr>
+        <w:t>Training</w:t>
+      </w:r>
+      <w:r>
+        <w:rPr>
+          <w:b w:val="0"/>
+        </w:rPr>
+        <w:t xml:space="preserve">/validation share P; </w:t>
+      </w:r>
+      <w:r>
+        <w:rPr>
+          <w:b/>
+        </w:rPr>
+        <w:t>training</w:t>
+      </w:r>
+      <w:r>
+        <w:rPr>
+          <w:b w:val="0"/>
+        </w:rPr>
+        <w:t xml:space="preserve">/test share P and Q; validation/test share P and S. Repaired </w:t>
+      </w:r>
+      <w:r>
+        <w:rPr>
+          <w:b/>
+        </w:rPr>
+        <w:t>training</w:t>
+      </w:r>
+      <w:r>
+        <w:rPr>
+          <w:b w:val="0"/>
+        </w:rPr>
+        <w:t xml:space="preserve"> is P1 P2 P3 Q1 Q2 (5 rows,2 </w:t>
+      </w:r>
+      <w:r>
+        <w:rPr>
+          <w:b/>
+        </w:rPr>
+        <w:t>group</w:t>
+      </w:r>
+      <w:r>
+        <w:rPr>
+          <w:b w:val="0"/>
+        </w:rPr>
+        <w:t xml:space="preserve">s), validation R1 (1 row,1 </w:t>
+      </w:r>
+      <w:r>
+        <w:rPr>
+          <w:b/>
+        </w:rPr>
+        <w:t>group</w:t>
+      </w:r>
+      <w:r>
+        <w:rPr>
+          <w:b w:val="0"/>
+        </w:rPr>
+        <w:t xml:space="preserve">), test S1 S2 (2 rows,1 </w:t>
+      </w:r>
+      <w:r>
+        <w:rPr>
+          <w:b/>
+        </w:rPr>
+        <w:t>group</w:t>
+      </w:r>
+      <w:r>
+        <w:rPr>
+          <w:b w:val="0"/>
+        </w:rPr>
+        <w:t>).</w:t>
+      </w:r>
+    </w:p>
+    <w:p>
+      <w:pPr>
+        <w:spacing w:line="336" w:lineRule="auto" w:after="180"/>
+      </w:pPr>
+      <w:r>
+        <w:rPr>
+          <w:b w:val="0"/>
+        </w:rPr>
+        <w:t xml:space="preserve">Every frame appears once and </w:t>
+      </w:r>
+      <w:r>
+        <w:rPr>
+          <w:b/>
+        </w:rPr>
+        <w:t>group</w:t>
+      </w:r>
+      <w:r>
+        <w:rPr>
+          <w:b w:val="0"/>
+        </w:rPr>
+        <w:t>s are disjoint. This tiny plan does not establish reliable performance, correct metadata, label coverage or success on new routes.</w:t>
       </w:r>
     </w:p>
     <w:p>
@@ -4347,7 +5420,7 @@
         <w:pStyle w:val="Heading3"/>
       </w:pPr>
       <w:r>
-        <w:t>Explanations for the additional workbook examples</w:t>
+        <w:t>W5 Match separation to the claim</w:t>
       </w:r>
     </w:p>
     <w:p>
@@ -4355,7 +5428,7 @@
         <w:pStyle w:val="Heading3"/>
       </w:pPr>
       <w:r>
-        <w:t>W1 Explain the three roles</w:t>
+        <w:t>Assess independent transfer</w:t>
       </w:r>
     </w:p>
     <w:p>
@@ -4363,1256 +5436,265 @@
         <w:pStyle w:val="Heading3"/>
       </w:pPr>
       <w:r>
-        <w:t>Workbook question · W1</w:t>
+        <w:t>Selected case answer</w:t>
+      </w:r>
+    </w:p>
+    <w:p>
+      <w:pPr>
+        <w:pStyle w:val="Heading3"/>
+      </w:pPr>
+      <w:r>
+        <w:t>Feedback that the learner uses</w:t>
+      </w:r>
+    </w:p>
+    <w:p>
+      <w:pPr>
+        <w:pStyle w:val="Heading1"/>
+      </w:pPr>
+      <w:r>
+        <w:t>06. Connect, adapt and return</w:t>
+      </w:r>
+    </w:p>
+    <w:p>
+      <w:r>
+        <w:t>Retain the project evidence and revisit the reasoning on a changed case.</w:t>
+      </w:r>
+    </w:p>
+    <w:p>
+      <w:pPr>
+        <w:pStyle w:val="Heading2"/>
+      </w:pPr>
+      <w:r>
+        <w:t>Project evidence to keep</w:t>
       </w:r>
     </w:p>
     <w:p>
       <w:pPr>
         <w:spacing w:line="336" w:lineRule="auto" w:after="180"/>
-        <w:shd w:fill="F5F1FB"/>
-      </w:pPr>
-      <w:r>
-        <w:rPr>
-          <w:b w:val="0"/>
-        </w:rPr>
-        <w:t xml:space="preserve">Explain what </w:t>
+      </w:pPr>
+      <w:r>
+        <w:rPr>
+          <w:b w:val="0"/>
+        </w:rPr>
+        <w:t>Keep final user profiles hidden until weights and thresholds are fixed.</w:t>
+      </w:r>
+    </w:p>
+    <w:p>
+      <w:pPr>
+        <w:spacing w:line="336" w:lineRule="auto" w:after="180"/>
+      </w:pPr>
+      <w:r>
+        <w:rPr>
+          <w:b w:val="0"/>
+        </w:rPr>
+        <w:t xml:space="preserve">Keep the decision, </w:t>
       </w:r>
       <w:r>
         <w:rPr>
           <w:b/>
         </w:rPr>
+        <w:t>input</w:t>
+      </w:r>
+      <w:r>
+        <w:rPr>
+          <w:b w:val="0"/>
+        </w:rPr>
+        <w:t xml:space="preserve">, result, explanation and remaining limitation in the project </w:t>
+      </w:r>
+      <w:r>
+        <w:rPr>
+          <w:b/>
+        </w:rPr>
+        <w:t>evidence</w:t>
+      </w:r>
+      <w:r>
+        <w:rPr>
+          <w:b w:val="0"/>
+        </w:rPr>
+        <w:t xml:space="preserve"> record. Retrieve this record next week rather than restarting the project.</w:t>
+      </w:r>
+    </w:p>
+    <w:p>
+      <w:pPr>
+        <w:spacing w:line="336" w:lineRule="auto" w:after="180"/>
+      </w:pPr>
+      <w:r>
+        <w:rPr>
+          <w:b/>
+        </w:rPr>
+        <w:t>Group</w:t>
+      </w:r>
+      <w:r>
+        <w:rPr>
+          <w:b w:val="0"/>
+        </w:rPr>
+        <w:t xml:space="preserve"> the recommender’s related reviews, editions or repeated-user examples according to its intended evaluation claim.</w:t>
+      </w:r>
+    </w:p>
+    <w:p>
+      <w:pPr>
+        <w:pStyle w:val="Heading2"/>
+      </w:pPr>
+      <w:r>
+        <w:t>Support while preserving the reasoning goal</w:t>
+      </w:r>
+    </w:p>
+    <w:p>
+      <w:pPr>
+        <w:spacing w:line="336" w:lineRule="auto" w:after="180"/>
+      </w:pPr>
+      <w:r>
+        <w:rPr>
+          <w:b w:val="0"/>
+        </w:rPr>
+        <w:t>Trace one record or condition at a time with counters and labelled columns. Stretch: introduce a tie, boundary or missing field and declare its handling policy before rerunning.</w:t>
+      </w:r>
+    </w:p>
+    <w:p>
+      <w:pPr>
+        <w:spacing w:line="336" w:lineRule="auto" w:after="180"/>
+      </w:pPr>
+      <w:r>
+        <w:rPr>
+          <w:b w:val="0"/>
+        </w:rPr>
+        <w:t>Keep a coloured border shared by cards from the same trip. Supply blank assignment tables without the correct roles.</w:t>
+      </w:r>
+    </w:p>
+    <w:p>
+      <w:pPr>
+        <w:spacing w:line="336" w:lineRule="auto" w:after="180"/>
+      </w:pPr>
+      <w:r>
+        <w:rPr>
+          <w:b w:val="0"/>
+        </w:rPr>
+        <w:t xml:space="preserve">Extension: explain why a new-route evaluation with many frames but only two routes has limited </w:t>
+      </w:r>
+      <w:r>
+        <w:rPr>
+          <w:b/>
+        </w:rPr>
+        <w:t>evidence</w:t>
+      </w:r>
+      <w:r>
+        <w:rPr>
+          <w:b w:val="0"/>
+        </w:rPr>
+        <w:t xml:space="preserve"> and cannot obtain three nonempty disjoint route sets.</w:t>
+      </w:r>
+    </w:p>
+    <w:p>
+      <w:pPr>
+        <w:spacing w:line="336" w:lineRule="auto" w:after="180"/>
+      </w:pPr>
+      <w:r>
+        <w:rPr>
+          <w:b w:val="0"/>
+        </w:rPr>
+        <w:t xml:space="preserve">Require W4 overlaps P; P and Q; P and S, in pair order, then exact repaired lists with rows 5,1,2 and </w:t>
+      </w:r>
+      <w:r>
+        <w:rPr>
+          <w:b/>
+        </w:rPr>
+        <w:t>group</w:t>
+      </w:r>
+      <w:r>
+        <w:rPr>
+          <w:b w:val="0"/>
+        </w:rPr>
+        <w:t>s 2,1,1. Fresh retry: U1 U2 belong to U, V1 to V, W1 W2 to W.</w:t>
+      </w:r>
+    </w:p>
+    <w:p>
+      <w:pPr>
+        <w:spacing w:line="336" w:lineRule="auto" w:after="180"/>
+      </w:pPr>
+      <w:r>
+        <w:rPr>
+          <w:b w:val="0"/>
+        </w:rPr>
+        <w:t xml:space="preserve">Proposed </w:t>
+      </w:r>
+      <w:r>
+        <w:rPr>
+          <w:b/>
+        </w:rPr>
         <w:t>training</w:t>
       </w:r>
       <w:r>
         <w:rPr>
           <w:b w:val="0"/>
         </w:rPr>
-        <w:t xml:space="preserve">, validation and </w:t>
+        <w:t xml:space="preserve"> U1 V1, validation W1, test U2 W2 has shared U between </w:t>
       </w:r>
       <w:r>
         <w:rPr>
           <w:b/>
         </w:rPr>
-        <w:t>test set</w:t>
-      </w:r>
-      <w:r>
-        <w:rPr>
-          <w:b w:val="0"/>
-        </w:rPr>
-        <w:t>s are used for. What changes if you repeatedly choose a model using its test score?</w:t>
-      </w:r>
-    </w:p>
-    <w:p>
-      <w:pPr>
-        <w:pStyle w:val="Heading3"/>
-      </w:pPr>
-      <w:r>
-        <w:t>Teacher reasoning · W1</w:t>
+        <w:t>training</w:t>
+      </w:r>
+      <w:r>
+        <w:rPr>
+          <w:b w:val="0"/>
+        </w:rPr>
+        <w:t xml:space="preserve">/test and W between validation/test; </w:t>
+      </w:r>
+      <w:r>
+        <w:rPr>
+          <w:b/>
+        </w:rPr>
+        <w:t>training</w:t>
+      </w:r>
+      <w:r>
+        <w:rPr>
+          <w:b w:val="0"/>
+        </w:rPr>
+        <w:t>/validation share none.</w:t>
       </w:r>
     </w:p>
     <w:p>
       <w:pPr>
         <w:spacing w:line="336" w:lineRule="auto" w:after="180"/>
-        <w:shd w:fill="F1F6FC"/>
-      </w:pPr>
+      </w:pPr>
+      <w:r>
+        <w:rPr>
+          <w:b w:val="0"/>
+        </w:rPr>
+        <w:t xml:space="preserve">Repair to all U in </w:t>
+      </w:r>
       <w:r>
         <w:rPr>
           <w:b/>
         </w:rPr>
-        <w:t>Training</w:t>
-      </w:r>
-      <w:r>
-        <w:rPr>
-          <w:b w:val="0"/>
-        </w:rPr>
-        <w:t xml:space="preserve"> fits the model; validation compares development choices; test evaluates after choices are fixed. Repeatedly selecting by the test score uses that set for development, so it is no longer an untouched final evaluation.</w:t>
-      </w:r>
-    </w:p>
-    <w:p>
-      <w:pPr>
-        <w:pStyle w:val="Heading3"/>
-      </w:pPr>
-      <w:r>
-        <w:t>W2 Distinguish frames from groups</w:t>
-      </w:r>
-    </w:p>
-    <w:p>
-      <w:pPr>
-        <w:pStyle w:val="Heading3"/>
-      </w:pPr>
-      <w:r>
-        <w:t>Workbook question · W2</w:t>
-      </w:r>
-    </w:p>
-    <w:p>
-      <w:pPr>
-        <w:spacing w:line="336" w:lineRule="auto" w:after="180"/>
-        <w:shd w:fill="F5F1FB"/>
-      </w:pPr>
-      <w:r>
-        <w:rPr>
-          <w:b w:val="0"/>
-        </w:rPr>
-        <w:t xml:space="preserve">For the worked A through F plan, give </w:t>
+        <w:t>training</w:t>
+      </w:r>
+      <w:r>
+        <w:rPr>
+          <w:b w:val="0"/>
+        </w:rPr>
+        <w:t xml:space="preserve">, V in validation and all W in test: rows 2,1,2 and </w:t>
       </w:r>
       <w:r>
         <w:rPr>
           <w:b/>
         </w:rPr>
-        <w:t>training</w:t>
-      </w:r>
-      <w:r>
-        <w:rPr>
-          <w:b w:val="0"/>
-        </w:rPr>
-        <w:t xml:space="preserve">, validation and test counts first in </w:t>
-      </w:r>
-      <w:r>
-        <w:rPr>
-          <w:b/>
-        </w:rPr>
         <w:t>group</w:t>
       </w:r>
       <w:r>
         <w:rPr>
           <w:b w:val="0"/>
         </w:rPr>
-        <w:t>s and then in rows. Interpret [] from the code and state one problem it cannot detect.</w:t>
-      </w:r>
-    </w:p>
-    <w:p>
-      <w:pPr>
-        <w:pStyle w:val="Heading3"/>
-      </w:pPr>
-      <w:r>
-        <w:t>Teacher reasoning · W2</w:t>
-      </w:r>
-    </w:p>
-    <w:p>
-      <w:pPr>
-        <w:spacing w:line="336" w:lineRule="auto" w:after="180"/>
-        <w:shd w:fill="F1F6FC"/>
-      </w:pPr>
-      <w:r>
-        <w:rPr>
-          <w:b/>
-        </w:rPr>
-        <w:t>Group</w:t>
-      </w:r>
-      <w:r>
-        <w:rPr>
-          <w:b w:val="0"/>
-        </w:rPr>
-        <w:t xml:space="preserve"> counts are 3,1,2; row counts are 6,2,4. The empty list means no trip ID overlaps between any pair of the listed sets. The code cannot detect wrong metadata, an omitted frame, a disguised duplicate or an outcome feature.</w:t>
-      </w:r>
-    </w:p>
-    <w:p>
-      <w:pPr>
-        <w:pStyle w:val="Heading3"/>
-      </w:pPr>
-      <w:r>
-        <w:t>W3 Repair a related example leak</w:t>
-      </w:r>
-    </w:p>
-    <w:p>
-      <w:pPr>
-        <w:pStyle w:val="Heading3"/>
-      </w:pPr>
-      <w:r>
-        <w:t>Workbook question · W3</w:t>
-      </w:r>
-    </w:p>
-    <w:p>
-      <w:pPr>
-        <w:spacing w:line="336" w:lineRule="auto" w:after="180"/>
-        <w:shd w:fill="F5F1FB"/>
-      </w:pPr>
-      <w:r>
-        <w:rPr>
-          <w:b w:val="0"/>
-        </w:rPr>
-        <w:t xml:space="preserve">A1 and A2 are in </w:t>
-      </w:r>
-      <w:r>
-        <w:rPr>
-          <w:b/>
-        </w:rPr>
-        <w:t>training</w:t>
-      </w:r>
-      <w:r>
-        <w:rPr>
-          <w:b w:val="0"/>
-        </w:rPr>
-        <w:t xml:space="preserve"> and A3 is in test. Explain why unique frame IDs and a fixed random seed do not fix this. Propose a repair and what to record.</w:t>
-      </w:r>
-    </w:p>
-    <w:p>
-      <w:pPr>
-        <w:pStyle w:val="Heading3"/>
-      </w:pPr>
-      <w:r>
-        <w:t>Teacher reasoning · W3</w:t>
-      </w:r>
-    </w:p>
-    <w:p>
-      <w:pPr>
-        <w:spacing w:line="336" w:lineRule="auto" w:after="180"/>
-        <w:shd w:fill="F1F6FC"/>
-      </w:pPr>
-      <w:r>
-        <w:rPr>
-          <w:b w:val="0"/>
-        </w:rPr>
-        <w:t xml:space="preserve">The frames share trip A, so the test contains a trip already represented in </w:t>
-      </w:r>
-      <w:r>
-        <w:rPr>
-          <w:b/>
-        </w:rPr>
-        <w:t>training</w:t>
-      </w:r>
-      <w:r>
-        <w:rPr>
-          <w:b w:val="0"/>
-        </w:rPr>
-        <w:t>. Unique frame IDs do not remove similarity; a seed only reproduces the assignment.</w:t>
-      </w:r>
-    </w:p>
-    <w:p>
-      <w:pPr>
-        <w:spacing w:line="336" w:lineRule="auto" w:after="180"/>
-        <w:shd w:fill="F1F6FC"/>
-      </w:pPr>
-      <w:r>
-        <w:rPr>
-          <w:b w:val="0"/>
-        </w:rPr>
-        <w:t>Put every A frame in one role, keep each frame once and record the revised assignments and counts before model evaluation.</w:t>
-      </w:r>
-    </w:p>
-    <w:p>
-      <w:pPr>
-        <w:pStyle w:val="Heading3"/>
-      </w:pPr>
-      <w:r>
-        <w:t>W4 Audit and repair independently</w:t>
-      </w:r>
-    </w:p>
-    <w:p>
-      <w:pPr>
-        <w:pStyle w:val="Heading3"/>
-      </w:pPr>
-      <w:r>
-        <w:t>Workbook question · W4</w:t>
-      </w:r>
-    </w:p>
-    <w:p>
-      <w:pPr>
-        <w:spacing w:line="336" w:lineRule="auto" w:after="180"/>
-        <w:shd w:fill="F5F1FB"/>
-      </w:pPr>
-      <w:r>
-        <w:rPr>
-          <w:b w:val="0"/>
-        </w:rPr>
-        <w:t xml:space="preserve">Eight frames come from trips P (P1 P2 P3), Q (Q1 Q2), R (R1), S (S1 S2). A proposed split is </w:t>
-      </w:r>
-      <w:r>
-        <w:rPr>
-          <w:b/>
-        </w:rPr>
-        <w:t>training</w:t>
-      </w:r>
-      <w:r>
-        <w:rPr>
-          <w:b w:val="0"/>
-        </w:rPr>
-        <w:t xml:space="preserve"> P1 Q1 R1; validation P2 S1; test Q2 P3 S2. Identify shared </w:t>
-      </w:r>
-      <w:r>
-        <w:rPr>
-          <w:b/>
-        </w:rPr>
-        <w:t>group</w:t>
-      </w:r>
-      <w:r>
-        <w:rPr>
-          <w:b w:val="0"/>
-        </w:rPr>
-        <w:t>s for each pair of sets.</w:t>
-      </w:r>
-    </w:p>
-    <w:p>
-      <w:pPr>
-        <w:spacing w:line="336" w:lineRule="auto" w:after="180"/>
-        <w:shd w:fill="F5F1FB"/>
-      </w:pPr>
-      <w:r>
-        <w:rPr>
-          <w:b w:val="0"/>
-        </w:rPr>
-        <w:t xml:space="preserve">Repair it by assigning P and Q to </w:t>
-      </w:r>
-      <w:r>
-        <w:rPr>
-          <w:b/>
-        </w:rPr>
-        <w:t>training</w:t>
-      </w:r>
-      <w:r>
-        <w:rPr>
-          <w:b w:val="0"/>
-        </w:rPr>
-        <w:t xml:space="preserve">, R to validation and S to test. List all frames in each role and give row and </w:t>
-      </w:r>
-      <w:r>
-        <w:rPr>
-          <w:b/>
-        </w:rPr>
-        <w:t>group</w:t>
-      </w:r>
-      <w:r>
-        <w:rPr>
-          <w:b w:val="0"/>
-        </w:rPr>
-        <w:t xml:space="preserve"> counts. State one limit of the repaired plan.</w:t>
-      </w:r>
-    </w:p>
-    <w:p>
-      <w:pPr>
-        <w:pStyle w:val="Heading3"/>
-      </w:pPr>
-      <w:r>
-        <w:t>Teacher reasoning · W4</w:t>
-      </w:r>
-    </w:p>
-    <w:p>
-      <w:pPr>
-        <w:spacing w:line="336" w:lineRule="auto" w:after="180"/>
-        <w:shd w:fill="F1F6FC"/>
-      </w:pPr>
-      <w:r>
-        <w:rPr>
-          <w:b/>
-        </w:rPr>
-        <w:t>Training</w:t>
-      </w:r>
-      <w:r>
-        <w:rPr>
-          <w:b w:val="0"/>
-        </w:rPr>
-        <w:t xml:space="preserve">/validation share P; </w:t>
-      </w:r>
-      <w:r>
-        <w:rPr>
-          <w:b/>
-        </w:rPr>
-        <w:t>training</w:t>
-      </w:r>
-      <w:r>
-        <w:rPr>
-          <w:b w:val="0"/>
-        </w:rPr>
-        <w:t xml:space="preserve">/test share P and Q; validation/test share P and S. Repaired </w:t>
-      </w:r>
-      <w:r>
-        <w:rPr>
-          <w:b/>
-        </w:rPr>
-        <w:t>training</w:t>
-      </w:r>
-      <w:r>
-        <w:rPr>
-          <w:b w:val="0"/>
-        </w:rPr>
-        <w:t xml:space="preserve"> is P1 P2 P3 Q1 Q2 (5 rows,2 </w:t>
-      </w:r>
-      <w:r>
-        <w:rPr>
-          <w:b/>
-        </w:rPr>
-        <w:t>group</w:t>
-      </w:r>
-      <w:r>
-        <w:rPr>
-          <w:b w:val="0"/>
-        </w:rPr>
-        <w:t xml:space="preserve">s), validation R1 (1 row,1 </w:t>
-      </w:r>
-      <w:r>
-        <w:rPr>
-          <w:b/>
-        </w:rPr>
-        <w:t>group</w:t>
-      </w:r>
-      <w:r>
-        <w:rPr>
-          <w:b w:val="0"/>
-        </w:rPr>
-        <w:t xml:space="preserve">), test S1 S2 (2 rows,1 </w:t>
-      </w:r>
-      <w:r>
-        <w:rPr>
-          <w:b/>
-        </w:rPr>
-        <w:t>group</w:t>
-      </w:r>
-      <w:r>
-        <w:rPr>
-          <w:b w:val="0"/>
-        </w:rPr>
-        <w:t>).</w:t>
-      </w:r>
-    </w:p>
-    <w:p>
-      <w:pPr>
-        <w:spacing w:line="336" w:lineRule="auto" w:after="180"/>
-        <w:shd w:fill="F1F6FC"/>
-      </w:pPr>
-      <w:r>
-        <w:rPr>
-          <w:b w:val="0"/>
-        </w:rPr>
-        <w:t xml:space="preserve">Every frame appears once and </w:t>
-      </w:r>
-      <w:r>
-        <w:rPr>
-          <w:b/>
-        </w:rPr>
-        <w:t>group</w:t>
-      </w:r>
-      <w:r>
-        <w:rPr>
-          <w:b w:val="0"/>
-        </w:rPr>
-        <w:t>s are disjoint. This tiny plan does not establish reliable performance, correct metadata, label coverage or success on new routes.</w:t>
-      </w:r>
-    </w:p>
-    <w:p>
-      <w:pPr>
-        <w:pStyle w:val="Heading3"/>
-      </w:pPr>
-      <w:r>
-        <w:t>W5 Match separation to the claim</w:t>
-      </w:r>
-    </w:p>
-    <w:p>
-      <w:pPr>
-        <w:pStyle w:val="Heading3"/>
-      </w:pPr>
-      <w:r>
-        <w:t>Workbook question · W5</w:t>
-      </w:r>
-    </w:p>
-    <w:p>
-      <w:pPr>
-        <w:spacing w:line="336" w:lineRule="auto" w:after="180"/>
-        <w:shd w:fill="F5F1FB"/>
-      </w:pPr>
-      <w:r>
-        <w:rPr>
-          <w:b w:val="0"/>
-        </w:rPr>
-        <w:t>A model will be evaluated on new routes. Route North has trips A and B; route South has C and D. A proposed split trains on A and C and tests on B and D. Explain the problem and give a route-based alternative.</w:t>
-      </w:r>
-    </w:p>
-    <w:p>
-      <w:pPr>
-        <w:spacing w:line="336" w:lineRule="auto" w:after="180"/>
-        <w:shd w:fill="F5F1FB"/>
-      </w:pPr>
-      <w:r>
-        <w:rPr>
-          <w:b w:val="0"/>
-        </w:rPr>
-        <w:t>Is this enough for a strong performance claim?</w:t>
-      </w:r>
-    </w:p>
-    <w:p>
-      <w:pPr>
-        <w:pStyle w:val="Heading3"/>
-      </w:pPr>
-      <w:r>
-        <w:t>Teacher reasoning · W5</w:t>
-      </w:r>
-    </w:p>
-    <w:p>
-      <w:pPr>
-        <w:spacing w:line="336" w:lineRule="auto" w:after="180"/>
-        <w:shd w:fill="F1F6FC"/>
-      </w:pPr>
-      <w:r>
-        <w:rPr>
-          <w:b w:val="0"/>
-        </w:rPr>
-        <w:t xml:space="preserve">Both routes occur in </w:t>
-      </w:r>
-      <w:r>
-        <w:rPr>
-          <w:b/>
-        </w:rPr>
-        <w:t>training</w:t>
-      </w:r>
-      <w:r>
-        <w:rPr>
-          <w:b w:val="0"/>
-        </w:rPr>
-        <w:t xml:space="preserve"> and test, so the plan does not hold out a new route. For illustration, keep A and B together for </w:t>
-      </w:r>
-      <w:r>
-        <w:rPr>
-          <w:b/>
-        </w:rPr>
-        <w:t>training</w:t>
-      </w:r>
-      <w:r>
-        <w:rPr>
-          <w:b w:val="0"/>
-        </w:rPr>
-        <w:t xml:space="preserve"> and C and D together for test, or reverse the route roles.</w:t>
-      </w:r>
-    </w:p>
-    <w:p>
-      <w:pPr>
-        <w:spacing w:line="336" w:lineRule="auto" w:after="180"/>
-        <w:shd w:fill="F1F6FC"/>
-      </w:pPr>
-      <w:r>
-        <w:rPr>
-          <w:b w:val="0"/>
-        </w:rPr>
-        <w:t xml:space="preserve">With only two routes there is too little </w:t>
-      </w:r>
-      <w:r>
-        <w:rPr>
-          <w:b/>
-        </w:rPr>
-        <w:t>evidence</w:t>
-      </w:r>
-      <w:r>
-        <w:rPr>
-          <w:b w:val="0"/>
-        </w:rPr>
-        <w:t xml:space="preserve"> for a strong general claim and no separate route left for validation; obtain more routes for a fuller design.</w:t>
-      </w:r>
-    </w:p>
-    <w:p>
-      <w:pPr>
-        <w:pStyle w:val="Heading3"/>
-      </w:pPr>
-      <w:r>
-        <w:t>Assess independent transfer</w:t>
-      </w:r>
-    </w:p>
-    <w:p>
-      <w:pPr>
-        <w:pStyle w:val="Heading3"/>
-      </w:pPr>
-      <w:r>
-        <w:t>Independent question · withhold the key</w:t>
-      </w:r>
-    </w:p>
-    <w:p>
-      <w:pPr>
-        <w:spacing w:line="336" w:lineRule="auto" w:after="180"/>
-        <w:shd w:fill="F5F1FB"/>
-      </w:pPr>
-      <w:r>
-        <w:rPr>
-          <w:b w:val="0"/>
-        </w:rPr>
-        <w:t xml:space="preserve">Selected case: Eight frames come from trips P (P1 P2 P3), Q (Q1 Q2), R (R1), S (S1 S2). A proposed split is </w:t>
-      </w:r>
-      <w:r>
-        <w:rPr>
-          <w:b/>
-        </w:rPr>
-        <w:t>training</w:t>
-      </w:r>
-      <w:r>
-        <w:rPr>
-          <w:b w:val="0"/>
-        </w:rPr>
-        <w:t xml:space="preserve"> P1 Q1 R1; validation P2 S1; test Q2 P3 S2. Identify shared </w:t>
-      </w:r>
-      <w:r>
-        <w:rPr>
-          <w:b/>
-        </w:rPr>
-        <w:t>group</w:t>
-      </w:r>
-      <w:r>
-        <w:rPr>
-          <w:b w:val="0"/>
-        </w:rPr>
-        <w:t>s for each pair of sets.</w:t>
-      </w:r>
-    </w:p>
-    <w:p>
-      <w:pPr>
-        <w:spacing w:line="336" w:lineRule="auto" w:after="180"/>
-        <w:shd w:fill="F5F1FB"/>
-      </w:pPr>
-      <w:r>
-        <w:rPr>
-          <w:b w:val="0"/>
-        </w:rPr>
-        <w:t xml:space="preserve">Repair it by assigning P and Q to </w:t>
-      </w:r>
-      <w:r>
-        <w:rPr>
-          <w:b/>
-        </w:rPr>
-        <w:t>training</w:t>
-      </w:r>
-      <w:r>
-        <w:rPr>
-          <w:b w:val="0"/>
-        </w:rPr>
-        <w:t xml:space="preserve">, R to validation and S to test. List all frames in each role and give row and </w:t>
-      </w:r>
-      <w:r>
-        <w:rPr>
-          <w:b/>
-        </w:rPr>
-        <w:t>group</w:t>
-      </w:r>
-      <w:r>
-        <w:rPr>
-          <w:b w:val="0"/>
-        </w:rPr>
-        <w:t xml:space="preserve"> counts. State one limit of the repaired plan.</w:t>
-      </w:r>
-    </w:p>
-    <w:p>
-      <w:pPr>
-        <w:pStyle w:val="Heading3"/>
-      </w:pPr>
-      <w:r>
-        <w:t>Selected case answer</w:t>
-      </w:r>
-    </w:p>
-    <w:p>
-      <w:pPr>
-        <w:pStyle w:val="Heading3"/>
-      </w:pPr>
-      <w:r>
-        <w:t>Teacher key · Selected case answer</w:t>
-      </w:r>
-    </w:p>
-    <w:p>
-      <w:pPr>
-        <w:spacing w:line="336" w:lineRule="auto" w:after="180"/>
-        <w:shd w:fill="F1F6FC"/>
-      </w:pPr>
-      <w:r>
-        <w:rPr>
-          <w:b/>
-        </w:rPr>
-        <w:t>Training</w:t>
-      </w:r>
-      <w:r>
-        <w:rPr>
-          <w:b w:val="0"/>
-        </w:rPr>
-        <w:t xml:space="preserve">/validation share P; </w:t>
-      </w:r>
-      <w:r>
-        <w:rPr>
-          <w:b/>
-        </w:rPr>
-        <w:t>training</w:t>
-      </w:r>
-      <w:r>
-        <w:rPr>
-          <w:b w:val="0"/>
-        </w:rPr>
-        <w:t xml:space="preserve">/test share P and Q; validation/test share P and S. Repaired </w:t>
-      </w:r>
-      <w:r>
-        <w:rPr>
-          <w:b/>
-        </w:rPr>
-        <w:t>training</w:t>
-      </w:r>
-      <w:r>
-        <w:rPr>
-          <w:b w:val="0"/>
-        </w:rPr>
-        <w:t xml:space="preserve"> is P1 P2 P3 Q1 Q2 (5 rows,2 </w:t>
-      </w:r>
-      <w:r>
-        <w:rPr>
-          <w:b/>
-        </w:rPr>
-        <w:t>group</w:t>
-      </w:r>
-      <w:r>
-        <w:rPr>
-          <w:b w:val="0"/>
-        </w:rPr>
-        <w:t xml:space="preserve">s), validation R1 (1 row,1 </w:t>
-      </w:r>
-      <w:r>
-        <w:rPr>
-          <w:b/>
-        </w:rPr>
-        <w:t>group</w:t>
-      </w:r>
-      <w:r>
-        <w:rPr>
-          <w:b w:val="0"/>
-        </w:rPr>
-        <w:t xml:space="preserve">), test S1 S2 (2 rows,1 </w:t>
-      </w:r>
-      <w:r>
-        <w:rPr>
-          <w:b/>
-        </w:rPr>
-        <w:t>group</w:t>
-      </w:r>
-      <w:r>
-        <w:rPr>
-          <w:b w:val="0"/>
-        </w:rPr>
-        <w:t>).</w:t>
-      </w:r>
-    </w:p>
-    <w:p>
-      <w:pPr>
-        <w:spacing w:line="336" w:lineRule="auto" w:after="180"/>
-        <w:shd w:fill="F1F6FC"/>
-      </w:pPr>
-      <w:r>
-        <w:rPr>
-          <w:b w:val="0"/>
-        </w:rPr>
-        <w:t xml:space="preserve">Every frame appears once and </w:t>
-      </w:r>
-      <w:r>
-        <w:rPr>
-          <w:b/>
-        </w:rPr>
-        <w:t>group</w:t>
-      </w:r>
-      <w:r>
-        <w:rPr>
-          <w:b w:val="0"/>
-        </w:rPr>
-        <w:t>s are disjoint. This tiny plan does not establish reliable performance, correct metadata, label coverage or success on new routes.</w:t>
-      </w:r>
-    </w:p>
-    <w:tbl>
-      <w:tblPr>
-        <w:tblStyle w:val="LightShading-Accent1"/>
-        <w:tblW w:type="auto" w:w="0"/>
-        <w:tblLook w:firstColumn="1" w:firstRow="1" w:lastColumn="0" w:lastRow="0" w:noHBand="0" w:noVBand="1" w:val="04A0"/>
-      </w:tblPr>
-      <w:tblGrid>
-        <w:gridCol w:w="5112"/>
-        <w:gridCol w:w="5112"/>
-      </w:tblGrid>
-      <w:tr>
-        <w:trPr>
-          <w:tblHeader/>
-        </w:trPr>
-        <w:tc>
-          <w:tcPr>
-            <w:tcW w:type="dxa" w:w="5112"/>
-          </w:tcPr>
-          <w:p>
-            <w:r>
-              <w:t>Dimension</w:t>
-            </w:r>
-          </w:p>
-        </w:tc>
-        <w:tc>
-          <w:tcPr>
-            <w:tcW w:type="dxa" w:w="5112"/>
-          </w:tcPr>
-          <w:p>
-            <w:r>
-              <w:t>Evidence required</w:t>
-            </w:r>
-          </w:p>
-        </w:tc>
-      </w:tr>
-      <w:tr>
-        <w:tc>
-          <w:tcPr>
-            <w:tcW w:type="dxa" w:w="5112"/>
-          </w:tcPr>
-          <w:p>
-            <w:r>
-              <w:t>Explanation</w:t>
-            </w:r>
-          </w:p>
-        </w:tc>
-        <w:tc>
-          <w:tcPr>
-            <w:tcW w:type="dxa" w:w="5112"/>
-          </w:tcPr>
-          <w:p>
-            <w:r>
-              <w:t>Names the applicable idea or procedure and ties it to the supplied facts.</w:t>
-            </w:r>
-          </w:p>
-        </w:tc>
-      </w:tr>
-      <w:tr>
-        <w:tc>
-          <w:tcPr>
-            <w:tcW w:type="dxa" w:w="5112"/>
-          </w:tcPr>
-          <w:p>
-            <w:r>
-              <w:t>Trace and result</w:t>
-            </w:r>
-          </w:p>
-        </w:tc>
-        <w:tc>
-          <w:tcPr>
-            <w:tcW w:type="dxa" w:w="5112"/>
-          </w:tcPr>
-          <w:p>
-            <w:r>
-              <w:t>Preserves the given inputs and shows the relevant intermediate steps; distinguishes a prediction from an observed execution.</w:t>
-            </w:r>
-          </w:p>
-        </w:tc>
-      </w:tr>
-      <w:tr>
-        <w:tc>
-          <w:tcPr>
-            <w:tcW w:type="dxa" w:w="5112"/>
-          </w:tcPr>
-          <w:p>
-            <w:r>
-              <w:t>Limits</w:t>
-            </w:r>
-          </w:p>
-        </w:tc>
-        <w:tc>
-          <w:tcPr>
-            <w:tcW w:type="dxa" w:w="5112"/>
-          </w:tcPr>
-          <w:p>
-            <w:r>
-              <w:t>States the assumptions, missing evidence or conditions under which the result would change.</w:t>
-            </w:r>
-          </w:p>
-        </w:tc>
-      </w:tr>
-    </w:tbl>
-    <w:p>
-      <w:pPr>
-        <w:pStyle w:val="Heading3"/>
-      </w:pPr>
-      <w:r>
-        <w:t>Teacher key · Selected case answer</w:t>
-      </w:r>
-    </w:p>
-    <w:p>
-      <w:pPr>
-        <w:spacing w:line="336" w:lineRule="auto" w:after="180"/>
-        <w:shd w:fill="F1F6FC"/>
-      </w:pPr>
-      <w:r>
-        <w:rPr>
-          <w:b w:val="0"/>
-        </w:rPr>
-        <w:t>Record each dimension as not yet, with support, or independent. Accept a valid alternative procedure with a defensible trace.</w:t>
-      </w:r>
-    </w:p>
-    <w:p>
-      <w:pPr>
-        <w:spacing w:line="336" w:lineRule="auto" w:after="180"/>
-        <w:shd w:fill="F1F6FC"/>
-      </w:pPr>
-      <w:r>
-        <w:rPr>
-          <w:b w:val="0"/>
-        </w:rPr>
-        <w:t xml:space="preserve">Do not penalise an honestly recorded model failure if the learner correctly explains its </w:t>
-      </w:r>
-      <w:r>
-        <w:rPr>
-          <w:b/>
-        </w:rPr>
-        <w:t>evidence</w:t>
-      </w:r>
-      <w:r>
-        <w:rPr>
-          <w:b w:val="0"/>
-        </w:rPr>
-        <w:t xml:space="preserve"> and limits.</w:t>
-      </w:r>
-    </w:p>
-    <w:p>
-      <w:pPr>
-        <w:pStyle w:val="Heading3"/>
-      </w:pPr>
-      <w:r>
-        <w:t>Feedback that the learner uses</w:t>
-      </w:r>
-    </w:p>
-    <w:p>
-      <w:pPr>
-        <w:spacing w:line="336" w:lineRule="auto" w:after="180"/>
-      </w:pPr>
-      <w:r>
-        <w:rPr>
-          <w:b w:val="0"/>
-        </w:rPr>
-        <w:t>Name the earliest unsupported step and give one action to repair it. Have the learner make that repair now and explain why. Then assess the relevant skill on a fresh, fully specified case.</w:t>
-      </w:r>
-    </w:p>
-    <w:p>
-      <w:pPr>
-        <w:spacing w:line="336" w:lineRule="auto" w:after="180"/>
-      </w:pPr>
-      <w:r>
-        <w:rPr>
-          <w:b w:val="0"/>
-        </w:rPr>
-        <w:t>Confirm it was not previously practised with feedback; solve and check the new case before assigning it. A follow-up design prompt is a starting brief, not automatically an equivalent test.</w:t>
-      </w:r>
-    </w:p>
-    <w:p>
-      <w:pPr>
-        <w:pStyle w:val="Heading1"/>
-      </w:pPr>
-      <w:r>
-        <w:t>06. Connect and extend learning</w:t>
-      </w:r>
-    </w:p>
-    <w:p>
-      <w:r>
-        <w:t>Connect Training and Testing to Transparent Book Recommender, adapt support and plan a later changed-case check.</w:t>
-      </w:r>
-    </w:p>
-    <w:p>
-      <w:pPr>
-        <w:pStyle w:val="Heading3"/>
-      </w:pPr>
-      <w:r>
-        <w:t>Transparent Book Recommender</w:t>
-      </w:r>
-    </w:p>
-    <w:p>
-      <w:pPr>
-        <w:spacing w:line="336" w:lineRule="auto" w:after="180"/>
-      </w:pPr>
-      <w:r>
-        <w:rPr>
-          <w:b w:val="0"/>
-        </w:rPr>
-        <w:t>Keep final user profiles hidden until weights and thresholds are fixed.</w:t>
-      </w:r>
-    </w:p>
-    <w:p>
-      <w:pPr>
-        <w:spacing w:line="336" w:lineRule="auto" w:after="180"/>
-      </w:pPr>
-      <w:r>
-        <w:rPr>
-          <w:b w:val="0"/>
-        </w:rPr>
-        <w:t xml:space="preserve">Keep the decision, </w:t>
-      </w:r>
-      <w:r>
-        <w:rPr>
-          <w:b/>
-        </w:rPr>
-        <w:t>input</w:t>
-      </w:r>
-      <w:r>
-        <w:rPr>
-          <w:b w:val="0"/>
-        </w:rPr>
-        <w:t xml:space="preserve">, result, explanation and remaining limitation in the project </w:t>
-      </w:r>
-      <w:r>
-        <w:rPr>
-          <w:b/>
-        </w:rPr>
-        <w:t>evidence</w:t>
-      </w:r>
-      <w:r>
-        <w:rPr>
-          <w:b w:val="0"/>
-        </w:rPr>
-        <w:t xml:space="preserve"> record. Retrieve this record next week rather than restarting the project.</w:t>
-      </w:r>
-    </w:p>
-    <w:p>
-      <w:pPr>
-        <w:pStyle w:val="Heading3"/>
-      </w:pPr>
-      <w:r>
-        <w:t>Support and stretch</w:t>
-      </w:r>
-    </w:p>
-    <w:p>
-      <w:pPr>
-        <w:spacing w:line="336" w:lineRule="auto" w:after="180"/>
-      </w:pPr>
-      <w:r>
-        <w:rPr>
-          <w:b w:val="0"/>
-        </w:rPr>
-        <w:t>Trace one record or condition at a time with counters and labelled columns. Stretch: introduce a tie, boundary or missing field and declare its handling policy before rerunning.</w:t>
-      </w:r>
-    </w:p>
-    <w:p>
-      <w:pPr>
-        <w:pStyle w:val="Heading3"/>
-      </w:pPr>
-      <w:r>
-        <w:t>Exit reflection</w:t>
-      </w:r>
-    </w:p>
-    <w:p>
-      <w:pPr>
-        <w:spacing w:line="336" w:lineRule="auto" w:after="180"/>
-      </w:pPr>
-      <w:r>
-        <w:rPr>
-          <w:b w:val="0"/>
-        </w:rPr>
-        <w:t xml:space="preserve">Ask for one decision the learner can now justify and one situation requiring more </w:t>
-      </w:r>
-      <w:r>
-        <w:rPr>
-          <w:b/>
-        </w:rPr>
-        <w:t>evidence</w:t>
-      </w:r>
-      <w:r>
-        <w:rPr>
-          <w:b w:val="0"/>
-        </w:rPr>
-        <w:t xml:space="preserve"> or human review. Confidence ratings are separate from correct independent performance.</w:t>
-      </w:r>
-    </w:p>
-    <w:p>
-      <w:pPr>
-        <w:pStyle w:val="Heading3"/>
-      </w:pPr>
-      <w:r>
-        <w:t>Bridge to the next week</w:t>
-      </w:r>
-    </w:p>
-    <w:p>
-      <w:pPr>
-        <w:spacing w:line="336" w:lineRule="auto" w:after="180"/>
-      </w:pPr>
-      <w:r>
-        <w:rPr>
-          <w:b w:val="0"/>
-        </w:rPr>
-        <w:t xml:space="preserve">Next: Week 12: Accuracy as a Fraction. Retrieve today’s </w:t>
-      </w:r>
-      <w:r>
-        <w:rPr>
-          <w:b/>
-        </w:rPr>
-        <w:t>evidence</w:t>
-      </w:r>
-      <w:r>
-        <w:rPr>
-          <w:b w:val="0"/>
-        </w:rPr>
-        <w:t xml:space="preserve"> and identify what carries forward and what is new.</w:t>
-      </w:r>
-    </w:p>
-    <w:p>
-      <w:pPr>
-        <w:pStyle w:val="Heading3"/>
-      </w:pPr>
-      <w:r>
-        <w:t>Support and fresh reassessment</w:t>
-      </w:r>
-    </w:p>
-    <w:p>
-      <w:pPr>
-        <w:spacing w:line="336" w:lineRule="auto" w:after="180"/>
-      </w:pPr>
-      <w:r>
-        <w:rPr>
-          <w:b w:val="0"/>
-        </w:rPr>
-        <w:t>Keep a coloured border shared by cards from the same trip. Supply blank assignment tables without the correct roles.</w:t>
-      </w:r>
-    </w:p>
-    <w:p>
-      <w:pPr>
-        <w:spacing w:line="336" w:lineRule="auto" w:after="180"/>
-      </w:pPr>
-      <w:r>
-        <w:rPr>
-          <w:b w:val="0"/>
-        </w:rPr>
-        <w:t xml:space="preserve">Extension: explain why a new-route evaluation with many frames but only two routes has limited </w:t>
-      </w:r>
-      <w:r>
-        <w:rPr>
-          <w:b/>
-        </w:rPr>
-        <w:t>evidence</w:t>
-      </w:r>
-      <w:r>
-        <w:rPr>
-          <w:b w:val="0"/>
-        </w:rPr>
-        <w:t xml:space="preserve"> and cannot obtain three nonempty disjoint route sets.</w:t>
-      </w:r>
-    </w:p>
-    <w:p>
-      <w:pPr>
-        <w:spacing w:line="336" w:lineRule="auto" w:after="180"/>
-      </w:pPr>
-      <w:r>
-        <w:rPr>
-          <w:b w:val="0"/>
-        </w:rPr>
-        <w:t xml:space="preserve">Require W4 overlaps P; P and Q; P and S, in pair order, then exact repaired lists with rows 5,1,2 and </w:t>
-      </w:r>
-      <w:r>
-        <w:rPr>
-          <w:b/>
-        </w:rPr>
-        <w:t>group</w:t>
-      </w:r>
-      <w:r>
-        <w:rPr>
-          <w:b w:val="0"/>
-        </w:rPr>
-        <w:t>s 2,1,1. Fresh retry: U1 U2 belong to U, V1 to V, W1 W2 to W.</w:t>
-      </w:r>
-    </w:p>
-    <w:p>
-      <w:pPr>
-        <w:spacing w:line="336" w:lineRule="auto" w:after="180"/>
-      </w:pPr>
-      <w:r>
-        <w:rPr>
-          <w:b w:val="0"/>
-        </w:rPr>
-        <w:t xml:space="preserve">Proposed </w:t>
-      </w:r>
-      <w:r>
-        <w:rPr>
-          <w:b/>
-        </w:rPr>
-        <w:t>training</w:t>
-      </w:r>
-      <w:r>
-        <w:rPr>
-          <w:b w:val="0"/>
-        </w:rPr>
-        <w:t xml:space="preserve"> U1 V1, validation W1, test U2 W2 has shared U between </w:t>
-      </w:r>
-      <w:r>
-        <w:rPr>
-          <w:b/>
-        </w:rPr>
-        <w:t>training</w:t>
-      </w:r>
-      <w:r>
-        <w:rPr>
-          <w:b w:val="0"/>
-        </w:rPr>
-        <w:t xml:space="preserve">/test and W between validation/test; </w:t>
-      </w:r>
-      <w:r>
-        <w:rPr>
-          <w:b/>
-        </w:rPr>
-        <w:t>training</w:t>
-      </w:r>
-      <w:r>
-        <w:rPr>
-          <w:b w:val="0"/>
-        </w:rPr>
-        <w:t>/validation share none.</w:t>
-      </w:r>
-    </w:p>
-    <w:p>
-      <w:pPr>
-        <w:spacing w:line="336" w:lineRule="auto" w:after="180"/>
-      </w:pPr>
-      <w:r>
-        <w:rPr>
-          <w:b w:val="0"/>
-        </w:rPr>
-        <w:t xml:space="preserve">Repair to all U in </w:t>
-      </w:r>
-      <w:r>
-        <w:rPr>
-          <w:b/>
-        </w:rPr>
-        <w:t>training</w:t>
-      </w:r>
-      <w:r>
-        <w:rPr>
-          <w:b w:val="0"/>
-        </w:rPr>
-        <w:t xml:space="preserve">, V in validation and all W in test: rows 2,1,2 and </w:t>
-      </w:r>
-      <w:r>
-        <w:rPr>
-          <w:b/>
-        </w:rPr>
-        <w:t>group</w:t>
-      </w:r>
-      <w:r>
-        <w:rPr>
-          <w:b w:val="0"/>
-        </w:rPr>
         <w:t>s 1,1,1. Require an explicit small-sample limitation.</w:t>
       </w:r>
     </w:p>
     <w:p>
       <w:pPr>
-        <w:spacing w:line="336" w:lineRule="auto" w:after="180"/>
-      </w:pPr>
-      <w:r>
-        <w:rPr>
-          <w:b w:val="0"/>
-        </w:rPr>
-        <w:t>Week 7 introduces a baseline before a model. Carry forward the split record and keep the final test protected while comparing choices.</w:t>
-      </w:r>
-    </w:p>
-    <w:p>
-      <w:pPr>
-        <w:spacing w:line="336" w:lineRule="auto" w:after="180"/>
-      </w:pPr>
-      <w:r>
-        <w:rPr>
-          <w:b w:val="0"/>
-        </w:rPr>
-        <w:t xml:space="preserve">Teacher reference: scikit-learn cross-validation documentation, </w:t>
-      </w:r>
-      <w:r>
-        <w:rPr>
-          <w:b/>
-        </w:rPr>
-        <w:t>group</w:t>
-      </w:r>
-      <w:r>
-        <w:rPr>
-          <w:b w:val="0"/>
-        </w:rPr>
-        <w:t>ed data section, https://scikit-learn.org/stable/modules/cross_validation.html (reviewed 2026-09-27).</w:t>
-      </w:r>
-    </w:p>
-    <w:p>
-      <w:pPr>
-        <w:pStyle w:val="Heading3"/>
-      </w:pPr>
-      <w:r>
-        <w:t>Plan the delayed return</w:t>
+        <w:pStyle w:val="Heading2"/>
+      </w:pPr>
+      <w:r>
+        <w:t>Plan the delayed check</w:t>
       </w:r>
     </w:p>
     <w:p>
@@ -5829,54 +5911,188 @@
     </w:p>
     <w:p>
       <w:pPr>
+        <w:pStyle w:val="Heading2"/>
+      </w:pPr>
+      <w:r>
+        <w:t>Bridge to next week</w:t>
+      </w:r>
+    </w:p>
+    <w:p>
+      <w:pPr>
+        <w:spacing w:line="336" w:lineRule="auto" w:after="180"/>
+      </w:pPr>
+      <w:r>
+        <w:rPr>
+          <w:b w:val="0"/>
+        </w:rPr>
+        <w:t xml:space="preserve">Ask for one decision the learner can now justify and one situation requiring more </w:t>
+      </w:r>
+      <w:r>
+        <w:rPr>
+          <w:b/>
+        </w:rPr>
+        <w:t>evidence</w:t>
+      </w:r>
+      <w:r>
+        <w:rPr>
+          <w:b w:val="0"/>
+        </w:rPr>
+        <w:t xml:space="preserve"> or human review. Confidence ratings are separate from correct independent performance.</w:t>
+      </w:r>
+    </w:p>
+    <w:p>
+      <w:pPr>
+        <w:spacing w:line="336" w:lineRule="auto" w:after="180"/>
+      </w:pPr>
+      <w:r>
+        <w:rPr>
+          <w:b w:val="0"/>
+        </w:rPr>
+        <w:t xml:space="preserve">Next: Week 12: Accuracy as a Fraction. Retrieve today’s </w:t>
+      </w:r>
+      <w:r>
+        <w:rPr>
+          <w:b/>
+        </w:rPr>
+        <w:t>evidence</w:t>
+      </w:r>
+      <w:r>
+        <w:rPr>
+          <w:b w:val="0"/>
+        </w:rPr>
+        <w:t xml:space="preserve"> and identify what carries forward and what is new.</w:t>
+      </w:r>
+    </w:p>
+    <w:p>
+      <w:pPr>
+        <w:spacing w:line="336" w:lineRule="auto" w:after="180"/>
+      </w:pPr>
+      <w:r>
+        <w:rPr>
+          <w:b w:val="0"/>
+        </w:rPr>
+        <w:t xml:space="preserve">Next is Week 12: Accuracy as a Fraction. Carry forward the split record and distinguish matches on development examples from a final evaluation. Teacher reference: scikit-learn cross-validation documentation, </w:t>
+      </w:r>
+      <w:r>
+        <w:rPr>
+          <w:b/>
+        </w:rPr>
+        <w:t>group</w:t>
+      </w:r>
+      <w:r>
+        <w:rPr>
+          <w:b w:val="0"/>
+        </w:rPr>
+        <w:t>ed-data and held-out preprocessing sections, https://scikit-learn.org/stable/modules/cross_validation.html (checked 2026-10-17).</w:t>
+      </w:r>
+    </w:p>
+    <w:p>
+      <w:pPr>
+        <w:pStyle w:val="Heading2"/>
+      </w:pPr>
+      <w:r>
+        <w:t>Earlier wording, alternatives and picture transcripts · reference / check after trying</w:t>
+      </w:r>
+    </w:p>
+    <w:p>
+      <w:pPr>
+        <w:spacing w:line="336" w:lineRule="auto" w:after="180"/>
+      </w:pPr>
+      <w:r>
+        <w:rPr>
+          <w:b w:val="0"/>
+        </w:rPr>
+        <w:t>Connect and extend learning</w:t>
+      </w:r>
+    </w:p>
+    <w:p>
+      <w:pPr>
         <w:pStyle w:val="Heading3"/>
       </w:pPr>
       <w:r>
+        <w:t>Transparent Book Recommender</w:t>
+      </w:r>
+    </w:p>
+    <w:p>
+      <w:pPr>
+        <w:pStyle w:val="Heading3"/>
+      </w:pPr>
+      <w:r>
+        <w:t>Support and stretch</w:t>
+      </w:r>
+    </w:p>
+    <w:p>
+      <w:pPr>
+        <w:pStyle w:val="Heading3"/>
+      </w:pPr>
+      <w:r>
+        <w:t>Exit reflection</w:t>
+      </w:r>
+    </w:p>
+    <w:p>
+      <w:pPr>
+        <w:pStyle w:val="Heading3"/>
+      </w:pPr>
+      <w:r>
+        <w:t>Bridge to the next week</w:t>
+      </w:r>
+    </w:p>
+    <w:p>
+      <w:pPr>
+        <w:pStyle w:val="Heading3"/>
+      </w:pPr>
+      <w:r>
+        <w:t>Support and fresh reassessment</w:t>
+      </w:r>
+    </w:p>
+    <w:p>
+      <w:pPr>
+        <w:pStyle w:val="Heading3"/>
+      </w:pPr>
+      <w:r>
+        <w:t>Plan the delayed return</w:t>
+      </w:r>
+    </w:p>
+    <w:p>
+      <w:pPr>
+        <w:pStyle w:val="Heading3"/>
+      </w:pPr>
+      <w:r>
         <w:t>Project evidence from this case</w:t>
       </w:r>
     </w:p>
     <w:p>
       <w:pPr>
+        <w:pStyle w:val="Heading1"/>
+      </w:pPr>
+      <w:r>
+        <w:t>Reference bank and extra practice</w:t>
+      </w:r>
+    </w:p>
+    <w:p>
+      <w:pPr>
+        <w:pStyle w:val="Heading1"/>
+      </w:pPr>
+      <w:r>
+        <w:t>07. Reference: alternative planning checklist</w:t>
+      </w:r>
+    </w:p>
+    <w:p>
+      <w:r>
+        <w:t>Use as a reminder alongside the main route rather than teaching the cycle twice.</w:t>
+      </w:r>
+    </w:p>
+    <w:p>
+      <w:pPr>
+        <w:pStyle w:val="Heading2"/>
+      </w:pPr>
+      <w:r>
+        <w:t>Preparation and schedule</w:t>
+      </w:r>
+    </w:p>
+    <w:p>
+      <w:pPr>
         <w:spacing w:line="336" w:lineRule="auto" w:after="180"/>
-      </w:pPr>
-      <w:r>
-        <w:rPr>
-          <w:b/>
-        </w:rPr>
-        <w:t>Group</w:t>
-      </w:r>
-      <w:r>
-        <w:rPr>
-          <w:b w:val="0"/>
-        </w:rPr>
-        <w:t xml:space="preserve"> the recommender’s related reviews, editions or repeated-user examples according to its intended evaluation claim.</w:t>
-      </w:r>
-    </w:p>
-    <w:p>
-      <w:pPr>
-        <w:pStyle w:val="Heading1"/>
-      </w:pPr>
-      <w:r>
-        <w:t>07. Prepare, teach and assess</w:t>
-      </w:r>
-    </w:p>
-    <w:p>
-      <w:r>
-        <w:t>Use this preparation summary alongside the detailed Training and Testing lesson; it is a checklist rather than a replacement for the full sequence.</w:t>
-      </w:r>
-    </w:p>
-    <w:p>
-      <w:pPr>
-        <w:pStyle w:val="Heading3"/>
-      </w:pPr>
-      <w:r>
-        <w:t>Teaching target</w:t>
-      </w:r>
-    </w:p>
-    <w:p>
-      <w:pPr>
-        <w:spacing w:line="336" w:lineRule="auto" w:after="180"/>
-        <w:shd w:fill="EDF7F3"/>
       </w:pPr>
       <w:r>
         <w:rPr>
@@ -6065,6 +6281,14 @@
     </w:tbl>
     <w:p>
       <w:pPr>
+        <w:pStyle w:val="Heading2"/>
+      </w:pPr>
+      <w:r>
+        <w:t>Practice and assessment reminders</w:t>
+      </w:r>
+    </w:p>
+    <w:p>
+      <w:pPr>
         <w:spacing w:line="336" w:lineRule="auto" w:after="180"/>
       </w:pPr>
       <w:r>
@@ -6100,16 +6324,7 @@
     </w:p>
     <w:p>
       <w:pPr>
-        <w:pStyle w:val="Heading3"/>
-      </w:pPr>
-      <w:r>
-        <w:t>Supported practice answer</w:t>
-      </w:r>
-    </w:p>
-    <w:p>
-      <w:pPr>
         <w:spacing w:line="336" w:lineRule="auto" w:after="180"/>
-        <w:shd w:fill="F1F6FC"/>
       </w:pPr>
       <w:r>
         <w:rPr>
@@ -6133,7 +6348,6 @@
     <w:p>
       <w:pPr>
         <w:spacing w:line="336" w:lineRule="auto" w:after="180"/>
-        <w:shd w:fill="F1F6FC"/>
       </w:pPr>
       <w:r>
         <w:rPr>
@@ -6166,16 +6380,7 @@
     </w:p>
     <w:p>
       <w:pPr>
-        <w:pStyle w:val="Heading3"/>
-      </w:pPr>
-      <w:r>
-        <w:t>Repair the misconception</w:t>
-      </w:r>
-    </w:p>
-    <w:p>
-      <w:pPr>
         <w:spacing w:line="336" w:lineRule="auto" w:after="180"/>
-        <w:shd w:fill="FFF5E6"/>
       </w:pPr>
       <w:r>
         <w:rPr>
@@ -6198,16 +6403,7 @@
     </w:p>
     <w:p>
       <w:pPr>
-        <w:pStyle w:val="Heading3"/>
-      </w:pPr>
-      <w:r>
-        <w:t>Support without giving away the answer</w:t>
-      </w:r>
-    </w:p>
-    <w:p>
-      <w:pPr>
         <w:spacing w:line="336" w:lineRule="auto" w:after="180"/>
-        <w:shd w:fill="F1F6F8"/>
       </w:pPr>
       <w:r>
         <w:rPr>
@@ -6230,16 +6426,7 @@
     </w:p>
     <w:p>
       <w:pPr>
-        <w:pStyle w:val="Heading3"/>
-      </w:pPr>
-      <w:r>
-        <w:t>Extend the reasoning</w:t>
-      </w:r>
-    </w:p>
-    <w:p>
-      <w:pPr>
         <w:spacing w:line="336" w:lineRule="auto" w:after="180"/>
-        <w:shd w:fill="F5F1FB"/>
       </w:pPr>
       <w:r>
         <w:rPr>
@@ -6275,7 +6462,6 @@
     <w:p>
       <w:pPr>
         <w:spacing w:line="336" w:lineRule="auto" w:after="180"/>
-        <w:shd w:fill="F5F1FB"/>
       </w:pPr>
       <w:r>
         <w:rPr>
@@ -6286,16 +6472,7 @@
     </w:p>
     <w:p>
       <w:pPr>
-        <w:pStyle w:val="Heading3"/>
-      </w:pPr>
-      <w:r>
-        <w:t>Protect the independent attempt</w:t>
-      </w:r>
-    </w:p>
-    <w:p>
-      <w:pPr>
         <w:spacing w:line="336" w:lineRule="auto" w:after="180"/>
-        <w:shd w:fill="FFF5E6"/>
       </w:pPr>
       <w:r>
         <w:rPr>
@@ -6490,16 +6667,7 @@
     </w:tbl>
     <w:p>
       <w:pPr>
-        <w:pStyle w:val="Heading3"/>
-      </w:pPr>
-      <w:r>
-        <w:t>Project checkpoint</w:t>
-      </w:r>
-    </w:p>
-    <w:p>
-      <w:pPr>
         <w:spacing w:line="336" w:lineRule="auto" w:after="180"/>
-        <w:shd w:fill="EDF7F3"/>
       </w:pPr>
       <w:r>
         <w:rPr>
@@ -6560,12 +6728,20 @@
         <w:pStyle w:val="Heading1"/>
       </w:pPr>
       <w:r>
-        <w:t>08. Use feedback, labs and repair paths</w:t>
-      </w:r>
-    </w:p>
-    <w:p>
-      <w:r>
-        <w:t>Use feedback, earlier review and portfolios purposefully. Apply the coding routine only when this lesson has an executable lab.</w:t>
+        <w:t>08. Reference: feedback and records</w:t>
+      </w:r>
+    </w:p>
+    <w:p>
+      <w:r>
+        <w:t>Use digital tools where they help retain an explanation and its evidence.</w:t>
+      </w:r>
+    </w:p>
+    <w:p>
+      <w:pPr>
+        <w:pStyle w:val="Heading2"/>
+      </w:pPr>
+      <w:r>
+        <w:t>Keep practice and independent evidence separate</w:t>
       </w:r>
     </w:p>
     <w:p>
@@ -6604,12 +6780,62 @@
     </w:p>
     <w:p>
       <w:pPr>
+        <w:pStyle w:val="Heading2"/>
+      </w:pPr>
+      <w:r>
+        <w:t>Repair and portfolio records</w:t>
+      </w:r>
+    </w:p>
+    <w:p>
+      <w:pPr>
         <w:spacing w:line="336" w:lineRule="auto" w:after="180"/>
       </w:pPr>
       <w:r>
         <w:rPr>
           <w:b w:val="0"/>
         </w:rPr>
+        <w:t>Use the earlier worked-explanation links to address a specific missing building block, then return to the current question. Adapt this suggestion after observing the learner; it is not an automatic diagnosis.</w:t>
+      </w:r>
+    </w:p>
+    <w:p>
+      <w:pPr>
+        <w:spacing w:line="336" w:lineRule="auto" w:after="180"/>
+      </w:pPr>
+      <w:r>
+        <w:rPr>
+          <w:b w:val="0"/>
+        </w:rPr>
+        <w:t xml:space="preserve">Collect the completed-work portfolio as </w:t>
+      </w:r>
+      <w:r>
+        <w:rPr>
+          <w:b/>
+        </w:rPr>
+        <w:t>evidence</w:t>
+      </w:r>
+      <w:r>
+        <w:rPr>
+          <w:b w:val="0"/>
+        </w:rPr>
+        <w:t>. Record support separately from correctness, and assess explanation, trace/test and limitations. Progress ticks and quiz selections alone do not establish mastery.</w:t>
+      </w:r>
+    </w:p>
+    <w:p>
+      <w:pPr>
+        <w:pStyle w:val="Heading2"/>
+      </w:pPr>
+      <w:r>
+        <w:t>Earlier wording, alternatives and picture transcripts · reference / check after trying</w:t>
+      </w:r>
+    </w:p>
+    <w:p>
+      <w:pPr>
+        <w:spacing w:line="336" w:lineRule="auto" w:after="180"/>
+      </w:pPr>
+      <w:r>
+        <w:rPr>
+          <w:b w:val="0"/>
+        </w:rPr>
         <w:t xml:space="preserve">Ask students to predict before running code. Preserve errors and actual </w:t>
       </w:r>
       <w:r>
@@ -6627,77 +6853,20 @@
     </w:p>
     <w:p>
       <w:pPr>
-        <w:spacing w:line="336" w:lineRule="auto" w:after="180"/>
-      </w:pPr>
-      <w:r>
-        <w:rPr>
-          <w:b w:val="0"/>
-        </w:rPr>
-        <w:t>Use the earlier worked-explanation links to address a specific missing building block, then return to the current question. Adapt this suggestion after observing the learner; it is not an automatic diagnosis.</w:t>
-      </w:r>
-    </w:p>
-    <w:p>
-      <w:pPr>
-        <w:spacing w:line="336" w:lineRule="auto" w:after="180"/>
-      </w:pPr>
-      <w:r>
-        <w:rPr>
-          <w:b w:val="0"/>
-        </w:rPr>
-        <w:t xml:space="preserve">Collect the completed-work portfolio as </w:t>
-      </w:r>
-      <w:r>
-        <w:rPr>
-          <w:b/>
-        </w:rPr>
-        <w:t>evidence</w:t>
-      </w:r>
-      <w:r>
-        <w:rPr>
-          <w:b w:val="0"/>
-        </w:rPr>
-        <w:t>. Record support separately from correctness, and assess explanation, trace/test and limitations. Progress ticks and quiz selections alone do not establish mastery.</w:t>
-      </w:r>
-    </w:p>
-    <w:p>
-      <w:pPr>
         <w:pStyle w:val="Heading1"/>
       </w:pPr>
       <w:r>
-        <w:t>09. Visual concept journey</w:t>
-      </w:r>
-    </w:p>
-    <w:p>
-      <w:r>
-        <w:t>Show one Training and Testing graphic at a time, request a prediction and discuss its trace before the independent assessment.</w:t>
-      </w:r>
-    </w:p>
-    <w:p>
-      <w:pPr>
-        <w:spacing w:line="336" w:lineRule="auto" w:after="180"/>
-      </w:pPr>
-      <w:r>
-        <w:rPr>
-          <w:b w:val="0"/>
-        </w:rPr>
-        <w:t xml:space="preserve">Use one picture at a time. Hide a worked result before asking for a </w:t>
-      </w:r>
-      <w:r>
-        <w:rPr>
-          <w:b/>
-        </w:rPr>
-        <w:t>prediction</w:t>
-      </w:r>
-      <w:r>
-        <w:rPr>
-          <w:b w:val="0"/>
-        </w:rPr>
-        <w:t>, then reveal it for feedback. These are supported teaching cases; retain the separate independent assessment for a fresh first attempt.</w:t>
-      </w:r>
-    </w:p>
-    <w:p>
-      <w:pPr>
-        <w:pStyle w:val="Heading3"/>
+        <w:t>09. Reference: teach with the six pictures</w:t>
+      </w:r>
+    </w:p>
+    <w:p>
+      <w:r>
+        <w:t>Choose the picture for the teaching move and connect it to the explanation.</w:t>
+      </w:r>
+    </w:p>
+    <w:p>
+      <w:pPr>
+        <w:pStyle w:val="Heading2"/>
       </w:pPr>
       <w:r>
         <w:t>01. Training and Testing: the case</w:t>
@@ -6708,7 +6877,7 @@
         <w:drawing>
           <wp:inline xmlns:a="http://schemas.openxmlformats.org/drawingml/2006/main" xmlns:pic="http://schemas.openxmlformats.org/drawingml/2006/picture">
             <wp:extent cx="5486400" cy="2834640"/>
-            <wp:docPr id="2" name="Picture 2" descr="A fictional catalogue model learns from scans of book covers and will face previously unseen books. Supplied facts: Book A has scans A1,A2; B has B1,B2; C has C1,C2; D has D1,D2. Proposed training A1,B1,C1; validation A2,D1; test B2,C2,D2."/>
+            <wp:docPr id="3" name="Picture 3" descr="A fictional catalogue model learns from scans of book covers and will face previously unseen books. Supplied facts: Book A has scans A1,A2; B has B1,B2; C has C1,C2; D has D1,D2. Proposed training A1,B1,C1; validation A2,D1; test B2,C2,D2."/>
             <wp:cNvGraphicFramePr>
               <a:graphicFrameLocks noChangeAspect="1"/>
             </wp:cNvGraphicFramePr>
@@ -6720,7 +6889,7 @@
                     <pic:cNvPicPr/>
                   </pic:nvPicPr>
                   <pic:blipFill>
-                    <a:blip r:embed="rId10"/>
+                    <a:blip r:embed="rId11"/>
                     <a:stretch>
                       <a:fillRect/>
                     </a:stretch>
@@ -6788,7 +6957,6 @@
     <w:p>
       <w:pPr>
         <w:spacing w:line="336" w:lineRule="auto" w:after="180"/>
-        <w:shd w:fill="F5F1FB"/>
       </w:pPr>
       <w:r>
         <w:rPr>
@@ -6799,16 +6967,7 @@
     </w:p>
     <w:p>
       <w:pPr>
-        <w:pStyle w:val="Heading3"/>
-      </w:pPr>
-      <w:r>
-        <w:t>Discuss while showing the picture</w:t>
-      </w:r>
-    </w:p>
-    <w:p>
-      <w:pPr>
         <w:spacing w:line="336" w:lineRule="auto" w:after="180"/>
-        <w:shd w:fill="F1F6F8"/>
       </w:pPr>
       <w:r>
         <w:rPr>
@@ -6819,7 +6978,7 @@
     </w:p>
     <w:p>
       <w:pPr>
-        <w:pStyle w:val="Heading3"/>
+        <w:pStyle w:val="Heading2"/>
       </w:pPr>
       <w:r>
         <w:t>02. Follow the deciding steps</w:t>
@@ -6830,7 +6989,7 @@
         <w:drawing>
           <wp:inline xmlns:a="http://schemas.openxmlformats.org/drawingml/2006/main" xmlns:pic="http://schemas.openxmlformats.org/drawingml/2006/picture">
             <wp:extent cx="5486400" cy="4160520"/>
-            <wp:docPr id="3" name="Picture 3" descr="Choose unit: The intended kind of new example being evaluated is a new book, not merely a new scan. → Find leakage: A crosses train/validation; B,C cross train/test; D crosses validation/test. → Group repair: Training all A,B scans; validation all C scans; test all D scans. → Freeze assignment: Keep every scan from one book in exactly one role before fitting."/>
+            <wp:docPr id="4" name="Picture 4" descr="Choose unit: The intended kind of new example being evaluated is a new book, not merely a new scan. → Find leakage: A crosses train/validation; B,C cross train/test; D crosses validation/test. → Group repair: Training all A,B scans; validation all C scans; test all D scans. → Freeze assignment: Keep every scan from one book in exactly one role before fitting."/>
             <wp:cNvGraphicFramePr>
               <a:graphicFrameLocks noChangeAspect="1"/>
             </wp:cNvGraphicFramePr>
@@ -6842,7 +7001,7 @@
                     <pic:cNvPicPr/>
                   </pic:nvPicPr>
                   <pic:blipFill>
-                    <a:blip r:embed="rId11"/>
+                    <a:blip r:embed="rId9"/>
                     <a:stretch>
                       <a:fillRect/>
                     </a:stretch>
@@ -6923,7 +7082,6 @@
     <w:p>
       <w:pPr>
         <w:spacing w:line="336" w:lineRule="auto" w:after="180"/>
-        <w:shd w:fill="F5F1FB"/>
       </w:pPr>
       <w:r>
         <w:rPr>
@@ -6946,16 +7104,7 @@
     </w:p>
     <w:p>
       <w:pPr>
-        <w:pStyle w:val="Heading3"/>
-      </w:pPr>
-      <w:r>
-        <w:t>Discuss while showing the picture</w:t>
-      </w:r>
-    </w:p>
-    <w:p>
-      <w:pPr>
         <w:spacing w:line="336" w:lineRule="auto" w:after="180"/>
-        <w:shd w:fill="F1F6F8"/>
       </w:pPr>
       <w:r>
         <w:rPr>
@@ -6978,7 +7127,7 @@
     </w:p>
     <w:p>
       <w:pPr>
-        <w:pStyle w:val="Heading3"/>
+        <w:pStyle w:val="Heading2"/>
       </w:pPr>
       <w:r>
         <w:t>03. Keep each trip in one role</w:t>
@@ -6989,7 +7138,7 @@
         <w:drawing>
           <wp:inline xmlns:a="http://schemas.openxmlformats.org/drawingml/2006/main" xmlns:pic="http://schemas.openxmlformats.org/drawingml/2006/picture">
             <wp:extent cx="5486400" cy="2834640"/>
-            <wp:docPr id="4" name="Picture 4" descr="Keep each trip in one role. A B C with all frames | Training | Fit from examples. D with all frames | Validation | Compare choices. E F with all frames | Test | Final check after choices"/>
+            <wp:docPr id="5" name="Picture 5" descr="Keep each trip in one role. A B C with all frames | Training | Fit from examples. D with all frames | Validation | Compare choices. E F with all frames | Test | Final check after choices"/>
             <wp:cNvGraphicFramePr>
               <a:graphicFrameLocks noChangeAspect="1"/>
             </wp:cNvGraphicFramePr>
@@ -7046,7 +7195,6 @@
     <w:p>
       <w:pPr>
         <w:spacing w:line="336" w:lineRule="auto" w:after="180"/>
-        <w:shd w:fill="F5F1FB"/>
       </w:pPr>
       <w:r>
         <w:rPr>
@@ -7057,16 +7205,7 @@
     </w:p>
     <w:p>
       <w:pPr>
-        <w:pStyle w:val="Heading3"/>
-      </w:pPr>
-      <w:r>
-        <w:t>Discuss while showing the picture</w:t>
-      </w:r>
-    </w:p>
-    <w:p>
-      <w:pPr>
         <w:spacing w:line="336" w:lineRule="auto" w:after="180"/>
-        <w:shd w:fill="F1F6F8"/>
       </w:pPr>
       <w:r>
         <w:rPr>
@@ -7077,7 +7216,7 @@
     </w:p>
     <w:p>
       <w:pPr>
-        <w:pStyle w:val="Heading3"/>
+        <w:pStyle w:val="Heading2"/>
       </w:pPr>
       <w:r>
         <w:t>04. Change one thing. Trace what follows.</w:t>
@@ -7088,7 +7227,7 @@
         <w:drawing>
           <wp:inline xmlns:a="http://schemas.openxmlformats.org/drawingml/2006/main" xmlns:pic="http://schemas.openxmlformats.org/drawingml/2006/picture">
             <wp:extent cx="5486400" cy="3026664"/>
-            <wp:docPr id="5" name="Picture 5" descr="Original case: Keep every scan from one book in exactly one role before fitting. Changed condition: Give A2 a new filename without changing the book it depicts. Expected result: Its group is still A; the original related examples still cross the split. Reason: Renaming a row does not remove the relationship between scans."/>
+            <wp:docPr id="6" name="Picture 6" descr="Original case: Keep every scan from one book in exactly one role before fitting. Changed condition: Give A2 a new filename without changing the book it depicts. Expected result: Its group is still A; the original related examples still cross the split. Reason: Renaming a row does not remove the relationship between scans."/>
             <wp:cNvGraphicFramePr>
               <a:graphicFrameLocks noChangeAspect="1"/>
             </wp:cNvGraphicFramePr>
@@ -7168,7 +7307,6 @@
     <w:p>
       <w:pPr>
         <w:spacing w:line="336" w:lineRule="auto" w:after="180"/>
-        <w:shd w:fill="F5F1FB"/>
       </w:pPr>
       <w:r>
         <w:rPr>
@@ -7179,16 +7317,7 @@
     </w:p>
     <w:p>
       <w:pPr>
-        <w:pStyle w:val="Heading3"/>
-      </w:pPr>
-      <w:r>
-        <w:t>Discuss while showing the picture</w:t>
-      </w:r>
-    </w:p>
-    <w:p>
-      <w:pPr>
         <w:spacing w:line="336" w:lineRule="auto" w:after="180"/>
-        <w:shd w:fill="F1F6F8"/>
       </w:pPr>
       <w:r>
         <w:rPr>
@@ -7200,7 +7329,6 @@
     <w:p>
       <w:pPr>
         <w:spacing w:line="336" w:lineRule="auto" w:after="180"/>
-        <w:shd w:fill="F1F6F8"/>
       </w:pPr>
       <w:r>
         <w:rPr>
@@ -7211,7 +7339,7 @@
     </w:p>
     <w:p>
       <w:pPr>
-        <w:pStyle w:val="Heading3"/>
+        <w:pStyle w:val="Heading2"/>
       </w:pPr>
       <w:r>
         <w:t>05. Connect the explanation to its limit</w:t>
@@ -7222,7 +7350,7 @@
         <w:drawing>
           <wp:inline xmlns:a="http://schemas.openxmlformats.org/drawingml/2006/main" xmlns:pic="http://schemas.openxmlformats.org/drawingml/2006/picture">
             <wp:extent cx="5486400" cy="2834640"/>
-            <wp:docPr id="6" name="Picture 6" descr="Different scan IDs do not make examples independent books. A model may recognise repeated cover details from another view. Grouping by book matches the intended claim about new books and makes the split inspectable. The repaired split has four training, two validation and two test scans, but only two, one and one books respectively. Limit: One validation book and one test book provide very limited diversity even though no groups overlap."/>
+            <wp:docPr id="7" name="Picture 7" descr="Different scan IDs do not make examples independent books. A model may recognise repeated cover details from another view. Grouping by book matches the intended claim about new books and makes the split inspectable. The repaired split has four training, two validation and two test scans, but only two, one and one books respectively. Limit: One validation book and one test book provide very limited diversity even though no groups overlap."/>
             <wp:cNvGraphicFramePr>
               <a:graphicFrameLocks noChangeAspect="1"/>
             </wp:cNvGraphicFramePr>
@@ -7314,7 +7442,6 @@
     <w:p>
       <w:pPr>
         <w:spacing w:line="336" w:lineRule="auto" w:after="180"/>
-        <w:shd w:fill="F5F1FB"/>
       </w:pPr>
       <w:r>
         <w:rPr>
@@ -7325,16 +7452,7 @@
     </w:p>
     <w:p>
       <w:pPr>
-        <w:pStyle w:val="Heading3"/>
-      </w:pPr>
-      <w:r>
-        <w:t>Discuss while showing the picture</w:t>
-      </w:r>
-    </w:p>
-    <w:p>
-      <w:pPr>
         <w:spacing w:line="336" w:lineRule="auto" w:after="180"/>
-        <w:shd w:fill="F1F6F8"/>
       </w:pPr>
       <w:r>
         <w:rPr>
@@ -7346,7 +7464,6 @@
     <w:p>
       <w:pPr>
         <w:spacing w:line="336" w:lineRule="auto" w:after="180"/>
-        <w:shd w:fill="F1F6F8"/>
       </w:pPr>
       <w:r>
         <w:rPr>
@@ -7369,7 +7486,7 @@
     </w:p>
     <w:p>
       <w:pPr>
-        <w:pStyle w:val="Heading3"/>
+        <w:pStyle w:val="Heading2"/>
       </w:pPr>
       <w:r>
         <w:t>06. Make the idea visible in your project</w:t>
@@ -7380,7 +7497,7 @@
         <w:drawing>
           <wp:inline xmlns:a="http://schemas.openxmlformats.org/drawingml/2006/main" xmlns:pic="http://schemas.openxmlformats.org/drawingml/2006/picture">
             <wp:extent cx="5486400" cy="3380232"/>
-            <wp:docPr id="7" name="Picture 7" descr="Group the recommender’s related reviews, editions or repeated-user examples according to its intended evaluation claim. Draw your input, deciding step, result and limit. Supported question: How many distinct books are in each repaired role, and why report that as well as scan counts?"/>
+            <wp:docPr id="8" name="Picture 8" descr="Group the recommender’s related reviews, editions or repeated-user examples according to its intended evaluation claim. Draw your input, deciding step, result and limit. Supported question: How many distinct books are in each repaired role, and why report that as well as scan counts?"/>
             <wp:cNvGraphicFramePr>
               <a:graphicFrameLocks noChangeAspect="1"/>
             </wp:cNvGraphicFramePr>
@@ -7454,7 +7571,6 @@
     <w:p>
       <w:pPr>
         <w:spacing w:line="336" w:lineRule="auto" w:after="180"/>
-        <w:shd w:fill="F5F1FB"/>
       </w:pPr>
       <w:r>
         <w:rPr>
@@ -7477,58 +7593,127 @@
     </w:p>
     <w:p>
       <w:pPr>
+        <w:spacing w:line="336" w:lineRule="auto" w:after="180"/>
+      </w:pPr>
+      <w:r>
+        <w:rPr>
+          <w:b w:val="0"/>
+        </w:rPr>
+        <w:t xml:space="preserve">Teacher prompt: Draw your project trace and justify the deciding step using </w:t>
+      </w:r>
+      <w:r>
+        <w:rPr>
+          <w:b/>
+        </w:rPr>
+        <w:t>evidence</w:t>
+      </w:r>
+      <w:r>
+        <w:rPr>
+          <w:b w:val="0"/>
+        </w:rPr>
+        <w:t>. Ask learners to describe one label or arrow in ordinary words. Use the adjacent transcript if the image is difficult to see.</w:t>
+      </w:r>
+    </w:p>
+    <w:p>
+      <w:pPr>
+        <w:spacing w:line="336" w:lineRule="auto" w:after="180"/>
+      </w:pPr>
+      <w:r>
+        <w:rPr>
+          <w:b w:val="0"/>
+        </w:rPr>
+        <w:t xml:space="preserve">Supported practice key: </w:t>
+      </w:r>
+      <w:r>
+        <w:rPr>
+          <w:b/>
+        </w:rPr>
+        <w:t>Training</w:t>
+      </w:r>
+      <w:r>
+        <w:rPr>
+          <w:b w:val="0"/>
+        </w:rPr>
+        <w:t xml:space="preserve"> 2, validation 1, test 1. Scan counts alone exaggerate the number of distinct books evaluated.</w:t>
+      </w:r>
+    </w:p>
+    <w:p>
+      <w:pPr>
+        <w:pStyle w:val="Heading2"/>
+      </w:pPr>
+      <w:r>
+        <w:t>Earlier wording, alternatives and picture transcripts · reference / check after trying</w:t>
+      </w:r>
+    </w:p>
+    <w:p>
+      <w:pPr>
+        <w:spacing w:line="336" w:lineRule="auto" w:after="180"/>
+      </w:pPr>
+      <w:r>
+        <w:rPr>
+          <w:b w:val="0"/>
+        </w:rPr>
+        <w:t xml:space="preserve">Use one picture at a time. Hide a worked result before asking for a </w:t>
+      </w:r>
+      <w:r>
+        <w:rPr>
+          <w:b/>
+        </w:rPr>
+        <w:t>prediction</w:t>
+      </w:r>
+      <w:r>
+        <w:rPr>
+          <w:b w:val="0"/>
+        </w:rPr>
+        <w:t>, then reveal it for feedback. These are supported teaching cases; retain the separate independent assessment for a fresh first attempt.</w:t>
+      </w:r>
+    </w:p>
+    <w:p>
+      <w:pPr>
         <w:pStyle w:val="Heading3"/>
       </w:pPr>
       <w:r>
-        <w:t>Discuss while showing the picture</w:t>
-      </w:r>
-    </w:p>
-    <w:p>
-      <w:pPr>
-        <w:spacing w:line="336" w:lineRule="auto" w:after="180"/>
-        <w:shd w:fill="F1F6F8"/>
-      </w:pPr>
-      <w:r>
-        <w:rPr>
-          <w:b w:val="0"/>
-        </w:rPr>
-        <w:t xml:space="preserve">Teacher prompt: Draw your project trace and justify the deciding step using </w:t>
-      </w:r>
-      <w:r>
-        <w:rPr>
-          <w:b/>
-        </w:rPr>
-        <w:t>evidence</w:t>
-      </w:r>
-      <w:r>
-        <w:rPr>
-          <w:b w:val="0"/>
-        </w:rPr>
-        <w:t>. Ask learners to describe one label or arrow in ordinary words. Use the adjacent transcript if the image is difficult to see.</w:t>
-      </w:r>
-    </w:p>
-    <w:p>
-      <w:pPr>
-        <w:spacing w:line="336" w:lineRule="auto" w:after="180"/>
-        <w:shd w:fill="F1F6F8"/>
-      </w:pPr>
-      <w:r>
-        <w:rPr>
-          <w:b w:val="0"/>
-        </w:rPr>
-        <w:t xml:space="preserve">Supported practice key: </w:t>
-      </w:r>
-      <w:r>
-        <w:rPr>
-          <w:b/>
-        </w:rPr>
-        <w:t>Training</w:t>
-      </w:r>
-      <w:r>
-        <w:rPr>
-          <w:b w:val="0"/>
-        </w:rPr>
-        <w:t xml:space="preserve"> 2, validation 1, test 1. Scan counts alone exaggerate the number of distinct books evaluated.</w:t>
+        <w:t>01. Training and Testing: the case</w:t>
+      </w:r>
+    </w:p>
+    <w:p>
+      <w:pPr>
+        <w:pStyle w:val="Heading3"/>
+      </w:pPr>
+      <w:r>
+        <w:t>02. Follow the deciding steps</w:t>
+      </w:r>
+    </w:p>
+    <w:p>
+      <w:pPr>
+        <w:pStyle w:val="Heading3"/>
+      </w:pPr>
+      <w:r>
+        <w:t>03. Keep each trip in one role</w:t>
+      </w:r>
+    </w:p>
+    <w:p>
+      <w:pPr>
+        <w:pStyle w:val="Heading3"/>
+      </w:pPr>
+      <w:r>
+        <w:t>04. Change one thing. Trace what follows.</w:t>
+      </w:r>
+    </w:p>
+    <w:p>
+      <w:pPr>
+        <w:pStyle w:val="Heading3"/>
+      </w:pPr>
+      <w:r>
+        <w:t>05. Connect the explanation to its limit</w:t>
+      </w:r>
+    </w:p>
+    <w:p>
+      <w:pPr>
+        <w:pStyle w:val="Heading3"/>
+      </w:pPr>
+      <w:r>
+        <w:t>06. Make the idea visible in your project</w:t>
       </w:r>
     </w:p>
     <w:sectPr>
